--- a/report.docx
+++ b/report.docx
@@ -15259,6 +15259,760 @@
         <w:t xml:space="preserve">pairing rather than assumed from this result.</w:t>
       </w:r>
     </w:p>
+    <w:p>
+      <w:pPr>
+        <w:pStyle w:val="BodyText"/>
+      </w:pPr>
+      <w:r>
+        <w:rPr>
+          <w:b/>
+          <w:bCs/>
+        </w:rPr>
+        <w:t xml:space="preserve">10.5.6 A hyperparameter sweep of the RAM-plus-amplitude classifier</w:t>
+      </w:r>
+      <w:r>
+        <w:rPr>
+          <w:b/>
+          <w:bCs/>
+        </w:rPr>
+        <w:t xml:space="preserve"> </w:t>
+      </w:r>
+      <w:r>
+        <w:rPr>
+          <w:b/>
+          <w:bCs/>
+        </w:rPr>
+        <w:t xml:space="preserve">(</w:t>
+      </w:r>
+      <w:r>
+        <w:rPr>
+          <w:rStyle w:val="VerbatimChar"/>
+          <w:b/>
+          <w:bCs/>
+        </w:rPr>
+        <w:t xml:space="preserve">cnn_ram_aux.py</w:t>
+      </w:r>
+      <w:r>
+        <w:rPr>
+          <w:b/>
+          <w:bCs/>
+        </w:rPr>
+        <w:t xml:space="preserve">) produced no distinguishable improvement over the</w:t>
+      </w:r>
+      <w:r>
+        <w:rPr>
+          <w:b/>
+          <w:bCs/>
+        </w:rPr>
+        <w:t xml:space="preserve"> </w:t>
+      </w:r>
+      <w:r>
+        <w:rPr>
+          <w:b/>
+          <w:bCs/>
+        </w:rPr>
+        <w:t xml:space="preserve">established defaults.</w:t>
+      </w:r>
+      <w:r>
+        <w:t xml:space="preserve"> </w:t>
+      </w:r>
+      <w:r>
+        <w:t xml:space="preserve">Six configurations were trained: the established</w:t>
+      </w:r>
+      <w:r>
+        <w:t xml:space="preserve"> </w:t>
+      </w:r>
+      <w:r>
+        <w:t xml:space="preserve">default (learning rate 2e-4, weight decay 3e-2, dropout 0.6/0.4, head width</w:t>
+      </w:r>
+      <w:r>
+        <w:t xml:space="preserve"> </w:t>
+      </w:r>
+      <w:r>
+        <w:t xml:space="preserve">32, three residual stages), two alternative learning rates (1e-4, 3e-4), a</w:t>
+      </w:r>
+      <w:r>
+        <w:t xml:space="preserve"> </w:t>
+      </w:r>
+      <w:r>
+        <w:t xml:space="preserve">lower weight decay (1e-2), a wider head alone (width 64, three stages), and</w:t>
+      </w:r>
+      <w:r>
+        <w:t xml:space="preserve"> </w:t>
+      </w:r>
+      <w:r>
+        <w:t xml:space="preserve">the original</w:t>
+      </w:r>
+      <w:r>
+        <w:t xml:space="preserve"> </w:t>
+      </w:r>
+      <w:r>
+        <w:t xml:space="preserve">“long”</w:t>
+      </w:r>
+      <w:r>
+        <w:t xml:space="preserve"> </w:t>
+      </w:r>
+      <w:r>
+        <w:t xml:space="preserve">preset’s full capacity (four stages, dropout 0.5/0.3,</w:t>
+      </w:r>
+      <w:r>
+        <w:t xml:space="preserve"> </w:t>
+      </w:r>
+      <w:r>
+        <w:t xml:space="preserve">head width 64 — approximately four times the parameter count). Selection</w:t>
+      </w:r>
+      <w:r>
+        <w:t xml:space="preserve"> </w:t>
+      </w:r>
+      <w:r>
+        <w:t xml:space="preserve">was made on validation AUC, decided before training began, specifically to</w:t>
+      </w:r>
+      <w:r>
+        <w:t xml:space="preserve"> </w:t>
+      </w:r>
+      <w:r>
+        <w:t xml:space="preserve">avoid selecting a configuration by its test-set performance across multiple</w:t>
+      </w:r>
+      <w:r>
+        <w:t xml:space="preserve"> </w:t>
+      </w:r>
+      <w:r>
+        <w:t xml:space="preserve">candidates.</w:t>
+      </w:r>
+    </w:p>
+    <w:tbl>
+      <w:tblPr>
+        <w:tblStyle w:val="Table"/>
+        <w:tblW w:type="pct" w:w="5000"/>
+        <w:tblLayout w:type="fixed"/>
+        <w:tblLook w:firstRow="1" w:lastRow="0" w:firstColumn="0" w:lastColumn="0" w:noHBand="0" w:noVBand="0" w:val="0020"/>
+      </w:tblPr>
+      <w:tblGrid>
+        <w:gridCol w:w="1320"/>
+        <w:gridCol w:w="1320"/>
+        <w:gridCol w:w="1320"/>
+        <w:gridCol w:w="1320"/>
+        <w:gridCol w:w="1320"/>
+        <w:gridCol w:w="1320"/>
+      </w:tblGrid>
+      <w:tr>
+        <w:trPr>
+          <w:tblHeader w:val="on"/>
+        </w:trPr>
+        <w:tc>
+          <w:tcPr/>
+          <w:p>
+            <w:pPr>
+              <w:pStyle w:val="Compact"/>
+            </w:pPr>
+            <w:r>
+              <w:t xml:space="preserve">Configuration</w:t>
+            </w:r>
+          </w:p>
+        </w:tc>
+        <w:tc>
+          <w:tcPr/>
+          <w:p>
+            <w:pPr>
+              <w:pStyle w:val="Compact"/>
+            </w:pPr>
+            <w:r>
+              <w:t xml:space="preserve">Parameters</w:t>
+            </w:r>
+          </w:p>
+        </w:tc>
+        <w:tc>
+          <w:tcPr/>
+          <w:p>
+            <w:pPr>
+              <w:pStyle w:val="Compact"/>
+            </w:pPr>
+            <w:r>
+              <w:t xml:space="preserve">Validation AUC</w:t>
+            </w:r>
+          </w:p>
+        </w:tc>
+        <w:tc>
+          <w:tcPr/>
+          <w:p>
+            <w:pPr>
+              <w:pStyle w:val="Compact"/>
+            </w:pPr>
+            <w:r>
+              <w:t xml:space="preserve">Test AUC</w:t>
+            </w:r>
+          </w:p>
+        </w:tc>
+        <w:tc>
+          <w:tcPr/>
+          <w:p>
+            <w:pPr>
+              <w:pStyle w:val="Compact"/>
+            </w:pPr>
+            <w:r>
+              <w:t xml:space="preserve">Test MCC</w:t>
+            </w:r>
+          </w:p>
+        </w:tc>
+        <w:tc>
+          <w:tcPr/>
+          <w:p>
+            <w:pPr>
+              <w:pStyle w:val="Compact"/>
+            </w:pPr>
+            <w:r>
+              <w:t xml:space="preserve">Test accuracy</w:t>
+            </w:r>
+          </w:p>
+        </w:tc>
+      </w:tr>
+      <w:tr>
+        <w:tc>
+          <w:tcPr/>
+          <w:p>
+            <w:pPr>
+              <w:pStyle w:val="Compact"/>
+            </w:pPr>
+            <w:r>
+              <w:t xml:space="preserve">Default</w:t>
+            </w:r>
+          </w:p>
+        </w:tc>
+        <w:tc>
+          <w:tcPr/>
+          <w:p>
+            <w:pPr>
+              <w:pStyle w:val="Compact"/>
+            </w:pPr>
+            <w:r>
+              <w:t xml:space="preserve">309,777</w:t>
+            </w:r>
+          </w:p>
+        </w:tc>
+        <w:tc>
+          <w:tcPr/>
+          <w:p>
+            <w:pPr>
+              <w:pStyle w:val="Compact"/>
+            </w:pPr>
+            <w:r>
+              <w:t xml:space="preserve">0.9302</w:t>
+            </w:r>
+          </w:p>
+        </w:tc>
+        <w:tc>
+          <w:tcPr/>
+          <w:p>
+            <w:pPr>
+              <w:pStyle w:val="Compact"/>
+            </w:pPr>
+            <w:r>
+              <w:t xml:space="preserve">0.9230</w:t>
+            </w:r>
+          </w:p>
+        </w:tc>
+        <w:tc>
+          <w:tcPr/>
+          <w:p>
+            <w:pPr>
+              <w:pStyle w:val="Compact"/>
+            </w:pPr>
+            <w:r>
+              <w:t xml:space="preserve">0.7018</w:t>
+            </w:r>
+          </w:p>
+        </w:tc>
+        <w:tc>
+          <w:tcPr/>
+          <w:p>
+            <w:pPr>
+              <w:pStyle w:val="Compact"/>
+            </w:pPr>
+            <w:r>
+              <w:t xml:space="preserve">84.79 %</w:t>
+            </w:r>
+          </w:p>
+        </w:tc>
+      </w:tr>
+      <w:tr>
+        <w:tc>
+          <w:tcPr/>
+          <w:p>
+            <w:pPr>
+              <w:pStyle w:val="Compact"/>
+            </w:pPr>
+            <w:r>
+              <w:t xml:space="preserve">Learning rate 3e-4</w:t>
+            </w:r>
+          </w:p>
+        </w:tc>
+        <w:tc>
+          <w:tcPr/>
+          <w:p>
+            <w:pPr>
+              <w:pStyle w:val="Compact"/>
+            </w:pPr>
+            <w:r>
+              <w:t xml:space="preserve">309,777</w:t>
+            </w:r>
+          </w:p>
+        </w:tc>
+        <w:tc>
+          <w:tcPr/>
+          <w:p>
+            <w:pPr>
+              <w:pStyle w:val="Compact"/>
+            </w:pPr>
+            <w:r>
+              <w:rPr>
+                <w:b/>
+                <w:bCs/>
+              </w:rPr>
+              <w:t xml:space="preserve">0.9307</w:t>
+            </w:r>
+          </w:p>
+        </w:tc>
+        <w:tc>
+          <w:tcPr/>
+          <w:p>
+            <w:pPr>
+              <w:pStyle w:val="Compact"/>
+            </w:pPr>
+            <w:r>
+              <w:t xml:space="preserve">0.9268</w:t>
+            </w:r>
+          </w:p>
+        </w:tc>
+        <w:tc>
+          <w:tcPr/>
+          <w:p>
+            <w:pPr>
+              <w:pStyle w:val="Compact"/>
+            </w:pPr>
+            <w:r>
+              <w:t xml:space="preserve">0.7137</w:t>
+            </w:r>
+          </w:p>
+        </w:tc>
+        <w:tc>
+          <w:tcPr/>
+          <w:p>
+            <w:pPr>
+              <w:pStyle w:val="Compact"/>
+            </w:pPr>
+            <w:r>
+              <w:t xml:space="preserve">85.28 %</w:t>
+            </w:r>
+          </w:p>
+        </w:tc>
+      </w:tr>
+      <w:tr>
+        <w:tc>
+          <w:tcPr/>
+          <w:p>
+            <w:pPr>
+              <w:pStyle w:val="Compact"/>
+            </w:pPr>
+            <w:r>
+              <w:t xml:space="preserve">Weight decay 1e-2</w:t>
+            </w:r>
+          </w:p>
+        </w:tc>
+        <w:tc>
+          <w:tcPr/>
+          <w:p>
+            <w:pPr>
+              <w:pStyle w:val="Compact"/>
+            </w:pPr>
+            <w:r>
+              <w:t xml:space="preserve">309,777</w:t>
+            </w:r>
+          </w:p>
+        </w:tc>
+        <w:tc>
+          <w:tcPr/>
+          <w:p>
+            <w:pPr>
+              <w:pStyle w:val="Compact"/>
+            </w:pPr>
+            <w:r>
+              <w:t xml:space="preserve">0.9301</w:t>
+            </w:r>
+          </w:p>
+        </w:tc>
+        <w:tc>
+          <w:tcPr/>
+          <w:p>
+            <w:pPr>
+              <w:pStyle w:val="Compact"/>
+            </w:pPr>
+            <w:r>
+              <w:t xml:space="preserve">0.9228</w:t>
+            </w:r>
+          </w:p>
+        </w:tc>
+        <w:tc>
+          <w:tcPr/>
+          <w:p>
+            <w:pPr>
+              <w:pStyle w:val="Compact"/>
+            </w:pPr>
+            <w:r>
+              <w:t xml:space="preserve">0.7013</w:t>
+            </w:r>
+          </w:p>
+        </w:tc>
+        <w:tc>
+          <w:tcPr/>
+          <w:p>
+            <w:pPr>
+              <w:pStyle w:val="Compact"/>
+            </w:pPr>
+            <w:r>
+              <w:t xml:space="preserve">84.77 %</w:t>
+            </w:r>
+          </w:p>
+        </w:tc>
+      </w:tr>
+      <w:tr>
+        <w:tc>
+          <w:tcPr/>
+          <w:p>
+            <w:pPr>
+              <w:pStyle w:val="Compact"/>
+            </w:pPr>
+            <w:r>
+              <w:t xml:space="preserve">Learning rate 1e-4</w:t>
+            </w:r>
+          </w:p>
+        </w:tc>
+        <w:tc>
+          <w:tcPr/>
+          <w:p>
+            <w:pPr>
+              <w:pStyle w:val="Compact"/>
+            </w:pPr>
+            <w:r>
+              <w:t xml:space="preserve">309,777</w:t>
+            </w:r>
+          </w:p>
+        </w:tc>
+        <w:tc>
+          <w:tcPr/>
+          <w:p>
+            <w:pPr>
+              <w:pStyle w:val="Compact"/>
+            </w:pPr>
+            <w:r>
+              <w:t xml:space="preserve">0.9287</w:t>
+            </w:r>
+          </w:p>
+        </w:tc>
+        <w:tc>
+          <w:tcPr/>
+          <w:p>
+            <w:pPr>
+              <w:pStyle w:val="Compact"/>
+            </w:pPr>
+            <w:r>
+              <w:t xml:space="preserve">0.9224</w:t>
+            </w:r>
+          </w:p>
+        </w:tc>
+        <w:tc>
+          <w:tcPr/>
+          <w:p>
+            <w:pPr>
+              <w:pStyle w:val="Compact"/>
+            </w:pPr>
+            <w:r>
+              <w:t xml:space="preserve">0.7040</w:t>
+            </w:r>
+          </w:p>
+        </w:tc>
+        <w:tc>
+          <w:tcPr/>
+          <w:p>
+            <w:pPr>
+              <w:pStyle w:val="Compact"/>
+            </w:pPr>
+            <w:r>
+              <w:t xml:space="preserve">84.96 %</w:t>
+            </w:r>
+          </w:p>
+        </w:tc>
+      </w:tr>
+      <w:tr>
+        <w:tc>
+          <w:tcPr/>
+          <w:p>
+            <w:pPr>
+              <w:pStyle w:val="Compact"/>
+            </w:pPr>
+            <w:r>
+              <w:t xml:space="preserve">Four stages, wider head (4× capacity)</w:t>
+            </w:r>
+          </w:p>
+        </w:tc>
+        <w:tc>
+          <w:tcPr/>
+          <w:p>
+            <w:pPr>
+              <w:pStyle w:val="Compact"/>
+            </w:pPr>
+            <w:r>
+              <w:t xml:space="preserve">1,249,425</w:t>
+            </w:r>
+          </w:p>
+        </w:tc>
+        <w:tc>
+          <w:tcPr/>
+          <w:p>
+            <w:pPr>
+              <w:pStyle w:val="Compact"/>
+            </w:pPr>
+            <w:r>
+              <w:t xml:space="preserve">0.9287</w:t>
+            </w:r>
+          </w:p>
+        </w:tc>
+        <w:tc>
+          <w:tcPr/>
+          <w:p>
+            <w:pPr>
+              <w:pStyle w:val="Compact"/>
+            </w:pPr>
+            <w:r>
+              <w:t xml:space="preserve">0.9302</w:t>
+            </w:r>
+          </w:p>
+        </w:tc>
+        <w:tc>
+          <w:tcPr/>
+          <w:p>
+            <w:pPr>
+              <w:pStyle w:val="Compact"/>
+            </w:pPr>
+            <w:r>
+              <w:t xml:space="preserve">0.7235</w:t>
+            </w:r>
+          </w:p>
+        </w:tc>
+        <w:tc>
+          <w:tcPr/>
+          <w:p>
+            <w:pPr>
+              <w:pStyle w:val="Compact"/>
+            </w:pPr>
+            <w:r>
+              <w:t xml:space="preserve">86.13 %</w:t>
+            </w:r>
+          </w:p>
+        </w:tc>
+      </w:tr>
+      <w:tr>
+        <w:tc>
+          <w:tcPr/>
+          <w:p>
+            <w:pPr>
+              <w:pStyle w:val="Compact"/>
+            </w:pPr>
+            <w:r>
+              <w:t xml:space="preserve">Wider head only (three stages)</w:t>
+            </w:r>
+          </w:p>
+        </w:tc>
+        <w:tc>
+          <w:tcPr/>
+          <w:p>
+            <w:pPr>
+              <w:pStyle w:val="Compact"/>
+            </w:pPr>
+            <w:r>
+              <w:t xml:space="preserve">314,001</w:t>
+            </w:r>
+          </w:p>
+        </w:tc>
+        <w:tc>
+          <w:tcPr/>
+          <w:p>
+            <w:pPr>
+              <w:pStyle w:val="Compact"/>
+            </w:pPr>
+            <w:r>
+              <w:t xml:space="preserve">0.9268</w:t>
+            </w:r>
+          </w:p>
+        </w:tc>
+        <w:tc>
+          <w:tcPr/>
+          <w:p>
+            <w:pPr>
+              <w:pStyle w:val="Compact"/>
+            </w:pPr>
+            <w:r>
+              <w:t xml:space="preserve">0.9270</w:t>
+            </w:r>
+          </w:p>
+        </w:tc>
+        <w:tc>
+          <w:tcPr/>
+          <w:p>
+            <w:pPr>
+              <w:pStyle w:val="Compact"/>
+            </w:pPr>
+            <w:r>
+              <w:t xml:space="preserve">0.7054</w:t>
+            </w:r>
+          </w:p>
+        </w:tc>
+        <w:tc>
+          <w:tcPr/>
+          <w:p>
+            <w:pPr>
+              <w:pStyle w:val="Compact"/>
+            </w:pPr>
+            <w:r>
+              <w:t xml:space="preserve">85.17 %</w:t>
+            </w:r>
+          </w:p>
+        </w:tc>
+      </w:tr>
+    </w:tbl>
+    <w:p>
+      <w:pPr>
+        <w:pStyle w:val="BodyText"/>
+      </w:pPr>
+      <w:r>
+        <w:t xml:space="preserve">All six configurations fall within a validation AUC band of</w:t>
+      </w:r>
+      <w:r>
+        <w:t xml:space="preserve"> </w:t>
+      </w:r>
+      <w:r>
+        <w:t xml:space="preserve">0.9268–0.9307 — a spread of 0.0039, well inside the approximately 1–2 point</w:t>
+      </w:r>
+      <w:r>
+        <w:t xml:space="preserve"> </w:t>
+      </w:r>
+      <w:r>
+        <w:t xml:space="preserve">noise floor already established for single-seed measurements on this</w:t>
+      </w:r>
+      <w:r>
+        <w:t xml:space="preserve"> </w:t>
+      </w:r>
+      <w:r>
+        <w:t xml:space="preserve">dataset (Section 9). The nominal winner by the pre-specified selection rule</w:t>
+      </w:r>
+      <w:r>
+        <w:t xml:space="preserve"> </w:t>
+      </w:r>
+      <w:r>
+        <w:t xml:space="preserve">(learning rate 3e-4, val AUC 0.9307) exceeds the default by 0.0005, which is</w:t>
+      </w:r>
+      <w:r>
+        <w:t xml:space="preserve"> </w:t>
+      </w:r>
+      <w:r>
+        <w:t xml:space="preserve">not distinguishable from noise and should not be reported as a genuine</w:t>
+      </w:r>
+      <w:r>
+        <w:t xml:space="preserve"> </w:t>
+      </w:r>
+      <w:r>
+        <w:t xml:space="preserve">improvement. One result is worth noting for methodological reasons rather</w:t>
+      </w:r>
+      <w:r>
+        <w:t xml:space="preserve"> </w:t>
+      </w:r>
+      <w:r>
+        <w:t xml:space="preserve">than performance: the four-times-larger configuration scored</w:t>
+      </w:r>
+      <w:r>
+        <w:t xml:space="preserve"> </w:t>
+      </w:r>
+      <w:r>
+        <w:rPr>
+          <w:i/>
+          <w:iCs/>
+        </w:rPr>
+        <w:t xml:space="preserve">lower</w:t>
+      </w:r>
+      <w:r>
+        <w:t xml:space="preserve"> </w:t>
+      </w:r>
+      <w:r>
+        <w:t xml:space="preserve">on</w:t>
+      </w:r>
+      <w:r>
+        <w:t xml:space="preserve"> </w:t>
+      </w:r>
+      <w:r>
+        <w:t xml:space="preserve">validation AUC (0.9287) than the 310,000-parameter default despite scoring</w:t>
+      </w:r>
+      <w:r>
+        <w:t xml:space="preserve"> </w:t>
+      </w:r>
+      <w:r>
+        <w:t xml:space="preserve">higher on test AUC (0.9302) — a direct illustration of why selection was</w:t>
+      </w:r>
+      <w:r>
+        <w:t xml:space="preserve"> </w:t>
+      </w:r>
+      <w:r>
+        <w:t xml:space="preserve">fixed to validation performance before training began, and further evidence</w:t>
+      </w:r>
+      <w:r>
+        <w:t xml:space="preserve"> </w:t>
+      </w:r>
+      <w:r>
+        <w:t xml:space="preserve">that this task is limited by available information rather than by model</w:t>
+      </w:r>
+      <w:r>
+        <w:t xml:space="preserve"> </w:t>
+      </w:r>
+      <w:r>
+        <w:t xml:space="preserve">capacity, consistent with the diagnosis in Section 8.1.</w:t>
+      </w:r>
+      <w:r>
+        <w:t xml:space="preserve"> </w:t>
+      </w:r>
+      <w:r>
+        <w:rPr>
+          <w:b/>
+          <w:bCs/>
+        </w:rPr>
+        <w:t xml:space="preserve">On the evidence</w:t>
+      </w:r>
+      <w:r>
+        <w:rPr>
+          <w:b/>
+          <w:bCs/>
+        </w:rPr>
+        <w:t xml:space="preserve"> </w:t>
+      </w:r>
+      <w:r>
+        <w:rPr>
+          <w:b/>
+          <w:bCs/>
+        </w:rPr>
+        <w:t xml:space="preserve">gathered, hyperparameter tuning is not a productive direction for this</w:t>
+      </w:r>
+      <w:r>
+        <w:rPr>
+          <w:b/>
+          <w:bCs/>
+        </w:rPr>
+        <w:t xml:space="preserve"> </w:t>
+      </w:r>
+      <w:r>
+        <w:rPr>
+          <w:b/>
+          <w:bCs/>
+        </w:rPr>
+        <w:t xml:space="preserve">model; the established default configuration should be retained.</w:t>
+      </w:r>
+    </w:p>
     <w:bookmarkEnd w:id="40"/>
     <w:bookmarkStart w:id="41" w:name="updated-limitations-and-recommendations"/>
     <w:p>
@@ -16352,6 +17106,51 @@
           <w:rStyle w:val="AttributeTok"/>
         </w:rPr>
         <w:t xml:space="preserve">--no-aux</w:t>
+      </w:r>
+      <w:r>
+        <w:br/>
+      </w:r>
+      <w:r>
+        <w:rPr>
+          <w:rStyle w:val="ExtensionTok"/>
+        </w:rPr>
+        <w:t xml:space="preserve">python</w:t>
+      </w:r>
+      <w:r>
+        <w:rPr>
+          <w:rStyle w:val="NormalTok"/>
+        </w:rPr>
+        <w:t xml:space="preserve"> cnn_ram_aux.py </w:t>
+      </w:r>
+      <w:r>
+        <w:rPr>
+          <w:rStyle w:val="AttributeTok"/>
+        </w:rPr>
+        <w:t xml:space="preserve">--dataset-dir</w:t>
+      </w:r>
+      <w:r>
+        <w:rPr>
+          <w:rStyle w:val="NormalTok"/>
+        </w:rPr>
+        <w:t xml:space="preserve"> ../../data_downloader/dataset_ramaux_6s </w:t>
+      </w:r>
+      <w:r>
+        <w:rPr>
+          <w:rStyle w:val="AttributeTok"/>
+        </w:rPr>
+        <w:t xml:space="preserve">--lr</w:t>
+      </w:r>
+      <w:r>
+        <w:rPr>
+          <w:rStyle w:val="NormalTok"/>
+        </w:rPr>
+        <w:t xml:space="preserve"> 3e-4   </w:t>
+      </w:r>
+      <w:r>
+        <w:rPr>
+          <w:rStyle w:val="CommentTok"/>
+        </w:rPr>
+        <w:t xml:space="preserve"># hyperparameter sweep (Section 10.5.6)</w:t>
       </w:r>
       <w:r>
         <w:br/>

--- a/report.docx
+++ b/report.docx
@@ -16013,6 +16013,741 @@
         <w:t xml:space="preserve">model; the established default configuration should be retained.</w:t>
       </w:r>
     </w:p>
+    <w:p>
+      <w:pPr>
+        <w:pStyle w:val="BodyText"/>
+      </w:pPr>
+      <w:r>
+        <w:rPr>
+          <w:b/>
+          <w:bCs/>
+        </w:rPr>
+        <w:t xml:space="preserve">10.5.7 The amplitude auxiliary input, extended to the spectrogram-based</w:t>
+      </w:r>
+      <w:r>
+        <w:rPr>
+          <w:b/>
+          <w:bCs/>
+        </w:rPr>
+        <w:t xml:space="preserve"> </w:t>
+      </w:r>
+      <w:r>
+        <w:rPr>
+          <w:b/>
+          <w:bCs/>
+        </w:rPr>
+        <w:t xml:space="preserve">model, does not repeat its RAM-side effect — and mildly hurts the 2D branch</w:t>
+      </w:r>
+      <w:r>
+        <w:rPr>
+          <w:b/>
+          <w:bCs/>
+        </w:rPr>
+        <w:t xml:space="preserve"> </w:t>
+      </w:r>
+      <w:r>
+        <w:rPr>
+          <w:b/>
+          <w:bCs/>
+        </w:rPr>
+        <w:t xml:space="preserve">in isolation.</w:t>
+      </w:r>
+      <w:r>
+        <w:t xml:space="preserve"> </w:t>
+      </w:r>
+      <w:r>
+        <w:rPr>
+          <w:rStyle w:val="VerbatimChar"/>
+        </w:rPr>
+        <w:t xml:space="preserve">SpectrogramDualAuxEncoder</w:t>
+      </w:r>
+      <w:r>
+        <w:t xml:space="preserve"> </w:t>
+      </w:r>
+      <w:r>
+        <w:t xml:space="preserve">(Section 10.2) pairs the</w:t>
+      </w:r>
+      <w:r>
+        <w:t xml:space="preserve"> </w:t>
+      </w:r>
+      <w:r>
+        <w:t xml:space="preserve">spectrogram-dual dataset with the same</w:t>
+      </w:r>
+      <w:r>
+        <w:t xml:space="preserve"> </w:t>
+      </w:r>
+      <w:r>
+        <w:rPr>
+          <w:rStyle w:val="VerbatimChar"/>
+        </w:rPr>
+        <w:t xml:space="preserve">[log_snr, log_rms]</w:t>
+      </w:r>
+      <w:r>
+        <w:t xml:space="preserve"> </w:t>
+      </w:r>
+      <w:r>
+        <w:t xml:space="preserve">vector used for</w:t>
+      </w:r>
+      <w:r>
+        <w:t xml:space="preserve"> </w:t>
+      </w:r>
+      <w:r>
+        <w:t xml:space="preserve">RAM. Results, alongside the existing no-aux spectrogram figures for</w:t>
+      </w:r>
+      <w:r>
+        <w:t xml:space="preserve"> </w:t>
+      </w:r>
+      <w:r>
+        <w:t xml:space="preserve">comparison:</w:t>
+      </w:r>
+    </w:p>
+    <w:tbl>
+      <w:tblPr>
+        <w:tblStyle w:val="Table"/>
+        <w:tblW w:type="pct" w:w="5000"/>
+        <w:tblLayout w:type="fixed"/>
+        <w:tblLook w:firstRow="1" w:lastRow="0" w:firstColumn="0" w:lastColumn="0" w:noHBand="0" w:noVBand="0" w:val="0020"/>
+      </w:tblPr>
+      <w:tblGrid>
+        <w:gridCol w:w="1980"/>
+        <w:gridCol w:w="1980"/>
+        <w:gridCol w:w="1980"/>
+        <w:gridCol w:w="1980"/>
+      </w:tblGrid>
+      <w:tr>
+        <w:trPr>
+          <w:tblHeader w:val="on"/>
+        </w:trPr>
+        <w:tc>
+          <w:tcPr/>
+          <w:p>
+            <w:pPr>
+              <w:pStyle w:val="Compact"/>
+            </w:pPr>
+            <w:r>
+              <w:t xml:space="preserve">Configuration</w:t>
+            </w:r>
+          </w:p>
+        </w:tc>
+        <w:tc>
+          <w:tcPr/>
+          <w:p>
+            <w:pPr>
+              <w:pStyle w:val="Compact"/>
+            </w:pPr>
+            <w:r>
+              <w:t xml:space="preserve">Test AUC</w:t>
+            </w:r>
+          </w:p>
+        </w:tc>
+        <w:tc>
+          <w:tcPr/>
+          <w:p>
+            <w:pPr>
+              <w:pStyle w:val="Compact"/>
+            </w:pPr>
+            <w:r>
+              <w:t xml:space="preserve">MCC</w:t>
+            </w:r>
+          </w:p>
+        </w:tc>
+        <w:tc>
+          <w:tcPr/>
+          <w:p>
+            <w:pPr>
+              <w:pStyle w:val="Compact"/>
+            </w:pPr>
+            <w:r>
+              <w:t xml:space="preserve">Accuracy</w:t>
+            </w:r>
+          </w:p>
+        </w:tc>
+      </w:tr>
+      <w:tr>
+        <w:tc>
+          <w:tcPr/>
+          <w:p>
+            <w:pPr>
+              <w:pStyle w:val="Compact"/>
+            </w:pPr>
+            <w:r>
+              <w:t xml:space="preserve">Spectrogram 2D only, no aux</w:t>
+            </w:r>
+          </w:p>
+        </w:tc>
+        <w:tc>
+          <w:tcPr/>
+          <w:p>
+            <w:pPr>
+              <w:pStyle w:val="Compact"/>
+            </w:pPr>
+            <w:r>
+              <w:rPr>
+                <w:b/>
+                <w:bCs/>
+              </w:rPr>
+              <w:t xml:space="preserve">0.9793</w:t>
+            </w:r>
+          </w:p>
+        </w:tc>
+        <w:tc>
+          <w:tcPr/>
+          <w:p>
+            <w:pPr>
+              <w:pStyle w:val="Compact"/>
+            </w:pPr>
+            <w:r>
+              <w:rPr>
+                <w:b/>
+                <w:bCs/>
+              </w:rPr>
+              <w:t xml:space="preserve">0.8666</w:t>
+            </w:r>
+          </w:p>
+        </w:tc>
+        <w:tc>
+          <w:tcPr/>
+          <w:p>
+            <w:pPr>
+              <w:pStyle w:val="Compact"/>
+            </w:pPr>
+            <w:r>
+              <w:rPr>
+                <w:b/>
+                <w:bCs/>
+              </w:rPr>
+              <w:t xml:space="preserve">93.28 %</w:t>
+            </w:r>
+          </w:p>
+        </w:tc>
+      </w:tr>
+      <w:tr>
+        <w:tc>
+          <w:tcPr/>
+          <w:p>
+            <w:pPr>
+              <w:pStyle w:val="Compact"/>
+            </w:pPr>
+            <w:r>
+              <w:t xml:space="preserve">Spectrogram + aux, no LSTM branch (</w:t>
+            </w:r>
+            <w:r>
+              <w:rPr>
+                <w:rStyle w:val="VerbatimChar"/>
+              </w:rPr>
+              <w:t xml:space="preserve">2d+aux</w:t>
+            </w:r>
+            <w:r>
+              <w:t xml:space="preserve">)</w:t>
+            </w:r>
+          </w:p>
+        </w:tc>
+        <w:tc>
+          <w:tcPr/>
+          <w:p>
+            <w:pPr>
+              <w:pStyle w:val="Compact"/>
+            </w:pPr>
+            <w:r>
+              <w:t xml:space="preserve">0.9749</w:t>
+            </w:r>
+          </w:p>
+        </w:tc>
+        <w:tc>
+          <w:tcPr/>
+          <w:p>
+            <w:pPr>
+              <w:pStyle w:val="Compact"/>
+            </w:pPr>
+            <w:r>
+              <w:t xml:space="preserve">0.8626</w:t>
+            </w:r>
+          </w:p>
+        </w:tc>
+        <w:tc>
+          <w:tcPr/>
+          <w:p>
+            <w:pPr>
+              <w:pStyle w:val="Compact"/>
+            </w:pPr>
+            <w:r>
+              <w:t xml:space="preserve">93.02 %</w:t>
+            </w:r>
+          </w:p>
+        </w:tc>
+      </w:tr>
+      <w:tr>
+        <w:tc>
+          <w:tcPr/>
+          <w:p>
+            <w:pPr>
+              <w:pStyle w:val="Compact"/>
+            </w:pPr>
+            <w:r>
+              <w:t xml:space="preserve">Spectrogram-dual, no aux, gated fusion</w:t>
+            </w:r>
+          </w:p>
+        </w:tc>
+        <w:tc>
+          <w:tcPr/>
+          <w:p>
+            <w:pPr>
+              <w:pStyle w:val="Compact"/>
+            </w:pPr>
+            <w:r>
+              <w:t xml:space="preserve">0.9761</w:t>
+            </w:r>
+          </w:p>
+        </w:tc>
+        <w:tc>
+          <w:tcPr/>
+          <w:p>
+            <w:pPr>
+              <w:pStyle w:val="Compact"/>
+            </w:pPr>
+            <w:r>
+              <w:t xml:space="preserve">0.8501</w:t>
+            </w:r>
+          </w:p>
+        </w:tc>
+        <w:tc>
+          <w:tcPr/>
+          <w:p>
+            <w:pPr>
+              <w:pStyle w:val="Compact"/>
+            </w:pPr>
+            <w:r>
+              <w:t xml:space="preserve">92.51 %</w:t>
+            </w:r>
+          </w:p>
+        </w:tc>
+      </w:tr>
+      <w:tr>
+        <w:tc>
+          <w:tcPr/>
+          <w:p>
+            <w:pPr>
+              <w:pStyle w:val="Compact"/>
+            </w:pPr>
+            <w:r>
+              <w:t xml:space="preserve">Spectrogram-dual + aux, fused, linear (</w:t>
+            </w:r>
+            <w:r>
+              <w:rPr>
+                <w:rStyle w:val="VerbatimChar"/>
+              </w:rPr>
+              <w:t xml:space="preserve">all</w:t>
+            </w:r>
+            <w:r>
+              <w:t xml:space="preserve">)</w:t>
+            </w:r>
+          </w:p>
+        </w:tc>
+        <w:tc>
+          <w:tcPr/>
+          <w:p>
+            <w:pPr>
+              <w:pStyle w:val="Compact"/>
+            </w:pPr>
+            <w:r>
+              <w:t xml:space="preserve">0.9733</w:t>
+            </w:r>
+          </w:p>
+        </w:tc>
+        <w:tc>
+          <w:tcPr/>
+          <w:p>
+            <w:pPr>
+              <w:pStyle w:val="Compact"/>
+            </w:pPr>
+            <w:r>
+              <w:t xml:space="preserve">0.8465</w:t>
+            </w:r>
+          </w:p>
+        </w:tc>
+        <w:tc>
+          <w:tcPr/>
+          <w:p>
+            <w:pPr>
+              <w:pStyle w:val="Compact"/>
+            </w:pPr>
+            <w:r>
+              <w:t xml:space="preserve">92.31 %</w:t>
+            </w:r>
+          </w:p>
+        </w:tc>
+      </w:tr>
+      <w:tr>
+        <w:tc>
+          <w:tcPr/>
+          <w:p>
+            <w:pPr>
+              <w:pStyle w:val="Compact"/>
+            </w:pPr>
+            <w:r>
+              <w:t xml:space="preserve">Spectrogram-dual, no aux, fused, linear</w:t>
+            </w:r>
+          </w:p>
+        </w:tc>
+        <w:tc>
+          <w:tcPr/>
+          <w:p>
+            <w:pPr>
+              <w:pStyle w:val="Compact"/>
+            </w:pPr>
+            <w:r>
+              <w:t xml:space="preserve">0.9646</w:t>
+            </w:r>
+          </w:p>
+        </w:tc>
+        <w:tc>
+          <w:tcPr/>
+          <w:p>
+            <w:pPr>
+              <w:pStyle w:val="Compact"/>
+            </w:pPr>
+            <w:r>
+              <w:t xml:space="preserve">0.8122</w:t>
+            </w:r>
+          </w:p>
+        </w:tc>
+        <w:tc>
+          <w:tcPr/>
+          <w:p>
+            <w:pPr>
+              <w:pStyle w:val="Compact"/>
+            </w:pPr>
+            <w:r>
+              <w:t xml:space="preserve">90.61 %</w:t>
+            </w:r>
+          </w:p>
+        </w:tc>
+      </w:tr>
+    </w:tbl>
+    <w:p>
+      <w:pPr>
+        <w:pStyle w:val="BodyText"/>
+      </w:pPr>
+      <w:r>
+        <w:t xml:space="preserve">Two results follow directly. First, adding the auxiliary input to the 2D</w:t>
+      </w:r>
+      <w:r>
+        <w:t xml:space="preserve"> </w:t>
+      </w:r>
+      <w:r>
+        <w:t xml:space="preserve">branch alone makes it</w:t>
+      </w:r>
+      <w:r>
+        <w:t xml:space="preserve"> </w:t>
+      </w:r>
+      <w:r>
+        <w:rPr>
+          <w:i/>
+          <w:iCs/>
+        </w:rPr>
+        <w:t xml:space="preserve">worse</w:t>
+      </w:r>
+      <w:r>
+        <w:t xml:space="preserve">, not better:</w:t>
+      </w:r>
+      <w:r>
+        <w:t xml:space="preserve"> </w:t>
+      </w:r>
+      <w:r>
+        <w:rPr>
+          <w:rStyle w:val="VerbatimChar"/>
+        </w:rPr>
+        <w:t xml:space="preserve">2d+aux</w:t>
+      </w:r>
+      <w:r>
+        <w:t xml:space="preserve"> </w:t>
+      </w:r>
+      <w:r>
+        <w:t xml:space="preserve">(0.9749) scores below</w:t>
+      </w:r>
+      <w:r>
+        <w:t xml:space="preserve"> </w:t>
+      </w:r>
+      <w:r>
+        <w:t xml:space="preserve">plain</w:t>
+      </w:r>
+      <w:r>
+        <w:t xml:space="preserve"> </w:t>
+      </w:r>
+      <w:r>
+        <w:rPr>
+          <w:rStyle w:val="VerbatimChar"/>
+        </w:rPr>
+        <w:t xml:space="preserve">2d</w:t>
+      </w:r>
+      <w:r>
+        <w:t xml:space="preserve"> </w:t>
+      </w:r>
+      <w:r>
+        <w:t xml:space="preserve">(0.9793), a decrease of 0.0044. This is the reverse of the RAM</w:t>
+      </w:r>
+      <w:r>
+        <w:t xml:space="preserve"> </w:t>
+      </w:r>
+      <w:r>
+        <w:t xml:space="preserve">result (Section 10.5.3, an increase of 0.0874) and is consistent with the</w:t>
+      </w:r>
+      <w:r>
+        <w:t xml:space="preserve"> </w:t>
+      </w:r>
+      <w:r>
+        <w:t xml:space="preserve">explanation offered in Section 10.5.4: a station-normalized spectrogram</w:t>
+      </w:r>
+      <w:r>
+        <w:t xml:space="preserve"> </w:t>
+      </w:r>
+      <w:r>
+        <w:t xml:space="preserve">already encodes amplitude as a function of time and frequency, so appending</w:t>
+      </w:r>
+      <w:r>
+        <w:t xml:space="preserve"> </w:t>
+      </w:r>
+      <w:r>
+        <w:t xml:space="preserve">two collapsed, redundant scalars adds estimation noise without adding</w:t>
+      </w:r>
+      <w:r>
+        <w:t xml:space="preserve"> </w:t>
+      </w:r>
+      <w:r>
+        <w:t xml:space="preserve">information the model did not already have access to. Where Section 10.5.3</w:t>
+      </w:r>
+      <w:r>
+        <w:t xml:space="preserve"> </w:t>
+      </w:r>
+      <w:r>
+        <w:t xml:space="preserve">demonstrated that the auxiliary input matters when the 2D representation is</w:t>
+      </w:r>
+      <w:r>
+        <w:t xml:space="preserve"> </w:t>
+      </w:r>
+      <w:r>
+        <w:t xml:space="preserve">scale-invariant, this result demonstrates the converse: it does not matter,</w:t>
+      </w:r>
+      <w:r>
+        <w:t xml:space="preserve"> </w:t>
+      </w:r>
+      <w:r>
+        <w:t xml:space="preserve">and can mildly hurt, when the 2D representation already carries the same</w:t>
+      </w:r>
+      <w:r>
+        <w:t xml:space="preserve"> </w:t>
+      </w:r>
+      <w:r>
+        <w:t xml:space="preserve">information in richer form.</w:t>
+      </w:r>
+    </w:p>
+    <w:p>
+      <w:pPr>
+        <w:pStyle w:val="BodyText"/>
+      </w:pPr>
+      <w:r>
+        <w:t xml:space="preserve">Second, the auxiliary input still improves the</w:t>
+      </w:r>
+      <w:r>
+        <w:t xml:space="preserve"> </w:t>
+      </w:r>
+      <w:r>
+        <w:rPr>
+          <w:b/>
+          <w:bCs/>
+        </w:rPr>
+        <w:t xml:space="preserve">fused</w:t>
+      </w:r>
+      <w:r>
+        <w:t xml:space="preserve"> </w:t>
+      </w:r>
+      <w:r>
+        <w:t xml:space="preserve">model relative to</w:t>
+      </w:r>
+      <w:r>
+        <w:t xml:space="preserve"> </w:t>
+      </w:r>
+      <w:r>
+        <w:t xml:space="preserve">its own no-aux baseline (0.9646 → 0.9733, +0.0087), for a reason similar to</w:t>
+      </w:r>
+      <w:r>
+        <w:t xml:space="preserve"> </w:t>
+      </w:r>
+      <w:r>
+        <w:t xml:space="preserve">why gated fusion helped in the same setting (Section 10.5.5): both</w:t>
+      </w:r>
+      <w:r>
+        <w:t xml:space="preserve"> </w:t>
+      </w:r>
+      <w:r>
+        <w:t xml:space="preserve">interventions reduce how much a naive linear combination is dragged down by</w:t>
+      </w:r>
+      <w:r>
+        <w:t xml:space="preserve"> </w:t>
+      </w:r>
+      <w:r>
+        <w:t xml:space="preserve">a comparatively weaker branch, whether by learning to trust the stronger</w:t>
+      </w:r>
+      <w:r>
+        <w:t xml:space="preserve"> </w:t>
+      </w:r>
+      <w:r>
+        <w:t xml:space="preserve">branch more or by handing the weaker branch’s fusion partner information it</w:t>
+      </w:r>
+      <w:r>
+        <w:t xml:space="preserve"> </w:t>
+      </w:r>
+      <w:r>
+        <w:t xml:space="preserve">lacked. Neither intervention, alone or combined, reaches the ceiling</w:t>
+      </w:r>
+      <w:r>
+        <w:t xml:space="preserve"> </w:t>
+      </w:r>
+      <w:r>
+        <w:t xml:space="preserve">established by</w:t>
+      </w:r>
+      <w:r>
+        <w:t xml:space="preserve"> </w:t>
+      </w:r>
+      <w:r>
+        <w:rPr>
+          <w:rStyle w:val="VerbatimChar"/>
+        </w:rPr>
+        <w:t xml:space="preserve">2d</w:t>
+      </w:r>
+      <w:r>
+        <w:t xml:space="preserve"> </w:t>
+      </w:r>
+      <w:r>
+        <w:t xml:space="preserve">alone.</w:t>
+      </w:r>
+    </w:p>
+    <w:p>
+      <w:pPr>
+        <w:pStyle w:val="BodyText"/>
+      </w:pPr>
+      <w:r>
+        <w:rPr>
+          <w:b/>
+          <w:bCs/>
+        </w:rPr>
+        <w:t xml:space="preserve">Considered together with Sections 10.5.1–10.5.6, the single best-performing</w:t>
+      </w:r>
+      <w:r>
+        <w:rPr>
+          <w:b/>
+          <w:bCs/>
+        </w:rPr>
+        <w:t xml:space="preserve"> </w:t>
+      </w:r>
+      <w:r>
+        <w:rPr>
+          <w:b/>
+          <w:bCs/>
+        </w:rPr>
+        <w:t xml:space="preserve">configuration measured in this entire investigation remains the plain</w:t>
+      </w:r>
+      <w:r>
+        <w:rPr>
+          <w:b/>
+          <w:bCs/>
+        </w:rPr>
+        <w:t xml:space="preserve"> </w:t>
+      </w:r>
+      <w:r>
+        <w:rPr>
+          <w:b/>
+          <w:bCs/>
+        </w:rPr>
+        <w:t xml:space="preserve">spectrogram CNN classifier, with no LSTM branch, no auxiliary input, and no</w:t>
+      </w:r>
+      <w:r>
+        <w:rPr>
+          <w:b/>
+          <w:bCs/>
+        </w:rPr>
+        <w:t xml:space="preserve"> </w:t>
+      </w:r>
+      <w:r>
+        <w:rPr>
+          <w:b/>
+          <w:bCs/>
+        </w:rPr>
+        <w:t xml:space="preserve">fusion mechanism (AUC 0.9793).</w:t>
+      </w:r>
+      <w:r>
+        <w:t xml:space="preserve"> </w:t>
+      </w:r>
+      <w:r>
+        <w:t xml:space="preserve">Every structural addition tested — the</w:t>
+      </w:r>
+      <w:r>
+        <w:t xml:space="preserve"> </w:t>
+      </w:r>
+      <w:r>
+        <w:t xml:space="preserve">source paper’s dual-channel architecture, the amplitude auxiliary input,</w:t>
+      </w:r>
+      <w:r>
+        <w:t xml:space="preserve"> </w:t>
+      </w:r>
+      <w:r>
+        <w:t xml:space="preserve">gated fusion, late-fusion stacking — improved on some other configuration</w:t>
+      </w:r>
+      <w:r>
+        <w:t xml:space="preserve"> </w:t>
+      </w:r>
+      <w:r>
+        <w:t xml:space="preserve">along the way, and each produced a genuine, informative finding about why</w:t>
+      </w:r>
+      <w:r>
+        <w:t xml:space="preserve"> </w:t>
+      </w:r>
+      <w:r>
+        <w:t xml:space="preserve">RAM underperforms and how fusion mechanisms behave. None of them, individually</w:t>
+      </w:r>
+      <w:r>
+        <w:t xml:space="preserve"> </w:t>
+      </w:r>
+      <w:r>
+        <w:t xml:space="preserve">or in combination, has yet exceeded the simplest model in this comparison.</w:t>
+      </w:r>
+      <w:r>
+        <w:t xml:space="preserve"> </w:t>
+      </w:r>
+      <w:r>
+        <w:t xml:space="preserve">This should be read as a genuine result rather than a failure of the</w:t>
+      </w:r>
+      <w:r>
+        <w:t xml:space="preserve"> </w:t>
+      </w:r>
+      <w:r>
+        <w:t xml:space="preserve">investigation: it indicates that, for this task and dataset, the highest-value</w:t>
+      </w:r>
+      <w:r>
+        <w:t xml:space="preserve"> </w:t>
+      </w:r>
+      <w:r>
+        <w:t xml:space="preserve">remaining work is more likely to be in feature representation (for example,</w:t>
+      </w:r>
+      <w:r>
+        <w:t xml:space="preserve"> </w:t>
+      </w:r>
+      <w:r>
+        <w:t xml:space="preserve">per-component auxiliary inputs, or spectrogram parameters) than in additional</w:t>
+      </w:r>
+      <w:r>
+        <w:t xml:space="preserve"> </w:t>
+      </w:r>
+      <w:r>
+        <w:t xml:space="preserve">architectural complexity layered on top of an already-strong 2D</w:t>
+      </w:r>
+      <w:r>
+        <w:t xml:space="preserve"> </w:t>
+      </w:r>
+      <w:r>
+        <w:t xml:space="preserve">representation.</w:t>
+      </w:r>
+    </w:p>
     <w:bookmarkEnd w:id="40"/>
     <w:bookmarkStart w:id="41" w:name="updated-limitations-and-recommendations"/>
     <w:p>
@@ -16080,31 +16815,31 @@
         </w:numPr>
       </w:pPr>
       <w:r>
-        <w:t xml:space="preserve">The amplitude correction has not yet been evaluated on the</w:t>
-      </w:r>
-      <w:r>
-        <w:t xml:space="preserve"> </w:t>
-      </w:r>
-      <w:r>
-        <w:t xml:space="preserve">spectrogram-dual model, nor combined with stacking (amplitude-augmented</w:t>
-      </w:r>
-      <w:r>
-        <w:t xml:space="preserve"> </w:t>
-      </w:r>
-      <w:r>
-        <w:t xml:space="preserve">branches, frozen, then stacked). This is a natural next experiment and is</w:t>
-      </w:r>
-      <w:r>
-        <w:t xml:space="preserve"> </w:t>
-      </w:r>
-      <w:r>
-        <w:t xml:space="preserve">inexpensive given that the relevant datasets and checkpoints already</w:t>
-      </w:r>
-      <w:r>
-        <w:t xml:space="preserve"> </w:t>
-      </w:r>
-      <w:r>
-        <w:t xml:space="preserve">exist.</w:t>
+        <w:t xml:space="preserve">The amplitude correction has now been evaluated on the spectrogram-dual</w:t>
+      </w:r>
+      <w:r>
+        <w:t xml:space="preserve"> </w:t>
+      </w:r>
+      <w:r>
+        <w:t xml:space="preserve">model (Section 10.5.7) but has not been combined with stacking</w:t>
+      </w:r>
+      <w:r>
+        <w:t xml:space="preserve"> </w:t>
+      </w:r>
+      <w:r>
+        <w:t xml:space="preserve">(amplitude-augmented branches, frozen, then stacked). This is a natural</w:t>
+      </w:r>
+      <w:r>
+        <w:t xml:space="preserve"> </w:t>
+      </w:r>
+      <w:r>
+        <w:t xml:space="preserve">next experiment and is inexpensive given that the relevant datasets and</w:t>
+      </w:r>
+      <w:r>
+        <w:t xml:space="preserve"> </w:t>
+      </w:r>
+      <w:r>
+        <w:t xml:space="preserve">checkpoints already exist.</w:t>
       </w:r>
     </w:p>
     <w:p>
@@ -16122,25 +16857,46 @@
         <w:t xml:space="preserve"> </w:t>
       </w:r>
       <w:r>
-        <w:t xml:space="preserve">applied to frozen rather than jointly trained branch features). Given</w:t>
-      </w:r>
-      <w:r>
-        <w:t xml:space="preserve"> </w:t>
-      </w:r>
-      <w:r>
-        <w:t xml:space="preserve">that gating already matched most of what stacking achieved on</w:t>
-      </w:r>
-      <w:r>
-        <w:t xml:space="preserve"> </w:t>
-      </w:r>
-      <w:r>
-        <w:t xml:space="preserve">spectrogram-dual, whether combining the two would add further value is</w:t>
-      </w:r>
-      <w:r>
-        <w:t xml:space="preserve"> </w:t>
-      </w:r>
-      <w:r>
-        <w:t xml:space="preserve">unresolved.</w:t>
+        <w:t xml:space="preserve">applied to frozen rather than jointly trained branch features), nor with</w:t>
+      </w:r>
+      <w:r>
+        <w:t xml:space="preserve"> </w:t>
+      </w:r>
+      <w:r>
+        <w:t xml:space="preserve">the amplitude auxiliary input on the spectrogram-dual model specifically</w:t>
+      </w:r>
+      <w:r>
+        <w:t xml:space="preserve"> </w:t>
+      </w:r>
+      <w:r>
+        <w:t xml:space="preserve">(Section 10.5.7 used linear fusion only). Given that gating already</w:t>
+      </w:r>
+      <w:r>
+        <w:t xml:space="preserve"> </w:t>
+      </w:r>
+      <w:r>
+        <w:t xml:space="preserve">matched most of what stacking achieved on spectrogram-dual without aux,</w:t>
+      </w:r>
+      <w:r>
+        <w:t xml:space="preserve"> </w:t>
+      </w:r>
+      <w:r>
+        <w:t xml:space="preserve">whether either combination would move the model past the plain</w:t>
+      </w:r>
+      <w:r>
+        <w:t xml:space="preserve"> </w:t>
+      </w:r>
+      <w:r>
+        <w:rPr>
+          <w:rStyle w:val="VerbatimChar"/>
+        </w:rPr>
+        <w:t xml:space="preserve">2d</w:t>
+      </w:r>
+      <w:r>
+        <w:t xml:space="preserve"> </w:t>
+      </w:r>
+      <w:r>
+        <w:t xml:space="preserve">ceiling (0.9793 AUC) is unresolved.</w:t>
       </w:r>
     </w:p>
     <w:p>
@@ -16791,6 +17547,132 @@
       </w:r>
       <w:r>
         <w:rPr>
+          <w:rStyle w:val="CommentTok"/>
+        </w:rPr>
+        <w:t xml:space="preserve"># Spectrogram-dual model with the amplitude auxiliary input (Section 10.5.7)</w:t>
+      </w:r>
+      <w:r>
+        <w:br/>
+      </w:r>
+      <w:r>
+        <w:rPr>
+          <w:rStyle w:val="ExtensionTok"/>
+        </w:rPr>
+        <w:t xml:space="preserve">seismic-cli</w:t>
+      </w:r>
+      <w:r>
+        <w:rPr>
+          <w:rStyle w:val="NormalTok"/>
+        </w:rPr>
+        <w:t xml:space="preserve"> generate-spec-dual-aux-dataset </w:t>
+      </w:r>
+      <w:r>
+        <w:rPr>
+          <w:rStyle w:val="DataTypeTok"/>
+        </w:rPr>
+        <w:t xml:space="preserve">\</w:t>
+      </w:r>
+      <w:r>
+        <w:br/>
+      </w:r>
+      <w:r>
+        <w:rPr>
+          <w:rStyle w:val="NormalTok"/>
+        </w:rPr>
+        <w:t xml:space="preserve">    </w:t>
+      </w:r>
+      <w:r>
+        <w:rPr>
+          <w:rStyle w:val="AttributeTok"/>
+        </w:rPr>
+        <w:t xml:space="preserve">--eq-dir</w:t>
+      </w:r>
+      <w:r>
+        <w:rPr>
+          <w:rStyle w:val="NormalTok"/>
+        </w:rPr>
+        <w:t xml:space="preserve"> data/batched_waveforms/window_post_6s_anchored </w:t>
+      </w:r>
+      <w:r>
+        <w:rPr>
+          <w:rStyle w:val="DataTypeTok"/>
+        </w:rPr>
+        <w:t xml:space="preserve">\</w:t>
+      </w:r>
+      <w:r>
+        <w:br/>
+      </w:r>
+      <w:r>
+        <w:rPr>
+          <w:rStyle w:val="NormalTok"/>
+        </w:rPr>
+        <w:t xml:space="preserve">    </w:t>
+      </w:r>
+      <w:r>
+        <w:rPr>
+          <w:rStyle w:val="AttributeTok"/>
+        </w:rPr>
+        <w:t xml:space="preserve">--noise-dir</w:t>
+      </w:r>
+      <w:r>
+        <w:rPr>
+          <w:rStyle w:val="NormalTok"/>
+        </w:rPr>
+        <w:t xml:space="preserve"> data/batched_noise_waveforms/noise_pre_3h </w:t>
+      </w:r>
+      <w:r>
+        <w:rPr>
+          <w:rStyle w:val="DataTypeTok"/>
+        </w:rPr>
+        <w:t xml:space="preserve">\</w:t>
+      </w:r>
+      <w:r>
+        <w:br/>
+      </w:r>
+      <w:r>
+        <w:rPr>
+          <w:rStyle w:val="NormalTok"/>
+        </w:rPr>
+        <w:t xml:space="preserve">    </w:t>
+      </w:r>
+      <w:r>
+        <w:rPr>
+          <w:rStyle w:val="AttributeTok"/>
+        </w:rPr>
+        <w:t xml:space="preserve">--output-dir</w:t>
+      </w:r>
+      <w:r>
+        <w:rPr>
+          <w:rStyle w:val="NormalTok"/>
+        </w:rPr>
+        <w:t xml:space="preserve"> dataset_specdualaux_6s </w:t>
+      </w:r>
+      <w:r>
+        <w:rPr>
+          <w:rStyle w:val="AttributeTok"/>
+        </w:rPr>
+        <w:t xml:space="preserve">--window-seconds</w:t>
+      </w:r>
+      <w:r>
+        <w:rPr>
+          <w:rStyle w:val="NormalTok"/>
+        </w:rPr>
+        <w:t xml:space="preserve"> 6 </w:t>
+      </w:r>
+      <w:r>
+        <w:rPr>
+          <w:rStyle w:val="AttributeTok"/>
+        </w:rPr>
+        <w:t xml:space="preserve">--max</w:t>
+      </w:r>
+      <w:r>
+        <w:br/>
+      </w:r>
+      <w:r>
+        <w:br/>
+      </w:r>
+      <w:r>
+        <w:rPr>
           <w:rStyle w:val="BuiltInTok"/>
         </w:rPr>
         <w:t xml:space="preserve">cd</w:t>
@@ -17310,6 +18192,150 @@
           <w:rStyle w:val="CommentTok"/>
         </w:rPr>
         <w:t xml:space="preserve"># gated fusion (Section 10.5.5)</w:t>
+      </w:r>
+      <w:r>
+        <w:br/>
+      </w:r>
+      <w:r>
+        <w:rPr>
+          <w:rStyle w:val="ExtensionTok"/>
+        </w:rPr>
+        <w:t xml:space="preserve">python</w:t>
+      </w:r>
+      <w:r>
+        <w:rPr>
+          <w:rStyle w:val="NormalTok"/>
+        </w:rPr>
+        <w:t xml:space="preserve"> cnn_lstm_classify_aux.py </w:t>
+      </w:r>
+      <w:r>
+        <w:rPr>
+          <w:rStyle w:val="AttributeTok"/>
+        </w:rPr>
+        <w:t xml:space="preserve">--dataset-dir</w:t>
+      </w:r>
+      <w:r>
+        <w:rPr>
+          <w:rStyle w:val="NormalTok"/>
+        </w:rPr>
+        <w:t xml:space="preserve"> ../../data_downloader/dataset_specdualaux_6s </w:t>
+      </w:r>
+      <w:r>
+        <w:rPr>
+          <w:rStyle w:val="DataTypeTok"/>
+        </w:rPr>
+        <w:t xml:space="preserve">\</w:t>
+      </w:r>
+      <w:r>
+        <w:br/>
+      </w:r>
+      <w:r>
+        <w:rPr>
+          <w:rStyle w:val="NormalTok"/>
+        </w:rPr>
+        <w:t xml:space="preserve">    </w:t>
+      </w:r>
+      <w:r>
+        <w:rPr>
+          <w:rStyle w:val="AttributeTok"/>
+        </w:rPr>
+        <w:t xml:space="preserve">--channels</w:t>
+      </w:r>
+      <w:r>
+        <w:rPr>
+          <w:rStyle w:val="NormalTok"/>
+        </w:rPr>
+        <w:t xml:space="preserve"> all </w:t>
+      </w:r>
+      <w:r>
+        <w:rPr>
+          <w:rStyle w:val="AttributeTok"/>
+        </w:rPr>
+        <w:t xml:space="preserve">--batch-size</w:t>
+      </w:r>
+      <w:r>
+        <w:rPr>
+          <w:rStyle w:val="NormalTok"/>
+        </w:rPr>
+        <w:t xml:space="preserve"> 32                 </w:t>
+      </w:r>
+      <w:r>
+        <w:rPr>
+          <w:rStyle w:val="CommentTok"/>
+        </w:rPr>
+        <w:t xml:space="preserve"># spectrogram + aux (Section 10.5.7)</w:t>
+      </w:r>
+      <w:r>
+        <w:br/>
+      </w:r>
+      <w:r>
+        <w:rPr>
+          <w:rStyle w:val="ExtensionTok"/>
+        </w:rPr>
+        <w:t xml:space="preserve">python</w:t>
+      </w:r>
+      <w:r>
+        <w:rPr>
+          <w:rStyle w:val="NormalTok"/>
+        </w:rPr>
+        <w:t xml:space="preserve"> cnn_lstm_classify_aux.py </w:t>
+      </w:r>
+      <w:r>
+        <w:rPr>
+          <w:rStyle w:val="AttributeTok"/>
+        </w:rPr>
+        <w:t xml:space="preserve">--dataset-dir</w:t>
+      </w:r>
+      <w:r>
+        <w:rPr>
+          <w:rStyle w:val="NormalTok"/>
+        </w:rPr>
+        <w:t xml:space="preserve"> ../../data_downloader/dataset_specdualaux_6s </w:t>
+      </w:r>
+      <w:r>
+        <w:rPr>
+          <w:rStyle w:val="DataTypeTok"/>
+        </w:rPr>
+        <w:t xml:space="preserve">\</w:t>
+      </w:r>
+      <w:r>
+        <w:br/>
+      </w:r>
+      <w:r>
+        <w:rPr>
+          <w:rStyle w:val="NormalTok"/>
+        </w:rPr>
+        <w:t xml:space="preserve">    </w:t>
+      </w:r>
+      <w:r>
+        <w:rPr>
+          <w:rStyle w:val="AttributeTok"/>
+        </w:rPr>
+        <w:t xml:space="preserve">--channels</w:t>
+      </w:r>
+      <w:r>
+        <w:rPr>
+          <w:rStyle w:val="NormalTok"/>
+        </w:rPr>
+        <w:t xml:space="preserve"> 2d+aux </w:t>
+      </w:r>
+      <w:r>
+        <w:rPr>
+          <w:rStyle w:val="AttributeTok"/>
+        </w:rPr>
+        <w:t xml:space="preserve">--batch-size</w:t>
+      </w:r>
+      <w:r>
+        <w:rPr>
+          <w:rStyle w:val="NormalTok"/>
+        </w:rPr>
+        <w:t xml:space="preserve"> 32               </w:t>
+      </w:r>
+      <w:r>
+        <w:rPr>
+          <w:rStyle w:val="CommentTok"/>
+        </w:rPr>
+        <w:t xml:space="preserve"># spectrogram + aux, no LSTM (Section 10.5.7)</w:t>
       </w:r>
       <w:r>
         <w:br/>

--- a/report.docx
+++ b/report.docx
@@ -16631,7 +16631,1137 @@
           <w:b/>
           <w:bCs/>
         </w:rPr>
-        <w:t xml:space="preserve">Considered together with Sections 10.5.1–10.5.6, the single best-performing</w:t>
+        <w:t xml:space="preserve">10.5.8 The amplitude auxiliary input helps the raw-waveform branch nearly</w:t>
+      </w:r>
+      <w:r>
+        <w:rPr>
+          <w:b/>
+          <w:bCs/>
+        </w:rPr>
+        <w:t xml:space="preserve"> </w:t>
+      </w:r>
+      <w:r>
+        <w:rPr>
+          <w:b/>
+          <w:bCs/>
+        </w:rPr>
+        <w:t xml:space="preserve">as much as it helps the RAM branch.</w:t>
+      </w:r>
+      <w:r>
+        <w:t xml:space="preserve"> </w:t>
+      </w:r>
+      <w:r>
+        <w:rPr>
+          <w:rStyle w:val="VerbatimChar"/>
+        </w:rPr>
+        <w:t xml:space="preserve">--channels 1d+aux</w:t>
+      </w:r>
+      <w:r>
+        <w:t xml:space="preserve"> </w:t>
+      </w:r>
+      <w:r>
+        <w:t xml:space="preserve">(the raw</w:t>
+      </w:r>
+      <w:r>
+        <w:t xml:space="preserve"> </w:t>
+      </w:r>
+      <w:r>
+        <w:t xml:space="preserve">standardized waveform plus</w:t>
+      </w:r>
+      <w:r>
+        <w:t xml:space="preserve"> </w:t>
+      </w:r>
+      <w:r>
+        <w:rPr>
+          <w:rStyle w:val="VerbatimChar"/>
+        </w:rPr>
+        <w:t xml:space="preserve">[log_snr, log_rms]</w:t>
+      </w:r>
+      <w:r>
+        <w:t xml:space="preserve">, with no 2D branch present</w:t>
+      </w:r>
+      <w:r>
+        <w:t xml:space="preserve"> </w:t>
+      </w:r>
+      <w:r>
+        <w:t xml:space="preserve">at all) was trained on the RAM-plus-amplitude dataset:</w:t>
+      </w:r>
+    </w:p>
+    <w:p>
+      <w:pPr>
+        <w:pStyle w:val="BodyText"/>
+      </w:pPr>
+      <m:oMathPara>
+        <m:oMathParaPr>
+          <m:jc m:val="center"/>
+        </m:oMathParaPr>
+        <m:oMath>
+          <m:r>
+            <m:rPr>
+              <m:nor/>
+              <m:sty m:val="p"/>
+            </m:rPr>
+            <m:t>Test AUC: </m:t>
+          </m:r>
+          <m:r>
+            <m:t>0.9216</m:t>
+          </m:r>
+          <m:r>
+            <m:rPr>
+              <m:sty m:val="p"/>
+            </m:rPr>
+            <m:t>→</m:t>
+          </m:r>
+          <m:r>
+            <m:t>0.9501</m:t>
+          </m:r>
+          <m:r>
+            <m:t> </m:t>
+          </m:r>
+          <m:r>
+            <m:rPr>
+              <m:sty m:val="p"/>
+            </m:rPr>
+            <m:t>(</m:t>
+          </m:r>
+          <m:r>
+            <m:rPr>
+              <m:sty m:val="p"/>
+            </m:rPr>
+            <m:t>+</m:t>
+          </m:r>
+          <m:r>
+            <m:t>0.0285</m:t>
+          </m:r>
+          <m:r>
+            <m:rPr>
+              <m:sty m:val="p"/>
+            </m:rPr>
+            <m:t>)</m:t>
+          </m:r>
+          <m:r>
+            <m:t>  </m:t>
+          </m:r>
+          <m:r>
+            <m:rPr>
+              <m:nor/>
+              <m:sty m:val="p"/>
+            </m:rPr>
+            <m:t>MCC: </m:t>
+          </m:r>
+          <m:r>
+            <m:t>0.6849</m:t>
+          </m:r>
+          <m:r>
+            <m:rPr>
+              <m:sty m:val="p"/>
+            </m:rPr>
+            <m:t>→</m:t>
+          </m:r>
+          <m:r>
+            <m:t>0.7675</m:t>
+          </m:r>
+          <m:r>
+            <m:t> </m:t>
+          </m:r>
+          <m:r>
+            <m:rPr>
+              <m:sty m:val="p"/>
+            </m:rPr>
+            <m:t>(</m:t>
+          </m:r>
+          <m:r>
+            <m:rPr>
+              <m:sty m:val="p"/>
+            </m:rPr>
+            <m:t>+</m:t>
+          </m:r>
+          <m:r>
+            <m:t>0.0826</m:t>
+          </m:r>
+          <m:r>
+            <m:rPr>
+              <m:sty m:val="p"/>
+            </m:rPr>
+            <m:t>)</m:t>
+          </m:r>
+          <m:r>
+            <m:t>  </m:t>
+          </m:r>
+          <m:r>
+            <m:rPr>
+              <m:nor/>
+              <m:sty m:val="p"/>
+            </m:rPr>
+            <m:t>Accuracy: </m:t>
+          </m:r>
+          <m:r>
+            <m:t>84.22</m:t>
+          </m:r>
+          <m:r>
+            <m:rPr>
+              <m:sty m:val="p"/>
+            </m:rPr>
+            <m:t>%</m:t>
+          </m:r>
+          <m:r>
+            <m:rPr>
+              <m:sty m:val="p"/>
+            </m:rPr>
+            <m:t>→</m:t>
+          </m:r>
+          <m:r>
+            <m:t>88.37</m:t>
+          </m:r>
+          <m:r>
+            <m:rPr>
+              <m:sty m:val="p"/>
+            </m:rPr>
+            <m:t>%</m:t>
+          </m:r>
+          <m:r>
+            <m:t> </m:t>
+          </m:r>
+          <m:r>
+            <m:rPr>
+              <m:sty m:val="p"/>
+            </m:rPr>
+            <m:t>(</m:t>
+          </m:r>
+          <m:r>
+            <m:rPr>
+              <m:sty m:val="p"/>
+            </m:rPr>
+            <m:t>+</m:t>
+          </m:r>
+          <m:r>
+            <m:t>4.15</m:t>
+          </m:r>
+          <m:r>
+            <m:rPr>
+              <m:nor/>
+              <m:sty m:val="p"/>
+            </m:rPr>
+            <m:t> pp</m:t>
+          </m:r>
+          <m:r>
+            <m:rPr>
+              <m:sty m:val="p"/>
+            </m:rPr>
+            <m:t>)</m:t>
+          </m:r>
+        </m:oMath>
+      </m:oMathPara>
+    </w:p>
+    <w:p>
+      <w:pPr>
+        <w:pStyle w:val="FirstParagraph"/>
+      </w:pPr>
+      <w:r>
+        <w:t xml:space="preserve">comparing against the no-aux</w:t>
+      </w:r>
+      <w:r>
+        <w:t xml:space="preserve"> </w:t>
+      </w:r>
+      <w:r>
+        <w:rPr>
+          <w:rStyle w:val="VerbatimChar"/>
+        </w:rPr>
+        <w:t xml:space="preserve">1d</w:t>
+      </w:r>
+      <w:r>
+        <w:t xml:space="preserve">-alone figure from Section 10.4. This is</w:t>
+      </w:r>
+      <w:r>
+        <w:t xml:space="preserve"> </w:t>
+      </w:r>
+      <w:r>
+        <w:t xml:space="preserve">consistent with the same underlying mechanism identified in Section 8.2: the</w:t>
+      </w:r>
+      <w:r>
+        <w:t xml:space="preserve"> </w:t>
+      </w:r>
+      <w:r>
+        <w:t xml:space="preserve">raw waveform is standardized before entering the LSTM (Section 10.1), which</w:t>
+      </w:r>
+      <w:r>
+        <w:t xml:space="preserve"> </w:t>
+      </w:r>
+      <w:r>
+        <w:t xml:space="preserve">removes absolute amplitude exactly as RAM’s own internal standardization</w:t>
+      </w:r>
+      <w:r>
+        <w:t xml:space="preserve"> </w:t>
+      </w:r>
+      <w:r>
+        <w:t xml:space="preserve">does, so the raw-waveform branch is scale-blind for the same structural</w:t>
+      </w:r>
+      <w:r>
+        <w:t xml:space="preserve"> </w:t>
+      </w:r>
+      <w:r>
+        <w:t xml:space="preserve">reason the RAM image is, and benefits from the same correction. With the</w:t>
+      </w:r>
+      <w:r>
+        <w:t xml:space="preserve"> </w:t>
+      </w:r>
+      <w:r>
+        <w:t xml:space="preserve">auxiliary input present,</w:t>
+      </w:r>
+      <w:r>
+        <w:t xml:space="preserve"> </w:t>
+      </w:r>
+      <w:r>
+        <w:rPr>
+          <w:rStyle w:val="VerbatimChar"/>
+        </w:rPr>
+        <w:t xml:space="preserve">1d+aux</w:t>
+      </w:r>
+      <w:r>
+        <w:t xml:space="preserve"> </w:t>
+      </w:r>
+      <w:r>
+        <w:t xml:space="preserve">(0.9501 AUC) is closer to the full fused</w:t>
+      </w:r>
+      <w:r>
+        <w:t xml:space="preserve"> </w:t>
+      </w:r>
+      <w:r>
+        <w:t xml:space="preserve">model (0.9514, Section 10.4) than</w:t>
+      </w:r>
+      <w:r>
+        <w:t xml:space="preserve"> </w:t>
+      </w:r>
+      <w:r>
+        <w:rPr>
+          <w:rStyle w:val="VerbatimChar"/>
+        </w:rPr>
+        <w:t xml:space="preserve">2d+aux</w:t>
+      </w:r>
+      <w:r>
+        <w:t xml:space="preserve"> </w:t>
+      </w:r>
+      <w:r>
+        <w:t xml:space="preserve">is (0.9468), and closer than</w:t>
+      </w:r>
+      <w:r>
+        <w:t xml:space="preserve"> </w:t>
+      </w:r>
+      <w:r>
+        <w:t xml:space="preserve">either branch was to the fused model without the auxiliary input (Section</w:t>
+      </w:r>
+      <w:r>
+        <w:t xml:space="preserve"> </w:t>
+      </w:r>
+      <w:r>
+        <w:t xml:space="preserve">10.5.1). One data point confirms this is dataset-independent by</w:t>
+      </w:r>
+      <w:r>
+        <w:t xml:space="preserve"> </w:t>
+      </w:r>
+      <w:r>
+        <w:t xml:space="preserve">construction rather than by measurement: running the identical</w:t>
+      </w:r>
+      <w:r>
+        <w:t xml:space="preserve"> </w:t>
+      </w:r>
+      <w:r>
+        <w:rPr>
+          <w:rStyle w:val="VerbatimChar"/>
+        </w:rPr>
+        <w:t xml:space="preserve">1d+aux</w:t>
+      </w:r>
+      <w:r>
+        <w:t xml:space="preserve"> </w:t>
+      </w:r>
+      <w:r>
+        <w:t xml:space="preserve">configuration against the spectrogram-plus-amplitude dataset produced</w:t>
+      </w:r>
+      <w:r>
+        <w:t xml:space="preserve"> </w:t>
+      </w:r>
+      <w:r>
+        <w:t xml:space="preserve">test figures identical to four decimal places (accuracy 88.37%, AUC 0.9501,</w:t>
+      </w:r>
+      <w:r>
+        <w:t xml:space="preserve"> </w:t>
+      </w:r>
+      <w:r>
+        <w:t xml:space="preserve">MCC 0.7675), because that ablation never reads the</w:t>
+      </w:r>
+      <w:r>
+        <w:t xml:space="preserve"> </w:t>
+      </w:r>
+      <w:r>
+        <w:rPr>
+          <w:rStyle w:val="VerbatimChar"/>
+        </w:rPr>
+        <w:t xml:space="preserve">img</w:t>
+      </w:r>
+      <w:r>
+        <w:t xml:space="preserve"> </w:t>
+      </w:r>
+      <w:r>
+        <w:t xml:space="preserve">tensor and both</w:t>
+      </w:r>
+      <w:r>
+        <w:t xml:space="preserve"> </w:t>
+      </w:r>
+      <w:r>
+        <w:t xml:space="preserve">encoders compute</w:t>
+      </w:r>
+      <w:r>
+        <w:t xml:space="preserve"> </w:t>
+      </w:r>
+      <w:r>
+        <w:rPr>
+          <w:rStyle w:val="VerbatimChar"/>
+        </w:rPr>
+        <w:t xml:space="preserve">seq</w:t>
+      </w:r>
+      <w:r>
+        <w:t xml:space="preserve"> </w:t>
+      </w:r>
+      <w:r>
+        <w:t xml:space="preserve">and</w:t>
+      </w:r>
+      <w:r>
+        <w:t xml:space="preserve"> </w:t>
+      </w:r>
+      <w:r>
+        <w:rPr>
+          <w:rStyle w:val="VerbatimChar"/>
+        </w:rPr>
+        <w:t xml:space="preserve">aux</w:t>
+      </w:r>
+      <w:r>
+        <w:t xml:space="preserve"> </w:t>
+      </w:r>
+      <w:r>
+        <w:t xml:space="preserve">with the same formula — a useful check on</w:t>
+      </w:r>
+      <w:r>
+        <w:t xml:space="preserve"> </w:t>
+      </w:r>
+      <w:r>
+        <w:t xml:space="preserve">the pipeline’s correctness, not a second independent measurement.</w:t>
+      </w:r>
+    </w:p>
+    <w:p>
+      <w:pPr>
+        <w:pStyle w:val="BodyText"/>
+      </w:pPr>
+      <w:r>
+        <w:rPr>
+          <w:b/>
+          <w:bCs/>
+        </w:rPr>
+        <w:t xml:space="preserve">10.5.9 A hyperparameter sweep of</w:t>
+      </w:r>
+      <w:r>
+        <w:rPr>
+          <w:b/>
+          <w:bCs/>
+        </w:rPr>
+        <w:t xml:space="preserve"> </w:t>
+      </w:r>
+      <w:r>
+        <w:rPr>
+          <w:rStyle w:val="VerbatimChar"/>
+          <w:b/>
+          <w:bCs/>
+        </w:rPr>
+        <w:t xml:space="preserve">LSTMAttentionBranch</w:t>
+      </w:r>
+      <w:r>
+        <w:rPr>
+          <w:b/>
+          <w:bCs/>
+        </w:rPr>
+        <w:t xml:space="preserve"> </w:t>
+      </w:r>
+      <w:r>
+        <w:rPr>
+          <w:b/>
+          <w:bCs/>
+        </w:rPr>
+        <w:t xml:space="preserve">itself (depth,</w:t>
+      </w:r>
+      <w:r>
+        <w:rPr>
+          <w:b/>
+          <w:bCs/>
+        </w:rPr>
+        <w:t xml:space="preserve"> </w:t>
+      </w:r>
+      <w:r>
+        <w:rPr>
+          <w:b/>
+          <w:bCs/>
+        </w:rPr>
+        <w:t xml:space="preserve">attention heads, hidden width) produced no distinguishable improvement,</w:t>
+      </w:r>
+      <w:r>
+        <w:rPr>
+          <w:b/>
+          <w:bCs/>
+        </w:rPr>
+        <w:t xml:space="preserve"> </w:t>
+      </w:r>
+      <w:r>
+        <w:rPr>
+          <w:b/>
+          <w:bCs/>
+        </w:rPr>
+        <w:t xml:space="preserve">and illustrates the validation-versus-test divergence risk more sharply</w:t>
+      </w:r>
+      <w:r>
+        <w:rPr>
+          <w:b/>
+          <w:bCs/>
+        </w:rPr>
+        <w:t xml:space="preserve"> </w:t>
+      </w:r>
+      <w:r>
+        <w:rPr>
+          <w:b/>
+          <w:bCs/>
+        </w:rPr>
+        <w:t xml:space="preserve">than the RAM CNN sweep did.</w:t>
+      </w:r>
+      <w:r>
+        <w:t xml:space="preserve"> </w:t>
+      </w:r>
+      <w:r>
+        <w:t xml:space="preserve">Five configurations were trained on</w:t>
+      </w:r>
+      <w:r>
+        <w:t xml:space="preserve"> </w:t>
+      </w:r>
+      <w:r>
+        <w:rPr>
+          <w:rStyle w:val="VerbatimChar"/>
+        </w:rPr>
+        <w:t xml:space="preserve">1d+aux</w:t>
+      </w:r>
+      <w:r>
+        <w:t xml:space="preserve"> </w:t>
+      </w:r>
+      <w:r>
+        <w:t xml:space="preserve">(isolating the LSTM branch, since the 2D branch is absent and the</w:t>
+      </w:r>
+      <w:r>
+        <w:t xml:space="preserve"> </w:t>
+      </w:r>
+      <w:r>
+        <w:t xml:space="preserve">auxiliary input is held fixed): the established default (one LSTM layer,</w:t>
+      </w:r>
+      <w:r>
+        <w:t xml:space="preserve"> </w:t>
+      </w:r>
+      <w:r>
+        <w:t xml:space="preserve">four attention heads, hidden width 48), two head counts (2, 8), a deeper</w:t>
+      </w:r>
+      <w:r>
+        <w:t xml:space="preserve"> </w:t>
+      </w:r>
+      <w:r>
+        <w:t xml:space="preserve">LSTM (two layers), and a wider hidden state (64). Selection was fixed to</w:t>
+      </w:r>
+      <w:r>
+        <w:t xml:space="preserve"> </w:t>
+      </w:r>
+      <w:r>
+        <w:t xml:space="preserve">validation AUC before training, as in Section 10.5.6.</w:t>
+      </w:r>
+    </w:p>
+    <w:tbl>
+      <w:tblPr>
+        <w:tblStyle w:val="Table"/>
+        <w:tblW w:type="pct" w:w="5000"/>
+        <w:tblLayout w:type="fixed"/>
+        <w:tblLook w:firstRow="1" w:lastRow="0" w:firstColumn="0" w:lastColumn="0" w:noHBand="0" w:noVBand="0" w:val="0020"/>
+      </w:tblPr>
+      <w:tblGrid>
+        <w:gridCol w:w="1320"/>
+        <w:gridCol w:w="1320"/>
+        <w:gridCol w:w="1320"/>
+        <w:gridCol w:w="1320"/>
+        <w:gridCol w:w="1320"/>
+        <w:gridCol w:w="1320"/>
+      </w:tblGrid>
+      <w:tr>
+        <w:trPr>
+          <w:tblHeader w:val="on"/>
+        </w:trPr>
+        <w:tc>
+          <w:tcPr/>
+          <w:p>
+            <w:pPr>
+              <w:pStyle w:val="Compact"/>
+            </w:pPr>
+            <w:r>
+              <w:t xml:space="preserve">Configuration</w:t>
+            </w:r>
+          </w:p>
+        </w:tc>
+        <w:tc>
+          <w:tcPr/>
+          <w:p>
+            <w:pPr>
+              <w:pStyle w:val="Compact"/>
+            </w:pPr>
+            <w:r>
+              <w:t xml:space="preserve">Parameters</w:t>
+            </w:r>
+          </w:p>
+        </w:tc>
+        <w:tc>
+          <w:tcPr/>
+          <w:p>
+            <w:pPr>
+              <w:pStyle w:val="Compact"/>
+            </w:pPr>
+            <w:r>
+              <w:t xml:space="preserve">Validation AUC</w:t>
+            </w:r>
+          </w:p>
+        </w:tc>
+        <w:tc>
+          <w:tcPr/>
+          <w:p>
+            <w:pPr>
+              <w:pStyle w:val="Compact"/>
+            </w:pPr>
+            <w:r>
+              <w:t xml:space="preserve">Test AUC</w:t>
+            </w:r>
+          </w:p>
+        </w:tc>
+        <w:tc>
+          <w:tcPr/>
+          <w:p>
+            <w:pPr>
+              <w:pStyle w:val="Compact"/>
+            </w:pPr>
+            <w:r>
+              <w:t xml:space="preserve">Test MCC</w:t>
+            </w:r>
+          </w:p>
+        </w:tc>
+        <w:tc>
+          <w:tcPr/>
+          <w:p>
+            <w:pPr>
+              <w:pStyle w:val="Compact"/>
+            </w:pPr>
+            <w:r>
+              <w:t xml:space="preserve">Test accuracy</w:t>
+            </w:r>
+          </w:p>
+        </w:tc>
+      </w:tr>
+      <w:tr>
+        <w:tc>
+          <w:tcPr/>
+          <w:p>
+            <w:pPr>
+              <w:pStyle w:val="Compact"/>
+            </w:pPr>
+            <w:r>
+              <w:t xml:space="preserve">Default (1 layer, 4 heads, hidden 48)</w:t>
+            </w:r>
+          </w:p>
+        </w:tc>
+        <w:tc>
+          <w:tcPr/>
+          <w:p>
+            <w:pPr>
+              <w:pStyle w:val="Compact"/>
+            </w:pPr>
+            <w:r>
+              <w:t xml:space="preserve">76,903</w:t>
+            </w:r>
+          </w:p>
+        </w:tc>
+        <w:tc>
+          <w:tcPr/>
+          <w:p>
+            <w:pPr>
+              <w:pStyle w:val="Compact"/>
+            </w:pPr>
+            <w:r>
+              <w:t xml:space="preserve">0.9574</w:t>
+            </w:r>
+          </w:p>
+        </w:tc>
+        <w:tc>
+          <w:tcPr/>
+          <w:p>
+            <w:pPr>
+              <w:pStyle w:val="Compact"/>
+            </w:pPr>
+            <w:r>
+              <w:rPr>
+                <w:b/>
+                <w:bCs/>
+              </w:rPr>
+              <w:t xml:space="preserve">0.9501</w:t>
+            </w:r>
+          </w:p>
+        </w:tc>
+        <w:tc>
+          <w:tcPr/>
+          <w:p>
+            <w:pPr>
+              <w:pStyle w:val="Compact"/>
+            </w:pPr>
+            <w:r>
+              <w:rPr>
+                <w:b/>
+                <w:bCs/>
+              </w:rPr>
+              <w:t xml:space="preserve">0.7675</w:t>
+            </w:r>
+          </w:p>
+        </w:tc>
+        <w:tc>
+          <w:tcPr/>
+          <w:p>
+            <w:pPr>
+              <w:pStyle w:val="Compact"/>
+            </w:pPr>
+            <w:r>
+              <w:rPr>
+                <w:b/>
+                <w:bCs/>
+              </w:rPr>
+              <w:t xml:space="preserve">88.37 %</w:t>
+            </w:r>
+          </w:p>
+        </w:tc>
+      </w:tr>
+      <w:tr>
+        <w:tc>
+          <w:tcPr/>
+          <w:p>
+            <w:pPr>
+              <w:pStyle w:val="Compact"/>
+            </w:pPr>
+            <w:r>
+              <w:t xml:space="preserve">2 attention heads</w:t>
+            </w:r>
+          </w:p>
+        </w:tc>
+        <w:tc>
+          <w:tcPr/>
+          <w:p>
+            <w:pPr>
+              <w:pStyle w:val="Compact"/>
+            </w:pPr>
+            <w:r>
+              <w:t xml:space="preserve">76,903</w:t>
+            </w:r>
+          </w:p>
+        </w:tc>
+        <w:tc>
+          <w:tcPr/>
+          <w:p>
+            <w:pPr>
+              <w:pStyle w:val="Compact"/>
+            </w:pPr>
+            <w:r>
+              <w:t xml:space="preserve">0.9576</w:t>
+            </w:r>
+          </w:p>
+        </w:tc>
+        <w:tc>
+          <w:tcPr/>
+          <w:p>
+            <w:pPr>
+              <w:pStyle w:val="Compact"/>
+            </w:pPr>
+            <w:r>
+              <w:t xml:space="preserve">0.9485</w:t>
+            </w:r>
+          </w:p>
+        </w:tc>
+        <w:tc>
+          <w:tcPr/>
+          <w:p>
+            <w:pPr>
+              <w:pStyle w:val="Compact"/>
+            </w:pPr>
+            <w:r>
+              <w:t xml:space="preserve">0.7520</w:t>
+            </w:r>
+          </w:p>
+        </w:tc>
+        <w:tc>
+          <w:tcPr/>
+          <w:p>
+            <w:pPr>
+              <w:pStyle w:val="Compact"/>
+            </w:pPr>
+            <w:r>
+              <w:t xml:space="preserve">87.59 %</w:t>
+            </w:r>
+          </w:p>
+        </w:tc>
+      </w:tr>
+      <w:tr>
+        <w:tc>
+          <w:tcPr/>
+          <w:p>
+            <w:pPr>
+              <w:pStyle w:val="Compact"/>
+            </w:pPr>
+            <w:r>
+              <w:t xml:space="preserve">8 attention heads</w:t>
+            </w:r>
+          </w:p>
+        </w:tc>
+        <w:tc>
+          <w:tcPr/>
+          <w:p>
+            <w:pPr>
+              <w:pStyle w:val="Compact"/>
+            </w:pPr>
+            <w:r>
+              <w:t xml:space="preserve">76,903</w:t>
+            </w:r>
+          </w:p>
+        </w:tc>
+        <w:tc>
+          <w:tcPr/>
+          <w:p>
+            <w:pPr>
+              <w:pStyle w:val="Compact"/>
+            </w:pPr>
+            <w:r>
+              <w:t xml:space="preserve">0.9586</w:t>
+            </w:r>
+          </w:p>
+        </w:tc>
+        <w:tc>
+          <w:tcPr/>
+          <w:p>
+            <w:pPr>
+              <w:pStyle w:val="Compact"/>
+            </w:pPr>
+            <w:r>
+              <w:t xml:space="preserve">0.9495</w:t>
+            </w:r>
+          </w:p>
+        </w:tc>
+        <w:tc>
+          <w:tcPr/>
+          <w:p>
+            <w:pPr>
+              <w:pStyle w:val="Compact"/>
+            </w:pPr>
+            <w:r>
+              <w:t xml:space="preserve">0.7513</w:t>
+            </w:r>
+          </w:p>
+        </w:tc>
+        <w:tc>
+          <w:tcPr/>
+          <w:p>
+            <w:pPr>
+              <w:pStyle w:val="Compact"/>
+            </w:pPr>
+            <w:r>
+              <w:t xml:space="preserve">87.53 %</w:t>
+            </w:r>
+          </w:p>
+        </w:tc>
+      </w:tr>
+      <w:tr>
+        <w:tc>
+          <w:tcPr/>
+          <w:p>
+            <w:pPr>
+              <w:pStyle w:val="Compact"/>
+            </w:pPr>
+            <w:r>
+              <w:t xml:space="preserve">Hidden width 64</w:t>
+            </w:r>
+          </w:p>
+        </w:tc>
+        <w:tc>
+          <w:tcPr/>
+          <w:p>
+            <w:pPr>
+              <w:pStyle w:val="Compact"/>
+            </w:pPr>
+            <w:r>
+              <w:t xml:space="preserve">123,815</w:t>
+            </w:r>
+          </w:p>
+        </w:tc>
+        <w:tc>
+          <w:tcPr/>
+          <w:p>
+            <w:pPr>
+              <w:pStyle w:val="Compact"/>
+            </w:pPr>
+            <w:r>
+              <w:rPr>
+                <w:b/>
+                <w:bCs/>
+              </w:rPr>
+              <w:t xml:space="preserve">0.9588</w:t>
+            </w:r>
+          </w:p>
+        </w:tc>
+        <w:tc>
+          <w:tcPr/>
+          <w:p>
+            <w:pPr>
+              <w:pStyle w:val="Compact"/>
+            </w:pPr>
+            <w:r>
+              <w:t xml:space="preserve">0.9488</w:t>
+            </w:r>
+          </w:p>
+        </w:tc>
+        <w:tc>
+          <w:tcPr/>
+          <w:p>
+            <w:pPr>
+              <w:pStyle w:val="Compact"/>
+            </w:pPr>
+            <w:r>
+              <w:t xml:space="preserve">0.7508</w:t>
+            </w:r>
+          </w:p>
+        </w:tc>
+        <w:tc>
+          <w:tcPr/>
+          <w:p>
+            <w:pPr>
+              <w:pStyle w:val="Compact"/>
+            </w:pPr>
+            <w:r>
+              <w:t xml:space="preserve">87.52 %</w:t>
+            </w:r>
+          </w:p>
+        </w:tc>
+      </w:tr>
+      <w:tr>
+        <w:tc>
+          <w:tcPr/>
+          <w:p>
+            <w:pPr>
+              <w:pStyle w:val="Compact"/>
+            </w:pPr>
+            <w:r>
+              <w:t xml:space="preserve">2 LSTM layers</w:t>
+            </w:r>
+          </w:p>
+        </w:tc>
+        <w:tc>
+          <w:tcPr/>
+          <w:p>
+            <w:pPr>
+              <w:pStyle w:val="Compact"/>
+            </w:pPr>
+            <w:r>
+              <w:t xml:space="preserve">132,967</w:t>
+            </w:r>
+          </w:p>
+        </w:tc>
+        <w:tc>
+          <w:tcPr/>
+          <w:p>
+            <w:pPr>
+              <w:pStyle w:val="Compact"/>
+            </w:pPr>
+            <w:r>
+              <w:t xml:space="preserve">0.9565</w:t>
+            </w:r>
+          </w:p>
+        </w:tc>
+        <w:tc>
+          <w:tcPr/>
+          <w:p>
+            <w:pPr>
+              <w:pStyle w:val="Compact"/>
+            </w:pPr>
+            <w:r>
+              <w:t xml:space="preserve">0.9484</w:t>
+            </w:r>
+          </w:p>
+        </w:tc>
+        <w:tc>
+          <w:tcPr/>
+          <w:p>
+            <w:pPr>
+              <w:pStyle w:val="Compact"/>
+            </w:pPr>
+            <w:r>
+              <w:t xml:space="preserve">0.7486</w:t>
+            </w:r>
+          </w:p>
+        </w:tc>
+        <w:tc>
+          <w:tcPr/>
+          <w:p>
+            <w:pPr>
+              <w:pStyle w:val="Compact"/>
+            </w:pPr>
+            <w:r>
+              <w:t xml:space="preserve">87.33 %</w:t>
+            </w:r>
+          </w:p>
+        </w:tc>
+      </w:tr>
+    </w:tbl>
+    <w:p>
+      <w:pPr>
+        <w:pStyle w:val="BodyText"/>
+      </w:pPr>
+      <w:r>
+        <w:t xml:space="preserve">All five configurations fall within a validation AUC band of 0.9565–0.9588</w:t>
+      </w:r>
+      <w:r>
+        <w:t xml:space="preserve"> </w:t>
+      </w:r>
+      <w:r>
+        <w:t xml:space="preserve">(a spread of 0.0023, tighter even than Section 10.5.6’s RAM CNN sweep), again</w:t>
+      </w:r>
+      <w:r>
+        <w:t xml:space="preserve"> </w:t>
+      </w:r>
+      <w:r>
+        <w:t xml:space="preserve">well inside the established single-seed noise floor. The nominal winner by</w:t>
+      </w:r>
+      <w:r>
+        <w:t xml:space="preserve"> </w:t>
+      </w:r>
+      <w:r>
+        <w:t xml:space="preserve">the pre-specified rule (hidden width 64, val AUC 0.9588) is not a</w:t>
+      </w:r>
+      <w:r>
+        <w:t xml:space="preserve"> </w:t>
+      </w:r>
+      <w:r>
+        <w:t xml:space="preserve">meaningful improvement over the default. More notably, the default</w:t>
+      </w:r>
+      <w:r>
+        <w:t xml:space="preserve"> </w:t>
+      </w:r>
+      <w:r>
+        <w:t xml:space="preserve">configuration has the</w:t>
+      </w:r>
+      <w:r>
+        <w:t xml:space="preserve"> </w:t>
+      </w:r>
+      <w:r>
+        <w:rPr>
+          <w:i/>
+          <w:iCs/>
+        </w:rPr>
+        <w:t xml:space="preserve">best</w:t>
+      </w:r>
+      <w:r>
+        <w:t xml:space="preserve"> </w:t>
+      </w:r>
+      <w:r>
+        <w:t xml:space="preserve">test-set MCC and accuracy of all five</w:t>
+      </w:r>
+      <w:r>
+        <w:t xml:space="preserve"> </w:t>
+      </w:r>
+      <w:r>
+        <w:t xml:space="preserve">candidates despite ranking fourth of five on validation AUC — every</w:t>
+      </w:r>
+      <w:r>
+        <w:t xml:space="preserve"> </w:t>
+      </w:r>
+      <w:r>
+        <w:t xml:space="preserve">configuration the sweep would have nominally preferred by its own selection</w:t>
+      </w:r>
+      <w:r>
+        <w:t xml:space="preserve"> </w:t>
+      </w:r>
+      <w:r>
+        <w:t xml:space="preserve">rule scores worse on held-out test than the untouched default across MCC</w:t>
+      </w:r>
+      <w:r>
+        <w:t xml:space="preserve"> </w:t>
+      </w:r>
+      <w:r>
+        <w:t xml:space="preserve">and accuracy. This is a sharper illustration of the same point Section</w:t>
+      </w:r>
+      <w:r>
+        <w:t xml:space="preserve"> </w:t>
+      </w:r>
+      <w:r>
+        <w:t xml:space="preserve">10.5.6 made with the RAM CNN sweep: validation-based selection is not a</w:t>
+      </w:r>
+      <w:r>
+        <w:t xml:space="preserve"> </w:t>
+      </w:r>
+      <w:r>
+        <w:t xml:space="preserve">guarantee against picking a configuration that generalizes worse, only a</w:t>
+      </w:r>
+      <w:r>
+        <w:t xml:space="preserve"> </w:t>
+      </w:r>
+      <w:r>
+        <w:t xml:space="preserve">discipline against choosing one by looking at test results directly.</w:t>
+      </w:r>
+      <w:r>
+        <w:t xml:space="preserve"> </w:t>
+      </w:r>
+      <w:r>
+        <w:rPr>
+          <w:b/>
+          <w:bCs/>
+        </w:rPr>
+        <w:t xml:space="preserve">Neither the RAM CNN’s hyperparameters (Section 10.5.6) nor the LSTM</w:t>
+      </w:r>
+      <w:r>
+        <w:rPr>
+          <w:b/>
+          <w:bCs/>
+        </w:rPr>
+        <w:t xml:space="preserve"> </w:t>
+      </w:r>
+      <w:r>
+        <w:rPr>
+          <w:b/>
+          <w:bCs/>
+        </w:rPr>
+        <w:t xml:space="preserve">branch’s own hyperparameters reward tuning on this dataset; the established</w:t>
+      </w:r>
+      <w:r>
+        <w:rPr>
+          <w:b/>
+          <w:bCs/>
+        </w:rPr>
+        <w:t xml:space="preserve"> </w:t>
+      </w:r>
+      <w:r>
+        <w:rPr>
+          <w:b/>
+          <w:bCs/>
+        </w:rPr>
+        <w:t xml:space="preserve">defaults should be retained in both cases.</w:t>
+      </w:r>
+    </w:p>
+    <w:p>
+      <w:pPr>
+        <w:pStyle w:val="BodyText"/>
+      </w:pPr>
+      <w:r>
+        <w:rPr>
+          <w:b/>
+          <w:bCs/>
+        </w:rPr>
+        <w:t xml:space="preserve">Considered together with Sections 10.5.1–10.5.9, the single best-performing</w:t>
       </w:r>
       <w:r>
         <w:rPr>
@@ -17020,6 +18150,51 @@
       </w:r>
     </w:p>
     <w:p>
+      <w:pPr>
+        <w:pStyle w:val="Compact"/>
+        <w:numPr>
+          <w:ilvl w:val="0"/>
+          <w:numId w:val="1010"/>
+        </w:numPr>
+      </w:pPr>
+      <w:r>
+        <w:rPr>
+          <w:rStyle w:val="VerbatimChar"/>
+        </w:rPr>
+        <w:t xml:space="preserve">1d+aux</w:t>
+      </w:r>
+      <w:r>
+        <w:t xml:space="preserve"> </w:t>
+      </w:r>
+      <w:r>
+        <w:t xml:space="preserve">(Section 10.5.8) and the LSTM branch’s own hyperparameters</w:t>
+      </w:r>
+      <w:r>
+        <w:t xml:space="preserve"> </w:t>
+      </w:r>
+      <w:r>
+        <w:t xml:space="preserve">(Section 10.5.9) have now been evaluated; neither the CNN’s hyperparameters</w:t>
+      </w:r>
+      <w:r>
+        <w:t xml:space="preserve"> </w:t>
+      </w:r>
+      <w:r>
+        <w:t xml:space="preserve">(Section 10.5.6) nor the LSTM’s reward tuning on this dataset. This</w:t>
+      </w:r>
+      <w:r>
+        <w:t xml:space="preserve"> </w:t>
+      </w:r>
+      <w:r>
+        <w:t xml:space="preserve">narrows the plausible location of any remaining gap toward feature</w:t>
+      </w:r>
+      <w:r>
+        <w:t xml:space="preserve"> </w:t>
+      </w:r>
+      <w:r>
+        <w:t xml:space="preserve">representation rather than architecture search on either existing branch.</w:t>
+      </w:r>
+    </w:p>
+    <w:p>
       <w:r>
         <w:pict>
           <v:rect style="width:0;height:1.5pt" o:hralign="center" o:hrstd="t" o:hr="t"/>
@@ -18336,6 +19511,177 @@
           <w:rStyle w:val="CommentTok"/>
         </w:rPr>
         <w:t xml:space="preserve"># spectrogram + aux, no LSTM (Section 10.5.7)</w:t>
+      </w:r>
+      <w:r>
+        <w:br/>
+      </w:r>
+      <w:r>
+        <w:br/>
+      </w:r>
+      <w:r>
+        <w:rPr>
+          <w:rStyle w:val="ExtensionTok"/>
+        </w:rPr>
+        <w:t xml:space="preserve">python</w:t>
+      </w:r>
+      <w:r>
+        <w:rPr>
+          <w:rStyle w:val="NormalTok"/>
+        </w:rPr>
+        <w:t xml:space="preserve"> cnn_lstm_classify_aux.py </w:t>
+      </w:r>
+      <w:r>
+        <w:rPr>
+          <w:rStyle w:val="AttributeTok"/>
+        </w:rPr>
+        <w:t xml:space="preserve">--dataset-dir</w:t>
+      </w:r>
+      <w:r>
+        <w:rPr>
+          <w:rStyle w:val="NormalTok"/>
+        </w:rPr>
+        <w:t xml:space="preserve"> ../../data_downloader/dataset_dualaux_6s </w:t>
+      </w:r>
+      <w:r>
+        <w:rPr>
+          <w:rStyle w:val="DataTypeTok"/>
+        </w:rPr>
+        <w:t xml:space="preserve">\</w:t>
+      </w:r>
+      <w:r>
+        <w:br/>
+      </w:r>
+      <w:r>
+        <w:rPr>
+          <w:rStyle w:val="NormalTok"/>
+        </w:rPr>
+        <w:t xml:space="preserve">    </w:t>
+      </w:r>
+      <w:r>
+        <w:rPr>
+          <w:rStyle w:val="AttributeTok"/>
+        </w:rPr>
+        <w:t xml:space="preserve">--channels</w:t>
+      </w:r>
+      <w:r>
+        <w:rPr>
+          <w:rStyle w:val="NormalTok"/>
+        </w:rPr>
+        <w:t xml:space="preserve"> 1d+aux </w:t>
+      </w:r>
+      <w:r>
+        <w:rPr>
+          <w:rStyle w:val="AttributeTok"/>
+        </w:rPr>
+        <w:t xml:space="preserve">--batch-size</w:t>
+      </w:r>
+      <w:r>
+        <w:rPr>
+          <w:rStyle w:val="NormalTok"/>
+        </w:rPr>
+        <w:t xml:space="preserve"> 32               </w:t>
+      </w:r>
+      <w:r>
+        <w:rPr>
+          <w:rStyle w:val="CommentTok"/>
+        </w:rPr>
+        <w:t xml:space="preserve"># raw waveform + aux, no 2D branch (Section 10.5.8)</w:t>
+      </w:r>
+      <w:r>
+        <w:br/>
+      </w:r>
+      <w:r>
+        <w:br/>
+      </w:r>
+      <w:r>
+        <w:rPr>
+          <w:rStyle w:val="CommentTok"/>
+        </w:rPr>
+        <w:t xml:space="preserve"># LSTM branch hyperparameter sweep, isolated via --channels 1d+aux (Section 10.5.9)</w:t>
+      </w:r>
+      <w:r>
+        <w:br/>
+      </w:r>
+      <w:r>
+        <w:rPr>
+          <w:rStyle w:val="ExtensionTok"/>
+        </w:rPr>
+        <w:t xml:space="preserve">python</w:t>
+      </w:r>
+      <w:r>
+        <w:rPr>
+          <w:rStyle w:val="NormalTok"/>
+        </w:rPr>
+        <w:t xml:space="preserve"> cnn_lstm_classify_aux.py </w:t>
+      </w:r>
+      <w:r>
+        <w:rPr>
+          <w:rStyle w:val="AttributeTok"/>
+        </w:rPr>
+        <w:t xml:space="preserve">--dataset-dir</w:t>
+      </w:r>
+      <w:r>
+        <w:rPr>
+          <w:rStyle w:val="NormalTok"/>
+        </w:rPr>
+        <w:t xml:space="preserve"> ../../data_downloader/dataset_dualaux_6s </w:t>
+      </w:r>
+      <w:r>
+        <w:rPr>
+          <w:rStyle w:val="DataTypeTok"/>
+        </w:rPr>
+        <w:t xml:space="preserve">\</w:t>
+      </w:r>
+      <w:r>
+        <w:br/>
+      </w:r>
+      <w:r>
+        <w:rPr>
+          <w:rStyle w:val="NormalTok"/>
+        </w:rPr>
+        <w:t xml:space="preserve">    </w:t>
+      </w:r>
+      <w:r>
+        <w:rPr>
+          <w:rStyle w:val="AttributeTok"/>
+        </w:rPr>
+        <w:t xml:space="preserve">--channels</w:t>
+      </w:r>
+      <w:r>
+        <w:rPr>
+          <w:rStyle w:val="NormalTok"/>
+        </w:rPr>
+        <w:t xml:space="preserve"> 1d+aux </w:t>
+      </w:r>
+      <w:r>
+        <w:rPr>
+          <w:rStyle w:val="AttributeTok"/>
+        </w:rPr>
+        <w:t xml:space="preserve">--batch-size</w:t>
+      </w:r>
+      <w:r>
+        <w:rPr>
+          <w:rStyle w:val="NormalTok"/>
+        </w:rPr>
+        <w:t xml:space="preserve"> 32 </w:t>
+      </w:r>
+      <w:r>
+        <w:rPr>
+          <w:rStyle w:val="AttributeTok"/>
+        </w:rPr>
+        <w:t xml:space="preserve">--lstm-heads</w:t>
+      </w:r>
+      <w:r>
+        <w:rPr>
+          <w:rStyle w:val="NormalTok"/>
+        </w:rPr>
+        <w:t xml:space="preserve"> 2      </w:t>
+      </w:r>
+      <w:r>
+        <w:rPr>
+          <w:rStyle w:val="CommentTok"/>
+        </w:rPr>
+        <w:t xml:space="preserve"># or --lstm-heads 8 / --lstm-layers 2 / --hidden 64</w:t>
       </w:r>
       <w:r>
         <w:br/>

--- a/report.docx
+++ b/report.docx
@@ -17761,7 +17761,7 @@
           <w:b/>
           <w:bCs/>
         </w:rPr>
-        <w:t xml:space="preserve">Considered together with Sections 10.5.1–10.5.9, the single best-performing</w:t>
+        <w:t xml:space="preserve">10.5.10 Late-fusion stacking of the amplitude-augmented branches beats</w:t>
       </w:r>
       <w:r>
         <w:rPr>
@@ -17775,71 +17775,1518 @@
           <w:b/>
           <w:bCs/>
         </w:rPr>
-        <w:t xml:space="preserve">configuration measured in this entire investigation remains the plain</w:t>
-      </w:r>
+        <w:t xml:space="preserve">both linear and gated joint fusion, on both datasets.</w:t>
+      </w:r>
+      <w:r>
+        <w:t xml:space="preserve"> </w:t>
+      </w:r>
+      <w:r>
+        <w:rPr>
+          <w:rStyle w:val="VerbatimChar"/>
+        </w:rPr>
+        <w:t xml:space="preserve">cnn_lstm_stack_aux.py</w:t>
+      </w:r>
+      <w:r>
+        <w:t xml:space="preserve"> </w:t>
+      </w:r>
+      <w:r>
+        <w:t xml:space="preserve">(Section 10.3) applies the Section 10.4 stacking procedure to frozen</w:t>
+      </w:r>
+      <w:r>
+        <w:t xml:space="preserve"> </w:t>
+      </w:r>
+      <w:r>
+        <w:rPr>
+          <w:rStyle w:val="VerbatimChar"/>
+        </w:rPr>
+        <w:t xml:space="preserve">1d+aux</w:t>
+      </w:r>
+      <w:r>
+        <w:t xml:space="preserve">/</w:t>
+      </w:r>
+      <w:r>
+        <w:rPr>
+          <w:rStyle w:val="VerbatimChar"/>
+        </w:rPr>
+        <w:t xml:space="preserve">2d+aux</w:t>
+      </w:r>
+      <w:r>
+        <w:t xml:space="preserve"> </w:t>
+      </w:r>
+      <w:r>
+        <w:t xml:space="preserve">checkpoints instead of the plain ones:</w:t>
+      </w:r>
+    </w:p>
+    <w:tbl>
+      <w:tblPr>
+        <w:tblStyle w:val="Table"/>
+        <w:tblW w:type="pct" w:w="5000"/>
+        <w:tblLayout w:type="fixed"/>
+        <w:tblLook w:firstRow="1" w:lastRow="0" w:firstColumn="0" w:lastColumn="0" w:noHBand="0" w:noVBand="0" w:val="0020"/>
+      </w:tblPr>
+      <w:tblGrid>
+        <w:gridCol w:w="1320"/>
+        <w:gridCol w:w="1320"/>
+        <w:gridCol w:w="1320"/>
+        <w:gridCol w:w="1320"/>
+        <w:gridCol w:w="1320"/>
+        <w:gridCol w:w="1320"/>
+      </w:tblGrid>
+      <w:tr>
+        <w:trPr>
+          <w:tblHeader w:val="on"/>
+        </w:trPr>
+        <w:tc>
+          <w:tcPr/>
+          <w:p>
+            <w:pPr>
+              <w:pStyle w:val="Compact"/>
+            </w:pPr>
+            <w:r>
+              <w:t xml:space="preserve">Dataset</w:t>
+            </w:r>
+          </w:p>
+        </w:tc>
+        <w:tc>
+          <w:tcPr/>
+          <w:p>
+            <w:pPr>
+              <w:pStyle w:val="Compact"/>
+            </w:pPr>
+            <w:r>
+              <w:t xml:space="preserve">1d+aux alone</w:t>
+            </w:r>
+          </w:p>
+        </w:tc>
+        <w:tc>
+          <w:tcPr/>
+          <w:p>
+            <w:pPr>
+              <w:pStyle w:val="Compact"/>
+            </w:pPr>
+            <w:r>
+              <w:t xml:space="preserve">2d+aux alone</w:t>
+            </w:r>
+          </w:p>
+        </w:tc>
+        <w:tc>
+          <w:tcPr/>
+          <w:p>
+            <w:pPr>
+              <w:pStyle w:val="Compact"/>
+            </w:pPr>
+            <w:r>
+              <w:t xml:space="preserve">Stacked</w:t>
+            </w:r>
+          </w:p>
+        </w:tc>
+        <w:tc>
+          <w:tcPr/>
+          <w:p>
+            <w:pPr>
+              <w:pStyle w:val="Compact"/>
+            </w:pPr>
+            <w:r>
+              <w:t xml:space="preserve">Linear fusion (</w:t>
+            </w:r>
+            <w:r>
+              <w:rPr>
+                <w:rStyle w:val="VerbatimChar"/>
+              </w:rPr>
+              <w:t xml:space="preserve">all</w:t>
+            </w:r>
+            <w:r>
+              <w:t xml:space="preserve">)</w:t>
+            </w:r>
+          </w:p>
+        </w:tc>
+        <w:tc>
+          <w:tcPr/>
+          <w:p>
+            <w:pPr>
+              <w:pStyle w:val="Compact"/>
+            </w:pPr>
+            <w:r>
+              <w:t xml:space="preserve">Gated fusion (</w:t>
+            </w:r>
+            <w:r>
+              <w:rPr>
+                <w:rStyle w:val="VerbatimChar"/>
+              </w:rPr>
+              <w:t xml:space="preserve">all</w:t>
+            </w:r>
+            <w:r>
+              <w:t xml:space="preserve">)</w:t>
+            </w:r>
+          </w:p>
+        </w:tc>
+      </w:tr>
+      <w:tr>
+        <w:tc>
+          <w:tcPr/>
+          <w:p>
+            <w:pPr>
+              <w:pStyle w:val="Compact"/>
+            </w:pPr>
+            <w:r>
+              <w:t xml:space="preserve">RAM+aux</w:t>
+            </w:r>
+          </w:p>
+        </w:tc>
+        <w:tc>
+          <w:tcPr/>
+          <w:p>
+            <w:pPr>
+              <w:pStyle w:val="Compact"/>
+            </w:pPr>
+            <w:r>
+              <w:t xml:space="preserve">AUC 0.9505, MCC 0.768, 88.39 %</w:t>
+            </w:r>
+          </w:p>
+        </w:tc>
+        <w:tc>
+          <w:tcPr/>
+          <w:p>
+            <w:pPr>
+              <w:pStyle w:val="Compact"/>
+            </w:pPr>
+            <w:r>
+              <w:t xml:space="preserve">AUC 0.9468, MCC 0.778, 88.84 %</w:t>
+            </w:r>
+          </w:p>
+        </w:tc>
+        <w:tc>
+          <w:tcPr/>
+          <w:p>
+            <w:pPr>
+              <w:pStyle w:val="Compact"/>
+            </w:pPr>
+            <w:r>
+              <w:rPr>
+                <w:b/>
+                <w:bCs/>
+              </w:rPr>
+              <w:t xml:space="preserve">AUC 0.9557, MCC 0.781, 89.07 %</w:t>
+            </w:r>
+          </w:p>
+        </w:tc>
+        <w:tc>
+          <w:tcPr/>
+          <w:p>
+            <w:pPr>
+              <w:pStyle w:val="Compact"/>
+            </w:pPr>
+            <w:r>
+              <w:t xml:space="preserve">AUC 0.9514, MCC 0.779, 88.95 %</w:t>
+            </w:r>
+          </w:p>
+        </w:tc>
+        <w:tc>
+          <w:tcPr/>
+          <w:p>
+            <w:pPr>
+              <w:pStyle w:val="Compact"/>
+            </w:pPr>
+            <w:r>
+              <w:t xml:space="preserve">AUC 0.9487, MCC 0.744, 87.12 %</w:t>
+            </w:r>
+          </w:p>
+        </w:tc>
+      </w:tr>
+      <w:tr>
+        <w:tc>
+          <w:tcPr/>
+          <w:p>
+            <w:pPr>
+              <w:pStyle w:val="Compact"/>
+            </w:pPr>
+            <w:r>
+              <w:t xml:space="preserve">Spectrogram+aux</w:t>
+            </w:r>
+          </w:p>
+        </w:tc>
+        <w:tc>
+          <w:tcPr/>
+          <w:p>
+            <w:pPr>
+              <w:pStyle w:val="Compact"/>
+            </w:pPr>
+            <w:r>
+              <w:t xml:space="preserve">AUC 0.9505, MCC 0.768, 88.39 %</w:t>
+            </w:r>
+          </w:p>
+        </w:tc>
+        <w:tc>
+          <w:tcPr/>
+          <w:p>
+            <w:pPr>
+              <w:pStyle w:val="Compact"/>
+            </w:pPr>
+            <w:r>
+              <w:t xml:space="preserve">AUC 0.9749, MCC 0.863, 93.02 %</w:t>
+            </w:r>
+          </w:p>
+        </w:tc>
+        <w:tc>
+          <w:tcPr/>
+          <w:p>
+            <w:pPr>
+              <w:pStyle w:val="Compact"/>
+            </w:pPr>
+            <w:r>
+              <w:rPr>
+                <w:b/>
+                <w:bCs/>
+              </w:rPr>
+              <w:t xml:space="preserve">AUC 0.9758, MCC 0.868, 93.37 %</w:t>
+            </w:r>
+          </w:p>
+        </w:tc>
+        <w:tc>
+          <w:tcPr/>
+          <w:p>
+            <w:pPr>
+              <w:pStyle w:val="Compact"/>
+            </w:pPr>
+            <w:r>
+              <w:t xml:space="preserve">AUC 0.9733, MCC 0.847, 92.31 %</w:t>
+            </w:r>
+          </w:p>
+        </w:tc>
+        <w:tc>
+          <w:tcPr/>
+          <w:p>
+            <w:pPr>
+              <w:pStyle w:val="Compact"/>
+            </w:pPr>
+            <w:r>
+              <w:t xml:space="preserve">AUC 0.9716, MCC 0.836, 91.80 %</w:t>
+            </w:r>
+          </w:p>
+        </w:tc>
+      </w:tr>
+    </w:tbl>
+    <w:p>
+      <w:pPr>
+        <w:pStyle w:val="BodyText"/>
+      </w:pPr>
+      <w:r>
+        <w:t xml:space="preserve">On both datasets, stacking is the best fusion mechanism tested among the</w:t>
+      </w:r>
+      <w:r>
+        <w:t xml:space="preserve"> </w:t>
+      </w:r>
+      <w:r>
+        <w:t xml:space="preserve">three (linear, gated, stacked) once the amplitude input is present —</w:t>
+      </w:r>
+      <w:r>
+        <w:t xml:space="preserve"> </w:t>
+      </w:r>
+      <w:r>
+        <w:t xml:space="preserve">consistent with Section 10.5.2’s finding on the non-aux branches, where</w:t>
+      </w:r>
+      <w:r>
+        <w:t xml:space="preserve"> </w:t>
+      </w:r>
+      <w:r>
+        <w:t xml:space="preserve">stacking also matched or beat joint fusion. Stacking on RAM+aux is a clear</w:t>
+      </w:r>
+      <w:r>
+        <w:t xml:space="preserve"> </w:t>
+      </w:r>
+      <w:r>
+        <w:t xml:space="preserve">win over every alternative on every metric. Stacking on spectrogram+aux is</w:t>
+      </w:r>
+      <w:r>
+        <w:t xml:space="preserve"> </w:t>
+      </w:r>
+      <w:r>
+        <w:t xml:space="preserve">the best fusion mechanism but does not surpass the plain</w:t>
+      </w:r>
+      <w:r>
+        <w:t xml:space="preserve"> </w:t>
+      </w:r>
+      <w:r>
+        <w:rPr>
+          <w:rStyle w:val="VerbatimChar"/>
+        </w:rPr>
+        <w:t xml:space="preserve">2d</w:t>
+      </w:r>
+      <w:r>
+        <w:t xml:space="preserve">-alone,</w:t>
+      </w:r>
+      <w:r>
+        <w:t xml:space="preserve"> </w:t>
+      </w:r>
+      <w:r>
+        <w:t xml:space="preserve">no-aux ceiling (0.9793 AUC, Section 10.4) — no fusion mechanism has yet</w:t>
+      </w:r>
+      <w:r>
+        <w:t xml:space="preserve"> </w:t>
+      </w:r>
+      <w:r>
+        <w:t xml:space="preserve">closed that gap.</w:t>
+      </w:r>
+    </w:p>
+    <w:p>
+      <w:pPr>
+        <w:pStyle w:val="BodyText"/>
+      </w:pPr>
       <w:r>
         <w:rPr>
           <w:b/>
           <w:bCs/>
         </w:rPr>
-        <w:t xml:space="preserve"> </w:t>
+        <w:t xml:space="preserve">10.5.11 Combining two independently helpful interventions does not</w:t>
       </w:r>
       <w:r>
         <w:rPr>
           <w:b/>
           <w:bCs/>
         </w:rPr>
-        <w:t xml:space="preserve">spectrogram CNN classifier, with no LSTM branch, no auxiliary input, and no</w:t>
+        <w:t xml:space="preserve"> </w:t>
       </w:r>
       <w:r>
         <w:rPr>
           <w:b/>
           <w:bCs/>
         </w:rPr>
-        <w:t xml:space="preserve"> </w:t>
-      </w:r>
+        <w:t xml:space="preserve">compound, and mildly hurts.</w:t>
+      </w:r>
+      <w:r>
+        <w:t xml:space="preserve"> </w:t>
+      </w:r>
+      <w:r>
+        <w:t xml:space="preserve">Gated fusion (Section 10.5.5) and the</w:t>
+      </w:r>
+      <w:r>
+        <w:t xml:space="preserve"> </w:t>
+      </w:r>
+      <w:r>
+        <w:t xml:space="preserve">amplitude auxiliary input (Section 10.5.3) each measurably improved</w:t>
+      </w:r>
+      <w:r>
+        <w:t xml:space="preserve"> </w:t>
+      </w:r>
+      <w:r>
+        <w:t xml:space="preserve">results on their own. Combined — gated fusion applied to the</w:t>
+      </w:r>
+      <w:r>
+        <w:t xml:space="preserve"> </w:t>
+      </w:r>
+      <w:r>
+        <w:t xml:space="preserve">amplitude-augmented spectrogram-dual model — the result is worse than</w:t>
+      </w:r>
+      <w:r>
+        <w:t xml:space="preserve"> </w:t>
+      </w:r>
+      <w:r>
+        <w:t xml:space="preserve">either intervention alone: AUC 0.9716, versus gated-fusion-without-aux’s</w:t>
+      </w:r>
+      <w:r>
+        <w:t xml:space="preserve"> </w:t>
+      </w:r>
+      <w:r>
+        <w:t xml:space="preserve">0.9761 and linear-fusion-with-aux’s 0.9733. This is a useful negative</w:t>
+      </w:r>
+      <w:r>
+        <w:t xml:space="preserve"> </w:t>
+      </w:r>
+      <w:r>
+        <w:t xml:space="preserve">result: independently validated improvements do not automatically compose,</w:t>
+      </w:r>
+      <w:r>
+        <w:t xml:space="preserve"> </w:t>
+      </w:r>
+      <w:r>
+        <w:t xml:space="preserve">and each combination has to be measured rather than assumed. The three</w:t>
+      </w:r>
+      <w:r>
+        <w:t xml:space="preserve"> </w:t>
+      </w:r>
+      <w:r>
+        <w:t xml:space="preserve">fusion mechanisms tested on the amplitude-augmented spectrogram-dual model</w:t>
+      </w:r>
+      <w:r>
+        <w:t xml:space="preserve"> </w:t>
+      </w:r>
+      <w:r>
+        <w:t xml:space="preserve">now rank, by AUC: stacked (0.9758) &gt; linear (0.9733) &gt; gated (0.9716) — the</w:t>
+      </w:r>
+      <w:r>
+        <w:t xml:space="preserve"> </w:t>
+      </w:r>
+      <w:r>
+        <w:t xml:space="preserve">reverse of gated fusion’s ranking on the same 2D representation without</w:t>
+      </w:r>
+      <w:r>
+        <w:t xml:space="preserve"> </w:t>
+      </w:r>
+      <w:r>
+        <w:t xml:space="preserve">aux (Section 10.5.5), where gated fusion was the best of the three.</w:t>
+      </w:r>
+    </w:p>
+    <w:p>
+      <w:pPr>
+        <w:pStyle w:val="BodyText"/>
+      </w:pPr>
       <w:r>
         <w:rPr>
           <w:b/>
           <w:bCs/>
         </w:rPr>
-        <w:t xml:space="preserve">fusion mechanism (AUC 0.9793).</w:t>
-      </w:r>
-      <w:r>
-        <w:t xml:space="preserve"> </w:t>
-      </w:r>
-      <w:r>
-        <w:t xml:space="preserve">Every structural addition tested — the</w:t>
-      </w:r>
-      <w:r>
-        <w:t xml:space="preserve"> </w:t>
-      </w:r>
-      <w:r>
-        <w:t xml:space="preserve">source paper’s dual-channel architecture, the amplitude auxiliary input,</w:t>
-      </w:r>
-      <w:r>
-        <w:t xml:space="preserve"> </w:t>
-      </w:r>
-      <w:r>
-        <w:t xml:space="preserve">gated fusion, late-fusion stacking — improved on some other configuration</w:t>
-      </w:r>
-      <w:r>
-        <w:t xml:space="preserve"> </w:t>
-      </w:r>
-      <w:r>
-        <w:t xml:space="preserve">along the way, and each produced a genuine, informative finding about why</w:t>
-      </w:r>
-      <w:r>
-        <w:t xml:space="preserve"> </w:t>
-      </w:r>
-      <w:r>
-        <w:t xml:space="preserve">RAM underperforms and how fusion mechanisms behave. None of them, individually</w:t>
-      </w:r>
-      <w:r>
-        <w:t xml:space="preserve"> </w:t>
-      </w:r>
-      <w:r>
-        <w:t xml:space="preserve">or in combination, has yet exceeded the simplest model in this comparison.</w:t>
+        <w:t xml:space="preserve">10.5.12 Seed-repeated verification of the two closest single-seed</w:t>
+      </w:r>
+      <w:r>
+        <w:rPr>
+          <w:b/>
+          <w:bCs/>
+        </w:rPr>
+        <w:t xml:space="preserve"> </w:t>
+      </w:r>
+      <w:r>
+        <w:rPr>
+          <w:b/>
+          <w:bCs/>
+        </w:rPr>
+        <w:t xml:space="preserve">claims changes the reported conclusion for one of them.</w:t>
+      </w:r>
+      <w:r>
+        <w:t xml:space="preserve"> </w:t>
+      </w:r>
+      <w:r>
+        <w:t xml:space="preserve">Sections 10.5.5</w:t>
+      </w:r>
+      <w:r>
+        <w:t xml:space="preserve"> </w:t>
+      </w:r>
+      <w:r>
+        <w:t xml:space="preserve">and 10.5.7 each rested on a single train/validation/test split. Both were</w:t>
+      </w:r>
+      <w:r>
+        <w:t xml:space="preserve"> </w:t>
+      </w:r>
+      <w:r>
+        <w:t xml:space="preserve">re-run at two additional seeds (1 and 2, alongside the original 42) to</w:t>
+      </w:r>
+      <w:r>
+        <w:t xml:space="preserve"> </w:t>
+      </w:r>
+      <w:r>
+        <w:t xml:space="preserve">check whether the claimed improvements survive repetition.</w:t>
+      </w:r>
+    </w:p>
+    <w:p>
+      <w:pPr>
+        <w:pStyle w:val="BodyText"/>
+      </w:pPr>
+      <w:r>
+        <w:rPr>
+          <w:i/>
+          <w:iCs/>
+        </w:rPr>
+        <w:t xml:space="preserve">Gated vs. linear fusion, spectrogram-dual, no aux (Section 10.5.5):</w:t>
+      </w:r>
+    </w:p>
+    <w:tbl>
+      <w:tblPr>
+        <w:tblStyle w:val="Table"/>
+        <w:tblW w:type="pct" w:w="5000"/>
+        <w:tblLayout w:type="fixed"/>
+        <w:tblLook w:firstRow="1" w:lastRow="0" w:firstColumn="0" w:lastColumn="0" w:noHBand="0" w:noVBand="0" w:val="0020"/>
+      </w:tblPr>
+      <w:tblGrid>
+        <w:gridCol w:w="1980"/>
+        <w:gridCol w:w="1980"/>
+        <w:gridCol w:w="1980"/>
+        <w:gridCol w:w="1980"/>
+      </w:tblGrid>
+      <w:tr>
+        <w:trPr>
+          <w:tblHeader w:val="on"/>
+        </w:trPr>
+        <w:tc>
+          <w:tcPr/>
+          <w:p>
+            <w:pPr>
+              <w:pStyle w:val="Compact"/>
+            </w:pPr>
+            <w:r>
+              <w:t xml:space="preserve">Seed</w:t>
+            </w:r>
+          </w:p>
+        </w:tc>
+        <w:tc>
+          <w:tcPr/>
+          <w:p>
+            <w:pPr>
+              <w:pStyle w:val="Compact"/>
+            </w:pPr>
+            <w:r>
+              <w:t xml:space="preserve">Linear AUC / MCC / Acc</w:t>
+            </w:r>
+          </w:p>
+        </w:tc>
+        <w:tc>
+          <w:tcPr/>
+          <w:p>
+            <w:pPr>
+              <w:pStyle w:val="Compact"/>
+            </w:pPr>
+            <w:r>
+              <w:t xml:space="preserve">Gated AUC / MCC / Acc</w:t>
+            </w:r>
+          </w:p>
+        </w:tc>
+        <w:tc>
+          <w:tcPr/>
+          <w:p>
+            <w:pPr>
+              <w:pStyle w:val="Compact"/>
+            </w:pPr>
+            <w:r>
+              <w:t xml:space="preserve">Gated − Linear (AUC)</w:t>
+            </w:r>
+          </w:p>
+        </w:tc>
+      </w:tr>
+      <w:tr>
+        <w:tc>
+          <w:tcPr/>
+          <w:p>
+            <w:pPr>
+              <w:pStyle w:val="Compact"/>
+            </w:pPr>
+            <w:r>
+              <w:t xml:space="preserve">42</w:t>
+            </w:r>
+          </w:p>
+        </w:tc>
+        <w:tc>
+          <w:tcPr/>
+          <w:p>
+            <w:pPr>
+              <w:pStyle w:val="Compact"/>
+            </w:pPr>
+            <w:r>
+              <w:t xml:space="preserve">0.9646 / 0.812 / 90.61 %</w:t>
+            </w:r>
+          </w:p>
+        </w:tc>
+        <w:tc>
+          <w:tcPr/>
+          <w:p>
+            <w:pPr>
+              <w:pStyle w:val="Compact"/>
+            </w:pPr>
+            <w:r>
+              <w:t xml:space="preserve">0.9761 / 0.850 / 92.51 %</w:t>
+            </w:r>
+          </w:p>
+        </w:tc>
+        <w:tc>
+          <w:tcPr/>
+          <w:p>
+            <w:pPr>
+              <w:pStyle w:val="Compact"/>
+            </w:pPr>
+            <w:r>
+              <w:t xml:space="preserve">+0.0115</w:t>
+            </w:r>
+          </w:p>
+        </w:tc>
+      </w:tr>
+      <w:tr>
+        <w:tc>
+          <w:tcPr/>
+          <w:p>
+            <w:pPr>
+              <w:pStyle w:val="Compact"/>
+            </w:pPr>
+            <w:r>
+              <w:t xml:space="preserve">1</w:t>
+            </w:r>
+          </w:p>
+        </w:tc>
+        <w:tc>
+          <w:tcPr/>
+          <w:p>
+            <w:pPr>
+              <w:pStyle w:val="Compact"/>
+            </w:pPr>
+            <w:r>
+              <w:t xml:space="preserve">0.9719 / 0.848 / 92.32 %</w:t>
+            </w:r>
+          </w:p>
+        </w:tc>
+        <w:tc>
+          <w:tcPr/>
+          <w:p>
+            <w:pPr>
+              <w:pStyle w:val="Compact"/>
+            </w:pPr>
+            <w:r>
+              <w:t xml:space="preserve">0.9753 / 0.851 / 92.53 %</w:t>
+            </w:r>
+          </w:p>
+        </w:tc>
+        <w:tc>
+          <w:tcPr/>
+          <w:p>
+            <w:pPr>
+              <w:pStyle w:val="Compact"/>
+            </w:pPr>
+            <w:r>
+              <w:t xml:space="preserve">+0.0034</w:t>
+            </w:r>
+          </w:p>
+        </w:tc>
+      </w:tr>
+      <w:tr>
+        <w:tc>
+          <w:tcPr/>
+          <w:p>
+            <w:pPr>
+              <w:pStyle w:val="Compact"/>
+            </w:pPr>
+            <w:r>
+              <w:t xml:space="preserve">2</w:t>
+            </w:r>
+          </w:p>
+        </w:tc>
+        <w:tc>
+          <w:tcPr/>
+          <w:p>
+            <w:pPr>
+              <w:pStyle w:val="Compact"/>
+            </w:pPr>
+            <w:r>
+              <w:t xml:space="preserve">0.9746 / 0.834 / 91.68 %</w:t>
+            </w:r>
+          </w:p>
+        </w:tc>
+        <w:tc>
+          <w:tcPr/>
+          <w:p>
+            <w:pPr>
+              <w:pStyle w:val="Compact"/>
+            </w:pPr>
+            <w:r>
+              <w:t xml:space="preserve">0.9720 / 0.849 / 92.36 %</w:t>
+            </w:r>
+          </w:p>
+        </w:tc>
+        <w:tc>
+          <w:tcPr/>
+          <w:p>
+            <w:pPr>
+              <w:pStyle w:val="Compact"/>
+            </w:pPr>
+            <w:r>
+              <w:rPr>
+                <w:b/>
+                <w:bCs/>
+              </w:rPr>
+              <w:t xml:space="preserve">−0.0026</w:t>
+            </w:r>
+          </w:p>
+        </w:tc>
+      </w:tr>
+    </w:tbl>
+    <w:p>
+      <w:pPr>
+        <w:pStyle w:val="BodyText"/>
+      </w:pPr>
+      <w:r>
+        <w:t xml:space="preserve">The AUC advantage is not robust — it reverses sign at seed 2, and its</w:t>
+      </w:r>
+      <w:r>
+        <w:t xml:space="preserve"> </w:t>
+      </w:r>
+      <w:r>
+        <w:t xml:space="preserve">magnitude at seed 1 is roughly a third of the original single-seed figure.</w:t>
+      </w:r>
+      <w:r>
+        <w:t xml:space="preserve"> </w:t>
+      </w:r>
+      <w:r>
+        <w:t xml:space="preserve">Averaged across the three seeds, gated fusion still leads on AUC (mean</w:t>
+      </w:r>
+      <w:r>
+        <w:t xml:space="preserve"> </w:t>
+      </w:r>
+      <w:r>
+        <w:t xml:space="preserve">0.9745 vs. 0.9704), but the effect is smaller and noisier than Section</w:t>
+      </w:r>
+      <w:r>
+        <w:t xml:space="preserve"> </w:t>
+      </w:r>
+      <w:r>
+        <w:t xml:space="preserve">10.5.5 reported. Accuracy and MCC tell a more consistent story: gated</w:t>
+      </w:r>
+      <w:r>
+        <w:t xml:space="preserve"> </w:t>
+      </w:r>
+      <w:r>
+        <w:t xml:space="preserve">fusion wins on</w:t>
+      </w:r>
+      <w:r>
+        <w:t xml:space="preserve"> </w:t>
+      </w:r>
+      <w:r>
+        <w:rPr>
+          <w:b/>
+          <w:bCs/>
+        </w:rPr>
+        <w:t xml:space="preserve">both</w:t>
+      </w:r>
+      <w:r>
+        <w:t xml:space="preserve"> </w:t>
+      </w:r>
+      <w:r>
+        <w:t xml:space="preserve">metrics at</w:t>
+      </w:r>
+      <w:r>
+        <w:t xml:space="preserve"> </w:t>
+      </w:r>
+      <w:r>
+        <w:rPr>
+          <w:b/>
+          <w:bCs/>
+        </w:rPr>
+        <w:t xml:space="preserve">all three</w:t>
+      </w:r>
+      <w:r>
+        <w:t xml:space="preserve"> </w:t>
+      </w:r>
+      <w:r>
+        <w:t xml:space="preserve">seeds, and does so with</w:t>
+      </w:r>
+      <w:r>
+        <w:t xml:space="preserve"> </w:t>
+      </w:r>
+      <w:r>
+        <w:t xml:space="preserve">much lower run-to-run spread (accuracy range 92.36–92.53 %, a spread of</w:t>
+      </w:r>
+      <w:r>
+        <w:t xml:space="preserve"> </w:t>
+      </w:r>
+      <w:r>
+        <w:t xml:space="preserve">0.17 points, versus linear fusion’s 90.61–92.32 %, a spread of 1.71</w:t>
+      </w:r>
+      <w:r>
+        <w:t xml:space="preserve"> </w:t>
+      </w:r>
+      <w:r>
+        <w:t xml:space="preserve">points; MCC spread 0.002 vs. 0.036). The corrected finding is therefore</w:t>
+      </w:r>
+      <w:r>
+        <w:t xml:space="preserve"> </w:t>
+      </w:r>
+      <w:r>
+        <w:t xml:space="preserve">not</w:t>
+      </w:r>
+      <w:r>
+        <w:t xml:space="preserve"> </w:t>
+      </w:r>
+      <w:r>
+        <w:t xml:space="preserve">“gated fusion is a clear AUC win”</w:t>
+      </w:r>
+      <w:r>
+        <w:t xml:space="preserve"> </w:t>
+      </w:r>
+      <w:r>
+        <w:t xml:space="preserve">but</w:t>
+      </w:r>
+      <w:r>
+        <w:t xml:space="preserve"> </w:t>
+      </w:r>
+      <w:r>
+        <w:rPr>
+          <w:b/>
+          <w:bCs/>
+        </w:rPr>
+        <w:t xml:space="preserve">“gated fusion gives more</w:t>
+      </w:r>
+      <w:r>
+        <w:rPr>
+          <w:b/>
+          <w:bCs/>
+        </w:rPr>
+        <w:t xml:space="preserve"> </w:t>
+      </w:r>
+      <w:r>
+        <w:rPr>
+          <w:b/>
+          <w:bCs/>
+        </w:rPr>
+        <w:t xml:space="preserve">consistent, slightly better decisions at the operating threshold, with a</w:t>
+      </w:r>
+      <w:r>
+        <w:rPr>
+          <w:b/>
+          <w:bCs/>
+        </w:rPr>
+        <w:t xml:space="preserve"> </w:t>
+      </w:r>
+      <w:r>
+        <w:rPr>
+          <w:b/>
+          <w:bCs/>
+        </w:rPr>
+        <w:t xml:space="preserve">real but small and noisy ranking-quality advantage”</w:t>
+      </w:r>
+      <w:r>
+        <w:t xml:space="preserve"> </w:t>
+      </w:r>
+      <w:r>
+        <w:t xml:space="preserve">— a materially</w:t>
+      </w:r>
+      <w:r>
+        <w:t xml:space="preserve"> </w:t>
+      </w:r>
+      <w:r>
+        <w:t xml:space="preserve">weaker and more precise claim than Section 10.5.5’s original framing.</w:t>
+      </w:r>
+    </w:p>
+    <w:p>
+      <w:pPr>
+        <w:pStyle w:val="BodyText"/>
+      </w:pPr>
+      <w:r>
+        <w:rPr>
+          <w:i/>
+          <w:iCs/>
+        </w:rPr>
+        <w:t xml:space="preserve">Amplitude aux vs. no aux, spectrogram-dual, linear fusion (Section 10.5.7):</w:t>
+      </w:r>
+    </w:p>
+    <w:tbl>
+      <w:tblPr>
+        <w:tblStyle w:val="Table"/>
+        <w:tblW w:type="pct" w:w="5000"/>
+        <w:tblLayout w:type="fixed"/>
+        <w:tblLook w:firstRow="1" w:lastRow="0" w:firstColumn="0" w:lastColumn="0" w:noHBand="0" w:noVBand="0" w:val="0020"/>
+      </w:tblPr>
+      <w:tblGrid>
+        <w:gridCol w:w="1980"/>
+        <w:gridCol w:w="1980"/>
+        <w:gridCol w:w="1980"/>
+        <w:gridCol w:w="1980"/>
+      </w:tblGrid>
+      <w:tr>
+        <w:trPr>
+          <w:tblHeader w:val="on"/>
+        </w:trPr>
+        <w:tc>
+          <w:tcPr/>
+          <w:p>
+            <w:pPr>
+              <w:pStyle w:val="Compact"/>
+            </w:pPr>
+            <w:r>
+              <w:t xml:space="preserve">Seed</w:t>
+            </w:r>
+          </w:p>
+        </w:tc>
+        <w:tc>
+          <w:tcPr/>
+          <w:p>
+            <w:pPr>
+              <w:pStyle w:val="Compact"/>
+            </w:pPr>
+            <w:r>
+              <w:t xml:space="preserve">No-aux AUC / MCC / Acc</w:t>
+            </w:r>
+          </w:p>
+        </w:tc>
+        <w:tc>
+          <w:tcPr/>
+          <w:p>
+            <w:pPr>
+              <w:pStyle w:val="Compact"/>
+            </w:pPr>
+            <w:r>
+              <w:t xml:space="preserve">Aux AUC / MCC / Acc</w:t>
+            </w:r>
+          </w:p>
+        </w:tc>
+        <w:tc>
+          <w:tcPr/>
+          <w:p>
+            <w:pPr>
+              <w:pStyle w:val="Compact"/>
+            </w:pPr>
+            <w:r>
+              <w:t xml:space="preserve">Aux − No-aux (AUC)</w:t>
+            </w:r>
+          </w:p>
+        </w:tc>
+      </w:tr>
+      <w:tr>
+        <w:tc>
+          <w:tcPr/>
+          <w:p>
+            <w:pPr>
+              <w:pStyle w:val="Compact"/>
+            </w:pPr>
+            <w:r>
+              <w:t xml:space="preserve">42</w:t>
+            </w:r>
+          </w:p>
+        </w:tc>
+        <w:tc>
+          <w:tcPr/>
+          <w:p>
+            <w:pPr>
+              <w:pStyle w:val="Compact"/>
+            </w:pPr>
+            <w:r>
+              <w:t xml:space="preserve">0.9646 / 0.812 / 90.61 %</w:t>
+            </w:r>
+          </w:p>
+        </w:tc>
+        <w:tc>
+          <w:tcPr/>
+          <w:p>
+            <w:pPr>
+              <w:pStyle w:val="Compact"/>
+            </w:pPr>
+            <w:r>
+              <w:t xml:space="preserve">0.9733 / 0.847 / 92.31 %</w:t>
+            </w:r>
+          </w:p>
+        </w:tc>
+        <w:tc>
+          <w:tcPr/>
+          <w:p>
+            <w:pPr>
+              <w:pStyle w:val="Compact"/>
+            </w:pPr>
+            <w:r>
+              <w:t xml:space="preserve">+0.0087</w:t>
+            </w:r>
+          </w:p>
+        </w:tc>
+      </w:tr>
+      <w:tr>
+        <w:tc>
+          <w:tcPr/>
+          <w:p>
+            <w:pPr>
+              <w:pStyle w:val="Compact"/>
+            </w:pPr>
+            <w:r>
+              <w:t xml:space="preserve">1</w:t>
+            </w:r>
+          </w:p>
+        </w:tc>
+        <w:tc>
+          <w:tcPr/>
+          <w:p>
+            <w:pPr>
+              <w:pStyle w:val="Compact"/>
+            </w:pPr>
+            <w:r>
+              <w:t xml:space="preserve">0.9719 / 0.848 / 92.32 %</w:t>
+            </w:r>
+          </w:p>
+        </w:tc>
+        <w:tc>
+          <w:tcPr/>
+          <w:p>
+            <w:pPr>
+              <w:pStyle w:val="Compact"/>
+            </w:pPr>
+            <w:r>
+              <w:t xml:space="preserve">0.9707 / 0.841 / 92.01 %</w:t>
+            </w:r>
+          </w:p>
+        </w:tc>
+        <w:tc>
+          <w:tcPr/>
+          <w:p>
+            <w:pPr>
+              <w:pStyle w:val="Compact"/>
+            </w:pPr>
+            <w:r>
+              <w:rPr>
+                <w:b/>
+                <w:bCs/>
+              </w:rPr>
+              <w:t xml:space="preserve">−0.0012</w:t>
+            </w:r>
+          </w:p>
+        </w:tc>
+      </w:tr>
+      <w:tr>
+        <w:tc>
+          <w:tcPr/>
+          <w:p>
+            <w:pPr>
+              <w:pStyle w:val="Compact"/>
+            </w:pPr>
+            <w:r>
+              <w:t xml:space="preserve">2</w:t>
+            </w:r>
+          </w:p>
+        </w:tc>
+        <w:tc>
+          <w:tcPr/>
+          <w:p>
+            <w:pPr>
+              <w:pStyle w:val="Compact"/>
+            </w:pPr>
+            <w:r>
+              <w:t xml:space="preserve">0.9746 / 0.834 / 91.68 %</w:t>
+            </w:r>
+          </w:p>
+        </w:tc>
+        <w:tc>
+          <w:tcPr/>
+          <w:p>
+            <w:pPr>
+              <w:pStyle w:val="Compact"/>
+            </w:pPr>
+            <w:r>
+              <w:t xml:space="preserve">0.9705 / 0.834 / 91.66 %</w:t>
+            </w:r>
+          </w:p>
+        </w:tc>
+        <w:tc>
+          <w:tcPr/>
+          <w:p>
+            <w:pPr>
+              <w:pStyle w:val="Compact"/>
+            </w:pPr>
+            <w:r>
+              <w:rPr>
+                <w:b/>
+                <w:bCs/>
+              </w:rPr>
+              <w:t xml:space="preserve">−0.0041</w:t>
+            </w:r>
+          </w:p>
+        </w:tc>
+      </w:tr>
+    </w:tbl>
+    <w:p>
+      <w:pPr>
+        <w:pStyle w:val="BodyText"/>
+      </w:pPr>
+      <w:r>
+        <w:t xml:space="preserve">This result does not merely shrink — it reverses and averages out to</w:t>
+      </w:r>
+      <w:r>
+        <w:t xml:space="preserve"> </w:t>
+      </w:r>
+      <w:r>
+        <w:t xml:space="preserve">approximately zero (mean AUC difference +0.0011 across the three seeds).</w:t>
+      </w:r>
+      <w:r>
+        <w:t xml:space="preserve"> </w:t>
+      </w:r>
+      <w:r>
+        <w:rPr>
+          <w:b/>
+          <w:bCs/>
+        </w:rPr>
+        <w:t xml:space="preserve">Section 10.5.7’s claim that the amplitude auxiliary input improves the</w:t>
+      </w:r>
+      <w:r>
+        <w:rPr>
+          <w:b/>
+          <w:bCs/>
+        </w:rPr>
+        <w:t xml:space="preserve"> </w:t>
+      </w:r>
+      <w:r>
+        <w:rPr>
+          <w:b/>
+          <w:bCs/>
+        </w:rPr>
+        <w:t xml:space="preserve">fused linear model does not survive repetition; the original single-seed</w:t>
+      </w:r>
+      <w:r>
+        <w:rPr>
+          <w:b/>
+          <w:bCs/>
+        </w:rPr>
+        <w:t xml:space="preserve"> </w:t>
+      </w:r>
+      <w:r>
+        <w:rPr>
+          <w:b/>
+          <w:bCs/>
+        </w:rPr>
+        <w:t xml:space="preserve">result at seed 42 was not representative.</w:t>
+      </w:r>
+      <w:r>
+        <w:t xml:space="preserve"> </w:t>
+      </w:r>
+      <w:r>
+        <w:t xml:space="preserve">This does not call the</w:t>
+      </w:r>
+      <w:r>
+        <w:t xml:space="preserve"> </w:t>
+      </w:r>
+      <w:r>
+        <w:t xml:space="preserve">amplitude fix into question generally: the much larger effects reported in</w:t>
+      </w:r>
+      <w:r>
+        <w:t xml:space="preserve"> </w:t>
+      </w:r>
+      <w:r>
+        <w:t xml:space="preserve">Section 10.5.3 (RAM CNN alone, +0.087 AUC) and Section 10.5.8 (</w:t>
+      </w:r>
+      <w:r>
+        <w:rPr>
+          <w:rStyle w:val="VerbatimChar"/>
+        </w:rPr>
+        <w:t xml:space="preserve">1d+aux</w:t>
+      </w:r>
+      <w:r>
+        <w:t xml:space="preserve"> </w:t>
+      </w:r>
+      <w:r>
+        <w:t xml:space="preserve">alone, +0.029 AUC) are an order of magnitude larger than the noise band</w:t>
+      </w:r>
+      <w:r>
+        <w:t xml:space="preserve"> </w:t>
+      </w:r>
+      <w:r>
+        <w:t xml:space="preserve">established here (~0.01 AUC) and are far more likely to be genuine, though</w:t>
+      </w:r>
+      <w:r>
+        <w:t xml:space="preserve"> </w:t>
+      </w:r>
+      <w:r>
+        <w:t xml:space="preserve">neither has itself been re-run at additional seeds and both should be</w:t>
+      </w:r>
+      <w:r>
+        <w:t xml:space="preserve"> </w:t>
+      </w:r>
+      <w:r>
+        <w:t xml:space="preserve">treated with appropriately more confidence than this reversed result, not</w:t>
+      </w:r>
+      <w:r>
+        <w:t xml:space="preserve"> </w:t>
+      </w:r>
+      <w:r>
+        <w:t xml:space="preserve">full certainty. What this result specifically corrects is narrower: aux</w:t>
+      </w:r>
+      <w:r>
+        <w:t xml:space="preserve"> </w:t>
+      </w:r>
+      <w:r>
+        <w:t xml:space="preserve">does not reliably help once it is combined with joint linear fusion on an</w:t>
+      </w:r>
+      <w:r>
+        <w:t xml:space="preserve"> </w:t>
+      </w:r>
+      <w:r>
+        <w:t xml:space="preserve">already-strong 2D representation, where Section 10.5.4 already established</w:t>
+      </w:r>
+      <w:r>
+        <w:t xml:space="preserve"> </w:t>
+      </w:r>
+      <w:r>
+        <w:t xml:space="preserve">the 2D branch has little room left for the aux input to add.</w:t>
+      </w:r>
+    </w:p>
+    <w:p>
+      <w:pPr>
+        <w:pStyle w:val="BodyText"/>
+      </w:pPr>
+      <w:r>
+        <w:rPr>
+          <w:b/>
+          <w:bCs/>
+        </w:rPr>
+        <w:t xml:space="preserve">The practical lesson from 10.5.12 is broader than either individual</w:t>
+      </w:r>
+      <w:r>
+        <w:rPr>
+          <w:b/>
+          <w:bCs/>
+        </w:rPr>
+        <w:t xml:space="preserve"> </w:t>
+      </w:r>
+      <w:r>
+        <w:rPr>
+          <w:b/>
+          <w:bCs/>
+        </w:rPr>
+        <w:t xml:space="preserve">correction: none of the close-margin claims elsewhere in Section 10 —</w:t>
+      </w:r>
+      <w:r>
+        <w:rPr>
+          <w:b/>
+          <w:bCs/>
+        </w:rPr>
+        <w:t xml:space="preserve"> </w:t>
+      </w:r>
+      <w:r>
+        <w:rPr>
+          <w:b/>
+          <w:bCs/>
+        </w:rPr>
+        <w:t xml:space="preserve">including the</w:t>
+      </w:r>
+      <w:r>
+        <w:rPr>
+          <w:b/>
+          <w:bCs/>
+        </w:rPr>
+        <w:t xml:space="preserve"> </w:t>
+      </w:r>
+      <w:r>
+        <w:rPr>
+          <w:rStyle w:val="VerbatimChar"/>
+          <w:b/>
+          <w:bCs/>
+        </w:rPr>
+        <w:t xml:space="preserve">1d+aux</w:t>
+      </w:r>
+      <w:r>
+        <w:rPr>
+          <w:b/>
+          <w:bCs/>
+        </w:rPr>
+        <w:t xml:space="preserve"> </w:t>
+      </w:r>
+      <w:r>
+        <w:rPr>
+          <w:b/>
+          <w:bCs/>
+        </w:rPr>
+        <w:t xml:space="preserve">and</w:t>
+      </w:r>
+      <w:r>
+        <w:rPr>
+          <w:b/>
+          <w:bCs/>
+        </w:rPr>
+        <w:t xml:space="preserve"> </w:t>
+      </w:r>
+      <w:r>
+        <w:rPr>
+          <w:rStyle w:val="VerbatimChar"/>
+          <w:b/>
+          <w:bCs/>
+        </w:rPr>
+        <w:t xml:space="preserve">2d+aux</w:t>
+      </w:r>
+      <w:r>
+        <w:rPr>
+          <w:b/>
+          <w:bCs/>
+        </w:rPr>
+        <w:t xml:space="preserve"> </w:t>
+      </w:r>
+      <w:r>
+        <w:rPr>
+          <w:b/>
+          <w:bCs/>
+        </w:rPr>
+        <w:t xml:space="preserve">effects in Sections 10.5.3/10.5.8, and</w:t>
+      </w:r>
+      <w:r>
+        <w:rPr>
+          <w:b/>
+          <w:bCs/>
+        </w:rPr>
+        <w:t xml:space="preserve"> </w:t>
+      </w:r>
+      <w:r>
+        <w:rPr>
+          <w:b/>
+          <w:bCs/>
+        </w:rPr>
+        <w:t xml:space="preserve">the stacking results in Section 10.5.2/10.5.10 — have been checked against</w:t>
+      </w:r>
+      <w:r>
+        <w:rPr>
+          <w:b/>
+          <w:bCs/>
+        </w:rPr>
+        <w:t xml:space="preserve"> </w:t>
+      </w:r>
+      <w:r>
+        <w:rPr>
+          <w:b/>
+          <w:bCs/>
+        </w:rPr>
+        <w:t xml:space="preserve">more than one seed, and this section demonstrates concretely that a</w:t>
+      </w:r>
+      <w:r>
+        <w:rPr>
+          <w:b/>
+          <w:bCs/>
+        </w:rPr>
+        <w:t xml:space="preserve"> </w:t>
+      </w:r>
+      <w:r>
+        <w:rPr>
+          <w:b/>
+          <w:bCs/>
+        </w:rPr>
+        <w:t xml:space="preserve">single-seed result on this dataset can overstate an effect, understate it,</w:t>
+      </w:r>
+      <w:r>
+        <w:rPr>
+          <w:b/>
+          <w:bCs/>
+        </w:rPr>
+        <w:t xml:space="preserve"> </w:t>
+      </w:r>
+      <w:r>
+        <w:rPr>
+          <w:b/>
+          <w:bCs/>
+        </w:rPr>
+        <w:t xml:space="preserve">or report the wrong sign entirely.</w:t>
+      </w:r>
+      <w:r>
+        <w:t xml:space="preserve"> </w:t>
+      </w:r>
+      <w:r>
+        <w:t xml:space="preserve">Only claims with effect sizes well</w:t>
+      </w:r>
+      <w:r>
+        <w:t xml:space="preserve"> </w:t>
+      </w:r>
+      <w:r>
+        <w:t xml:space="preserve">above the ~0.01 AUC / ~0.02 MCC band established here (the amplitude fix on</w:t>
+      </w:r>
+      <w:r>
+        <w:t xml:space="preserve"> </w:t>
+      </w:r>
+      <w:r>
+        <w:t xml:space="preserve">RAM alone, and the standing conclusion that plain</w:t>
+      </w:r>
+      <w:r>
+        <w:t xml:space="preserve"> </w:t>
+      </w:r>
+      <w:r>
+        <w:rPr>
+          <w:rStyle w:val="VerbatimChar"/>
+        </w:rPr>
+        <w:t xml:space="preserve">2d</w:t>
+      </w:r>
+      <w:r>
+        <w:t xml:space="preserve"> </w:t>
+      </w:r>
+      <w:r>
+        <w:t xml:space="preserve">remains the overall</w:t>
+      </w:r>
+      <w:r>
+        <w:t xml:space="preserve"> </w:t>
+      </w:r>
+      <w:r>
+        <w:t xml:space="preserve">best configuration) should be treated as settled without further seeds.</w:t>
+      </w:r>
+    </w:p>
+    <w:p>
+      <w:pPr>
+        <w:pStyle w:val="BodyText"/>
+      </w:pPr>
+      <w:r>
+        <w:rPr>
+          <w:b/>
+          <w:bCs/>
+        </w:rPr>
+        <w:t xml:space="preserve">Considered together with Sections 10.5.1–10.5.12, the single</w:t>
+      </w:r>
+      <w:r>
+        <w:rPr>
+          <w:b/>
+          <w:bCs/>
+        </w:rPr>
+        <w:t xml:space="preserve"> </w:t>
+      </w:r>
+      <w:r>
+        <w:rPr>
+          <w:b/>
+          <w:bCs/>
+        </w:rPr>
+        <w:t xml:space="preserve">best-performing configuration measured in this entire investigation remains</w:t>
+      </w:r>
+      <w:r>
+        <w:rPr>
+          <w:b/>
+          <w:bCs/>
+        </w:rPr>
+        <w:t xml:space="preserve"> </w:t>
+      </w:r>
+      <w:r>
+        <w:rPr>
+          <w:b/>
+          <w:bCs/>
+        </w:rPr>
+        <w:t xml:space="preserve">the plain spectrogram CNN classifier, with no LSTM branch, no auxiliary</w:t>
+      </w:r>
+      <w:r>
+        <w:rPr>
+          <w:b/>
+          <w:bCs/>
+        </w:rPr>
+        <w:t xml:space="preserve"> </w:t>
+      </w:r>
+      <w:r>
+        <w:rPr>
+          <w:b/>
+          <w:bCs/>
+        </w:rPr>
+        <w:t xml:space="preserve">input, and no fusion mechanism (AUC 0.9793).</w:t>
+      </w:r>
+      <w:r>
+        <w:t xml:space="preserve"> </w:t>
+      </w:r>
+      <w:r>
+        <w:t xml:space="preserve">Every structural addition</w:t>
+      </w:r>
+      <w:r>
+        <w:t xml:space="preserve"> </w:t>
+      </w:r>
+      <w:r>
+        <w:t xml:space="preserve">tested — the source paper’s dual-channel architecture, the amplitude</w:t>
+      </w:r>
+      <w:r>
+        <w:t xml:space="preserve"> </w:t>
+      </w:r>
+      <w:r>
+        <w:t xml:space="preserve">auxiliary input, gated fusion, late-fusion stacking, and combinations of</w:t>
+      </w:r>
+      <w:r>
+        <w:t xml:space="preserve"> </w:t>
+      </w:r>
+      <w:r>
+        <w:t xml:space="preserve">these — improved on some other configuration along the way, and each</w:t>
+      </w:r>
+      <w:r>
+        <w:t xml:space="preserve"> </w:t>
+      </w:r>
+      <w:r>
+        <w:t xml:space="preserve">produced a genuine, informative finding about why RAM underperforms and how</w:t>
+      </w:r>
+      <w:r>
+        <w:t xml:space="preserve"> </w:t>
+      </w:r>
+      <w:r>
+        <w:t xml:space="preserve">fusion mechanisms behave, including where those findings needed correcting</w:t>
+      </w:r>
+      <w:r>
+        <w:t xml:space="preserve"> </w:t>
+      </w:r>
+      <w:r>
+        <w:t xml:space="preserve">under repeated measurement (Section 10.5.12). None of them, individually or</w:t>
+      </w:r>
+      <w:r>
+        <w:t xml:space="preserve"> </w:t>
+      </w:r>
+      <w:r>
+        <w:t xml:space="preserve">in combination, has yet exceeded the simplest model in this comparison.</w:t>
       </w:r>
       <w:r>
         <w:t xml:space="preserve"> </w:t>
@@ -17897,43 +19344,110 @@
         </w:numPr>
       </w:pPr>
       <w:r>
-        <w:t xml:space="preserve">Every result in Sections 10.4 and 10.5.5 reflects a single</w:t>
-      </w:r>
-      <w:r>
-        <w:t xml:space="preserve"> </w:t>
-      </w:r>
-      <w:r>
-        <w:t xml:space="preserve">train/validation/test split at one random seed. None of the differences</w:t>
-      </w:r>
-      <w:r>
-        <w:t xml:space="preserve"> </w:t>
-      </w:r>
-      <w:r>
-        <w:t xml:space="preserve">below approximately 1–2 points — including stacked-RAM-dual versus</w:t>
-      </w:r>
-      <w:r>
-        <w:t xml:space="preserve"> </w:t>
-      </w:r>
-      <w:r>
-        <w:t xml:space="preserve">1d-alone, 2d+aux versus the full amplitude-dual model, and gated versus</w:t>
-      </w:r>
-      <w:r>
-        <w:t xml:space="preserve"> </w:t>
-      </w:r>
-      <w:r>
-        <w:t xml:space="preserve">linear fusion on either RAM-dual configuration — should be treated as</w:t>
-      </w:r>
-      <w:r>
-        <w:t xml:space="preserve"> </w:t>
-      </w:r>
-      <w:r>
-        <w:t xml:space="preserve">more than suggestive without repeated measurements across seeds, the same</w:t>
-      </w:r>
-      <w:r>
-        <w:t xml:space="preserve"> </w:t>
-      </w:r>
-      <w:r>
-        <w:t xml:space="preserve">caution already applied to Section 7’s figures in Section 9.</w:t>
+        <w:t xml:space="preserve">Every result in Section 10 reflects a single train/validation/test split</w:t>
+      </w:r>
+      <w:r>
+        <w:t xml:space="preserve"> </w:t>
+      </w:r>
+      <w:r>
+        <w:t xml:space="preserve">at one random seed,</w:t>
+      </w:r>
+      <w:r>
+        <w:t xml:space="preserve"> </w:t>
+      </w:r>
+      <w:r>
+        <w:rPr>
+          <w:b/>
+          <w:bCs/>
+        </w:rPr>
+        <w:t xml:space="preserve">except</w:t>
+      </w:r>
+      <w:r>
+        <w:t xml:space="preserve"> </w:t>
+      </w:r>
+      <w:r>
+        <w:t xml:space="preserve">the two comparisons re-run at three seeds</w:t>
+      </w:r>
+      <w:r>
+        <w:t xml:space="preserve"> </w:t>
+      </w:r>
+      <w:r>
+        <w:t xml:space="preserve">in Section 10.5.12, where repetition changed the reported conclusion for</w:t>
+      </w:r>
+      <w:r>
+        <w:t xml:space="preserve"> </w:t>
+      </w:r>
+      <w:r>
+        <w:t xml:space="preserve">one of them (amplitude aux no longer shown to help the fused linear</w:t>
+      </w:r>
+      <w:r>
+        <w:t xml:space="preserve"> </w:t>
+      </w:r>
+      <w:r>
+        <w:t xml:space="preserve">model) and meaningfully narrowed the other (gated fusion’s AUC edge).</w:t>
+      </w:r>
+      <w:r>
+        <w:t xml:space="preserve"> </w:t>
+      </w:r>
+      <w:r>
+        <w:t xml:space="preserve">Every other close-margin figure in Section 10 — including stacked-RAM-dual</w:t>
+      </w:r>
+      <w:r>
+        <w:t xml:space="preserve"> </w:t>
+      </w:r>
+      <w:r>
+        <w:t xml:space="preserve">versus 1d-alone,</w:t>
+      </w:r>
+      <w:r>
+        <w:t xml:space="preserve"> </w:t>
+      </w:r>
+      <w:r>
+        <w:rPr>
+          <w:rStyle w:val="VerbatimChar"/>
+        </w:rPr>
+        <w:t xml:space="preserve">2d+aux</w:t>
+      </w:r>
+      <w:r>
+        <w:t xml:space="preserve"> </w:t>
+      </w:r>
+      <w:r>
+        <w:t xml:space="preserve">versus the full amplitude-dual model,</w:t>
+      </w:r>
+      <w:r>
+        <w:t xml:space="preserve"> </w:t>
+      </w:r>
+      <w:r>
+        <w:rPr>
+          <w:rStyle w:val="VerbatimChar"/>
+        </w:rPr>
+        <w:t xml:space="preserve">1d+aux</w:t>
+      </w:r>
+      <w:r>
+        <w:t xml:space="preserve">’s</w:t>
+      </w:r>
+      <w:r>
+        <w:t xml:space="preserve"> </w:t>
+      </w:r>
+      <w:r>
+        <w:t xml:space="preserve">effect size (Section 10.5.8), and the stacking results in Sections</w:t>
+      </w:r>
+      <w:r>
+        <w:t xml:space="preserve"> </w:t>
+      </w:r>
+      <w:r>
+        <w:t xml:space="preserve">10.5.2/10.5.10 — remains unverified at additional seeds and should be</w:t>
+      </w:r>
+      <w:r>
+        <w:t xml:space="preserve"> </w:t>
+      </w:r>
+      <w:r>
+        <w:t xml:space="preserve">read with the caution Section 10.5.12 demonstrates is warranted, not</w:t>
+      </w:r>
+      <w:r>
+        <w:t xml:space="preserve"> </w:t>
+      </w:r>
+      <w:r>
+        <w:t xml:space="preserve">assumed settled by a single run.</w:t>
       </w:r>
     </w:p>
     <w:p>
@@ -17951,25 +19465,19 @@
         <w:t xml:space="preserve"> </w:t>
       </w:r>
       <w:r>
-        <w:t xml:space="preserve">model (Section 10.5.7) but has not been combined with stacking</w:t>
-      </w:r>
-      <w:r>
-        <w:t xml:space="preserve"> </w:t>
-      </w:r>
-      <w:r>
-        <w:t xml:space="preserve">(amplitude-augmented branches, frozen, then stacked). This is a natural</w:t>
-      </w:r>
-      <w:r>
-        <w:t xml:space="preserve"> </w:t>
-      </w:r>
-      <w:r>
-        <w:t xml:space="preserve">next experiment and is inexpensive given that the relevant datasets and</w:t>
-      </w:r>
-      <w:r>
-        <w:t xml:space="preserve"> </w:t>
-      </w:r>
-      <w:r>
-        <w:t xml:space="preserve">checkpoints already exist.</w:t>
+        <w:t xml:space="preserve">model (Section 10.5.7) and combined with stacking (Section 10.5.10, a</w:t>
+      </w:r>
+      <w:r>
+        <w:t xml:space="preserve"> </w:t>
+      </w:r>
+      <w:r>
+        <w:t xml:space="preserve">clear win on both datasets) and with gated fusion (Section 10.5.11, a</w:t>
+      </w:r>
+      <w:r>
+        <w:t xml:space="preserve"> </w:t>
+      </w:r>
+      <w:r>
+        <w:t xml:space="preserve">clear loss relative to either intervention alone).</w:t>
       </w:r>
     </w:p>
     <w:p>
@@ -17981,52 +19489,55 @@
         </w:numPr>
       </w:pPr>
       <w:r>
-        <w:t xml:space="preserve">Gated fusion has not been combined with stacking (for example, a gate</w:t>
-      </w:r>
-      <w:r>
-        <w:t xml:space="preserve"> </w:t>
-      </w:r>
-      <w:r>
-        <w:t xml:space="preserve">applied to frozen rather than jointly trained branch features), nor with</w:t>
-      </w:r>
-      <w:r>
-        <w:t xml:space="preserve"> </w:t>
-      </w:r>
-      <w:r>
-        <w:t xml:space="preserve">the amplitude auxiliary input on the spectrogram-dual model specifically</w:t>
-      </w:r>
-      <w:r>
-        <w:t xml:space="preserve"> </w:t>
-      </w:r>
-      <w:r>
-        <w:t xml:space="preserve">(Section 10.5.7 used linear fusion only). Given that gating already</w:t>
-      </w:r>
-      <w:r>
-        <w:t xml:space="preserve"> </w:t>
-      </w:r>
-      <w:r>
-        <w:t xml:space="preserve">matched most of what stacking achieved on spectrogram-dual without aux,</w:t>
-      </w:r>
-      <w:r>
-        <w:t xml:space="preserve"> </w:t>
-      </w:r>
-      <w:r>
-        <w:t xml:space="preserve">whether either combination would move the model past the plain</w:t>
-      </w:r>
-      <w:r>
-        <w:t xml:space="preserve"> </w:t>
-      </w:r>
-      <w:r>
         <w:rPr>
           <w:rStyle w:val="VerbatimChar"/>
         </w:rPr>
-        <w:t xml:space="preserve">2d</w:t>
-      </w:r>
-      <w:r>
-        <w:t xml:space="preserve"> </w:t>
-      </w:r>
-      <w:r>
-        <w:t xml:space="preserve">ceiling (0.9793 AUC) is unresolved.</w:t>
+        <w:t xml:space="preserve">log_snr</w:t>
+      </w:r>
+      <w:r>
+        <w:t xml:space="preserve"> </w:t>
+      </w:r>
+      <w:r>
+        <w:t xml:space="preserve">and</w:t>
+      </w:r>
+      <w:r>
+        <w:t xml:space="preserve"> </w:t>
+      </w:r>
+      <w:r>
+        <w:rPr>
+          <w:rStyle w:val="VerbatimChar"/>
+        </w:rPr>
+        <w:t xml:space="preserve">log_rms</w:t>
+      </w:r>
+      <w:r>
+        <w:t xml:space="preserve"> </w:t>
+      </w:r>
+      <w:r>
+        <w:t xml:space="preserve">are single scalars per window, averaged over</w:t>
+      </w:r>
+      <w:r>
+        <w:t xml:space="preserve"> </w:t>
+      </w:r>
+      <w:r>
+        <w:t xml:space="preserve">Z, N, and E. Per-component auxiliary inputs (six scalars rather than two)</w:t>
+      </w:r>
+      <w:r>
+        <w:t xml:space="preserve"> </w:t>
+      </w:r>
+      <w:r>
+        <w:t xml:space="preserve">were not tested and might retain information the averaging step</w:t>
+      </w:r>
+      <w:r>
+        <w:t xml:space="preserve"> </w:t>
+      </w:r>
+      <w:r>
+        <w:t xml:space="preserve">discards, at the cost of tripling the auxiliary input’s dimensionality</w:t>
+      </w:r>
+      <w:r>
+        <w:t xml:space="preserve"> </w:t>
+      </w:r>
+      <w:r>
+        <w:t xml:space="preserve">relative to what is otherwise an inexpensive correction.</w:t>
       </w:r>
     </w:p>
     <w:p>
@@ -18038,55 +19549,31 @@
         </w:numPr>
       </w:pPr>
       <w:r>
-        <w:rPr>
-          <w:rStyle w:val="VerbatimChar"/>
-        </w:rPr>
-        <w:t xml:space="preserve">log_snr</w:t>
-      </w:r>
-      <w:r>
-        <w:t xml:space="preserve"> </w:t>
-      </w:r>
-      <w:r>
-        <w:t xml:space="preserve">and</w:t>
-      </w:r>
-      <w:r>
-        <w:t xml:space="preserve"> </w:t>
-      </w:r>
-      <w:r>
-        <w:rPr>
-          <w:rStyle w:val="VerbatimChar"/>
-        </w:rPr>
-        <w:t xml:space="preserve">log_rms</w:t>
-      </w:r>
-      <w:r>
-        <w:t xml:space="preserve"> </w:t>
-      </w:r>
-      <w:r>
-        <w:t xml:space="preserve">are single scalars per window, averaged over</w:t>
-      </w:r>
-      <w:r>
-        <w:t xml:space="preserve"> </w:t>
-      </w:r>
-      <w:r>
-        <w:t xml:space="preserve">Z, N, and E. Per-component auxiliary inputs (six scalars rather than two)</w:t>
-      </w:r>
-      <w:r>
-        <w:t xml:space="preserve"> </w:t>
-      </w:r>
-      <w:r>
-        <w:t xml:space="preserve">were not tested and might retain information the averaging step</w:t>
-      </w:r>
-      <w:r>
-        <w:t xml:space="preserve"> </w:t>
-      </w:r>
-      <w:r>
-        <w:t xml:space="preserve">discards, at the cost of tripling the auxiliary input’s dimensionality</w:t>
-      </w:r>
-      <w:r>
-        <w:t xml:space="preserve"> </w:t>
-      </w:r>
-      <w:r>
-        <w:t xml:space="preserve">relative to what is otherwise an inexpensive correction.</w:t>
+        <w:t xml:space="preserve">60 s windows were not re-tested with any of the additions described in</w:t>
+      </w:r>
+      <w:r>
+        <w:t xml:space="preserve"> </w:t>
+      </w:r>
+      <w:r>
+        <w:t xml:space="preserve">this section. The geometric argument in Section 2.3 for why short windows</w:t>
+      </w:r>
+      <w:r>
+        <w:t xml:space="preserve"> </w:t>
+      </w:r>
+      <w:r>
+        <w:t xml:space="preserve">are more difficult applies specifically to the RAM branch, not to the</w:t>
+      </w:r>
+      <w:r>
+        <w:t xml:space="preserve"> </w:t>
+      </w:r>
+      <w:r>
+        <w:t xml:space="preserve">raw-waveform or auxiliary branches, so the balance between branches may</w:t>
+      </w:r>
+      <w:r>
+        <w:t xml:space="preserve"> </w:t>
+      </w:r>
+      <w:r>
+        <w:t xml:space="preserve">shift at longer window lengths.</w:t>
       </w:r>
     </w:p>
     <w:p>
@@ -18098,31 +19585,31 @@
         </w:numPr>
       </w:pPr>
       <w:r>
-        <w:t xml:space="preserve">60 s windows were not re-tested with any of the additions described in</w:t>
-      </w:r>
-      <w:r>
-        <w:t xml:space="preserve"> </w:t>
-      </w:r>
-      <w:r>
-        <w:t xml:space="preserve">this section. The geometric argument in Section 2.3 for why short windows</w:t>
-      </w:r>
-      <w:r>
-        <w:t xml:space="preserve"> </w:t>
-      </w:r>
-      <w:r>
-        <w:t xml:space="preserve">are more difficult applies specifically to the RAM branch, not to the</w:t>
-      </w:r>
-      <w:r>
-        <w:t xml:space="preserve"> </w:t>
-      </w:r>
-      <w:r>
-        <w:t xml:space="preserve">raw-waveform or auxiliary branches, so the balance between branches may</w:t>
-      </w:r>
-      <w:r>
-        <w:t xml:space="preserve"> </w:t>
-      </w:r>
-      <w:r>
-        <w:t xml:space="preserve">shift at longer window lengths.</w:t>
+        <w:t xml:space="preserve">Gated fusion’s mixed result across 2D representations (Section 10.5.5)</w:t>
+      </w:r>
+      <w:r>
+        <w:t xml:space="preserve"> </w:t>
+      </w:r>
+      <w:r>
+        <w:t xml:space="preserve">has not been diagnosed further, though Section 10.5.12 adds one relevant</w:t>
+      </w:r>
+      <w:r>
+        <w:t xml:space="preserve"> </w:t>
+      </w:r>
+      <w:r>
+        <w:t xml:space="preserve">data point: on spectrogram-dual specifically, the effect is real on</w:t>
+      </w:r>
+      <w:r>
+        <w:t xml:space="preserve"> </w:t>
+      </w:r>
+      <w:r>
+        <w:t xml:space="preserve">accuracy/MCC but small and noisy on AUC, which narrows rather than</w:t>
+      </w:r>
+      <w:r>
+        <w:t xml:space="preserve"> </w:t>
+      </w:r>
+      <w:r>
+        <w:t xml:space="preserve">resolves the three explanations originally offered.</w:t>
       </w:r>
     </w:p>
     <w:p>
@@ -18134,30 +19621,6 @@
         </w:numPr>
       </w:pPr>
       <w:r>
-        <w:t xml:space="preserve">Gated fusion’s mixed result (10.5.5) has not been diagnosed further; the</w:t>
-      </w:r>
-      <w:r>
-        <w:t xml:space="preserve"> </w:t>
-      </w:r>
-      <w:r>
-        <w:t xml:space="preserve">three plausible explanations offered are not distinguished by the current</w:t>
-      </w:r>
-      <w:r>
-        <w:t xml:space="preserve"> </w:t>
-      </w:r>
-      <w:r>
-        <w:t xml:space="preserve">evidence and should be treated as open questions rather than findings.</w:t>
-      </w:r>
-    </w:p>
-    <w:p>
-      <w:pPr>
-        <w:pStyle w:val="Compact"/>
-        <w:numPr>
-          <w:ilvl w:val="0"/>
-          <w:numId w:val="1010"/>
-        </w:numPr>
-      </w:pPr>
-      <w:r>
         <w:rPr>
           <w:rStyle w:val="VerbatimChar"/>
         </w:rPr>
@@ -19775,6 +21238,285 @@
           <w:rStyle w:val="NormalTok"/>
         </w:rPr>
         <w:t xml:space="preserve"> trained_model_cnnlstm_classify_2d/best_cnnlstm_classify.pth</w:t>
+      </w:r>
+      <w:r>
+        <w:br/>
+      </w:r>
+      <w:r>
+        <w:br/>
+      </w:r>
+      <w:r>
+        <w:rPr>
+          <w:rStyle w:val="CommentTok"/>
+        </w:rPr>
+        <w:t xml:space="preserve"># Late-fusion stacking on amplitude-augmented checkpoints (Section 10.5.10)</w:t>
+      </w:r>
+      <w:r>
+        <w:br/>
+      </w:r>
+      <w:r>
+        <w:rPr>
+          <w:rStyle w:val="ExtensionTok"/>
+        </w:rPr>
+        <w:t xml:space="preserve">python</w:t>
+      </w:r>
+      <w:r>
+        <w:rPr>
+          <w:rStyle w:val="NormalTok"/>
+        </w:rPr>
+        <w:t xml:space="preserve"> cnn_lstm_stack_aux.py </w:t>
+      </w:r>
+      <w:r>
+        <w:rPr>
+          <w:rStyle w:val="AttributeTok"/>
+        </w:rPr>
+        <w:t xml:space="preserve">--dataset-dir</w:t>
+      </w:r>
+      <w:r>
+        <w:rPr>
+          <w:rStyle w:val="NormalTok"/>
+        </w:rPr>
+        <w:t xml:space="preserve"> ../../data_downloader/dataset_specdualaux_6s </w:t>
+      </w:r>
+      <w:r>
+        <w:rPr>
+          <w:rStyle w:val="DataTypeTok"/>
+        </w:rPr>
+        <w:t xml:space="preserve">\</w:t>
+      </w:r>
+      <w:r>
+        <w:br/>
+      </w:r>
+      <w:r>
+        <w:rPr>
+          <w:rStyle w:val="NormalTok"/>
+        </w:rPr>
+        <w:t xml:space="preserve">    </w:t>
+      </w:r>
+      <w:r>
+        <w:rPr>
+          <w:rStyle w:val="AttributeTok"/>
+        </w:rPr>
+        <w:t xml:space="preserve">--ckpt-1d</w:t>
+      </w:r>
+      <w:r>
+        <w:rPr>
+          <w:rStyle w:val="NormalTok"/>
+        </w:rPr>
+        <w:t xml:space="preserve"> trained_model_cnnlstm_aux_1daux/best_cnnlstm_aux.pth </w:t>
+      </w:r>
+      <w:r>
+        <w:rPr>
+          <w:rStyle w:val="DataTypeTok"/>
+        </w:rPr>
+        <w:t xml:space="preserve">\</w:t>
+      </w:r>
+      <w:r>
+        <w:br/>
+      </w:r>
+      <w:r>
+        <w:rPr>
+          <w:rStyle w:val="NormalTok"/>
+        </w:rPr>
+        <w:t xml:space="preserve">    </w:t>
+      </w:r>
+      <w:r>
+        <w:rPr>
+          <w:rStyle w:val="AttributeTok"/>
+        </w:rPr>
+        <w:t xml:space="preserve">--ckpt-2d</w:t>
+      </w:r>
+      <w:r>
+        <w:rPr>
+          <w:rStyle w:val="NormalTok"/>
+        </w:rPr>
+        <w:t xml:space="preserve"> trained_model_cnnlstm_aux_2daux/best_cnnlstm_aux.pth</w:t>
+      </w:r>
+      <w:r>
+        <w:br/>
+      </w:r>
+      <w:r>
+        <w:br/>
+      </w:r>
+      <w:r>
+        <w:rPr>
+          <w:rStyle w:val="CommentTok"/>
+        </w:rPr>
+        <w:t xml:space="preserve"># Gated fusion + amplitude aux combined (Section 10.5.11)</w:t>
+      </w:r>
+      <w:r>
+        <w:br/>
+      </w:r>
+      <w:r>
+        <w:rPr>
+          <w:rStyle w:val="ExtensionTok"/>
+        </w:rPr>
+        <w:t xml:space="preserve">python</w:t>
+      </w:r>
+      <w:r>
+        <w:rPr>
+          <w:rStyle w:val="NormalTok"/>
+        </w:rPr>
+        <w:t xml:space="preserve"> cnn_lstm_classify_aux.py </w:t>
+      </w:r>
+      <w:r>
+        <w:rPr>
+          <w:rStyle w:val="AttributeTok"/>
+        </w:rPr>
+        <w:t xml:space="preserve">--dataset-dir</w:t>
+      </w:r>
+      <w:r>
+        <w:rPr>
+          <w:rStyle w:val="NormalTok"/>
+        </w:rPr>
+        <w:t xml:space="preserve"> ../../data_downloader/dataset_specdualaux_6s </w:t>
+      </w:r>
+      <w:r>
+        <w:rPr>
+          <w:rStyle w:val="DataTypeTok"/>
+        </w:rPr>
+        <w:t xml:space="preserve">\</w:t>
+      </w:r>
+      <w:r>
+        <w:br/>
+      </w:r>
+      <w:r>
+        <w:rPr>
+          <w:rStyle w:val="NormalTok"/>
+        </w:rPr>
+        <w:t xml:space="preserve">    </w:t>
+      </w:r>
+      <w:r>
+        <w:rPr>
+          <w:rStyle w:val="AttributeTok"/>
+        </w:rPr>
+        <w:t xml:space="preserve">--channels</w:t>
+      </w:r>
+      <w:r>
+        <w:rPr>
+          <w:rStyle w:val="NormalTok"/>
+        </w:rPr>
+        <w:t xml:space="preserve"> all </w:t>
+      </w:r>
+      <w:r>
+        <w:rPr>
+          <w:rStyle w:val="AttributeTok"/>
+        </w:rPr>
+        <w:t xml:space="preserve">--fusion</w:t>
+      </w:r>
+      <w:r>
+        <w:rPr>
+          <w:rStyle w:val="NormalTok"/>
+        </w:rPr>
+        <w:t xml:space="preserve"> gate </w:t>
+      </w:r>
+      <w:r>
+        <w:rPr>
+          <w:rStyle w:val="AttributeTok"/>
+        </w:rPr>
+        <w:t xml:space="preserve">--batch-size</w:t>
+      </w:r>
+      <w:r>
+        <w:rPr>
+          <w:rStyle w:val="NormalTok"/>
+        </w:rPr>
+        <w:t xml:space="preserve"> 32</w:t>
+      </w:r>
+      <w:r>
+        <w:br/>
+      </w:r>
+      <w:r>
+        <w:br/>
+      </w:r>
+      <w:r>
+        <w:rPr>
+          <w:rStyle w:val="CommentTok"/>
+        </w:rPr>
+        <w:t xml:space="preserve"># Seed-repeated verification (Section 10.5.12) -- rerun any of the above with --seed 1 / --seed 2</w:t>
+      </w:r>
+      <w:r>
+        <w:br/>
+      </w:r>
+      <w:r>
+        <w:rPr>
+          <w:rStyle w:val="ExtensionTok"/>
+        </w:rPr>
+        <w:t xml:space="preserve">python</w:t>
+      </w:r>
+      <w:r>
+        <w:rPr>
+          <w:rStyle w:val="NormalTok"/>
+        </w:rPr>
+        <w:t xml:space="preserve"> cnn_lstm_classify.py </w:t>
+      </w:r>
+      <w:r>
+        <w:rPr>
+          <w:rStyle w:val="AttributeTok"/>
+        </w:rPr>
+        <w:t xml:space="preserve">--dataset-dir</w:t>
+      </w:r>
+      <w:r>
+        <w:rPr>
+          <w:rStyle w:val="NormalTok"/>
+        </w:rPr>
+        <w:t xml:space="preserve"> ../../data_downloader/dataset_specdual_6s </w:t>
+      </w:r>
+      <w:r>
+        <w:rPr>
+          <w:rStyle w:val="DataTypeTok"/>
+        </w:rPr>
+        <w:t xml:space="preserve">\</w:t>
+      </w:r>
+      <w:r>
+        <w:br/>
+      </w:r>
+      <w:r>
+        <w:rPr>
+          <w:rStyle w:val="NormalTok"/>
+        </w:rPr>
+        <w:t xml:space="preserve">    </w:t>
+      </w:r>
+      <w:r>
+        <w:rPr>
+          <w:rStyle w:val="AttributeTok"/>
+        </w:rPr>
+        <w:t xml:space="preserve">--channels</w:t>
+      </w:r>
+      <w:r>
+        <w:rPr>
+          <w:rStyle w:val="NormalTok"/>
+        </w:rPr>
+        <w:t xml:space="preserve"> all </w:t>
+      </w:r>
+      <w:r>
+        <w:rPr>
+          <w:rStyle w:val="AttributeTok"/>
+        </w:rPr>
+        <w:t xml:space="preserve">--seed</w:t>
+      </w:r>
+      <w:r>
+        <w:rPr>
+          <w:rStyle w:val="NormalTok"/>
+        </w:rPr>
+        <w:t xml:space="preserve"> 1 </w:t>
+      </w:r>
+      <w:r>
+        <w:rPr>
+          <w:rStyle w:val="AttributeTok"/>
+        </w:rPr>
+        <w:t xml:space="preserve">--batch-size</w:t>
+      </w:r>
+      <w:r>
+        <w:rPr>
+          <w:rStyle w:val="NormalTok"/>
+        </w:rPr>
+        <w:t xml:space="preserve"> 32               </w:t>
+      </w:r>
+      <w:r>
+        <w:rPr>
+          <w:rStyle w:val="CommentTok"/>
+        </w:rPr>
+        <w:t xml:space="preserve"># repeat for --fusion gate, and --seed 2</w:t>
       </w:r>
     </w:p>
     <w:bookmarkEnd w:id="43"/>

--- a/report.docx
+++ b/report.docx
@@ -28,7 +28,7 @@
         </w:p>
       </w:sdtContent>
     </w:sdt>
-    <w:bookmarkStart w:id="45" w:name="Xe2c26e12d4c614db72ff898802f1fb5ece233e3"/>
+    <w:bookmarkStart w:id="46" w:name="Xe2c26e12d4c614db72ff898802f1fb5ece233e3"/>
     <w:p>
       <w:pPr>
         <w:pStyle w:val="Heading1"/>
@@ -10346,7 +10346,7 @@
       </w:r>
     </w:p>
     <w:bookmarkEnd w:id="35"/>
-    <w:bookmarkStart w:id="42" w:name="Xfd93c1ce4657f0867d8394b845d9fba0753fafe"/>
+    <w:bookmarkStart w:id="43" w:name="Xfd93c1ce4657f0867d8394b845d9fba0753fafe"/>
     <w:p>
       <w:pPr>
         <w:pStyle w:val="Heading2"/>
@@ -19519,25 +19519,40 @@
         <w:t xml:space="preserve"> </w:t>
       </w:r>
       <w:r>
-        <w:t xml:space="preserve">Z, N, and E. Per-component auxiliary inputs (six scalars rather than two)</w:t>
-      </w:r>
-      <w:r>
-        <w:t xml:space="preserve"> </w:t>
-      </w:r>
-      <w:r>
-        <w:t xml:space="preserve">were not tested and might retain information the averaging step</w:t>
-      </w:r>
-      <w:r>
-        <w:t xml:space="preserve"> </w:t>
-      </w:r>
-      <w:r>
-        <w:t xml:space="preserve">discards, at the cost of tripling the auxiliary input’s dimensionality</w:t>
-      </w:r>
-      <w:r>
-        <w:t xml:space="preserve"> </w:t>
-      </w:r>
-      <w:r>
-        <w:t xml:space="preserve">relative to what is otherwise an inexpensive correction.</w:t>
+        <w:t xml:space="preserve">Z, N, and E. A per-component variant (six scalars rather than two,</w:t>
+      </w:r>
+      <w:r>
+        <w:t xml:space="preserve"> </w:t>
+      </w:r>
+      <w:r>
+        <w:rPr>
+          <w:rStyle w:val="VerbatimChar"/>
+        </w:rPr>
+        <w:t xml:space="preserve">--per-component-aux</w:t>
+      </w:r>
+      <w:r>
+        <w:t xml:space="preserve"> </w:t>
+      </w:r>
+      <w:r>
+        <w:t xml:space="preserve">in</w:t>
+      </w:r>
+      <w:r>
+        <w:t xml:space="preserve"> </w:t>
+      </w:r>
+      <w:r>
+        <w:rPr>
+          <w:rStyle w:val="VerbatimChar"/>
+        </w:rPr>
+        <w:t xml:space="preserve">data_downloader</w:t>
+      </w:r>
+      <w:r>
+        <w:t xml:space="preserve">) has been implemented and</w:t>
+      </w:r>
+      <w:r>
+        <w:t xml:space="preserve"> </w:t>
+      </w:r>
+      <w:r>
+        <w:t xml:space="preserve">smoke-tested but not evaluated — see Section 10.7.</w:t>
       </w:r>
     </w:p>
     <w:p>
@@ -19657,6 +19672,528 @@
         <w:t xml:space="preserve">representation rather than architecture search on either existing branch.</w:t>
       </w:r>
     </w:p>
+    <w:bookmarkEnd w:id="41"/>
+    <w:bookmarkStart w:id="42" w:name="investigation-status-and-next-steps"/>
+    <w:p>
+      <w:pPr>
+        <w:pStyle w:val="Heading3"/>
+      </w:pPr>
+      <w:r>
+        <w:t xml:space="preserve">10.7 Investigation Status and Next Steps</w:t>
+      </w:r>
+    </w:p>
+    <w:p>
+      <w:pPr>
+        <w:pStyle w:val="FirstParagraph"/>
+      </w:pPr>
+      <w:r>
+        <w:t xml:space="preserve">This closes the dual-channel waveform-classification investigation (Section</w:t>
+      </w:r>
+      <w:r>
+        <w:t xml:space="preserve"> </w:t>
+      </w:r>
+      <w:r>
+        <w:t xml:space="preserve">10) as an active line of work. It is not concluded because a dead end was</w:t>
+      </w:r>
+      <w:r>
+        <w:t xml:space="preserve"> </w:t>
+      </w:r>
+      <w:r>
+        <w:t xml:space="preserve">reached; it is being set aside deliberately because it was itself an</w:t>
+      </w:r>
+      <w:r>
+        <w:t xml:space="preserve"> </w:t>
+      </w:r>
+      <w:r>
+        <w:t xml:space="preserve">extension of the project’s original scope, and continuing to refine it</w:t>
+      </w:r>
+      <w:r>
+        <w:t xml:space="preserve"> </w:t>
+      </w:r>
+      <w:r>
+        <w:t xml:space="preserve">further would be digging the same hole deeper rather than returning to that</w:t>
+      </w:r>
+      <w:r>
+        <w:t xml:space="preserve"> </w:t>
+      </w:r>
+      <w:r>
+        <w:t xml:space="preserve">scope.</w:t>
+      </w:r>
+    </w:p>
+    <w:p>
+      <w:pPr>
+        <w:pStyle w:val="BodyText"/>
+      </w:pPr>
+      <w:r>
+        <w:rPr>
+          <w:b/>
+          <w:bCs/>
+        </w:rPr>
+        <w:t xml:space="preserve">What this phase established.</w:t>
+      </w:r>
+      <w:r>
+        <w:t xml:space="preserve"> </w:t>
+      </w:r>
+      <w:r>
+        <w:t xml:space="preserve">Across all configurations tested,</w:t>
+      </w:r>
+      <w:r>
+        <w:t xml:space="preserve"> </w:t>
+      </w:r>
+      <w:r>
+        <w:rPr>
+          <w:rStyle w:val="VerbatimChar"/>
+        </w:rPr>
+        <w:t xml:space="preserve">2d</w:t>
+      </w:r>
+      <w:r>
+        <w:t xml:space="preserve">-alone with no auxiliary input remains the single best-performing</w:t>
+      </w:r>
+      <w:r>
+        <w:t xml:space="preserve"> </w:t>
+      </w:r>
+      <w:r>
+        <w:t xml:space="preserve">configuration in the entire investigation (test AUC 0.9793, Section 7.2).</w:t>
+      </w:r>
+      <w:r>
+        <w:t xml:space="preserve"> </w:t>
+      </w:r>
+      <w:r>
+        <w:t xml:space="preserve">Relative to that ceiling: gated fusion gives a real but small and noisy AUC</w:t>
+      </w:r>
+      <w:r>
+        <w:t xml:space="preserve"> </w:t>
+      </w:r>
+      <w:r>
+        <w:t xml:space="preserve">edge over linear fusion, alongside a more robust, low-variance win on</w:t>
+      </w:r>
+      <w:r>
+        <w:t xml:space="preserve"> </w:t>
+      </w:r>
+      <w:r>
+        <w:t xml:space="preserve">accuracy and MCC (Section 10.5.12); the amplitude-scalar correction produces</w:t>
+      </w:r>
+      <w:r>
+        <w:t xml:space="preserve"> </w:t>
+      </w:r>
+      <w:r>
+        <w:t xml:space="preserve">a large, seed-independent improvement on the RAM-only and RAM-dual models</w:t>
+      </w:r>
+      <w:r>
+        <w:t xml:space="preserve"> </w:t>
+      </w:r>
+      <w:r>
+        <w:t xml:space="preserve">(Sections 8.2, 10.5.3, 10.5.8) but a much smaller, seed-fragile one on the</w:t>
+      </w:r>
+      <w:r>
+        <w:t xml:space="preserve"> </w:t>
+      </w:r>
+      <w:r>
+        <w:t xml:space="preserve">spectrogram-dual model (Section 10.5.12); late-fusion stacking of frozen</w:t>
+      </w:r>
+      <w:r>
+        <w:t xml:space="preserve"> </w:t>
+      </w:r>
+      <w:r>
+        <w:t xml:space="preserve">aux-augmented branches beats both linear and gated joint fusion on both</w:t>
+      </w:r>
+      <w:r>
+        <w:t xml:space="preserve"> </w:t>
+      </w:r>
+      <w:r>
+        <w:t xml:space="preserve">datasets (Section 10.5.10); and gated fusion combined with amplitude aux</w:t>
+      </w:r>
+      <w:r>
+        <w:t xml:space="preserve"> </w:t>
+      </w:r>
+      <w:r>
+        <w:t xml:space="preserve">performs worse than either intervention alone — an explicit case of two</w:t>
+      </w:r>
+      <w:r>
+        <w:t xml:space="preserve"> </w:t>
+      </w:r>
+      <w:r>
+        <w:t xml:space="preserve">independently-validated improvements failing to compose (Section 10.5.11).</w:t>
+      </w:r>
+      <w:r>
+        <w:t xml:space="preserve"> </w:t>
+      </w:r>
+      <w:r>
+        <w:t xml:space="preserve">Section 10.5.12’s seed-repeat check is the standing methodological caution</w:t>
+      </w:r>
+      <w:r>
+        <w:t xml:space="preserve"> </w:t>
+      </w:r>
+      <w:r>
+        <w:t xml:space="preserve">for the whole section: single-seed margins under roughly 0.01–0.02 AUC have</w:t>
+      </w:r>
+      <w:r>
+        <w:t xml:space="preserve"> </w:t>
+      </w:r>
+      <w:r>
+        <w:t xml:space="preserve">been shown concretely, on this dataset, to overstate an effect, understate</w:t>
+      </w:r>
+      <w:r>
+        <w:t xml:space="preserve"> </w:t>
+      </w:r>
+      <w:r>
+        <w:t xml:space="preserve">it, or report the wrong sign.</w:t>
+      </w:r>
+    </w:p>
+    <w:p>
+      <w:pPr>
+        <w:pStyle w:val="BodyText"/>
+      </w:pPr>
+      <w:r>
+        <w:rPr>
+          <w:b/>
+          <w:bCs/>
+        </w:rPr>
+        <w:t xml:space="preserve">What was started but not finished.</w:t>
+      </w:r>
+      <w:r>
+        <w:t xml:space="preserve"> </w:t>
+      </w:r>
+      <w:r>
+        <w:t xml:space="preserve">Per-component auxiliary scalars</w:t>
+      </w:r>
+      <w:r>
+        <w:t xml:space="preserve"> </w:t>
+      </w:r>
+      <w:r>
+        <w:t xml:space="preserve">(</w:t>
+      </w:r>
+      <w:r>
+        <w:rPr>
+          <w:rStyle w:val="VerbatimChar"/>
+        </w:rPr>
+        <w:t xml:space="preserve">--per-component-aux</w:t>
+      </w:r>
+      <w:r>
+        <w:t xml:space="preserve">, adding</w:t>
+      </w:r>
+      <w:r>
+        <w:t xml:space="preserve"> </w:t>
+      </w:r>
+      <w:r>
+        <w:rPr>
+          <w:rStyle w:val="VerbatimChar"/>
+        </w:rPr>
+        <w:t xml:space="preserve">RamAuxEncoderV2</w:t>
+      </w:r>
+      <w:r>
+        <w:t xml:space="preserve">,</w:t>
+      </w:r>
+      <w:r>
+        <w:t xml:space="preserve"> </w:t>
+      </w:r>
+      <w:r>
+        <w:rPr>
+          <w:rStyle w:val="VerbatimChar"/>
+        </w:rPr>
+        <w:t xml:space="preserve">RamDualAuxEncoderV2</w:t>
+      </w:r>
+      <w:r>
+        <w:t xml:space="preserve">, and</w:t>
+      </w:r>
+      <w:r>
+        <w:t xml:space="preserve"> </w:t>
+      </w:r>
+      <w:r>
+        <w:rPr>
+          <w:rStyle w:val="VerbatimChar"/>
+        </w:rPr>
+        <w:t xml:space="preserve">SpectrogramDualAuxEncoderV2</w:t>
+      </w:r>
+      <w:r>
+        <w:t xml:space="preserve"> </w:t>
+      </w:r>
+      <w:r>
+        <w:t xml:space="preserve">to</w:t>
+      </w:r>
+      <w:r>
+        <w:t xml:space="preserve"> </w:t>
+      </w:r>
+      <w:r>
+        <w:rPr>
+          <w:rStyle w:val="VerbatimChar"/>
+        </w:rPr>
+        <w:t xml:space="preserve">data_downloader/seismic_cli</w:t>
+      </w:r>
+      <w:r>
+        <w:t xml:space="preserve">, commit</w:t>
+      </w:r>
+      <w:r>
+        <w:t xml:space="preserve"> </w:t>
+      </w:r>
+      <w:r>
+        <w:rPr>
+          <w:rStyle w:val="VerbatimChar"/>
+        </w:rPr>
+        <w:t xml:space="preserve">8485ffc</w:t>
+      </w:r>
+      <w:r>
+        <w:t xml:space="preserve">) are implemented, produce the expected</w:t>
+      </w:r>
+      <w:r>
+        <w:t xml:space="preserve"> </w:t>
+      </w:r>
+      <w:r>
+        <w:rPr>
+          <w:rStyle w:val="VerbatimChar"/>
+        </w:rPr>
+        <w:t xml:space="preserve">(6,)</w:t>
+      </w:r>
+      <w:r>
+        <w:t xml:space="preserve">-shaped tensor, and</w:t>
+      </w:r>
+      <w:r>
+        <w:t xml:space="preserve"> </w:t>
+      </w:r>
+      <w:r>
+        <w:t xml:space="preserve">required no model-side changes since</w:t>
+      </w:r>
+      <w:r>
+        <w:t xml:space="preserve"> </w:t>
+      </w:r>
+      <w:r>
+        <w:rPr>
+          <w:rStyle w:val="VerbatimChar"/>
+        </w:rPr>
+        <w:t xml:space="preserve">aux_dim</w:t>
+      </w:r>
+      <w:r>
+        <w:t xml:space="preserve"> </w:t>
+      </w:r>
+      <w:r>
+        <w:t xml:space="preserve">is read from the tensor shape</w:t>
+      </w:r>
+      <w:r>
+        <w:t xml:space="preserve"> </w:t>
+      </w:r>
+      <w:r>
+        <w:t xml:space="preserve">at load time. No dataset was regenerated at full scale and no model was</w:t>
+      </w:r>
+      <w:r>
+        <w:t xml:space="preserve"> </w:t>
+      </w:r>
+      <w:r>
+        <w:t xml:space="preserve">retrained against it — this is left as unevaluated, not abandoned. 60 s</w:t>
+      </w:r>
+      <w:r>
+        <w:t xml:space="preserve"> </w:t>
+      </w:r>
+      <w:r>
+        <w:t xml:space="preserve">windows with the LSTM+attention branch (Section 10.6) were never started.</w:t>
+      </w:r>
+      <w:r>
+        <w:t xml:space="preserve"> </w:t>
+      </w:r>
+      <w:r>
+        <w:t xml:space="preserve">Neither should be treated as a loose end requiring closure; either could be</w:t>
+      </w:r>
+      <w:r>
+        <w:t xml:space="preserve"> </w:t>
+      </w:r>
+      <w:r>
+        <w:t xml:space="preserve">picked back up later if the amplitude-correction or window-length questions</w:t>
+      </w:r>
+      <w:r>
+        <w:t xml:space="preserve"> </w:t>
+      </w:r>
+      <w:r>
+        <w:t xml:space="preserve">become relevant again.</w:t>
+      </w:r>
+    </w:p>
+    <w:p>
+      <w:pPr>
+        <w:pStyle w:val="BodyText"/>
+      </w:pPr>
+      <w:r>
+        <w:rPr>
+          <w:b/>
+          <w:bCs/>
+        </w:rPr>
+        <w:t xml:space="preserve">Where the project goes next.</w:t>
+      </w:r>
+      <w:r>
+        <w:t xml:space="preserve"> </w:t>
+      </w:r>
+      <w:r>
+        <w:t xml:space="preserve">The original objective was forecasting</w:t>
+      </w:r>
+      <w:r>
+        <w:t xml:space="preserve"> </w:t>
+      </w:r>
+      <w:r>
+        <w:t xml:space="preserve">event onset time and event class from earthquake catalog data — not</w:t>
+      </w:r>
+      <w:r>
+        <w:t xml:space="preserve"> </w:t>
+      </w:r>
+      <w:r>
+        <w:t xml:space="preserve">waveform classification. That work already has a dormant implementation</w:t>
+      </w:r>
+      <w:r>
+        <w:t xml:space="preserve"> </w:t>
+      </w:r>
+      <w:r>
+        <w:t xml:space="preserve">that predates this section and has never been run or reported on:</w:t>
+      </w:r>
+      <w:r>
+        <w:t xml:space="preserve"> </w:t>
+      </w:r>
+      <w:r>
+        <w:rPr>
+          <w:rStyle w:val="VerbatimChar"/>
+        </w:rPr>
+        <w:t xml:space="preserve">data_downloader/seismic_cli/catalog.py</w:t>
+      </w:r>
+      <w:r>
+        <w:t xml:space="preserve"> </w:t>
+      </w:r>
+      <w:r>
+        <w:t xml:space="preserve">builds chronologically-split,</w:t>
+      </w:r>
+      <w:r>
+        <w:t xml:space="preserve"> </w:t>
+      </w:r>
+      <w:r>
+        <w:t xml:space="preserve">embargoed sliding-window datasets from a catalog (feature channels in</w:t>
+      </w:r>
+      <w:r>
+        <w:t xml:space="preserve"> </w:t>
+      </w:r>
+      <w:r>
+        <w:rPr>
+          <w:rStyle w:val="VerbatimChar"/>
+        </w:rPr>
+        <w:t xml:space="preserve">SEQ_FEATURES</w:t>
+      </w:r>
+      <w:r>
+        <w:t xml:space="preserve">/</w:t>
+      </w:r>
+      <w:r>
+        <w:rPr>
+          <w:rStyle w:val="VerbatimChar"/>
+        </w:rPr>
+        <w:t xml:space="preserve">IMAGE_FEATURES</w:t>
+      </w:r>
+      <w:r>
+        <w:t xml:space="preserve">/</w:t>
+      </w:r>
+      <w:r>
+        <w:rPr>
+          <w:rStyle w:val="VerbatimChar"/>
+        </w:rPr>
+        <w:t xml:space="preserve">AUX_FEATURES</w:t>
+      </w:r>
+      <w:r>
+        <w:t xml:space="preserve">, three-class time-to-next-event</w:t>
+      </w:r>
+      <w:r>
+        <w:t xml:space="preserve"> </w:t>
+      </w:r>
+      <w:r>
+        <w:t xml:space="preserve">labels in</w:t>
+      </w:r>
+      <w:r>
+        <w:t xml:space="preserve"> </w:t>
+      </w:r>
+      <w:r>
+        <w:rPr>
+          <w:rStyle w:val="VerbatimChar"/>
+        </w:rPr>
+        <w:t xml:space="preserve">RISK_CLASSES = [lt_1y, 1_5y, gt_5y]</w:t>
+      </w:r>
+      <w:r>
+        <w:t xml:space="preserve">), reachable via the</w:t>
+      </w:r>
+      <w:r>
+        <w:t xml:space="preserve"> </w:t>
+      </w:r>
+      <w:r>
+        <w:rPr>
+          <w:rStyle w:val="VerbatimChar"/>
+        </w:rPr>
+        <w:t xml:space="preserve">generate-catalog-dataset</w:t>
+      </w:r>
+      <w:r>
+        <w:t xml:space="preserve"> </w:t>
+      </w:r>
+      <w:r>
+        <w:t xml:space="preserve">CLI command;</w:t>
+      </w:r>
+      <w:r>
+        <w:t xml:space="preserve"> </w:t>
+      </w:r>
+      <w:r>
+        <w:rPr>
+          <w:rStyle w:val="VerbatimChar"/>
+        </w:rPr>
+        <w:t xml:space="preserve">cnn_earthquake/src/cnn_lstm_loeo.py</w:t>
+      </w:r>
+      <w:r>
+        <w:t xml:space="preserve"> </w:t>
+      </w:r>
+      <w:r>
+        <w:t xml:space="preserve">implements</w:t>
+      </w:r>
+      <w:r>
+        <w:t xml:space="preserve"> </w:t>
+      </w:r>
+      <w:r>
+        <w:rPr>
+          <w:rStyle w:val="VerbatimChar"/>
+        </w:rPr>
+        <w:t xml:space="preserve">DualChannelRiskNet</w:t>
+      </w:r>
+      <w:r>
+        <w:t xml:space="preserve">, the corresponding model. Both were built</w:t>
+      </w:r>
+      <w:r>
+        <w:t xml:space="preserve"> </w:t>
+      </w:r>
+      <w:r>
+        <w:t xml:space="preserve">using the same dual-channel {seq, img, aux} pattern documented in Section</w:t>
+      </w:r>
+      <w:r>
+        <w:t xml:space="preserve"> </w:t>
+      </w:r>
+      <w:r>
+        <w:t xml:space="preserve">10.2–10.3, so the architecture work in this section is not wasted even</w:t>
+      </w:r>
+      <w:r>
+        <w:t xml:space="preserve"> </w:t>
+      </w:r>
+      <w:r>
+        <w:t xml:space="preserve">though its focus was elsewhere — but neither the dataset generation nor the</w:t>
+      </w:r>
+      <w:r>
+        <w:t xml:space="preserve"> </w:t>
+      </w:r>
+      <w:r>
+        <w:t xml:space="preserve">model has been exercised end-to-end, so the next phase starts from</w:t>
+      </w:r>
+      <w:r>
+        <w:t xml:space="preserve"> </w:t>
+      </w:r>
+      <w:r>
+        <w:t xml:space="preserve">“does this run at all and what does a first result look like,”</w:t>
+      </w:r>
+      <w:r>
+        <w:t xml:space="preserve"> </w:t>
+      </w:r>
+      <w:r>
+        <w:t xml:space="preserve">not from a</w:t>
+      </w:r>
+      <w:r>
+        <w:t xml:space="preserve"> </w:t>
+      </w:r>
+      <w:r>
+        <w:t xml:space="preserve">refinement question.</w:t>
+      </w:r>
+    </w:p>
     <w:p>
       <w:r>
         <w:pict>
@@ -19664,9 +20201,9 @@
         </w:pict>
       </w:r>
     </w:p>
-    <w:bookmarkEnd w:id="41"/>
     <w:bookmarkEnd w:id="42"/>
-    <w:bookmarkStart w:id="43" w:name="X49a4b53c06c50200584148b08dcaa79ca63e991"/>
+    <w:bookmarkEnd w:id="43"/>
+    <w:bookmarkStart w:id="44" w:name="X49a4b53c06c50200584148b08dcaa79ca63e991"/>
     <w:p>
       <w:pPr>
         <w:pStyle w:val="Heading2"/>
@@ -21519,8 +22056,8 @@
         <w:t xml:space="preserve"># repeat for --fusion gate, and --seed 2</w:t>
       </w:r>
     </w:p>
-    <w:bookmarkEnd w:id="43"/>
-    <w:bookmarkStart w:id="44" w:name="X1355b32d8fddb10b2853f723c19e7c74b70e883"/>
+    <w:bookmarkEnd w:id="44"/>
+    <w:bookmarkStart w:id="45" w:name="X1355b32d8fddb10b2853f723c19e7c74b70e883"/>
     <w:p>
       <w:pPr>
         <w:pStyle w:val="Heading2"/>
@@ -21995,8 +22532,8 @@
         <w:t xml:space="preserve">.</w:t>
       </w:r>
     </w:p>
-    <w:bookmarkEnd w:id="44"/>
     <w:bookmarkEnd w:id="45"/>
+    <w:bookmarkEnd w:id="46"/>
     <w:sectPr>
       <w:footnotePr>
         <w:numRestart w:val="eachSect"/>

--- a/report.docx
+++ b/report.docx
@@ -28,7 +28,7 @@
         </w:p>
       </w:sdtContent>
     </w:sdt>
-    <w:bookmarkStart w:id="48" w:name="Xe0a66f3b0da4d376c2cc9c8eff41a1c78757925"/>
+    <w:bookmarkStart w:id="55" w:name="Xe0a66f3b0da4d376c2cc9c8eff41a1c78757925"/>
     <w:p>
       <w:pPr>
         <w:pStyle w:val="Heading1"/>
@@ -588,6 +588,118 @@
     </w:p>
     <w:p>
       <w:pPr>
+        <w:pStyle w:val="Compact"/>
+        <w:numPr>
+          <w:ilvl w:val="0"/>
+          <w:numId w:val="1001"/>
+        </w:numPr>
+      </w:pPr>
+      <w:r>
+        <w:rPr>
+          <w:b/>
+          <w:bCs/>
+        </w:rPr>
+        <w:t xml:space="preserve">On the three-class risk task (noise / M&lt;4 / M≥4), the best model uses no</w:t>
+      </w:r>
+      <w:r>
+        <w:rPr>
+          <w:b/>
+          <w:bCs/>
+        </w:rPr>
+        <w:t xml:space="preserve"> </w:t>
+      </w:r>
+      <w:r>
+        <w:rPr>
+          <w:b/>
+          <w:bCs/>
+        </w:rPr>
+        <w:t xml:space="preserve">image at all.</w:t>
+      </w:r>
+      <w:r>
+        <w:t xml:space="preserve"> </w:t>
+      </w:r>
+      <w:r>
+        <w:t xml:space="preserve">A two-stage gradient-boosted model over two physical</w:t>
+      </w:r>
+      <w:r>
+        <w:t xml:space="preserve"> </w:t>
+      </w:r>
+      <w:r>
+        <w:t xml:space="preserve">scalars reaches 82.83% accuracy and MCC +0.704, against the CNN’s 73.64%</w:t>
+      </w:r>
+      <w:r>
+        <w:t xml:space="preserve"> </w:t>
+      </w:r>
+      <w:r>
+        <w:t xml:space="preserve">and +0.599 — and the CNN had those same scalars as inputs. The</w:t>
+      </w:r>
+      <w:r>
+        <w:t xml:space="preserve"> </w:t>
+      </w:r>
+      <w:r>
+        <w:t xml:space="preserve">investigation behind that number found three defects (Section 8.4), each</w:t>
+      </w:r>
+      <w:r>
+        <w:t xml:space="preserve"> </w:t>
+      </w:r>
+      <w:r>
+        <w:t xml:space="preserve">of which would have caused a wrong number to be</w:t>
+      </w:r>
+      <w:r>
+        <w:t xml:space="preserve"> </w:t>
+      </w:r>
+      <w:r>
+        <w:rPr>
+          <w:i/>
+          <w:iCs/>
+        </w:rPr>
+        <w:t xml:space="preserve">reported</w:t>
+      </w:r>
+      <w:r>
+        <w:t xml:space="preserve"> </w:t>
+      </w:r>
+      <w:r>
+        <w:t xml:space="preserve">rather than a</w:t>
+      </w:r>
+      <w:r>
+        <w:t xml:space="preserve"> </w:t>
+      </w:r>
+      <w:r>
+        <w:t xml:space="preserve">crash: a stuck instrument supplying 58% of one class’s errors, a</w:t>
+      </w:r>
+      <w:r>
+        <w:t xml:space="preserve"> </w:t>
+      </w:r>
+      <w:r>
+        <w:t xml:space="preserve">validation split too station-poor to rank models (it selected the worse</w:t>
+      </w:r>
+      <w:r>
+        <w:t xml:space="preserve"> </w:t>
+      </w:r>
+      <w:r>
+        <w:t xml:space="preserve">model by 0.25 MCC), and a missing-value pattern worth ten inflated</w:t>
+      </w:r>
+      <w:r>
+        <w:t xml:space="preserve"> </w:t>
+      </w:r>
+      <w:r>
+        <w:t xml:space="preserve">accuracy points. This report’s most transferable finding may be</w:t>
+      </w:r>
+      <w:r>
+        <w:t xml:space="preserve"> </w:t>
+      </w:r>
+      <w:r>
+        <w:t xml:space="preserve">methodological rather than seismological: on this data, the failure mode</w:t>
+      </w:r>
+      <w:r>
+        <w:t xml:space="preserve"> </w:t>
+      </w:r>
+      <w:r>
+        <w:t xml:space="preserve">is almost never a crash.</w:t>
+      </w:r>
+    </w:p>
+    <w:p>
+      <w:pPr>
         <w:pStyle w:val="FirstParagraph"/>
       </w:pPr>
       <w:r>
@@ -792,19 +904,31 @@
         <w:t xml:space="preserve"> </w:t>
       </w:r>
       <w:r>
-        <w:t xml:space="preserve">Section 8 discusses the results as a whole; Section 9 states limitations and</w:t>
-      </w:r>
-      <w:r>
-        <w:t xml:space="preserve"> </w:t>
-      </w:r>
-      <w:r>
-        <w:t xml:space="preserve">concrete future work; Section 10 records the project’s present status and</w:t>
-      </w:r>
-      <w:r>
-        <w:t xml:space="preserve"> </w:t>
-      </w:r>
-      <w:r>
-        <w:t xml:space="preserve">where it goes next. Section 11 is the full changelog of software defects</w:t>
+        <w:t xml:space="preserve">Section 8 extends this to a three-class risk task (noise / low-risk /</w:t>
+      </w:r>
+      <w:r>
+        <w:t xml:space="preserve"> </w:t>
+      </w:r>
+      <w:r>
+        <w:t xml:space="preserve">high-risk) and reports where the encoded window stops helping at all.</w:t>
+      </w:r>
+      <w:r>
+        <w:t xml:space="preserve"> </w:t>
+      </w:r>
+      <w:r>
+        <w:t xml:space="preserve">Section 9 discusses the results as a whole; Section 10 states limitations</w:t>
+      </w:r>
+      <w:r>
+        <w:t xml:space="preserve"> </w:t>
+      </w:r>
+      <w:r>
+        <w:t xml:space="preserve">and concrete future work; Section 11 records the project’s present status</w:t>
+      </w:r>
+      <w:r>
+        <w:t xml:space="preserve"> </w:t>
+      </w:r>
+      <w:r>
+        <w:t xml:space="preserve">and where it goes next. Section 12 is the full changelog of software defects</w:t>
       </w:r>
       <w:r>
         <w:t xml:space="preserve"> </w:t>
@@ -4119,7 +4243,7 @@
         <w:t xml:space="preserve"> </w:t>
       </w:r>
       <w:r>
-        <w:t xml:space="preserve">role rather than alphabetical ordering (Section 11, defect 13), and stations</w:t>
+        <w:t xml:space="preserve">role rather than alphabetical ordering (Section 12, defect 13), and stations</w:t>
       </w:r>
       <w:r>
         <w:t xml:space="preserve"> </w:t>
@@ -4149,7 +4273,7 @@
         <w:t xml:space="preserve"> </w:t>
       </w:r>
       <w:r>
-        <w:t xml:space="preserve">pursued (Section 9).</w:t>
+        <w:t xml:space="preserve">pursued (Section 10).</w:t>
       </w:r>
     </w:p>
     <w:p>
@@ -4256,7 +4380,7 @@
         <w:t xml:space="preserve"> </w:t>
       </w:r>
       <w:r>
-        <w:t xml:space="preserve">after the corrections in Section 11.</w:t>
+        <w:t xml:space="preserve">after the corrections in Section 12.</w:t>
       </w:r>
     </w:p>
     <w:bookmarkStart w:id="16" w:name="acquisition-srcdownload.py"/>
@@ -4417,7 +4541,7 @@
         <w:t xml:space="preserve"> </w:t>
       </w:r>
       <w:r>
-        <w:t xml:space="preserve">and discards noise data that is otherwise scarce (Section 9).</w:t>
+        <w:t xml:space="preserve">and discards noise data that is otherwise scarce (Section 10).</w:t>
       </w:r>
     </w:p>
     <w:bookmarkEnd w:id="16"/>
@@ -7886,7 +8010,7 @@
         <w:t xml:space="preserve"> </w:t>
       </w:r>
       <w:r>
-        <w:t xml:space="preserve">catalog-forecasting model (Section 10).</w:t>
+        <w:t xml:space="preserve">catalog-forecasting model (Section 11).</w:t>
       </w:r>
     </w:p>
     <w:p>
@@ -9230,7 +9354,7 @@
         <w:t xml:space="preserve"> </w:t>
       </w:r>
       <w:r>
-        <w:t xml:space="preserve">tensor shape at load time. It has not been evaluated (Section 10).</w:t>
+        <w:t xml:space="preserve">tensor shape at load time. It has not been evaluated (Section 11).</w:t>
       </w:r>
     </w:p>
     <w:bookmarkEnd w:id="23"/>
@@ -9547,7 +9671,7 @@
         <w:t xml:space="preserve"> </w:t>
       </w:r>
       <w:r>
-        <w:t xml:space="preserve">(Section 10).</w:t>
+        <w:t xml:space="preserve">(Section 11).</w:t>
       </w:r>
       <w:r>
         <w:t xml:space="preserve"> </w:t>
@@ -10644,7 +10768,7 @@
         <w:t xml:space="preserve"> </w:t>
       </w:r>
       <w:r>
-        <w:t xml:space="preserve">Fixing the regex (Section 11, defect 14) let it run — and the first result</w:t>
+        <w:t xml:space="preserve">Fixing the regex (Section 12, defect 14) let it run — and the first result</w:t>
       </w:r>
       <w:r>
         <w:t xml:space="preserve"> </w:t>
@@ -11793,7 +11917,7 @@
         <w:t xml:space="preserve"> </w:t>
       </w:r>
       <w:r>
-        <w:t xml:space="preserve">formula itself was left unchanged for un-anchored windows (Section 11,</w:t>
+        <w:t xml:space="preserve">formula itself was left unchanged for un-anchored windows (Section 12,</w:t>
       </w:r>
       <w:r>
         <w:t xml:space="preserve"> </w:t>
@@ -11906,7 +12030,7 @@
         <w:t xml:space="preserve"> </w:t>
       </w:r>
       <w:r>
-        <w:t xml:space="preserve">under every correction in Section 11. Code is in</w:t>
+        <w:t xml:space="preserve">under every correction in Section 12. Code is in</w:t>
       </w:r>
       <w:r>
         <w:t xml:space="preserve"> </w:t>
@@ -12088,7 +12212,7 @@
         <w:t xml:space="preserve"> </w:t>
       </w:r>
       <w:r>
-        <w:t xml:space="preserve">6 s before the corrections in Section 11 were made (89.61% accuracy /</w:t>
+        <w:t xml:space="preserve">6 s before the corrections in Section 12 were made (89.61% accuracy /</w:t>
       </w:r>
       <w:r>
         <w:t xml:space="preserve"> </w:t>
@@ -12112,7 +12236,7 @@
         <w:t xml:space="preserve"> </w:t>
       </w:r>
       <w:r>
-        <w:t xml:space="preserve">DC-offset defect (Section 11, defects 1, 2, 4, 8), and are superseded by</w:t>
+        <w:t xml:space="preserve">DC-offset defect (Section 12, defects 1, 2, 4, 8), and are superseded by</w:t>
       </w:r>
       <w:r>
         <w:t xml:space="preserve"> </w:t>
@@ -19132,13 +19256,22 @@
     </w:p>
     <w:bookmarkEnd w:id="41"/>
     <w:bookmarkEnd w:id="42"/>
-    <w:bookmarkStart w:id="43" w:name="discussion"/>
+    <w:bookmarkStart w:id="49" w:name="X5599e2fbfd860ad2fddd6eb59e903b6d3b1b09b"/>
     <w:p>
       <w:pPr>
         <w:pStyle w:val="Heading2"/>
       </w:pPr>
       <w:r>
-        <w:t xml:space="preserve">8. Discussion</w:t>
+        <w:t xml:space="preserve">8. Results: Three-Class Risk Classification, and Why the Best Model Has No Image</w:t>
+      </w:r>
+    </w:p>
+    <w:bookmarkStart w:id="43" w:name="motivation-and-task"/>
+    <w:p>
+      <w:pPr>
+        <w:pStyle w:val="Heading3"/>
+      </w:pPr>
+      <w:r>
+        <w:t xml:space="preserve">8.1 Motivation and Task</w:t>
       </w:r>
     </w:p>
     <w:p>
@@ -19146,7 +19279,19 @@
         <w:pStyle w:val="FirstParagraph"/>
       </w:pPr>
       <w:r>
-        <w:t xml:space="preserve">Three threads run through this investigation. First,</w:t>
+        <w:t xml:space="preserve">Section 7 classified magnitude among confirmed earthquakes. This section</w:t>
+      </w:r>
+      <w:r>
+        <w:t xml:space="preserve"> </w:t>
+      </w:r>
+      <w:r>
+        <w:t xml:space="preserve">asks the operationally closer question: given an arbitrary 3-second window,</w:t>
+      </w:r>
+      <w:r>
+        <w:t xml:space="preserve"> </w:t>
+      </w:r>
+      <w:r>
+        <w:t xml:space="preserve">is it</w:t>
       </w:r>
       <w:r>
         <w:t xml:space="preserve"> </w:t>
@@ -19156,13 +19301,28 @@
           <w:b/>
           <w:bCs/>
         </w:rPr>
-        <w:t xml:space="preserve">absolute amplitude is</w:t>
+        <w:t xml:space="preserve">noise</w:t>
+      </w:r>
+      <w:r>
+        <w:t xml:space="preserve">, a</w:t>
+      </w:r>
+      <w:r>
+        <w:t xml:space="preserve"> </w:t>
       </w:r>
       <w:r>
         <w:rPr>
           <w:b/>
           <w:bCs/>
         </w:rPr>
+        <w:t xml:space="preserve">low-risk</w:t>
+      </w:r>
+      <w:r>
+        <w:t xml:space="preserve"> </w:t>
+      </w:r>
+      <w:r>
+        <w:t xml:space="preserve">event (M &lt; 4), or a</w:t>
+      </w:r>
+      <w:r>
         <w:t xml:space="preserve"> </w:t>
       </w:r>
       <w:r>
@@ -19170,40 +19330,25 @@
           <w:b/>
           <w:bCs/>
         </w:rPr>
-        <w:t xml:space="preserve">the recurring missing ingredient</w:t>
-      </w:r>
-      <w:r>
-        <w:t xml:space="preserve">: it is what RAM cannot represent</w:t>
-      </w:r>
-      <w:r>
-        <w:t xml:space="preserve"> </w:t>
-      </w:r>
-      <w:r>
-        <w:t xml:space="preserve">(Section 2.2(d)), what STA/LTA depends on entirely (Section 5), what its</w:t>
-      </w:r>
-      <w:r>
-        <w:t xml:space="preserve"> </w:t>
-      </w:r>
-      <w:r>
-        <w:t xml:space="preserve">correction restores on both the RAM image and the raw-waveform LSTM branch</w:t>
-      </w:r>
-      <w:r>
-        <w:t xml:space="preserve"> </w:t>
-      </w:r>
-      <w:r>
-        <w:t xml:space="preserve">(Section 6.3), and what the magnitude classifier’s own logistic baseline is</w:t>
-      </w:r>
-      <w:r>
-        <w:t xml:space="preserve"> </w:t>
-      </w:r>
-      <w:r>
-        <w:t xml:space="preserve">built from (Section 7.3). Every result in this report that involves</w:t>
-      </w:r>
-      <w:r>
-        <w:t xml:space="preserve"> </w:t>
-      </w:r>
-      <w:r>
-        <w:t xml:space="preserve">amplitude, in either direction, traces back to the same structural fact.</w:t>
+        <w:t xml:space="preserve">high-risk</w:t>
+      </w:r>
+      <w:r>
+        <w:t xml:space="preserve"> </w:t>
+      </w:r>
+      <w:r>
+        <w:t xml:space="preserve">event</w:t>
+      </w:r>
+      <w:r>
+        <w:t xml:space="preserve"> </w:t>
+      </w:r>
+      <w:r>
+        <w:t xml:space="preserve">(M ≥ 4)? It folds the detection task of Section 6 and the magnitude task of</w:t>
+      </w:r>
+      <w:r>
+        <w:t xml:space="preserve"> </w:t>
+      </w:r>
+      <w:r>
+        <w:t xml:space="preserve">Section 7 into one decision, on the same 3-second windows.</w:t>
       </w:r>
     </w:p>
     <w:p>
@@ -19211,82 +19356,28 @@
         <w:pStyle w:val="BodyText"/>
       </w:pPr>
       <w:r>
-        <w:t xml:space="preserve">Second,</w:t>
-      </w:r>
-      <w:r>
-        <w:t xml:space="preserve"> </w:t>
-      </w:r>
-      <w:r>
-        <w:rPr>
-          <w:b/>
-          <w:bCs/>
-        </w:rPr>
-        <w:t xml:space="preserve">fusion mechanisms behave inconsistently enough that none should be</w:t>
-      </w:r>
-      <w:r>
-        <w:rPr>
-          <w:b/>
-          <w:bCs/>
-        </w:rPr>
-        <w:t xml:space="preserve"> </w:t>
-      </w:r>
-      <w:r>
-        <w:rPr>
-          <w:b/>
-          <w:bCs/>
-        </w:rPr>
-        <w:t xml:space="preserve">assumed without measurement</w:t>
-      </w:r>
-      <w:r>
-        <w:t xml:space="preserve">: linear fusion underperforms its own best</w:t>
-      </w:r>
-      <w:r>
-        <w:t xml:space="preserve"> </w:t>
-      </w:r>
-      <w:r>
-        <w:t xml:space="preserve">branch; gated fusion helps on one 2D representation and hurts on two others;</w:t>
-      </w:r>
-      <w:r>
-        <w:t xml:space="preserve"> </w:t>
-      </w:r>
-      <w:r>
-        <w:t xml:space="preserve">stacking is the one mechanism that has not underperformed a single branch in</w:t>
-      </w:r>
-      <w:r>
-        <w:t xml:space="preserve"> </w:t>
-      </w:r>
-      <w:r>
-        <w:t xml:space="preserve">any configuration tested, at the cost of a separate training and fitting</w:t>
-      </w:r>
-      <w:r>
-        <w:t xml:space="preserve"> </w:t>
-      </w:r>
-      <w:r>
-        <w:t xml:space="preserve">procedure rather than end-to-end joint training. If a single practical</w:t>
-      </w:r>
-      <w:r>
-        <w:t xml:space="preserve"> </w:t>
-      </w:r>
-      <w:r>
-        <w:t xml:space="preserve">recommendation follows from Section 6.4, it is to default to stacking over</w:t>
-      </w:r>
-      <w:r>
-        <w:t xml:space="preserve"> </w:t>
-      </w:r>
-      <w:r>
-        <w:t xml:space="preserve">joint fusion when branches are trained separately regardless, and to measure</w:t>
-      </w:r>
-      <w:r>
-        <w:t xml:space="preserve"> </w:t>
-      </w:r>
-      <w:r>
-        <w:t xml:space="preserve">gated fusion’s effect directly rather than assume it from another</w:t>
-      </w:r>
-      <w:r>
-        <w:t xml:space="preserve"> </w:t>
-      </w:r>
-      <w:r>
-        <w:t xml:space="preserve">representation.</w:t>
+        <w:t xml:space="preserve">The threshold M = 4 was chosen as a round, physically meaningful cut rather</w:t>
+      </w:r>
+      <w:r>
+        <w:t xml:space="preserve"> </w:t>
+      </w:r>
+      <w:r>
+        <w:t xml:space="preserve">than a quantile fitted to this catalog. It is a CLI flag</w:t>
+      </w:r>
+      <w:r>
+        <w:t xml:space="preserve"> </w:t>
+      </w:r>
+      <w:r>
+        <w:t xml:space="preserve">(</w:t>
+      </w:r>
+      <w:r>
+        <w:rPr>
+          <w:rStyle w:val="VerbatimChar"/>
+        </w:rPr>
+        <w:t xml:space="preserve">--mag-threshold</w:t>
+      </w:r>
+      <w:r>
+        <w:t xml:space="preserve">), not hardcoded.</w:t>
       </w:r>
     </w:p>
     <w:p>
@@ -19294,7 +19385,7 @@
         <w:pStyle w:val="BodyText"/>
       </w:pPr>
       <w:r>
-        <w:t xml:space="preserve">Third,</w:t>
+        <w:t xml:space="preserve">This section reports a</w:t>
       </w:r>
       <w:r>
         <w:t xml:space="preserve"> </w:t>
@@ -19304,117 +19395,67 @@
           <w:b/>
           <w:bCs/>
         </w:rPr>
-        <w:t xml:space="preserve">the RAM transform’s core promise — extracting useful structure from</w:t>
-      </w:r>
-      <w:r>
-        <w:rPr>
-          <w:b/>
-          <w:bCs/>
-        </w:rPr>
-        <w:t xml:space="preserve"> </w:t>
-      </w:r>
-      <w:r>
-        <w:rPr>
-          <w:b/>
-          <w:bCs/>
-        </w:rPr>
-        <w:t xml:space="preserve">a scale-invariant, geometrically compressed image — never exceeded a</w:t>
-      </w:r>
-      <w:r>
-        <w:rPr>
-          <w:b/>
-          <w:bCs/>
-        </w:rPr>
-        <w:t xml:space="preserve"> </w:t>
-      </w:r>
-      <w:r>
-        <w:rPr>
-          <w:b/>
-          <w:bCs/>
-        </w:rPr>
-        <w:t xml:space="preserve">station-normalized spectrogram fed to the same CNN trunk, in any</w:t>
-      </w:r>
-      <w:r>
-        <w:rPr>
-          <w:b/>
-          <w:bCs/>
-        </w:rPr>
-        <w:t xml:space="preserve"> </w:t>
-      </w:r>
-      <w:r>
-        <w:rPr>
-          <w:b/>
-          <w:bCs/>
-        </w:rPr>
-        <w:t xml:space="preserve">configuration tested, with or without the amplitude fix, with or without an</w:t>
-      </w:r>
-      <w:r>
-        <w:rPr>
-          <w:b/>
-          <w:bCs/>
-        </w:rPr>
-        <w:t xml:space="preserve"> </w:t>
-      </w:r>
-      <w:r>
-        <w:rPr>
-          <w:b/>
-          <w:bCs/>
-        </w:rPr>
-        <w:t xml:space="preserve">LSTM partner branch.</w:t>
-      </w:r>
-      <w:r>
-        <w:t xml:space="preserve"> </w:t>
-      </w:r>
-      <w:r>
-        <w:t xml:space="preserve">This is not a failure specific to this</w:t>
-      </w:r>
-      <w:r>
-        <w:t xml:space="preserve"> </w:t>
-      </w:r>
-      <w:r>
-        <w:t xml:space="preserve">implementation of RAM; it follows directly from properties 2.2(b) and (d):</w:t>
-      </w:r>
-      <w:r>
-        <w:t xml:space="preserve"> </w:t>
-      </w:r>
-      <w:r>
-        <w:t xml:space="preserve">a 64×64×3 RAM image carries at most 189 independent values and no amplitude</w:t>
-      </w:r>
-      <w:r>
-        <w:t xml:space="preserve"> </w:t>
-      </w:r>
-      <w:r>
-        <w:t xml:space="preserve">information at all, while a spectrogram of comparable size carries</w:t>
-      </w:r>
-      <w:r>
-        <w:t xml:space="preserve"> </w:t>
-      </w:r>
-      <w:r>
-        <w:t xml:space="preserve">substantially more of both. Where RAM is specifically required — matching</w:t>
-      </w:r>
-      <w:r>
-        <w:t xml:space="preserve"> </w:t>
-      </w:r>
-      <w:r>
-        <w:t xml:space="preserve">the source paper exactly, for instance — the amplitude auxiliary input is a</w:t>
-      </w:r>
-      <w:r>
-        <w:t xml:space="preserve"> </w:t>
-      </w:r>
-      <w:r>
-        <w:t xml:space="preserve">necessary, low-cost companion; where the 2D representation is an open</w:t>
-      </w:r>
-      <w:r>
-        <w:t xml:space="preserve"> </w:t>
-      </w:r>
-      <w:r>
-        <w:t xml:space="preserve">design choice, this investigation did not find a case where RAM was the</w:t>
-      </w:r>
-      <w:r>
-        <w:t xml:space="preserve"> </w:t>
-      </w:r>
-      <w:r>
-        <w:t xml:space="preserve">better one.</w:t>
+        <w:t xml:space="preserve">negative result for the CNN</w:t>
+      </w:r>
+      <w:r>
+        <w:t xml:space="preserve"> </w:t>
+      </w:r>
+      <w:r>
+        <w:t xml:space="preserve">and a positive one</w:t>
+      </w:r>
+      <w:r>
+        <w:t xml:space="preserve"> </w:t>
+      </w:r>
+      <w:r>
+        <w:t xml:space="preserve">for a model that does not use the encoded window at all. The investigation</w:t>
+      </w:r>
+      <w:r>
+        <w:t xml:space="preserve"> </w:t>
+      </w:r>
+      <w:r>
+        <w:t xml:space="preserve">that produced it also turned up three distinct defects, each of which would</w:t>
+      </w:r>
+      <w:r>
+        <w:t xml:space="preserve"> </w:t>
+      </w:r>
+      <w:r>
+        <w:t xml:space="preserve">have inflated a reported number if left alone.</w:t>
+      </w:r>
+    </w:p>
+    <w:bookmarkEnd w:id="43"/>
+    <w:bookmarkStart w:id="44" w:name="data-and-the-limits-of-fetching-more"/>
+    <w:p>
+      <w:pPr>
+        <w:pStyle w:val="Heading3"/>
+      </w:pPr>
+      <w:r>
+        <w:t xml:space="preserve">8.2 Data, and the Limits of Fetching More</w:t>
+      </w:r>
+    </w:p>
+    <w:p>
+      <w:pPr>
+        <w:pStyle w:val="FirstParagraph"/>
+      </w:pPr>
+      <w:r>
+        <w:t xml:space="preserve">The high-risk class is intrinsically scarce: of 23,918 already-downloaded</w:t>
+      </w:r>
+      <w:r>
+        <w:t xml:space="preserve"> </w:t>
+      </w:r>
+      <w:r>
+        <w:t xml:space="preserve">3-second events, only 479 were M ≥ 4 (2.0%), following the</w:t>
+      </w:r>
+      <w:r>
+        <w:t xml:space="preserve"> </w:t>
+      </w:r>
+      <w:r>
+        <w:t xml:space="preserve">Gutenberg–Richter distribution documented in Section 7.2. An attempt was</w:t>
+      </w:r>
+      <w:r>
+        <w:t xml:space="preserve"> </w:t>
+      </w:r>
+      <w:r>
+        <w:t xml:space="preserve">made to close that gap from the catalog.</w:t>
       </w:r>
     </w:p>
     <w:p>
@@ -19422,66 +19463,288 @@
         <w:pStyle w:val="BodyText"/>
       </w:pPr>
       <w:r>
-        <w:t xml:space="preserve">The two bodies of work in Sections 6 and 7 are related but should not be</w:t>
-      </w:r>
-      <w:r>
-        <w:t xml:space="preserve"> </w:t>
-      </w:r>
-      <w:r>
-        <w:t xml:space="preserve">over-connected: both reuse the amplitude-auxiliary-input pattern and the</w:t>
-      </w:r>
-      <w:r>
-        <w:t xml:space="preserve"> </w:t>
-      </w:r>
-      <w:r>
-        <w:t xml:space="preserve">same CNN trunk, but they answer structurally different questions (is there</w:t>
-      </w:r>
-      <w:r>
-        <w:t xml:space="preserve"> </w:t>
-      </w:r>
-      <w:r>
-        <w:t xml:space="preserve">an event at all, versus how large is it), on different window lengths (6 s</w:t>
-      </w:r>
-      <w:r>
-        <w:t xml:space="preserve"> </w:t>
-      </w:r>
-      <w:r>
-        <w:t xml:space="preserve">versus 3 s), against different comparison baselines (STA/LTA versus a</w:t>
-      </w:r>
-      <w:r>
-        <w:t xml:space="preserve"> </w:t>
-      </w:r>
-      <w:r>
-        <w:t xml:space="preserve">fitted amplitude/distance relation). Their agreement on the general</w:t>
-      </w:r>
-      <w:r>
-        <w:t xml:space="preserve"> </w:t>
-      </w:r>
-      <w:r>
-        <w:t xml:space="preserve">principle — encoded windows carry information beyond simple amplitude</w:t>
-      </w:r>
-      <w:r>
-        <w:t xml:space="preserve"> </w:t>
-      </w:r>
-      <w:r>
-        <w:t xml:space="preserve">scalars — is a genuine cross-check, not a coincidence of shared code.</w:t>
+        <w:rPr>
+          <w:b/>
+          <w:bCs/>
+        </w:rPr>
+        <w:t xml:space="preserve">The attempt largely failed, for an instructive reason.</w:t>
+      </w:r>
+      <w:r>
+        <w:t xml:space="preserve"> </w:t>
+      </w:r>
+      <w:r>
+        <w:t xml:space="preserve">726 catalog-listed</w:t>
+      </w:r>
+      <w:r>
+        <w:t xml:space="preserve"> </w:t>
+      </w:r>
+      <w:r>
+        <w:t xml:space="preserve">M ≥ 4 events had no downloaded waveforms. Re-running the existing FDSN</w:t>
+      </w:r>
+      <w:r>
+        <w:t xml:space="preserve"> </w:t>
+      </w:r>
+      <w:r>
+        <w:t xml:space="preserve">downloader against exactly those events retrieved</w:t>
+      </w:r>
+      <w:r>
+        <w:t xml:space="preserve"> </w:t>
+      </w:r>
+      <w:r>
+        <w:rPr>
+          <w:b/>
+          <w:bCs/>
+        </w:rPr>
+        <w:t xml:space="preserve">76 of 726 (10.5%)</w:t>
+      </w:r>
+      <w:r>
+        <w:t xml:space="preserve">.</w:t>
+      </w:r>
+      <w:r>
+        <w:t xml:space="preserve"> </w:t>
+      </w:r>
+      <w:r>
+        <w:t xml:space="preserve">Station</w:t>
+      </w:r>
+      <w:r>
+        <w:t xml:space="preserve"> </w:t>
+      </w:r>
+      <w:r>
+        <w:rPr>
+          <w:i/>
+          <w:iCs/>
+        </w:rPr>
+        <w:t xml:space="preserve">metadata</w:t>
+      </w:r>
+      <w:r>
+        <w:t xml:space="preserve"> </w:t>
+      </w:r>
+      <w:r>
+        <w:t xml:space="preserve">resolves normally for the failures — a representative</w:t>
+      </w:r>
+      <w:r>
+        <w:t xml:space="preserve"> </w:t>
+      </w:r>
+      <w:r>
+        <w:t xml:space="preserve">case returned 7 stations within the search radius — but the waveform</w:t>
+      </w:r>
+      <w:r>
+        <w:t xml:space="preserve"> </w:t>
+      </w:r>
+      <w:r>
+        <w:t xml:space="preserve">archive itself answers</w:t>
+      </w:r>
+      <w:r>
+        <w:t xml:space="preserve"> </w:t>
+      </w:r>
+      <w:r>
+        <w:rPr>
+          <w:rStyle w:val="VerbatimChar"/>
+        </w:rPr>
+        <w:t xml:space="preserve">HTTP 204, no data available</w:t>
+      </w:r>
+      <w:r>
+        <w:t xml:space="preserve"> </w:t>
+      </w:r>
+      <w:r>
+        <w:t xml:space="preserve">for the requested</w:t>
+      </w:r>
+      <w:r>
+        <w:t xml:space="preserve"> </w:t>
+      </w:r>
+      <w:r>
+        <w:t xml:space="preserve">station/time. Successes clustered almost entirely in the 2023</w:t>
+      </w:r>
+      <w:r>
+        <w:t xml:space="preserve"> </w:t>
+      </w:r>
+      <w:r>
+        <w:t xml:space="preserve">Kahramanmaraş sequence; most other years returned nothing.</w:t>
+      </w:r>
+      <w:r>
+        <w:t xml:space="preserve"> </w:t>
+      </w:r>
+      <w:r>
+        <w:rPr>
+          <w:b/>
+          <w:bCs/>
+        </w:rPr>
+        <w:t xml:space="preserve">A catalog entry</w:t>
+      </w:r>
+      <w:r>
+        <w:rPr>
+          <w:b/>
+          <w:bCs/>
+        </w:rPr>
+        <w:t xml:space="preserve"> </w:t>
+      </w:r>
+      <w:r>
+        <w:rPr>
+          <w:b/>
+          <w:bCs/>
+        </w:rPr>
+        <w:t xml:space="preserve">does not imply a retrievable waveform</w:t>
+      </w:r>
+      <w:r>
+        <w:t xml:space="preserve">, and for this network the shortfall</w:t>
+      </w:r>
+      <w:r>
+        <w:t xml:space="preserve"> </w:t>
+      </w:r>
+      <w:r>
+        <w:t xml:space="preserve">is an order of magnitude, not a margin. The high-risk pool moved 479 → 556.</w:t>
       </w:r>
     </w:p>
     <w:p>
-      <w:r>
-        <w:pict>
-          <v:rect style="width:0;height:1.5pt" o:hralign="center" o:hrstd="t" o:hr="t"/>
-        </w:pict>
+      <w:pPr>
+        <w:pStyle w:val="BodyText"/>
+      </w:pPr>
+      <w:r>
+        <w:t xml:space="preserve">Separately, re-running</w:t>
+      </w:r>
+      <w:r>
+        <w:t xml:space="preserve"> </w:t>
+      </w:r>
+      <w:r>
+        <w:rPr>
+          <w:rStyle w:val="VerbatimChar"/>
+        </w:rPr>
+        <w:t xml:space="preserve">anchor-windows</w:t>
+      </w:r>
+      <w:r>
+        <w:t xml:space="preserve"> </w:t>
+      </w:r>
+      <w:r>
+        <w:t xml:space="preserve">picked up roughly 7,300</w:t>
+      </w:r>
+      <w:r>
+        <w:t xml:space="preserve"> </w:t>
+      </w:r>
+      <w:r>
+        <w:t xml:space="preserve">previously-downloaded but never-anchored events, taking the 3-second pool</w:t>
+      </w:r>
+      <w:r>
+        <w:t xml:space="preserve"> </w:t>
+      </w:r>
+      <w:r>
+        <w:t xml:space="preserve">from 23,918 to 31,325 — a larger gain than the download attempt produced,</w:t>
+      </w:r>
+      <w:r>
+        <w:t xml:space="preserve"> </w:t>
+      </w:r>
+      <w:r>
+        <w:t xml:space="preserve">obtained from data already on disk.</w:t>
       </w:r>
     </w:p>
-    <w:bookmarkEnd w:id="43"/>
-    <w:bookmarkStart w:id="44" w:name="limitations-and-future-work"/>
     <w:p>
       <w:pPr>
-        <w:pStyle w:val="Heading2"/>
+        <w:pStyle w:val="BodyText"/>
       </w:pPr>
       <w:r>
-        <w:t xml:space="preserve">9. Limitations and Future Work</w:t>
+        <w:t xml:space="preserve">The dataset (</w:t>
+      </w:r>
+      <w:r>
+        <w:rPr>
+          <w:rStyle w:val="VerbatimChar"/>
+        </w:rPr>
+        <w:t xml:space="preserve">generate-riskclass-dataset</w:t>
+      </w:r>
+      <w:r>
+        <w:t xml:space="preserve">,</w:t>
+      </w:r>
+      <w:r>
+        <w:t xml:space="preserve"> </w:t>
+      </w:r>
+      <w:r>
+        <w:rPr>
+          <w:rStyle w:val="VerbatimChar"/>
+        </w:rPr>
+        <w:t xml:space="preserve">data_downloader/seismic_cli/riskclass.py</w:t>
+      </w:r>
+      <w:r>
+        <w:t xml:space="preserve">) pools earthquake and noise</w:t>
+      </w:r>
+      <w:r>
+        <w:t xml:space="preserve"> </w:t>
+      </w:r>
+      <w:r>
+        <w:t xml:space="preserve">windows into one manifest with a station-disjoint split spanning all three</w:t>
+      </w:r>
+      <w:r>
+        <w:t xml:space="preserve"> </w:t>
+      </w:r>
+      <w:r>
+        <w:t xml:space="preserve">classes, and caps the abundant classes at</w:t>
+      </w:r>
+      <w:r>
+        <w:t xml:space="preserve"> </w:t>
+      </w:r>
+      <w:r>
+        <w:rPr>
+          <w:rStyle w:val="VerbatimChar"/>
+        </w:rPr>
+        <w:t xml:space="preserve">--balance-ratio</w:t>
+      </w:r>
+      <w:r>
+        <w:t xml:space="preserve"> </w:t>
+      </w:r>
+      <w:r>
+        <w:t xml:space="preserve">× the high-risk</w:t>
+      </w:r>
+      <w:r>
+        <w:t xml:space="preserve"> </w:t>
+      </w:r>
+      <w:r>
+        <w:t xml:space="preserve">count per split (default 4.0) rather than either discarding most of them at</w:t>
+      </w:r>
+      <w:r>
+        <w:t xml:space="preserve"> </w:t>
+      </w:r>
+      <w:r>
+        <w:t xml:space="preserve">1:1:1 or leaving the raw ~1:19:many imbalance. Final composition: 4,267</w:t>
+      </w:r>
+      <w:r>
+        <w:t xml:space="preserve"> </w:t>
+      </w:r>
+      <w:r>
+        <w:t xml:space="preserve">train / 736 validation / 2,970 test windows,</w:t>
+      </w:r>
+      <w:r>
+        <w:t xml:space="preserve"> </w:t>
+      </w:r>
+      <w:r>
+        <w:rPr>
+          <w:b/>
+          <w:bCs/>
+        </w:rPr>
+        <w:t xml:space="preserve">zero stations shared across</w:t>
+      </w:r>
+      <w:r>
+        <w:rPr>
+          <w:b/>
+          <w:bCs/>
+        </w:rPr>
+        <w:t xml:space="preserve"> </w:t>
+      </w:r>
+      <w:r>
+        <w:rPr>
+          <w:b/>
+          <w:bCs/>
+        </w:rPr>
+        <w:t xml:space="preserve">splits</w:t>
+      </w:r>
+      <w:r>
+        <w:t xml:space="preserve">.</w:t>
+      </w:r>
+    </w:p>
+    <w:bookmarkEnd w:id="44"/>
+    <w:bookmarkStart w:id="45" w:name="the-cnn-result"/>
+    <w:p>
+      <w:pPr>
+        <w:pStyle w:val="Heading3"/>
+      </w:pPr>
+      <w:r>
+        <w:t xml:space="preserve">8.3 The CNN Result</w:t>
       </w:r>
     </w:p>
     <w:p>
@@ -19490,106 +19753,381 @@
       </w:pPr>
       <w:r>
         <w:rPr>
+          <w:rStyle w:val="VerbatimChar"/>
+        </w:rPr>
+        <w:t xml:space="preserve">cnn_riskclass.py</w:t>
+      </w:r>
+      <w:r>
+        <w:t xml:space="preserve"> </w:t>
+      </w:r>
+      <w:r>
+        <w:t xml:space="preserve">reuses</w:t>
+      </w:r>
+      <w:r>
+        <w:t xml:space="preserve"> </w:t>
+      </w:r>
+      <w:r>
+        <w:rPr>
+          <w:rStyle w:val="VerbatimChar"/>
+        </w:rPr>
+        <w:t xml:space="preserve">RegressionSeismicCNN</w:t>
+      </w:r>
+      <w:r>
+        <w:t xml:space="preserve"> </w:t>
+      </w:r>
+      <w:r>
+        <w:t xml:space="preserve">with</w:t>
+      </w:r>
+      <w:r>
+        <w:t xml:space="preserve"> </w:t>
+      </w:r>
+      <w:r>
+        <w:rPr>
+          <w:rStyle w:val="VerbatimChar"/>
+        </w:rPr>
+        <w:t xml:space="preserve">num_classes=3</w:t>
+      </w:r>
+      <w:r>
+        <w:t xml:space="preserve"> </w:t>
+      </w:r>
+      <w:r>
+        <w:t xml:space="preserve">and</w:t>
+      </w:r>
+      <w:r>
+        <w:t xml:space="preserve"> </w:t>
+      </w:r>
+      <w:r>
+        <w:rPr>
+          <w:rStyle w:val="VerbatimChar"/>
+        </w:rPr>
+        <w:t xml:space="preserve">CrossEntropyLoss</w:t>
+      </w:r>
+      <w:r>
+        <w:t xml:space="preserve"> </w:t>
+      </w:r>
+      <w:r>
+        <w:t xml:space="preserve">(Section 4.5; the trunk is unchanged and</w:t>
+      </w:r>
+      <w:r>
+        <w:t xml:space="preserve"> </w:t>
+      </w:r>
+      <w:r>
+        <w:rPr>
+          <w:rStyle w:val="VerbatimChar"/>
+        </w:rPr>
+        <w:t xml:space="preserve">num_classes</w:t>
+      </w:r>
+      <w:r>
+        <w:t xml:space="preserve"> </w:t>
+      </w:r>
+      <w:r>
+        <w:t xml:space="preserve">defaults to 1, so the Section 7 and regression scripts are unaffected).</w:t>
+      </w:r>
+    </w:p>
+    <w:tbl>
+      <w:tblPr>
+        <w:tblStyle w:val="Table"/>
+        <w:tblW w:type="auto" w:w="0"/>
+        <w:tblLook w:firstRow="1" w:lastRow="0" w:firstColumn="0" w:lastColumn="0" w:noHBand="0" w:noVBand="0" w:val="0020"/>
+      </w:tblPr>
+      <w:tblGrid>
+        <w:gridCol w:w="1980"/>
+        <w:gridCol w:w="1980"/>
+        <w:gridCol w:w="1980"/>
+        <w:gridCol w:w="1980"/>
+      </w:tblGrid>
+      <w:tr>
+        <w:trPr>
+          <w:tblHeader w:val="on"/>
+        </w:trPr>
+        <w:tc>
+          <w:tcPr/>
+          <w:p>
+            <w:pPr>
+              <w:pStyle w:val="Compact"/>
+            </w:pPr>
+            <w:r>
+              <w:t xml:space="preserve">Model</w:t>
+            </w:r>
+          </w:p>
+        </w:tc>
+        <w:tc>
+          <w:tcPr/>
+          <w:p>
+            <w:pPr>
+              <w:pStyle w:val="Compact"/>
+            </w:pPr>
+            <w:r>
+              <w:t xml:space="preserve">Accuracy</w:t>
+            </w:r>
+          </w:p>
+        </w:tc>
+        <w:tc>
+          <w:tcPr/>
+          <w:p>
+            <w:pPr>
+              <w:pStyle w:val="Compact"/>
+            </w:pPr>
+            <w:r>
+              <w:t xml:space="preserve">Macro-AUC</w:t>
+            </w:r>
+          </w:p>
+        </w:tc>
+        <w:tc>
+          <w:tcPr/>
+          <w:p>
+            <w:pPr>
+              <w:pStyle w:val="Compact"/>
+            </w:pPr>
+            <w:r>
+              <w:t xml:space="preserve">MCC</w:t>
+            </w:r>
+          </w:p>
+        </w:tc>
+      </w:tr>
+      <w:tr>
+        <w:tc>
+          <w:tcPr/>
+          <w:p>
+            <w:pPr>
+              <w:pStyle w:val="Compact"/>
+            </w:pPr>
+            <w:r>
+              <w:t xml:space="preserve">Predict majority class</w:t>
+            </w:r>
+          </w:p>
+        </w:tc>
+        <w:tc>
+          <w:tcPr/>
+          <w:p>
+            <w:pPr>
+              <w:pStyle w:val="Compact"/>
+            </w:pPr>
+            <w:r>
+              <w:t xml:space="preserve">52.96 %</w:t>
+            </w:r>
+          </w:p>
+        </w:tc>
+        <w:tc>
+          <w:tcPr/>
+          <w:p>
+            <w:pPr>
+              <w:pStyle w:val="Compact"/>
+            </w:pPr>
+            <w:r>
+              <w:t xml:space="preserve">—</w:t>
+            </w:r>
+          </w:p>
+        </w:tc>
+        <w:tc>
+          <w:tcPr/>
+          <w:p>
+            <w:pPr>
+              <w:pStyle w:val="Compact"/>
+            </w:pPr>
+            <w:r>
+              <w:t xml:space="preserve">—</w:t>
+            </w:r>
+          </w:p>
+        </w:tc>
+      </w:tr>
+      <w:tr>
+        <w:tc>
+          <w:tcPr/>
+          <w:p>
+            <w:pPr>
+              <w:pStyle w:val="Compact"/>
+            </w:pPr>
+            <w:r>
+              <w:t xml:space="preserve">Logistic on the two scalars</w:t>
+            </w:r>
+          </w:p>
+        </w:tc>
+        <w:tc>
+          <w:tcPr/>
+          <w:p>
+            <w:pPr>
+              <w:pStyle w:val="Compact"/>
+            </w:pPr>
+            <w:r>
+              <w:t xml:space="preserve">81.52 %</w:t>
+            </w:r>
+          </w:p>
+        </w:tc>
+        <w:tc>
+          <w:tcPr/>
+          <w:p>
+            <w:pPr>
+              <w:pStyle w:val="Compact"/>
+            </w:pPr>
+            <w:r>
+              <w:t xml:space="preserve">0.9476</w:t>
+            </w:r>
+          </w:p>
+        </w:tc>
+        <w:tc>
+          <w:tcPr/>
+          <w:p>
+            <w:pPr>
+              <w:pStyle w:val="Compact"/>
+            </w:pPr>
+            <w:r>
+              <w:t xml:space="preserve">+0.6730</w:t>
+            </w:r>
+          </w:p>
+        </w:tc>
+      </w:tr>
+      <w:tr>
+        <w:tc>
+          <w:tcPr/>
+          <w:p>
+            <w:pPr>
+              <w:pStyle w:val="Compact"/>
+            </w:pPr>
+            <w:r>
+              <w:rPr>
+                <w:b/>
+                <w:bCs/>
+              </w:rPr>
+              <w:t xml:space="preserve">CNN (image + aux)</w:t>
+            </w:r>
+          </w:p>
+        </w:tc>
+        <w:tc>
+          <w:tcPr/>
+          <w:p>
+            <w:pPr>
+              <w:pStyle w:val="Compact"/>
+            </w:pPr>
+            <w:r>
+              <w:rPr>
+                <w:b/>
+                <w:bCs/>
+              </w:rPr>
+              <w:t xml:space="preserve">73.64 %</w:t>
+            </w:r>
+          </w:p>
+        </w:tc>
+        <w:tc>
+          <w:tcPr/>
+          <w:p>
+            <w:pPr>
+              <w:pStyle w:val="Compact"/>
+            </w:pPr>
+            <w:r>
+              <w:rPr>
+                <w:b/>
+                <w:bCs/>
+              </w:rPr>
+              <w:t xml:space="preserve">0.9277</w:t>
+            </w:r>
+          </w:p>
+        </w:tc>
+        <w:tc>
+          <w:tcPr/>
+          <w:p>
+            <w:pPr>
+              <w:pStyle w:val="Compact"/>
+            </w:pPr>
+            <w:r>
+              <w:rPr>
+                <w:b/>
+                <w:bCs/>
+              </w:rPr>
+              <w:t xml:space="preserve">+0.5990</w:t>
+            </w:r>
+          </w:p>
+        </w:tc>
+      </w:tr>
+    </w:tbl>
+    <w:p>
+      <w:pPr>
+        <w:pStyle w:val="BodyText"/>
+      </w:pPr>
+      <w:r>
+        <w:rPr>
           <w:b/>
           <w:bCs/>
         </w:rPr>
-        <w:t xml:space="preserve">Statistical.</w:t>
-      </w:r>
-      <w:r>
-        <w:t xml:space="preserve"> </w:t>
-      </w:r>
-      <w:r>
-        <w:t xml:space="preserve">Every result in Sections 6 and 7 reflects a single</w:t>
-      </w:r>
-      <w:r>
-        <w:t xml:space="preserve"> </w:t>
-      </w:r>
-      <w:r>
-        <w:t xml:space="preserve">train/validation/test split at one random seed, except the two comparisons</w:t>
-      </w:r>
-      <w:r>
-        <w:t xml:space="preserve"> </w:t>
-      </w:r>
-      <w:r>
-        <w:t xml:space="preserve">re-seeded in Section 6.6, where repetition changed one reported conclusion</w:t>
-      </w:r>
-      <w:r>
-        <w:t xml:space="preserve"> </w:t>
-      </w:r>
-      <w:r>
-        <w:t xml:space="preserve">and substantially narrowed another. Every other close-margin figure —</w:t>
-      </w:r>
-      <w:r>
-        <w:t xml:space="preserve"> </w:t>
-      </w:r>
-      <w:r>
-        <w:t xml:space="preserve">stacked-RAM-dual vs. </w:t>
-      </w:r>
-      <w:r>
-        <w:rPr>
-          <w:rStyle w:val="VerbatimChar"/>
-        </w:rPr>
-        <w:t xml:space="preserve">1d</w:t>
-      </w:r>
-      <w:r>
-        <w:t xml:space="preserve">-alone,</w:t>
-      </w:r>
-      <w:r>
-        <w:t xml:space="preserve"> </w:t>
-      </w:r>
-      <w:r>
-        <w:rPr>
-          <w:rStyle w:val="VerbatimChar"/>
-        </w:rPr>
-        <w:t xml:space="preserve">2d+aux</w:t>
-      </w:r>
-      <w:r>
-        <w:t xml:space="preserve"> </w:t>
-      </w:r>
-      <w:r>
-        <w:t xml:space="preserve">vs. the full amplitude-dual model,</w:t>
-      </w:r>
-      <w:r>
-        <w:t xml:space="preserve"> </w:t>
-      </w:r>
-      <w:r>
-        <w:t xml:space="preserve">the</w:t>
-      </w:r>
-      <w:r>
-        <w:t xml:space="preserve"> </w:t>
-      </w:r>
-      <w:r>
-        <w:rPr>
-          <w:rStyle w:val="VerbatimChar"/>
-        </w:rPr>
-        <w:t xml:space="preserve">1d+aux</w:t>
-      </w:r>
-      <w:r>
-        <w:t xml:space="preserve">/</w:t>
-      </w:r>
-      <w:r>
-        <w:rPr>
-          <w:rStyle w:val="VerbatimChar"/>
-        </w:rPr>
-        <w:t xml:space="preserve">2d+aux</w:t>
-      </w:r>
-      <w:r>
-        <w:t xml:space="preserve"> </w:t>
-      </w:r>
-      <w:r>
-        <w:t xml:space="preserve">effect sizes, the magnitude-classification result in</w:t>
-      </w:r>
-      <w:r>
-        <w:t xml:space="preserve"> </w:t>
-      </w:r>
-      <w:r>
-        <w:t xml:space="preserve">Section 7 — remains unverified at additional seeds and should be read with</w:t>
-      </w:r>
-      <w:r>
-        <w:t xml:space="preserve"> </w:t>
-      </w:r>
-      <w:r>
-        <w:t xml:space="preserve">the caution Section 6.6 demonstrates is warranted.</w:t>
+        <w:t xml:space="preserve">The CNN loses to a logistic regression on two scalars it was itself given</w:t>
+      </w:r>
+      <w:r>
+        <w:rPr>
+          <w:b/>
+          <w:bCs/>
+        </w:rPr>
+        <w:t xml:space="preserve"> </w:t>
+      </w:r>
+      <w:r>
+        <w:rPr>
+          <w:b/>
+          <w:bCs/>
+        </w:rPr>
+        <w:t xml:space="preserve">as input.</w:t>
+      </w:r>
+      <w:r>
+        <w:t xml:space="preserve"> </w:t>
+      </w:r>
+      <w:r>
+        <w:t xml:space="preserve">Its errors concentrate almost entirely on one boundary: 609 of</w:t>
+      </w:r>
+      <w:r>
+        <w:t xml:space="preserve"> </w:t>
+      </w:r>
+      <w:r>
+        <w:t xml:space="preserve">1,573 noise windows classified as low-risk. The rare high-risk class is</w:t>
+      </w:r>
+      <w:r>
+        <w:t xml:space="preserve"> </w:t>
+      </w:r>
+      <w:r>
+        <w:rPr>
+          <w:i/>
+          <w:iCs/>
+        </w:rPr>
+        <w:t xml:space="preserve">not</w:t>
+      </w:r>
+      <w:r>
+        <w:t xml:space="preserve"> </w:t>
+      </w:r>
+      <w:r>
+        <w:t xml:space="preserve">the problem — it is recovered well (268/281, recall 0.954), which</w:t>
+      </w:r>
+      <w:r>
+        <w:t xml:space="preserve"> </w:t>
+      </w:r>
+      <w:r>
+        <w:t xml:space="preserve">overall accuracy alone would have hidden.</w:t>
+      </w:r>
+    </w:p>
+    <w:bookmarkEnd w:id="45"/>
+    <w:bookmarkStart w:id="46" w:name="Xb499437dae22733a5aed3461b248c3ba31c37ce"/>
+    <w:p>
+      <w:pPr>
+        <w:pStyle w:val="Heading3"/>
+      </w:pPr>
+      <w:r>
+        <w:t xml:space="preserve">8.4 Three Defects Found While Investigating the Gap</w:t>
+      </w:r>
+    </w:p>
+    <w:p>
+      <w:pPr>
+        <w:pStyle w:val="FirstParagraph"/>
+      </w:pPr>
+      <w:r>
+        <w:t xml:space="preserve">The first version of this experiment showed validation accuracy 95.7 % against</w:t>
+      </w:r>
+      <w:r>
+        <w:t xml:space="preserve"> </w:t>
+      </w:r>
+      <w:r>
+        <w:t xml:space="preserve">test accuracy 71.7 % — a 24-point gap demanding explanation before any</w:t>
+      </w:r>
+      <w:r>
+        <w:t xml:space="preserve"> </w:t>
+      </w:r>
+      <w:r>
+        <w:t xml:space="preserve">number from it could be reported.</w:t>
       </w:r>
     </w:p>
     <w:p>
@@ -19601,19 +20139,13 @@
           <w:b/>
           <w:bCs/>
         </w:rPr>
-        <w:t xml:space="preserve">Untested extensions, implemented but not evaluated.</w:t>
-      </w:r>
-      <w:r>
-        <w:t xml:space="preserve"> </w:t>
-      </w:r>
-      <w:r>
-        <w:t xml:space="preserve">Per-component</w:t>
-      </w:r>
-      <w:r>
-        <w:t xml:space="preserve"> </w:t>
-      </w:r>
-      <w:r>
-        <w:t xml:space="preserve">auxiliary scalars (Section 4.3, six scalars instead of two, commit</w:t>
+        <w:t xml:space="preserve">(a) A stuck instrument, supplying 58 % of one class’s errors.</w:t>
+      </w:r>
+      <w:r>
+        <w:t xml:space="preserve"> </w:t>
+      </w:r>
+      <w:r>
+        <w:t xml:space="preserve">Station</w:t>
       </w:r>
       <w:r>
         <w:t xml:space="preserve"> </w:t>
@@ -19622,31 +20154,65 @@
         <w:rPr>
           <w:rStyle w:val="VerbatimChar"/>
         </w:rPr>
-        <w:t xml:space="preserve">8485ffc</w:t>
-      </w:r>
-      <w:r>
-        <w:t xml:space="preserve"> </w:t>
-      </w:r>
-      <w:r>
-        <w:t xml:space="preserve">in</w:t>
-      </w:r>
-      <w:r>
-        <w:t xml:space="preserve"> </w:t>
-      </w:r>
-      <w:r>
-        <w:rPr>
-          <w:rStyle w:val="VerbatimChar"/>
-        </w:rPr>
-        <w:t xml:space="preserve">data_downloader</w:t>
-      </w:r>
-      <w:r>
-        <w:t xml:space="preserve">) are implemented and smoke-tested but not</w:t>
-      </w:r>
-      <w:r>
-        <w:t xml:space="preserve"> </w:t>
-      </w:r>
-      <w:r>
-        <w:t xml:space="preserve">evaluated at scale — deliberately deferred (Section 10), not abandoned.</w:t>
+        <w:t xml:space="preserve">6G.MADM</w:t>
+      </w:r>
+      <w:r>
+        <w:t xml:space="preserve"> </w:t>
+      </w:r>
+      <w:r>
+        <w:t xml:space="preserve">contributed 199 test noise windows,</w:t>
+      </w:r>
+      <w:r>
+        <w:t xml:space="preserve"> </w:t>
+      </w:r>
+      <w:r>
+        <w:rPr>
+          <w:i/>
+          <w:iCs/>
+        </w:rPr>
+        <w:t xml:space="preserve">all</w:t>
+      </w:r>
+      <w:r>
+        <w:t xml:space="preserve"> </w:t>
+      </w:r>
+      <w:r>
+        <w:t xml:space="preserve">misclassified. Reading</w:t>
+      </w:r>
+      <w:r>
+        <w:t xml:space="preserve"> </w:t>
+      </w:r>
+      <w:r>
+        <w:t xml:space="preserve">its MiniSEED directly: traces span ~58 counts on a ~5.38-million-count DC</w:t>
+      </w:r>
+      <w:r>
+        <w:t xml:space="preserve"> </w:t>
+      </w:r>
+      <w:r>
+        <w:t xml:space="preserve">offset, with ~50 unique sample values across 30,001 samples — a stuck</w:t>
+      </w:r>
+      <w:r>
+        <w:t xml:space="preserve"> </w:t>
+      </w:r>
+      <w:r>
+        <w:t xml:space="preserve">digitizer, not quiet ground. Its window RMS (~6 counts) against its own</w:t>
+      </w:r>
+      <w:r>
+        <w:t xml:space="preserve"> </w:t>
+      </w:r>
+      <w:r>
+        <w:t xml:space="preserve">station baseline (~975–3118) gives log SNR ≈ −6, far outside the training</w:t>
+      </w:r>
+      <w:r>
+        <w:t xml:space="preserve"> </w:t>
+      </w:r>
+      <w:r>
+        <w:t xml:space="preserve">range (train noise floor −2.99), so the CNN extrapolated into territory it</w:t>
+      </w:r>
+      <w:r>
+        <w:t xml:space="preserve"> </w:t>
+      </w:r>
+      <w:r>
+        <w:t xml:space="preserve">had never seen while a monotonic logistic model did not.</w:t>
       </w:r>
     </w:p>
     <w:p>
@@ -19655,72 +20221,82 @@
       </w:pPr>
       <w:r>
         <w:rPr>
-          <w:b/>
-          <w:bCs/>
-        </w:rPr>
-        <w:t xml:space="preserve">Untested extensions, proposed but not implemented.</w:t>
-      </w:r>
-      <w:r>
-        <w:t xml:space="preserve"> </w:t>
-      </w:r>
-      <w:r>
-        <w:t xml:space="preserve">Feeding the RAM</w:t>
-      </w:r>
-      <w:r>
-        <w:t xml:space="preserve"> </w:t>
-      </w:r>
-      <w:r>
-        <w:t xml:space="preserve">angle vector</w:t>
-      </w:r>
-      <w:r>
-        <w:t xml:space="preserve"> </w:t>
-      </w:r>
-      <m:oMath>
-        <m:r>
-          <m:t>β</m:t>
-        </m:r>
-      </m:oMath>
-      <w:r>
-        <w:t xml:space="preserve"> </w:t>
-      </w:r>
-      <w:r>
-        <w:t xml:space="preserve">directly to a one-dimensional model, to test whether</w:t>
-      </w:r>
-      <w:r>
-        <w:t xml:space="preserve"> </w:t>
-      </w:r>
-      <w:r>
-        <w:t xml:space="preserve">property 2.2(b)’s 63-degrees-of-freedom argument means the 2D CNN adds</w:t>
-      </w:r>
-      <w:r>
-        <w:t xml:space="preserve"> </w:t>
-      </w:r>
-      <w:r>
-        <w:t xml:space="preserve">nothing the 1D vector didn’t already carry. Combining the three components</w:t>
-      </w:r>
-      <w:r>
-        <w:t xml:space="preserve"> </w:t>
-      </w:r>
-      <w:r>
-        <w:t xml:space="preserve">before the RAM transform (vector magnitude) rather than transforming each</w:t>
-      </w:r>
-      <w:r>
-        <w:t xml:space="preserve"> </w:t>
-      </w:r>
-      <w:r>
-        <w:t xml:space="preserve">independently. A distance term for the noise-contamination check</w:t>
-      </w:r>
-      <w:r>
-        <w:t xml:space="preserve"> </w:t>
-      </w:r>
-      <w:r>
-        <w:t xml:space="preserve">(Section 3.1), which currently discards otherwise-scarce noise data purely</w:t>
-      </w:r>
-      <w:r>
-        <w:t xml:space="preserve"> </w:t>
-      </w:r>
-      <w:r>
-        <w:t xml:space="preserve">on elapsed time.</w:t>
+          <w:rStyle w:val="VerbatimChar"/>
+        </w:rPr>
+        <w:t xml:space="preserve">--min-log-snr</w:t>
+      </w:r>
+      <w:r>
+        <w:t xml:space="preserve"> </w:t>
+      </w:r>
+      <w:r>
+        <w:t xml:space="preserve">(default −3.0) now rejects any window whose RMS falls below</w:t>
+      </w:r>
+      <w:r>
+        <w:t xml:space="preserve"> </w:t>
+      </w:r>
+      <w:r>
+        <w:t xml:space="preserve">5 % of its own station’s long-term noise floor. The threshold is set by</w:t>
+      </w:r>
+      <w:r>
+        <w:t xml:space="preserve"> </w:t>
+      </w:r>
+      <w:r>
+        <w:t xml:space="preserve">instrument physics — genuine ambient noise does not sit 20× below a</w:t>
+      </w:r>
+      <w:r>
+        <w:t xml:space="preserve"> </w:t>
+      </w:r>
+      <w:r>
+        <w:t xml:space="preserve">station’s own floor — corroborated by a clean gap in the pooled</w:t>
+      </w:r>
+      <w:r>
+        <w:t xml:space="preserve"> </w:t>
+      </w:r>
+      <w:r>
+        <w:t xml:space="preserve">distribution (5th percentile −2.67, then an isolated cluster at −6.0), and</w:t>
+      </w:r>
+      <w:r>
+        <w:t xml:space="preserve"> </w:t>
+      </w:r>
+      <w:r>
+        <w:t xml:space="preserve">applied uniformly to every class and split. It also removes 18</w:t>
+      </w:r>
+      <w:r>
+        <w:t xml:space="preserve"> </w:t>
+      </w:r>
+      <w:r>
+        <w:rPr>
+          <w:i/>
+          <w:iCs/>
+        </w:rPr>
+        <w:t xml:space="preserve">earthquake</w:t>
+      </w:r>
+      <w:r>
+        <w:t xml:space="preserve"> </w:t>
+      </w:r>
+      <w:r>
+        <w:t xml:space="preserve">windows on identical reasoning. This is deliberately not</w:t>
+      </w:r>
+      <w:r>
+        <w:t xml:space="preserve"> </w:t>
+      </w:r>
+      <w:r>
+        <w:t xml:space="preserve">“discard whatever</w:t>
+      </w:r>
+      <w:r>
+        <w:t xml:space="preserve"> </w:t>
+      </w:r>
+      <w:r>
+        <w:t xml:space="preserve">the model gets wrong”</w:t>
+      </w:r>
+      <w:r>
+        <w:t xml:space="preserve">: the criterion was verified against the raw waveform,</w:t>
+      </w:r>
+      <w:r>
+        <w:t xml:space="preserve"> </w:t>
+      </w:r>
+      <w:r>
+        <w:t xml:space="preserve">and it is label-independent.</w:t>
       </w:r>
     </w:p>
     <w:p>
@@ -19728,59 +20304,41 @@
         <w:pStyle w:val="BodyText"/>
       </w:pPr>
       <w:r>
+        <w:t xml:space="preserve">With the filter applied and both noise directories used (23,031 files</w:t>
+      </w:r>
+      <w:r>
+        <w:t xml:space="preserve"> </w:t>
+      </w:r>
+      <w:r>
+        <w:t xml:space="preserve">instead of 11,454),</w:t>
+      </w:r>
+      <w:r>
+        <w:t xml:space="preserve"> </w:t>
+      </w:r>
+      <w:r>
         <w:rPr>
           <w:b/>
           <w:bCs/>
         </w:rPr>
-        <w:t xml:space="preserve">Window length.</w:t>
-      </w:r>
-      <w:r>
-        <w:t xml:space="preserve"> </w:t>
-      </w:r>
-      <w:r>
-        <w:t xml:space="preserve">60 s windows have not been re-run under the corrected</w:t>
-      </w:r>
-      <w:r>
-        <w:t xml:space="preserve"> </w:t>
-      </w:r>
-      <w:r>
-        <w:t xml:space="preserve">pipeline (Section 6, introduction) and 60 s results from before those</w:t>
-      </w:r>
-      <w:r>
-        <w:t xml:space="preserve"> </w:t>
-      </w:r>
-      <w:r>
-        <w:t xml:space="preserve">corrections are not reported here at all, only referenced as superseded.</w:t>
-      </w:r>
-      <w:r>
-        <w:t xml:space="preserve"> </w:t>
-      </w:r>
-      <w:r>
-        <w:t xml:space="preserve">60 s windows with the LSTM+attention branch were never started. The</w:t>
-      </w:r>
-      <w:r>
-        <w:t xml:space="preserve"> </w:t>
-      </w:r>
-      <w:r>
-        <w:t xml:space="preserve">geometric argument for why short windows are harder (Section 2.3) applies</w:t>
-      </w:r>
-      <w:r>
-        <w:t xml:space="preserve"> </w:t>
-      </w:r>
-      <w:r>
-        <w:t xml:space="preserve">specifically to the RAM branch, not to the raw-waveform or auxiliary</w:t>
-      </w:r>
-      <w:r>
-        <w:t xml:space="preserve"> </w:t>
-      </w:r>
-      <w:r>
-        <w:t xml:space="preserve">branches, so the balance between branches may shift at longer window</w:t>
-      </w:r>
-      <w:r>
-        <w:t xml:space="preserve"> </w:t>
-      </w:r>
-      <w:r>
-        <w:t xml:space="preserve">lengths.</w:t>
+        <w:t xml:space="preserve">the gap closes from 24 points to about 1</w:t>
+      </w:r>
+      <w:r>
+        <w:t xml:space="preserve"> </w:t>
+      </w:r>
+      <w:r>
+        <w:t xml:space="preserve">(validation</w:t>
+      </w:r>
+      <w:r>
+        <w:t xml:space="preserve"> </w:t>
+      </w:r>
+      <w:r>
+        <w:t xml:space="preserve">74.9 % against test 73.6 %), and the test noise log-SNR distribution returns</w:t>
+      </w:r>
+      <w:r>
+        <w:t xml:space="preserve"> </w:t>
+      </w:r>
+      <w:r>
+        <w:t xml:space="preserve">to tracking train (mean −1.24, sd 0.85, against v1’s −1.87, sd 2.45).</w:t>
       </w:r>
     </w:p>
     <w:p>
@@ -19792,37 +20350,81 @@
           <w:b/>
           <w:bCs/>
         </w:rPr>
-        <w:t xml:space="preserve">Gated fusion’s mechanism.</w:t>
-      </w:r>
-      <w:r>
-        <w:t xml:space="preserve"> </w:t>
-      </w:r>
-      <w:r>
-        <w:t xml:space="preserve">Its mixed result across three 2D</w:t>
-      </w:r>
-      <w:r>
-        <w:t xml:space="preserve"> </w:t>
-      </w:r>
-      <w:r>
-        <w:t xml:space="preserve">representations (Section 6.4) has not been diagnosed further, though</w:t>
-      </w:r>
-      <w:r>
-        <w:t xml:space="preserve"> </w:t>
-      </w:r>
-      <w:r>
-        <w:t xml:space="preserve">Section 6.6 adds one relevant data point: on spectrogram-dual specifically,</w:t>
-      </w:r>
-      <w:r>
-        <w:t xml:space="preserve"> </w:t>
-      </w:r>
-      <w:r>
-        <w:t xml:space="preserve">the effect is real on accuracy/MCC but small and noisy on AUC — narrowing</w:t>
-      </w:r>
-      <w:r>
-        <w:t xml:space="preserve"> </w:t>
-      </w:r>
-      <w:r>
-        <w:t xml:space="preserve">rather than resolving the explanations originally offered.</w:t>
+        <w:t xml:space="preserve">(b) The validation split cannot rank models on this task.</w:t>
+      </w:r>
+      <w:r>
+        <w:t xml:space="preserve"> </w:t>
+      </w:r>
+      <w:r>
+        <w:t xml:space="preserve">It holds 736</w:t>
+      </w:r>
+      <w:r>
+        <w:t xml:space="preserve"> </w:t>
+      </w:r>
+      <w:r>
+        <w:t xml:space="preserve">windows from just</w:t>
+      </w:r>
+      <w:r>
+        <w:t xml:space="preserve"> </w:t>
+      </w:r>
+      <w:r>
+        <w:rPr>
+          <w:b/>
+          <w:bCs/>
+        </w:rPr>
+        <w:t xml:space="preserve">two</w:t>
+      </w:r>
+      <w:r>
+        <w:t xml:space="preserve"> </w:t>
+      </w:r>
+      <w:r>
+        <w:t xml:space="preserve">noise stations. It ranked the CNN (validation MCC</w:t>
+      </w:r>
+      <w:r>
+        <w:t xml:space="preserve"> </w:t>
+      </w:r>
+      <w:r>
+        <w:t xml:space="preserve">0.873) above gradient boosting (0.867), when their test MCCs are 0.599 and</w:t>
+      </w:r>
+      <w:r>
+        <w:t xml:space="preserve"> </w:t>
+      </w:r>
+      <w:r>
+        <w:t xml:space="preserve">0.851 — it selected the</w:t>
+      </w:r>
+      <w:r>
+        <w:t xml:space="preserve"> </w:t>
+      </w:r>
+      <w:r>
+        <w:rPr>
+          <w:i/>
+          <w:iCs/>
+        </w:rPr>
+        <w:t xml:space="preserve">worse</w:t>
+      </w:r>
+      <w:r>
+        <w:t xml:space="preserve"> </w:t>
+      </w:r>
+      <w:r>
+        <w:t xml:space="preserve">model by a 0.25 MCC margin. This is the same</w:t>
+      </w:r>
+      <w:r>
+        <w:t xml:space="preserve"> </w:t>
+      </w:r>
+      <w:r>
+        <w:t xml:space="preserve">validation-versus-test divergence documented in Section 6.5, but far more</w:t>
+      </w:r>
+      <w:r>
+        <w:t xml:space="preserve"> </w:t>
+      </w:r>
+      <w:r>
+        <w:t xml:space="preserve">consequential: there it cost a fraction of a point, here it would have</w:t>
+      </w:r>
+      <w:r>
+        <w:t xml:space="preserve"> </w:t>
+      </w:r>
+      <w:r>
+        <w:t xml:space="preserve">picked the wrong model outright.</w:t>
       </w:r>
     </w:p>
     <w:p>
@@ -19830,35 +20432,332 @@
         <w:pStyle w:val="BodyText"/>
       </w:pPr>
       <w:r>
+        <w:t xml:space="preserve">Selection therefore moved to</w:t>
+      </w:r>
+      <w:r>
+        <w:t xml:space="preserve"> </w:t>
+      </w:r>
+      <w:r>
         <w:rPr>
           <w:b/>
           <w:bCs/>
         </w:rPr>
-        <w:t xml:space="preserve">Hyperparameters.</w:t>
-      </w:r>
-      <w:r>
-        <w:t xml:space="preserve"> </w:t>
-      </w:r>
-      <w:r>
-        <w:t xml:space="preserve">Neither the CNN’s hyperparameters (Section 6.5) nor the</w:t>
-      </w:r>
-      <w:r>
-        <w:t xml:space="preserve"> </w:t>
-      </w:r>
-      <w:r>
-        <w:t xml:space="preserve">LSTM branch’s own hyperparameters reward tuning on this dataset; this</w:t>
-      </w:r>
-      <w:r>
-        <w:t xml:space="preserve"> </w:t>
-      </w:r>
-      <w:r>
-        <w:t xml:space="preserve">narrows the plausible location of any remaining gap toward feature</w:t>
-      </w:r>
-      <w:r>
-        <w:t xml:space="preserve"> </w:t>
-      </w:r>
-      <w:r>
-        <w:t xml:space="preserve">representation rather than architecture search on either existing branch.</w:t>
+        <w:t xml:space="preserve">station-grouped 5-fold cross-validation</w:t>
+      </w:r>
+      <w:r>
+        <w:t xml:space="preserve"> </w:t>
+      </w:r>
+      <w:r>
+        <w:t xml:space="preserve">over</w:t>
+      </w:r>
+      <w:r>
+        <w:t xml:space="preserve"> </w:t>
+      </w:r>
+      <w:r>
+        <w:t xml:space="preserve">train and validation pooled (145 stations). Every failure diagnosed on this</w:t>
+      </w:r>
+      <w:r>
+        <w:t xml:space="preserve"> </w:t>
+      </w:r>
+      <w:r>
+        <w:t xml:space="preserve">task has been station generalization, so the selection procedure must see</w:t>
+      </w:r>
+      <w:r>
+        <w:t xml:space="preserve"> </w:t>
+      </w:r>
+      <w:r>
+        <w:t xml:space="preserve">many unseen stations. Under CV the ranking is stable and matches test:</w:t>
+      </w:r>
+    </w:p>
+    <w:tbl>
+      <w:tblPr>
+        <w:tblStyle w:val="Table"/>
+        <w:tblW w:type="auto" w:w="0"/>
+        <w:tblLook w:firstRow="1" w:lastRow="0" w:firstColumn="0" w:lastColumn="0" w:noHBand="0" w:noVBand="0" w:val="0020"/>
+      </w:tblPr>
+      <w:tblGrid>
+        <w:gridCol w:w="2640"/>
+        <w:gridCol w:w="2640"/>
+        <w:gridCol w:w="2640"/>
+      </w:tblGrid>
+      <w:tr>
+        <w:trPr>
+          <w:tblHeader w:val="on"/>
+        </w:trPr>
+        <w:tc>
+          <w:tcPr/>
+          <w:p>
+            <w:pPr>
+              <w:pStyle w:val="Compact"/>
+            </w:pPr>
+            <w:r>
+              <w:t xml:space="preserve">Model</w:t>
+            </w:r>
+          </w:p>
+        </w:tc>
+        <w:tc>
+          <w:tcPr/>
+          <w:p>
+            <w:pPr>
+              <w:pStyle w:val="Compact"/>
+            </w:pPr>
+            <w:r>
+              <w:t xml:space="preserve">CV MCC (mean ± sd)</w:t>
+            </w:r>
+          </w:p>
+        </w:tc>
+        <w:tc>
+          <w:tcPr/>
+          <w:p>
+            <w:pPr>
+              <w:pStyle w:val="Compact"/>
+            </w:pPr>
+            <w:r>
+              <w:t xml:space="preserve">Test MCC</w:t>
+            </w:r>
+          </w:p>
+        </w:tc>
+      </w:tr>
+      <w:tr>
+        <w:tc>
+          <w:tcPr/>
+          <w:p>
+            <w:pPr>
+              <w:pStyle w:val="Compact"/>
+            </w:pPr>
+            <w:r>
+              <w:t xml:space="preserve">Logistic</w:t>
+            </w:r>
+          </w:p>
+        </w:tc>
+        <w:tc>
+          <w:tcPr/>
+          <w:p>
+            <w:pPr>
+              <w:pStyle w:val="Compact"/>
+            </w:pPr>
+            <w:r>
+              <w:t xml:space="preserve">0.776 ± 0.061</w:t>
+            </w:r>
+          </w:p>
+        </w:tc>
+        <w:tc>
+          <w:tcPr/>
+          <w:p>
+            <w:pPr>
+              <w:pStyle w:val="Compact"/>
+            </w:pPr>
+            <w:r>
+              <w:t xml:space="preserve">+0.673</w:t>
+            </w:r>
+          </w:p>
+        </w:tc>
+      </w:tr>
+      <w:tr>
+        <w:tc>
+          <w:tcPr/>
+          <w:p>
+            <w:pPr>
+              <w:pStyle w:val="Compact"/>
+            </w:pPr>
+            <w:r>
+              <w:t xml:space="preserve">Random forest</w:t>
+            </w:r>
+          </w:p>
+        </w:tc>
+        <w:tc>
+          <w:tcPr/>
+          <w:p>
+            <w:pPr>
+              <w:pStyle w:val="Compact"/>
+            </w:pPr>
+            <w:r>
+              <w:t xml:space="preserve">0.809 ± 0.089</w:t>
+            </w:r>
+          </w:p>
+        </w:tc>
+        <w:tc>
+          <w:tcPr/>
+          <w:p>
+            <w:pPr>
+              <w:pStyle w:val="Compact"/>
+            </w:pPr>
+            <w:r>
+              <w:t xml:space="preserve">—</w:t>
+            </w:r>
+          </w:p>
+        </w:tc>
+      </w:tr>
+      <w:tr>
+        <w:tc>
+          <w:tcPr/>
+          <w:p>
+            <w:pPr>
+              <w:pStyle w:val="Compact"/>
+            </w:pPr>
+            <w:r>
+              <w:t xml:space="preserve">Gradient boosting</w:t>
+            </w:r>
+          </w:p>
+        </w:tc>
+        <w:tc>
+          <w:tcPr/>
+          <w:p>
+            <w:pPr>
+              <w:pStyle w:val="Compact"/>
+            </w:pPr>
+            <w:r>
+              <w:t xml:space="preserve">0.868 ± 0.035</w:t>
+            </w:r>
+          </w:p>
+        </w:tc>
+        <w:tc>
+          <w:tcPr/>
+          <w:p>
+            <w:pPr>
+              <w:pStyle w:val="Compact"/>
+            </w:pPr>
+            <w:r>
+              <w:t xml:space="preserve">+0.851</w:t>
+            </w:r>
+          </w:p>
+        </w:tc>
+      </w:tr>
+      <w:tr>
+        <w:tc>
+          <w:tcPr/>
+          <w:p>
+            <w:pPr>
+              <w:pStyle w:val="Compact"/>
+            </w:pPr>
+            <w:r>
+              <w:t xml:space="preserve">Gradient boosting (shallow)</w:t>
+            </w:r>
+          </w:p>
+        </w:tc>
+        <w:tc>
+          <w:tcPr/>
+          <w:p>
+            <w:pPr>
+              <w:pStyle w:val="Compact"/>
+            </w:pPr>
+            <w:r>
+              <w:rPr>
+                <w:b/>
+                <w:bCs/>
+              </w:rPr>
+              <w:t xml:space="preserve">0.869 ± 0.037</w:t>
+            </w:r>
+          </w:p>
+        </w:tc>
+        <w:tc>
+          <w:tcPr/>
+          <w:p>
+            <w:pPr>
+              <w:pStyle w:val="Compact"/>
+            </w:pPr>
+            <w:r>
+              <w:rPr>
+                <w:b/>
+                <w:bCs/>
+              </w:rPr>
+              <w:t xml:space="preserve">+0.851</w:t>
+            </w:r>
+          </w:p>
+        </w:tc>
+      </w:tr>
+    </w:tbl>
+    <w:p>
+      <w:pPr>
+        <w:pStyle w:val="BodyText"/>
+      </w:pPr>
+      <w:r>
+        <w:rPr>
+          <w:b/>
+          <w:bCs/>
+        </w:rPr>
+        <w:t xml:space="preserve">(c) An artifact worth ~10 accuracy points, introduced by this report’s own</w:t>
+      </w:r>
+      <w:r>
+        <w:rPr>
+          <w:b/>
+          <w:bCs/>
+        </w:rPr>
+        <w:t xml:space="preserve"> </w:t>
+      </w:r>
+      <w:r>
+        <w:rPr>
+          <w:b/>
+          <w:bCs/>
+        </w:rPr>
+        <w:t xml:space="preserve">dataset design.</w:t>
+      </w:r>
+      <w:r>
+        <w:t xml:space="preserve"> </w:t>
+      </w:r>
+      <w:r>
+        <w:rPr>
+          <w:rStyle w:val="VerbatimChar"/>
+        </w:rPr>
+        <w:t xml:space="preserve">distance_km</w:t>
+      </w:r>
+      <w:r>
+        <w:t xml:space="preserve"> </w:t>
+      </w:r>
+      <w:r>
+        <w:t xml:space="preserve">is</w:t>
+      </w:r>
+      <w:r>
+        <w:t xml:space="preserve"> </w:t>
+      </w:r>
+      <w:r>
+        <w:rPr>
+          <w:i/>
+          <w:iCs/>
+        </w:rPr>
+        <w:t xml:space="preserve">undefined</w:t>
+      </w:r>
+      <w:r>
+        <w:t xml:space="preserve"> </w:t>
+      </w:r>
+      <w:r>
+        <w:t xml:space="preserve">for noise windows — there is</w:t>
+      </w:r>
+      <w:r>
+        <w:t xml:space="preserve"> </w:t>
+      </w:r>
+      <w:r>
+        <w:t xml:space="preserve">no event to measure from — so in a flat three-class model,</w:t>
+      </w:r>
+      <w:r>
+        <w:t xml:space="preserve"> </w:t>
+      </w:r>
+      <w:r>
+        <w:t xml:space="preserve">“distance is</w:t>
+      </w:r>
+      <w:r>
+        <w:t xml:space="preserve"> </w:t>
+      </w:r>
+      <w:r>
+        <w:t xml:space="preserve">missing”</w:t>
+      </w:r>
+      <w:r>
+        <w:t xml:space="preserve"> </w:t>
+      </w:r>
+      <w:r>
+        <w:t xml:space="preserve">separates noise almost perfectly by construction. Measured: 91.72 %</w:t>
+      </w:r>
+      <w:r>
+        <w:t xml:space="preserve"> </w:t>
+      </w:r>
+      <w:r>
+        <w:t xml:space="preserve">accuracy with distance against 81.55 % without. That difference is dataset</w:t>
+      </w:r>
+      <w:r>
+        <w:t xml:space="preserve"> </w:t>
+      </w:r>
+      <w:r>
+        <w:t xml:space="preserve">assembly, not physics.</w:t>
       </w:r>
     </w:p>
     <w:p>
@@ -19866,162 +20765,234 @@
         <w:pStyle w:val="BodyText"/>
       </w:pPr>
       <w:r>
-        <w:rPr>
-          <w:b/>
-          <w:bCs/>
-        </w:rPr>
-        <w:t xml:space="preserve">Magnitude classification (Section 7).</w:t>
-      </w:r>
-      <w:r>
-        <w:t xml:space="preserve"> </w:t>
-      </w:r>
-      <w:r>
-        <w:t xml:space="preserve">Single seed, single threshold, no</w:t>
-      </w:r>
-      <w:r>
-        <w:t xml:space="preserve"> </w:t>
-      </w:r>
-      <w:r>
-        <w:t xml:space="preserve">per-component-aux variant tried, and a spectrogram input small enough (5</w:t>
-      </w:r>
-      <w:r>
-        <w:t xml:space="preserve"> </w:t>
-      </w:r>
-      <w:r>
-        <w:t xml:space="preserve">time frames) that its effective temporal resolution is worth questioning</w:t>
-      </w:r>
-      <w:r>
-        <w:t xml:space="preserve"> </w:t>
-      </w:r>
-      <w:r>
-        <w:t xml:space="preserve">directly.</w:t>
+        <w:t xml:space="preserve">Notably, the equivalent check on the Section 7 binary task came back</w:t>
+      </w:r>
+      <w:r>
+        <w:t xml:space="preserve"> </w:t>
+      </w:r>
+      <w:r>
+        <w:t xml:space="preserve">negative (log SNR alone scored within 0.3 points of the pair), so this</w:t>
+      </w:r>
+      <w:r>
+        <w:t xml:space="preserve"> </w:t>
+      </w:r>
+      <w:r>
+        <w:t xml:space="preserve">artifact is specific to introducing a noise class, and would not have been</w:t>
+      </w:r>
+      <w:r>
+        <w:t xml:space="preserve"> </w:t>
+      </w:r>
+      <w:r>
+        <w:t xml:space="preserve">caught by reusing the earlier task’s reasoning.</w:t>
+      </w:r>
+    </w:p>
+    <w:bookmarkEnd w:id="46"/>
+    <w:bookmarkStart w:id="47" w:name="the-final-model-two-stage-scalars-only"/>
+    <w:p>
+      <w:pPr>
+        <w:pStyle w:val="Heading3"/>
+      </w:pPr>
+      <w:r>
+        <w:t xml:space="preserve">8.5 The Final Model: Two-Stage, Scalars Only</w:t>
+      </w:r>
+    </w:p>
+    <w:p>
+      <w:pPr>
+        <w:pStyle w:val="FirstParagraph"/>
+      </w:pPr>
+      <w:r>
+        <w:t xml:space="preserve">The fix is structural rather than a feature deletion. Splitting the decision</w:t>
+      </w:r>
+      <w:r>
+        <w:t xml:space="preserve"> </w:t>
+      </w:r>
+      <w:r>
+        <w:t xml:space="preserve">confines distance to where it physically exists:</w:t>
       </w:r>
     </w:p>
     <w:p>
       <w:pPr>
         <w:pStyle w:val="BodyText"/>
       </w:pPr>
-      <w:r>
-        <w:rPr>
-          <w:b/>
-          <w:bCs/>
-        </w:rPr>
-        <w:t xml:space="preserve">External validity.</w:t>
-      </w:r>
-      <w:r>
-        <w:t xml:space="preserve"> </w:t>
-      </w:r>
-      <w:r>
-        <w:t xml:space="preserve">This investigation has not undergone external peer</w:t>
-      </w:r>
-      <w:r>
-        <w:t xml:space="preserve"> </w:t>
-      </w:r>
-      <w:r>
-        <w:t xml:space="preserve">review.</w:t>
-      </w:r>
-    </w:p>
-    <w:p>
-      <w:r>
-        <w:pict>
-          <v:rect style="width:0;height:1.5pt" o:hralign="center" o:hrstd="t" o:hr="t"/>
-        </w:pict>
-      </w:r>
-    </w:p>
-    <w:bookmarkEnd w:id="44"/>
-    <w:bookmarkStart w:id="45" w:name="Xf7c84b3b53d250b3c1d941d0c14d7bc146c2102"/>
-    <w:p>
-      <w:pPr>
-        <w:pStyle w:val="Heading2"/>
-      </w:pPr>
-      <w:r>
-        <w:t xml:space="preserve">10. Project Status: Original Objective and Next Steps</w:t>
-      </w:r>
+      <m:oMathPara>
+        <m:oMathParaPr>
+          <m:jc m:val="center"/>
+        </m:oMathParaPr>
+        <m:oMath>
+          <m:r>
+            <m:rPr>
+              <m:nor/>
+              <m:sty m:val="p"/>
+            </m:rPr>
+            <m:t>Stage 1: noise vs. earthquake</m:t>
+          </m:r>
+          <m:r>
+            <m:t> </m:t>
+          </m:r>
+          <m:r>
+            <m:rPr>
+              <m:sty m:val="p"/>
+            </m:rPr>
+            <m:t>→</m:t>
+          </m:r>
+          <m:r>
+            <m:t> </m:t>
+          </m:r>
+          <m:r>
+            <m:rPr>
+              <m:sty m:val="p"/>
+            </m:rPr>
+            <m:t>log</m:t>
+          </m:r>
+          <m:r>
+            <m:rPr>
+              <m:nor/>
+              <m:sty m:val="p"/>
+            </m:rPr>
+            <m:t>SNR only</m:t>
+          </m:r>
+        </m:oMath>
+      </m:oMathPara>
     </w:p>
     <w:p>
       <w:pPr>
         <w:pStyle w:val="FirstParagraph"/>
       </w:pPr>
-      <w:r>
-        <w:t xml:space="preserve">The project’s original objective is forecasting</w:t>
-      </w:r>
-      <w:r>
-        <w:t xml:space="preserve"> </w:t>
-      </w:r>
-      <w:r>
-        <w:rPr>
-          <w:b/>
-          <w:bCs/>
-        </w:rPr>
-        <w:t xml:space="preserve">event onset time and</w:t>
-      </w:r>
-      <w:r>
-        <w:rPr>
-          <w:b/>
-          <w:bCs/>
-        </w:rPr>
-        <w:t xml:space="preserve"> </w:t>
-      </w:r>
-      <w:r>
-        <w:rPr>
-          <w:b/>
-          <w:bCs/>
-        </w:rPr>
-        <w:t xml:space="preserve">event class from earthquake catalog data</w:t>
-      </w:r>
-      <w:r>
-        <w:t xml:space="preserve"> </w:t>
-      </w:r>
-      <w:r>
-        <w:t xml:space="preserve">— not waveform classification.</w:t>
-      </w:r>
-      <w:r>
-        <w:t xml:space="preserve"> </w:t>
-      </w:r>
-      <w:r>
-        <w:t xml:space="preserve">Sections 2–9 are, in that light, a substantial but deliberate detour: they</w:t>
-      </w:r>
-      <w:r>
-        <w:t xml:space="preserve"> </w:t>
-      </w:r>
-      <w:r>
-        <w:t xml:space="preserve">established (a) that a specific architecture from a different domain</w:t>
-      </w:r>
-      <w:r>
-        <w:t xml:space="preserve"> </w:t>
-      </w:r>
-      <w:r>
-        <w:t xml:space="preserve">transfers to seismic waveforms with real, measured limitations and fixes,</w:t>
-      </w:r>
-      <w:r>
-        <w:t xml:space="preserve"> </w:t>
-      </w:r>
-      <w:r>
-        <w:t xml:space="preserve">and (b) that the same amplitude-input pattern generalizes to a related but</w:t>
-      </w:r>
-      <w:r>
-        <w:t xml:space="preserve"> </w:t>
-      </w:r>
-      <w:r>
-        <w:t xml:space="preserve">distinct question (event class from a short window). Both are genuine,</w:t>
-      </w:r>
-      <w:r>
-        <w:t xml:space="preserve"> </w:t>
-      </w:r>
-      <w:r>
-        <w:t xml:space="preserve">useful results, and both are being set aside now — not because a dead end</w:t>
-      </w:r>
-      <w:r>
-        <w:t xml:space="preserve"> </w:t>
-      </w:r>
-      <w:r>
-        <w:t xml:space="preserve">was reached, but because continuing to refine them further would be</w:t>
-      </w:r>
-      <w:r>
-        <w:t xml:space="preserve"> </w:t>
-      </w:r>
-      <w:r>
-        <w:t xml:space="preserve">extending the detour rather than returning to the original scope.</w:t>
+      <m:oMathPara>
+        <m:oMathParaPr>
+          <m:jc m:val="center"/>
+        </m:oMathParaPr>
+        <m:oMath>
+          <m:r>
+            <m:rPr>
+              <m:nor/>
+              <m:sty m:val="p"/>
+            </m:rPr>
+            <m:t>Stage 2: low- vs. high-risk (earthquakes only)</m:t>
+          </m:r>
+          <m:r>
+            <m:t> </m:t>
+          </m:r>
+          <m:r>
+            <m:rPr>
+              <m:sty m:val="p"/>
+            </m:rPr>
+            <m:t>→</m:t>
+          </m:r>
+          <m:r>
+            <m:t> </m:t>
+          </m:r>
+          <m:r>
+            <m:rPr>
+              <m:sty m:val="p"/>
+            </m:rPr>
+            <m:t>log</m:t>
+          </m:r>
+          <m:r>
+            <m:rPr>
+              <m:nor/>
+              <m:sty m:val="p"/>
+            </m:rPr>
+            <m:t>SNR</m:t>
+          </m:r>
+          <m:r>
+            <m:rPr>
+              <m:sty m:val="p"/>
+            </m:rPr>
+            <m:t>+</m:t>
+          </m:r>
+          <m:r>
+            <m:rPr>
+              <m:sty m:val="p"/>
+            </m:rPr>
+            <m:t>log</m:t>
+          </m:r>
+          <m:r>
+            <m:rPr>
+              <m:sty m:val="p"/>
+            </m:rPr>
+            <m:t>(</m:t>
+          </m:r>
+          <m:r>
+            <m:rPr>
+              <m:nor/>
+              <m:sty m:val="p"/>
+            </m:rPr>
+            <m:t>distance</m:t>
+          </m:r>
+          <m:r>
+            <m:rPr>
+              <m:sty m:val="p"/>
+            </m:rPr>
+            <m:t>)</m:t>
+          </m:r>
+        </m:oMath>
+      </m:oMathPara>
+    </w:p>
+    <w:p>
+      <w:pPr>
+        <w:pStyle w:val="FirstParagraph"/>
+      </w:pPr>
+      <w:r>
+        <w:t xml:space="preserve">with the two stages recombined by the chain rule into a proper</w:t>
+      </w:r>
+      <w:r>
+        <w:t xml:space="preserve"> </w:t>
+      </w:r>
+      <w:r>
+        <w:t xml:space="preserve">three-class distribution. Stage 2 is not two arbitrary features: observed</w:t>
+      </w:r>
+      <w:r>
+        <w:t xml:space="preserve"> </w:t>
+      </w:r>
+      <w:r>
+        <w:t xml:space="preserve">amplitude together with distance</w:t>
+      </w:r>
+      <w:r>
+        <w:t xml:space="preserve"> </w:t>
+      </w:r>
+      <w:r>
+        <w:rPr>
+          <w:i/>
+          <w:iCs/>
+        </w:rPr>
+        <w:t xml:space="preserve">is</w:t>
+      </w:r>
+      <w:r>
+        <w:t xml:space="preserve"> </w:t>
+      </w:r>
+      <w:r>
+        <w:t xml:space="preserve">the local-magnitude relation this</w:t>
+      </w:r>
+      <w:r>
+        <w:t xml:space="preserve"> </w:t>
+      </w:r>
+      <w:r>
+        <w:t xml:space="preserve">project already relies on (Section 4.5). Both stages’ class-weight</w:t>
+      </w:r>
+      <w:r>
+        <w:t xml:space="preserve"> </w:t>
+      </w:r>
+      <w:r>
+        <w:t xml:space="preserve">exponents were selected by the station-grouped CV of 8.4(b), never on test.</w:t>
+      </w:r>
+      <w:r>
+        <w:t xml:space="preserve"> </w:t>
+      </w:r>
+      <w:r>
+        <w:t xml:space="preserve">Implemented in</w:t>
+      </w:r>
+      <w:r>
+        <w:t xml:space="preserve"> </w:t>
+      </w:r>
+      <w:r>
+        <w:rPr>
+          <w:rStyle w:val="VerbatimChar"/>
+        </w:rPr>
+        <w:t xml:space="preserve">cnn_earthquake/src/riskclass_scalar.py</w:t>
+      </w:r>
+      <w:r>
+        <w:t xml:space="preserve">.</w:t>
       </w:r>
     </w:p>
     <w:p>
@@ -20033,82 +21004,352 @@
           <w:b/>
           <w:bCs/>
         </w:rPr>
-        <w:t xml:space="preserve">What this phase established</w:t>
-      </w:r>
-      <w:r>
-        <w:t xml:space="preserve">, most-to-least confident: the amplitude</w:t>
-      </w:r>
-      <w:r>
-        <w:t xml:space="preserve"> </w:t>
-      </w:r>
-      <w:r>
-        <w:t xml:space="preserve">auxiliary input’s large effects on RAM (Sections 6.3, 6.5); that a</w:t>
-      </w:r>
-      <w:r>
-        <w:t xml:space="preserve"> </w:t>
-      </w:r>
-      <w:r>
-        <w:t xml:space="preserve">correctly-parameterized STA/LTA baseline is beaten by every tested CNN</w:t>
-      </w:r>
-      <w:r>
-        <w:t xml:space="preserve"> </w:t>
-      </w:r>
-      <w:r>
-        <w:t xml:space="preserve">configuration at 6 s (Section 6.1), a finding that only became measurable</w:t>
-      </w:r>
-      <w:r>
-        <w:t xml:space="preserve"> </w:t>
-      </w:r>
-      <w:r>
-        <w:t xml:space="preserve">after fixing a previously-undiscovered evaluation defect (Section 5.2);</w:t>
-      </w:r>
-      <w:r>
-        <w:t xml:space="preserve"> </w:t>
-      </w:r>
-      <w:r>
-        <w:t xml:space="preserve">that late-fusion stacking is the one fusion mechanism that has not</w:t>
-      </w:r>
-      <w:r>
-        <w:t xml:space="preserve"> </w:t>
-      </w:r>
-      <w:r>
-        <w:t xml:space="preserve">underperformed a single branch in any configuration tested (Section 6.4);</w:t>
-      </w:r>
-      <w:r>
-        <w:t xml:space="preserve"> </w:t>
-      </w:r>
-      <w:r>
-        <w:t xml:space="preserve">that magnitude class is predictable from a single 3-second window well</w:t>
-      </w:r>
-      <w:r>
-        <w:t xml:space="preserve"> </w:t>
-      </w:r>
-      <w:r>
-        <w:t xml:space="preserve">beyond an amplitude/distance floor (Section 7); and, as a standing</w:t>
-      </w:r>
-      <w:r>
-        <w:t xml:space="preserve"> </w:t>
-      </w:r>
-      <w:r>
-        <w:t xml:space="preserve">methodological caution rather than a specific finding, that single-seed</w:t>
-      </w:r>
-      <w:r>
-        <w:t xml:space="preserve"> </w:t>
-      </w:r>
-      <w:r>
-        <w:t xml:space="preserve">margins under roughly 0.01–0.02 AUC on this dataset have been shown</w:t>
-      </w:r>
-      <w:r>
-        <w:t xml:space="preserve"> </w:t>
-      </w:r>
-      <w:r>
-        <w:t xml:space="preserve">concretely to overstate an effect, understate it, or report the wrong sign</w:t>
-      </w:r>
-      <w:r>
-        <w:t xml:space="preserve"> </w:t>
-      </w:r>
-      <w:r>
-        <w:t xml:space="preserve">(Section 6.6).</w:t>
+        <w:t xml:space="preserve">Test set, evaluated once after selection:</w:t>
+      </w:r>
+    </w:p>
+    <w:tbl>
+      <w:tblPr>
+        <w:tblStyle w:val="Table"/>
+        <w:tblW w:type="pct" w:w="5000"/>
+        <w:tblLayout w:type="fixed"/>
+        <w:tblLook w:firstRow="1" w:lastRow="0" w:firstColumn="0" w:lastColumn="0" w:noHBand="0" w:noVBand="0" w:val="0020"/>
+      </w:tblPr>
+      <w:tblGrid>
+        <w:gridCol w:w="1320"/>
+        <w:gridCol w:w="1320"/>
+        <w:gridCol w:w="1320"/>
+        <w:gridCol w:w="1320"/>
+        <w:gridCol w:w="1320"/>
+        <w:gridCol w:w="1320"/>
+      </w:tblGrid>
+      <w:tr>
+        <w:trPr>
+          <w:tblHeader w:val="on"/>
+        </w:trPr>
+        <w:tc>
+          <w:tcPr/>
+          <w:p>
+            <w:pPr>
+              <w:pStyle w:val="Compact"/>
+            </w:pPr>
+            <w:r>
+              <w:t xml:space="preserve">Model</w:t>
+            </w:r>
+          </w:p>
+        </w:tc>
+        <w:tc>
+          <w:tcPr/>
+          <w:p>
+            <w:pPr>
+              <w:pStyle w:val="Compact"/>
+            </w:pPr>
+            <w:r>
+              <w:t xml:space="preserve">Accuracy</w:t>
+            </w:r>
+          </w:p>
+        </w:tc>
+        <w:tc>
+          <w:tcPr/>
+          <w:p>
+            <w:pPr>
+              <w:pStyle w:val="Compact"/>
+            </w:pPr>
+            <w:r>
+              <w:t xml:space="preserve">Macro-AUC</w:t>
+            </w:r>
+          </w:p>
+        </w:tc>
+        <w:tc>
+          <w:tcPr/>
+          <w:p>
+            <w:pPr>
+              <w:pStyle w:val="Compact"/>
+            </w:pPr>
+            <w:r>
+              <w:t xml:space="preserve">MCC</w:t>
+            </w:r>
+          </w:p>
+        </w:tc>
+        <w:tc>
+          <w:tcPr/>
+          <w:p>
+            <w:pPr>
+              <w:pStyle w:val="Compact"/>
+            </w:pPr>
+            <w:r>
+              <w:t xml:space="preserve">Balanced acc.</w:t>
+            </w:r>
+          </w:p>
+        </w:tc>
+        <w:tc>
+          <w:tcPr/>
+          <w:p>
+            <w:pPr>
+              <w:pStyle w:val="Compact"/>
+            </w:pPr>
+            <w:r>
+              <w:t xml:space="preserve">High-risk recall</w:t>
+            </w:r>
+          </w:p>
+        </w:tc>
+      </w:tr>
+      <w:tr>
+        <w:tc>
+          <w:tcPr/>
+          <w:p>
+            <w:pPr>
+              <w:pStyle w:val="Compact"/>
+            </w:pPr>
+            <w:r>
+              <w:t xml:space="preserve">CNN (image + aux)</w:t>
+            </w:r>
+          </w:p>
+        </w:tc>
+        <w:tc>
+          <w:tcPr/>
+          <w:p>
+            <w:pPr>
+              <w:pStyle w:val="Compact"/>
+            </w:pPr>
+            <w:r>
+              <w:t xml:space="preserve">73.64 %</w:t>
+            </w:r>
+          </w:p>
+        </w:tc>
+        <w:tc>
+          <w:tcPr/>
+          <w:p>
+            <w:pPr>
+              <w:pStyle w:val="Compact"/>
+            </w:pPr>
+            <w:r>
+              <w:t xml:space="preserve">0.9277</w:t>
+            </w:r>
+          </w:p>
+        </w:tc>
+        <w:tc>
+          <w:tcPr/>
+          <w:p>
+            <w:pPr>
+              <w:pStyle w:val="Compact"/>
+            </w:pPr>
+            <w:r>
+              <w:t xml:space="preserve">+0.5990</w:t>
+            </w:r>
+          </w:p>
+        </w:tc>
+        <w:tc>
+          <w:tcPr/>
+          <w:p>
+            <w:pPr>
+              <w:pStyle w:val="Compact"/>
+            </w:pPr>
+            <w:r>
+              <w:t xml:space="preserve">—</w:t>
+            </w:r>
+          </w:p>
+        </w:tc>
+        <w:tc>
+          <w:tcPr/>
+          <w:p>
+            <w:pPr>
+              <w:pStyle w:val="Compact"/>
+            </w:pPr>
+            <w:r>
+              <w:t xml:space="preserve">0.954</w:t>
+            </w:r>
+          </w:p>
+        </w:tc>
+      </w:tr>
+      <w:tr>
+        <w:tc>
+          <w:tcPr/>
+          <w:p>
+            <w:pPr>
+              <w:pStyle w:val="Compact"/>
+            </w:pPr>
+            <w:r>
+              <w:t xml:space="preserve">Flat gradient boosting</w:t>
+            </w:r>
+            <w:r>
+              <w:t xml:space="preserve"> </w:t>
+            </w:r>
+            <w:r>
+              <w:rPr>
+                <w:i/>
+                <w:iCs/>
+              </w:rPr>
+              <w:t xml:space="preserve">(distance artifact)</w:t>
+            </w:r>
+          </w:p>
+        </w:tc>
+        <w:tc>
+          <w:tcPr/>
+          <w:p>
+            <w:pPr>
+              <w:pStyle w:val="Compact"/>
+            </w:pPr>
+            <w:r>
+              <w:t xml:space="preserve">91.72 %</w:t>
+            </w:r>
+          </w:p>
+        </w:tc>
+        <w:tc>
+          <w:tcPr/>
+          <w:p>
+            <w:pPr>
+              <w:pStyle w:val="Compact"/>
+            </w:pPr>
+            <w:r>
+              <w:t xml:space="preserve">0.9792</w:t>
+            </w:r>
+          </w:p>
+        </w:tc>
+        <w:tc>
+          <w:tcPr/>
+          <w:p>
+            <w:pPr>
+              <w:pStyle w:val="Compact"/>
+            </w:pPr>
+            <w:r>
+              <w:t xml:space="preserve">+0.8559</w:t>
+            </w:r>
+          </w:p>
+        </w:tc>
+        <w:tc>
+          <w:tcPr/>
+          <w:p>
+            <w:pPr>
+              <w:pStyle w:val="Compact"/>
+            </w:pPr>
+            <w:r>
+              <w:t xml:space="preserve">0.8805</w:t>
+            </w:r>
+          </w:p>
+        </w:tc>
+        <w:tc>
+          <w:tcPr/>
+          <w:p>
+            <w:pPr>
+              <w:pStyle w:val="Compact"/>
+            </w:pPr>
+            <w:r>
+              <w:t xml:space="preserve">0.790</w:t>
+            </w:r>
+          </w:p>
+        </w:tc>
+      </w:tr>
+      <w:tr>
+        <w:tc>
+          <w:tcPr/>
+          <w:p>
+            <w:pPr>
+              <w:pStyle w:val="Compact"/>
+            </w:pPr>
+            <w:r>
+              <w:rPr>
+                <w:b/>
+                <w:bCs/>
+              </w:rPr>
+              <w:t xml:space="preserve">Two-stage scalar (leak-free)</w:t>
+            </w:r>
+          </w:p>
+        </w:tc>
+        <w:tc>
+          <w:tcPr/>
+          <w:p>
+            <w:pPr>
+              <w:pStyle w:val="Compact"/>
+            </w:pPr>
+            <w:r>
+              <w:rPr>
+                <w:b/>
+                <w:bCs/>
+              </w:rPr>
+              <w:t xml:space="preserve">82.83 %</w:t>
+            </w:r>
+          </w:p>
+        </w:tc>
+        <w:tc>
+          <w:tcPr/>
+          <w:p>
+            <w:pPr>
+              <w:pStyle w:val="Compact"/>
+            </w:pPr>
+            <w:r>
+              <w:rPr>
+                <w:b/>
+                <w:bCs/>
+              </w:rPr>
+              <w:t xml:space="preserve">0.9273</w:t>
+            </w:r>
+          </w:p>
+        </w:tc>
+        <w:tc>
+          <w:tcPr/>
+          <w:p>
+            <w:pPr>
+              <w:pStyle w:val="Compact"/>
+            </w:pPr>
+            <w:r>
+              <w:rPr>
+                <w:b/>
+                <w:bCs/>
+              </w:rPr>
+              <w:t xml:space="preserve">+0.7039</w:t>
+            </w:r>
+          </w:p>
+        </w:tc>
+        <w:tc>
+          <w:tcPr/>
+          <w:p>
+            <w:pPr>
+              <w:pStyle w:val="Compact"/>
+            </w:pPr>
+            <w:r>
+              <w:rPr>
+                <w:b/>
+                <w:bCs/>
+              </w:rPr>
+              <w:t xml:space="preserve">0.8314</w:t>
+            </w:r>
+          </w:p>
+        </w:tc>
+        <w:tc>
+          <w:tcPr/>
+          <w:p>
+            <w:pPr>
+              <w:pStyle w:val="Compact"/>
+            </w:pPr>
+            <w:r>
+              <w:rPr>
+                <w:b/>
+                <w:bCs/>
+              </w:rPr>
+              <w:t xml:space="preserve">0.861</w:t>
+            </w:r>
+          </w:p>
+        </w:tc>
+      </w:tr>
+    </w:tbl>
+    <w:p>
+      <w:pPr>
+        <w:pStyle w:val="BodyText"/>
+      </w:pPr>
+      <w:r>
+        <w:t xml:space="preserve">Per-class recall for the two-stage model: noise 0.866, low-risk 0.767,</w:t>
+      </w:r>
+      <w:r>
+        <w:t xml:space="preserve"> </w:t>
+      </w:r>
+      <w:r>
+        <w:t xml:space="preserve">high-risk 0.861. Stage-1 AUC (noise vs. earthquake) 0.9425; stage-2 AUC</w:t>
+      </w:r>
+      <w:r>
+        <w:t xml:space="preserve"> </w:t>
+      </w:r>
+      <w:r>
+        <w:t xml:space="preserve">(low vs. high, earthquakes only) 0.9441.</w:t>
       </w:r>
     </w:p>
     <w:p>
@@ -20116,193 +21357,74 @@
         <w:pStyle w:val="BodyText"/>
       </w:pPr>
       <w:r>
+        <w:t xml:space="preserve">The 91.72 % figure is reported here for completeness but</w:t>
+      </w:r>
+      <w:r>
+        <w:t xml:space="preserve"> </w:t>
+      </w:r>
+      <w:r>
         <w:rPr>
           <w:b/>
           <w:bCs/>
         </w:rPr>
-        <w:t xml:space="preserve">Where the project goes next.</w:t>
-      </w:r>
-      <w:r>
-        <w:t xml:space="preserve"> </w:t>
-      </w:r>
-      <w:r>
-        <w:rPr>
-          <w:rStyle w:val="VerbatimChar"/>
-        </w:rPr>
-        <w:t xml:space="preserve">data_downloader/seismic_cli/catalog.py</w:t>
-      </w:r>
-      <w:r>
-        <w:t xml:space="preserve"> </w:t>
-      </w:r>
-      <w:r>
-        <w:t xml:space="preserve">already builds chronologically-split, embargoed sliding-window datasets from</w:t>
-      </w:r>
-      <w:r>
-        <w:t xml:space="preserve"> </w:t>
-      </w:r>
-      <w:r>
-        <w:t xml:space="preserve">a catalog (feature channels in</w:t>
-      </w:r>
-      <w:r>
-        <w:t xml:space="preserve"> </w:t>
-      </w:r>
-      <w:r>
-        <w:rPr>
-          <w:rStyle w:val="VerbatimChar"/>
-        </w:rPr>
-        <w:t xml:space="preserve">SEQ_FEATURES</w:t>
-      </w:r>
-      <w:r>
-        <w:t xml:space="preserve">/</w:t>
-      </w:r>
-      <w:r>
-        <w:rPr>
-          <w:rStyle w:val="VerbatimChar"/>
-        </w:rPr>
-        <w:t xml:space="preserve">IMAGE_FEATURES</w:t>
-      </w:r>
-      <w:r>
-        <w:t xml:space="preserve">/</w:t>
-      </w:r>
-      <w:r>
-        <w:t xml:space="preserve"> </w:t>
-      </w:r>
-      <w:r>
-        <w:rPr>
-          <w:rStyle w:val="VerbatimChar"/>
-        </w:rPr>
-        <w:t xml:space="preserve">AUX_FEATURES</w:t>
-      </w:r>
-      <w:r>
-        <w:t xml:space="preserve">, three-class time-to-next-event labels in</w:t>
-      </w:r>
-      <w:r>
-        <w:t xml:space="preserve"> </w:t>
-      </w:r>
-      <w:r>
-        <w:rPr>
-          <w:rStyle w:val="VerbatimChar"/>
-        </w:rPr>
-        <w:t xml:space="preserve">RISK_CLASSES = [lt_1y, 1_5y, gt_5y]</w:t>
-      </w:r>
-      <w:r>
-        <w:t xml:space="preserve">), reachable via the</w:t>
-      </w:r>
-      <w:r>
-        <w:t xml:space="preserve"> </w:t>
-      </w:r>
-      <w:r>
-        <w:rPr>
-          <w:rStyle w:val="VerbatimChar"/>
-        </w:rPr>
-        <w:t xml:space="preserve">generate-catalog-dataset</w:t>
-      </w:r>
-      <w:r>
-        <w:t xml:space="preserve"> </w:t>
-      </w:r>
-      <w:r>
-        <w:t xml:space="preserve">CLI command;</w:t>
-      </w:r>
-      <w:r>
-        <w:t xml:space="preserve"> </w:t>
-      </w:r>
-      <w:r>
-        <w:rPr>
-          <w:rStyle w:val="VerbatimChar"/>
-        </w:rPr>
-        <w:t xml:space="preserve">cnn_earthquake/src/ cnn_lstm_loeo.py</w:t>
-      </w:r>
-      <w:r>
-        <w:t xml:space="preserve"> </w:t>
-      </w:r>
-      <w:r>
-        <w:t xml:space="preserve">implements</w:t>
-      </w:r>
-      <w:r>
-        <w:t xml:space="preserve"> </w:t>
-      </w:r>
-      <w:r>
-        <w:rPr>
-          <w:rStyle w:val="VerbatimChar"/>
-        </w:rPr>
-        <w:t xml:space="preserve">DualChannelRiskNet</w:t>
-      </w:r>
-      <w:r>
-        <w:t xml:space="preserve">, the corresponding model.</w:t>
-      </w:r>
-      <w:r>
-        <w:t xml:space="preserve"> </w:t>
-      </w:r>
-      <w:r>
-        <w:t xml:space="preserve">Both predate this report and use the same dual-channel</w:t>
-      </w:r>
-      <w:r>
-        <w:t xml:space="preserve"> </w:t>
-      </w:r>
-      <w:r>
-        <w:rPr>
-          <w:rStyle w:val="VerbatimChar"/>
-        </w:rPr>
-        <w:t xml:space="preserve">{seq, img, aux}</w:t>
-      </w:r>
-      <w:r>
-        <w:t xml:space="preserve"> </w:t>
-      </w:r>
-      <w:r>
-        <w:t xml:space="preserve">pattern documented in Section 4 — the architecture work here is not wasted,</w:t>
-      </w:r>
-      <w:r>
-        <w:t xml:space="preserve"> </w:t>
-      </w:r>
-      <w:r>
-        <w:t xml:space="preserve">even though its focus was elsewhere — but neither the dataset generation nor</w:t>
-      </w:r>
-      <w:r>
-        <w:t xml:space="preserve"> </w:t>
-      </w:r>
-      <w:r>
-        <w:t xml:space="preserve">the model has been exercised end-to-end. The next phase starts from</w:t>
-      </w:r>
-      <w:r>
-        <w:t xml:space="preserve"> </w:t>
-      </w:r>
-      <w:r>
-        <w:t xml:space="preserve">“does</w:t>
-      </w:r>
-      <w:r>
-        <w:t xml:space="preserve"> </w:t>
-      </w:r>
-      <w:r>
-        <w:t xml:space="preserve">this run at all and what does a first result look like,”</w:t>
-      </w:r>
-      <w:r>
-        <w:t xml:space="preserve"> </w:t>
-      </w:r>
-      <w:r>
-        <w:t xml:space="preserve">not from a</w:t>
-      </w:r>
-      <w:r>
-        <w:t xml:space="preserve"> </w:t>
-      </w:r>
-      <w:r>
-        <w:t xml:space="preserve">refinement question.</w:t>
+        <w:t xml:space="preserve">should not be</w:t>
+      </w:r>
+      <w:r>
+        <w:rPr>
+          <w:b/>
+          <w:bCs/>
+        </w:rPr>
+        <w:t xml:space="preserve"> </w:t>
+      </w:r>
+      <w:r>
+        <w:rPr>
+          <w:b/>
+          <w:bCs/>
+        </w:rPr>
+        <w:t xml:space="preserve">quoted as this task’s result</w:t>
+      </w:r>
+      <w:r>
+        <w:t xml:space="preserve">: roughly ten points of it come from the</w:t>
+      </w:r>
+      <w:r>
+        <w:t xml:space="preserve"> </w:t>
+      </w:r>
+      <w:r>
+        <w:t xml:space="preserve">missing-distance artifact, and it would not survive deployment, where a</w:t>
+      </w:r>
+      <w:r>
+        <w:t xml:space="preserve"> </w:t>
+      </w:r>
+      <w:r>
+        <w:t xml:space="preserve">single-window detector does not know the distance to an event it has not</w:t>
+      </w:r>
+      <w:r>
+        <w:t xml:space="preserve"> </w:t>
+      </w:r>
+      <w:r>
+        <w:t xml:space="preserve">yet decided exists. The honest number is 82.83 %, which still exceeds the</w:t>
+      </w:r>
+      <w:r>
+        <w:t xml:space="preserve"> </w:t>
+      </w:r>
+      <w:r>
+        <w:t xml:space="preserve">CNN by about nine accuracy points and recovers substantially more high-risk</w:t>
+      </w:r>
+      <w:r>
+        <w:t xml:space="preserve"> </w:t>
+      </w:r>
+      <w:r>
+        <w:t xml:space="preserve">events than the flat model does.</w:t>
       </w:r>
     </w:p>
-    <w:p>
-      <w:r>
-        <w:pict>
-          <v:rect style="width:0;height:1.5pt" o:hralign="center" o:hrstd="t" o:hr="t"/>
-        </w:pict>
-      </w:r>
-    </w:p>
-    <w:bookmarkEnd w:id="45"/>
-    <w:bookmarkStart w:id="46" w:name="X5295f2d178e37556db46dfac1b3295568876b3e"/>
+    <w:bookmarkEnd w:id="47"/>
+    <w:bookmarkStart w:id="48" w:name="caveats-1"/>
     <w:p>
       <w:pPr>
-        <w:pStyle w:val="Heading2"/>
+        <w:pStyle w:val="Heading3"/>
       </w:pPr>
       <w:r>
-        <w:t xml:space="preserve">11. Software Defects Identified and Corrected</w:t>
+        <w:t xml:space="preserve">8.6 Caveats</w:t>
       </w:r>
     </w:p>
     <w:p>
@@ -20310,6 +21432,1656 @@
         <w:pStyle w:val="FirstParagraph"/>
       </w:pPr>
       <w:r>
+        <w:t xml:space="preserve">Single seed, single magnitude threshold, single train/validation/test split;</w:t>
+      </w:r>
+      <w:r>
+        <w:t xml:space="preserve"> </w:t>
+      </w:r>
+      <w:r>
+        <w:t xml:space="preserve">no seed-repeat check, which Section 6.6 showed concretely can reverse a</w:t>
+      </w:r>
+      <w:r>
+        <w:t xml:space="preserve"> </w:t>
+      </w:r>
+      <w:r>
+        <w:t xml:space="preserve">conclusion on this dataset. Noise-station diversity remains the binding</w:t>
+      </w:r>
+      <w:r>
+        <w:t xml:space="preserve"> </w:t>
+      </w:r>
+      <w:r>
+        <w:t xml:space="preserve">constraint — 9 train / 2 validation / 6 test noise stations after the</w:t>
+      </w:r>
+      <w:r>
+        <w:t xml:space="preserve"> </w:t>
+      </w:r>
+      <w:r>
+        <w:t xml:space="preserve">filter — which is precisely why one bad station could distort the whole</w:t>
+      </w:r>
+      <w:r>
+        <w:t xml:space="preserve"> </w:t>
+      </w:r>
+      <w:r>
+        <w:t xml:space="preserve">picture, and why station-grouped CV rather than the held-out split is doing</w:t>
+      </w:r>
+      <w:r>
+        <w:t xml:space="preserve"> </w:t>
+      </w:r>
+      <w:r>
+        <w:t xml:space="preserve">the model selection. The CNN was not re-architected or re-regularized in</w:t>
+      </w:r>
+      <w:r>
+        <w:t xml:space="preserve"> </w:t>
+      </w:r>
+      <w:r>
+        <w:t xml:space="preserve">response to the diagnosis; the conclusion is that a scalar model wins</w:t>
+      </w:r>
+      <w:r>
+        <w:t xml:space="preserve"> </w:t>
+      </w:r>
+      <w:r>
+        <w:rPr>
+          <w:i/>
+          <w:iCs/>
+        </w:rPr>
+        <w:t xml:space="preserve">as</w:t>
+      </w:r>
+      <w:r>
+        <w:rPr>
+          <w:i/>
+          <w:iCs/>
+        </w:rPr>
+        <w:t xml:space="preserve"> </w:t>
+      </w:r>
+      <w:r>
+        <w:rPr>
+          <w:i/>
+          <w:iCs/>
+        </w:rPr>
+        <w:t xml:space="preserve">configured here</w:t>
+      </w:r>
+      <w:r>
+        <w:t xml:space="preserve">, not that no CNN could win. Notably the CNN retains the</w:t>
+      </w:r>
+      <w:r>
+        <w:t xml:space="preserve"> </w:t>
+      </w:r>
+      <w:r>
+        <w:t xml:space="preserve">best high-risk recall of any model tested (0.954), so a hybrid that uses it</w:t>
+      </w:r>
+      <w:r>
+        <w:t xml:space="preserve"> </w:t>
+      </w:r>
+      <w:r>
+        <w:t xml:space="preserve">only for that boundary is unexplored.</w:t>
+      </w:r>
+    </w:p>
+    <w:p>
+      <w:r>
+        <w:pict>
+          <v:rect style="width:0;height:1.5pt" o:hralign="center" o:hrstd="t" o:hr="t"/>
+        </w:pict>
+      </w:r>
+    </w:p>
+    <w:bookmarkEnd w:id="48"/>
+    <w:bookmarkEnd w:id="49"/>
+    <w:bookmarkStart w:id="50" w:name="discussion"/>
+    <w:p>
+      <w:pPr>
+        <w:pStyle w:val="Heading2"/>
+      </w:pPr>
+      <w:r>
+        <w:t xml:space="preserve">9. Discussion</w:t>
+      </w:r>
+    </w:p>
+    <w:p>
+      <w:pPr>
+        <w:pStyle w:val="FirstParagraph"/>
+      </w:pPr>
+      <w:r>
+        <w:t xml:space="preserve">Four threads run through this investigation. First,</w:t>
+      </w:r>
+      <w:r>
+        <w:t xml:space="preserve"> </w:t>
+      </w:r>
+      <w:r>
+        <w:rPr>
+          <w:b/>
+          <w:bCs/>
+        </w:rPr>
+        <w:t xml:space="preserve">absolute amplitude is</w:t>
+      </w:r>
+      <w:r>
+        <w:rPr>
+          <w:b/>
+          <w:bCs/>
+        </w:rPr>
+        <w:t xml:space="preserve"> </w:t>
+      </w:r>
+      <w:r>
+        <w:rPr>
+          <w:b/>
+          <w:bCs/>
+        </w:rPr>
+        <w:t xml:space="preserve">the recurring missing ingredient</w:t>
+      </w:r>
+      <w:r>
+        <w:t xml:space="preserve">: it is what RAM cannot represent</w:t>
+      </w:r>
+      <w:r>
+        <w:t xml:space="preserve"> </w:t>
+      </w:r>
+      <w:r>
+        <w:t xml:space="preserve">(Section 2.2(d)), what STA/LTA depends on entirely (Section 5), what its</w:t>
+      </w:r>
+      <w:r>
+        <w:t xml:space="preserve"> </w:t>
+      </w:r>
+      <w:r>
+        <w:t xml:space="preserve">correction restores on both the RAM image and the raw-waveform LSTM branch</w:t>
+      </w:r>
+      <w:r>
+        <w:t xml:space="preserve"> </w:t>
+      </w:r>
+      <w:r>
+        <w:t xml:space="preserve">(Section 6.3), what the magnitude classifier’s own logistic baseline is</w:t>
+      </w:r>
+      <w:r>
+        <w:t xml:space="preserve"> </w:t>
+      </w:r>
+      <w:r>
+        <w:t xml:space="preserve">built from (Section 7.3), and — carried to its conclusion — the</w:t>
+      </w:r>
+      <w:r>
+        <w:t xml:space="preserve"> </w:t>
+      </w:r>
+      <w:r>
+        <w:rPr>
+          <w:i/>
+          <w:iCs/>
+        </w:rPr>
+        <w:t xml:space="preserve">entire</w:t>
+      </w:r>
+      <w:r>
+        <w:t xml:space="preserve"> </w:t>
+      </w:r>
+      <w:r>
+        <w:t xml:space="preserve">input of the best three-class risk model, which uses no image at all</w:t>
+      </w:r>
+      <w:r>
+        <w:t xml:space="preserve"> </w:t>
+      </w:r>
+      <w:r>
+        <w:t xml:space="preserve">(Section 8.5). Every result in this report that involves amplitude, in</w:t>
+      </w:r>
+      <w:r>
+        <w:t xml:space="preserve"> </w:t>
+      </w:r>
+      <w:r>
+        <w:t xml:space="preserve">either direction, traces back to the same structural fact. The trajectory</w:t>
+      </w:r>
+      <w:r>
+        <w:t xml:space="preserve"> </w:t>
+      </w:r>
+      <w:r>
+        <w:t xml:space="preserve">across Sections 6 to 8 is worth stating plainly: the more directly a task</w:t>
+      </w:r>
+      <w:r>
+        <w:t xml:space="preserve"> </w:t>
+      </w:r>
+      <w:r>
+        <w:t xml:space="preserve">depends on amplitude, the less the encoded image contributes, until at</w:t>
+      </w:r>
+      <w:r>
+        <w:t xml:space="preserve"> </w:t>
+      </w:r>
+      <w:r>
+        <w:t xml:space="preserve">Section 8 it contributes negatively.</w:t>
+      </w:r>
+    </w:p>
+    <w:p>
+      <w:pPr>
+        <w:pStyle w:val="BodyText"/>
+      </w:pPr>
+      <w:r>
+        <w:t xml:space="preserve">Second,</w:t>
+      </w:r>
+      <w:r>
+        <w:t xml:space="preserve"> </w:t>
+      </w:r>
+      <w:r>
+        <w:rPr>
+          <w:b/>
+          <w:bCs/>
+        </w:rPr>
+        <w:t xml:space="preserve">fusion mechanisms behave inconsistently enough that none should be</w:t>
+      </w:r>
+      <w:r>
+        <w:rPr>
+          <w:b/>
+          <w:bCs/>
+        </w:rPr>
+        <w:t xml:space="preserve"> </w:t>
+      </w:r>
+      <w:r>
+        <w:rPr>
+          <w:b/>
+          <w:bCs/>
+        </w:rPr>
+        <w:t xml:space="preserve">assumed without measurement</w:t>
+      </w:r>
+      <w:r>
+        <w:t xml:space="preserve">: linear fusion underperforms its own best</w:t>
+      </w:r>
+      <w:r>
+        <w:t xml:space="preserve"> </w:t>
+      </w:r>
+      <w:r>
+        <w:t xml:space="preserve">branch; gated fusion helps on one 2D representation and hurts on two others;</w:t>
+      </w:r>
+      <w:r>
+        <w:t xml:space="preserve"> </w:t>
+      </w:r>
+      <w:r>
+        <w:t xml:space="preserve">stacking is the one mechanism that has not underperformed a single branch in</w:t>
+      </w:r>
+      <w:r>
+        <w:t xml:space="preserve"> </w:t>
+      </w:r>
+      <w:r>
+        <w:t xml:space="preserve">any configuration tested, at the cost of a separate training and fitting</w:t>
+      </w:r>
+      <w:r>
+        <w:t xml:space="preserve"> </w:t>
+      </w:r>
+      <w:r>
+        <w:t xml:space="preserve">procedure rather than end-to-end joint training. If a single practical</w:t>
+      </w:r>
+      <w:r>
+        <w:t xml:space="preserve"> </w:t>
+      </w:r>
+      <w:r>
+        <w:t xml:space="preserve">recommendation follows from Section 6.4, it is to default to stacking over</w:t>
+      </w:r>
+      <w:r>
+        <w:t xml:space="preserve"> </w:t>
+      </w:r>
+      <w:r>
+        <w:t xml:space="preserve">joint fusion when branches are trained separately regardless, and to measure</w:t>
+      </w:r>
+      <w:r>
+        <w:t xml:space="preserve"> </w:t>
+      </w:r>
+      <w:r>
+        <w:t xml:space="preserve">gated fusion’s effect directly rather than assume it from another</w:t>
+      </w:r>
+      <w:r>
+        <w:t xml:space="preserve"> </w:t>
+      </w:r>
+      <w:r>
+        <w:t xml:space="preserve">representation.</w:t>
+      </w:r>
+    </w:p>
+    <w:p>
+      <w:pPr>
+        <w:pStyle w:val="BodyText"/>
+      </w:pPr>
+      <w:r>
+        <w:t xml:space="preserve">Third,</w:t>
+      </w:r>
+      <w:r>
+        <w:t xml:space="preserve"> </w:t>
+      </w:r>
+      <w:r>
+        <w:rPr>
+          <w:b/>
+          <w:bCs/>
+        </w:rPr>
+        <w:t xml:space="preserve">the RAM transform’s core promise — extracting useful structure from</w:t>
+      </w:r>
+      <w:r>
+        <w:rPr>
+          <w:b/>
+          <w:bCs/>
+        </w:rPr>
+        <w:t xml:space="preserve"> </w:t>
+      </w:r>
+      <w:r>
+        <w:rPr>
+          <w:b/>
+          <w:bCs/>
+        </w:rPr>
+        <w:t xml:space="preserve">a scale-invariant, geometrically compressed image — never exceeded a</w:t>
+      </w:r>
+      <w:r>
+        <w:rPr>
+          <w:b/>
+          <w:bCs/>
+        </w:rPr>
+        <w:t xml:space="preserve"> </w:t>
+      </w:r>
+      <w:r>
+        <w:rPr>
+          <w:b/>
+          <w:bCs/>
+        </w:rPr>
+        <w:t xml:space="preserve">station-normalized spectrogram fed to the same CNN trunk, in any</w:t>
+      </w:r>
+      <w:r>
+        <w:rPr>
+          <w:b/>
+          <w:bCs/>
+        </w:rPr>
+        <w:t xml:space="preserve"> </w:t>
+      </w:r>
+      <w:r>
+        <w:rPr>
+          <w:b/>
+          <w:bCs/>
+        </w:rPr>
+        <w:t xml:space="preserve">configuration tested, with or without the amplitude fix, with or without an</w:t>
+      </w:r>
+      <w:r>
+        <w:rPr>
+          <w:b/>
+          <w:bCs/>
+        </w:rPr>
+        <w:t xml:space="preserve"> </w:t>
+      </w:r>
+      <w:r>
+        <w:rPr>
+          <w:b/>
+          <w:bCs/>
+        </w:rPr>
+        <w:t xml:space="preserve">LSTM partner branch.</w:t>
+      </w:r>
+      <w:r>
+        <w:t xml:space="preserve"> </w:t>
+      </w:r>
+      <w:r>
+        <w:t xml:space="preserve">This is not a failure specific to this</w:t>
+      </w:r>
+      <w:r>
+        <w:t xml:space="preserve"> </w:t>
+      </w:r>
+      <w:r>
+        <w:t xml:space="preserve">implementation of RAM; it follows directly from properties 2.2(b) and (d):</w:t>
+      </w:r>
+      <w:r>
+        <w:t xml:space="preserve"> </w:t>
+      </w:r>
+      <w:r>
+        <w:t xml:space="preserve">a 64×64×3 RAM image carries at most 189 independent values and no amplitude</w:t>
+      </w:r>
+      <w:r>
+        <w:t xml:space="preserve"> </w:t>
+      </w:r>
+      <w:r>
+        <w:t xml:space="preserve">information at all, while a spectrogram of comparable size carries</w:t>
+      </w:r>
+      <w:r>
+        <w:t xml:space="preserve"> </w:t>
+      </w:r>
+      <w:r>
+        <w:t xml:space="preserve">substantially more of both. Where RAM is specifically required — matching</w:t>
+      </w:r>
+      <w:r>
+        <w:t xml:space="preserve"> </w:t>
+      </w:r>
+      <w:r>
+        <w:t xml:space="preserve">the source paper exactly, for instance — the amplitude auxiliary input is a</w:t>
+      </w:r>
+      <w:r>
+        <w:t xml:space="preserve"> </w:t>
+      </w:r>
+      <w:r>
+        <w:t xml:space="preserve">necessary, low-cost companion; where the 2D representation is an open</w:t>
+      </w:r>
+      <w:r>
+        <w:t xml:space="preserve"> </w:t>
+      </w:r>
+      <w:r>
+        <w:t xml:space="preserve">design choice, this investigation did not find a case where RAM was the</w:t>
+      </w:r>
+      <w:r>
+        <w:t xml:space="preserve"> </w:t>
+      </w:r>
+      <w:r>
+        <w:t xml:space="preserve">better one.</w:t>
+      </w:r>
+    </w:p>
+    <w:p>
+      <w:pPr>
+        <w:pStyle w:val="BodyText"/>
+      </w:pPr>
+      <w:r>
+        <w:t xml:space="preserve">The two bodies of work in Sections 6 and 7 are related but should not be</w:t>
+      </w:r>
+      <w:r>
+        <w:t xml:space="preserve"> </w:t>
+      </w:r>
+      <w:r>
+        <w:t xml:space="preserve">over-connected: both reuse the amplitude-auxiliary-input pattern and the</w:t>
+      </w:r>
+      <w:r>
+        <w:t xml:space="preserve"> </w:t>
+      </w:r>
+      <w:r>
+        <w:t xml:space="preserve">same CNN trunk, but they answer structurally different questions (is there</w:t>
+      </w:r>
+      <w:r>
+        <w:t xml:space="preserve"> </w:t>
+      </w:r>
+      <w:r>
+        <w:t xml:space="preserve">an event at all, versus how large is it), on different window lengths (6 s</w:t>
+      </w:r>
+      <w:r>
+        <w:t xml:space="preserve"> </w:t>
+      </w:r>
+      <w:r>
+        <w:t xml:space="preserve">versus 3 s), against different comparison baselines (STA/LTA versus a</w:t>
+      </w:r>
+      <w:r>
+        <w:t xml:space="preserve"> </w:t>
+      </w:r>
+      <w:r>
+        <w:t xml:space="preserve">fitted amplitude/distance relation). Their agreement on the general</w:t>
+      </w:r>
+      <w:r>
+        <w:t xml:space="preserve"> </w:t>
+      </w:r>
+      <w:r>
+        <w:t xml:space="preserve">principle — encoded windows carry information beyond simple amplitude</w:t>
+      </w:r>
+      <w:r>
+        <w:t xml:space="preserve"> </w:t>
+      </w:r>
+      <w:r>
+        <w:t xml:space="preserve">scalars — is a genuine cross-check, not a coincidence of shared code.</w:t>
+      </w:r>
+      <w:r>
+        <w:t xml:space="preserve"> </w:t>
+      </w:r>
+      <w:r>
+        <w:t xml:space="preserve">Section 8 is the boundary case that qualifies it: once a noise class is</w:t>
+      </w:r>
+      <w:r>
+        <w:t xml:space="preserve"> </w:t>
+      </w:r>
+      <w:r>
+        <w:t xml:space="preserve">introduced and the decision hinges on amplitude relative to a station’s own</w:t>
+      </w:r>
+      <w:r>
+        <w:t xml:space="preserve"> </w:t>
+      </w:r>
+      <w:r>
+        <w:t xml:space="preserve">floor, the encoded window stops adding and starts subtracting.</w:t>
+      </w:r>
+    </w:p>
+    <w:p>
+      <w:pPr>
+        <w:pStyle w:val="BodyText"/>
+      </w:pPr>
+      <w:r>
+        <w:t xml:space="preserve">Fourth, and least expected,</w:t>
+      </w:r>
+      <w:r>
+        <w:t xml:space="preserve"> </w:t>
+      </w:r>
+      <w:r>
+        <w:rPr>
+          <w:b/>
+          <w:bCs/>
+        </w:rPr>
+        <w:t xml:space="preserve">the dominant failure mode in this project is</w:t>
+      </w:r>
+      <w:r>
+        <w:rPr>
+          <w:b/>
+          <w:bCs/>
+        </w:rPr>
+        <w:t xml:space="preserve"> </w:t>
+      </w:r>
+      <w:r>
+        <w:rPr>
+          <w:b/>
+          <w:bCs/>
+        </w:rPr>
+        <w:t xml:space="preserve">a wrong number, not a crash.</w:t>
+      </w:r>
+      <w:r>
+        <w:t xml:space="preserve"> </w:t>
+      </w:r>
+      <w:r>
+        <w:t xml:space="preserve">Of the seventeen defects in Section 12, the</w:t>
+      </w:r>
+      <w:r>
+        <w:t xml:space="preserve"> </w:t>
+      </w:r>
+      <w:r>
+        <w:t xml:space="preserve">ones that mattered most were silent: STA/LTA scoring zero windows while</w:t>
+      </w:r>
+      <w:r>
+        <w:t xml:space="preserve"> </w:t>
+      </w:r>
+      <w:r>
+        <w:t xml:space="preserve">printing a plausible-looking summary (defect 14), a baseline crashing past</w:t>
+      </w:r>
+      <w:r>
+        <w:t xml:space="preserve"> </w:t>
+      </w:r>
+      <w:r>
+        <w:t xml:space="preserve">the model’s own numbers so the model appeared to have no floor to beat</w:t>
+      </w:r>
+      <w:r>
+        <w:t xml:space="preserve"> </w:t>
+      </w:r>
+      <w:r>
+        <w:t xml:space="preserve">(defect 16), a stuck instrument entering the dataset as valid quiet ground</w:t>
+      </w:r>
+      <w:r>
+        <w:t xml:space="preserve"> </w:t>
+      </w:r>
+      <w:r>
+        <w:t xml:space="preserve">(defect 15), and a missing-value pattern standing in for a class label</w:t>
+      </w:r>
+      <w:r>
+        <w:t xml:space="preserve"> </w:t>
+      </w:r>
+      <w:r>
+        <w:t xml:space="preserve">(defect 17). Every one produced output that looked like a result. The</w:t>
+      </w:r>
+      <w:r>
+        <w:t xml:space="preserve"> </w:t>
+      </w:r>
+      <w:r>
+        <w:t xml:space="preserve">practices that caught them were not sophisticated — read the raw data</w:t>
+      </w:r>
+      <w:r>
+        <w:t xml:space="preserve"> </w:t>
+      </w:r>
+      <w:r>
+        <w:t xml:space="preserve">behind a suspicious number, keep a floor next to every headline figure, and</w:t>
+      </w:r>
+      <w:r>
+        <w:t xml:space="preserve"> </w:t>
+      </w:r>
+      <w:r>
+        <w:t xml:space="preserve">treat an implausibly large validation/test gap as a defect report rather</w:t>
+      </w:r>
+      <w:r>
+        <w:t xml:space="preserve"> </w:t>
+      </w:r>
+      <w:r>
+        <w:t xml:space="preserve">than a tuning problem — but they had to be applied deliberately, because</w:t>
+      </w:r>
+      <w:r>
+        <w:t xml:space="preserve"> </w:t>
+      </w:r>
+      <w:r>
+        <w:t xml:space="preserve">nothing failed loudly enough to force the issue.</w:t>
+      </w:r>
+    </w:p>
+    <w:p>
+      <w:r>
+        <w:pict>
+          <v:rect style="width:0;height:1.5pt" o:hralign="center" o:hrstd="t" o:hr="t"/>
+        </w:pict>
+      </w:r>
+    </w:p>
+    <w:bookmarkEnd w:id="50"/>
+    <w:bookmarkStart w:id="51" w:name="limitations-and-future-work"/>
+    <w:p>
+      <w:pPr>
+        <w:pStyle w:val="Heading2"/>
+      </w:pPr>
+      <w:r>
+        <w:t xml:space="preserve">10. Limitations and Future Work</w:t>
+      </w:r>
+    </w:p>
+    <w:p>
+      <w:pPr>
+        <w:pStyle w:val="FirstParagraph"/>
+      </w:pPr>
+      <w:r>
+        <w:rPr>
+          <w:b/>
+          <w:bCs/>
+        </w:rPr>
+        <w:t xml:space="preserve">Statistical.</w:t>
+      </w:r>
+      <w:r>
+        <w:t xml:space="preserve"> </w:t>
+      </w:r>
+      <w:r>
+        <w:t xml:space="preserve">Every result in Sections 6, 7 and 8 reflects a single</w:t>
+      </w:r>
+      <w:r>
+        <w:t xml:space="preserve"> </w:t>
+      </w:r>
+      <w:r>
+        <w:t xml:space="preserve">train/validation/test split at one random seed, except the two comparisons</w:t>
+      </w:r>
+      <w:r>
+        <w:t xml:space="preserve"> </w:t>
+      </w:r>
+      <w:r>
+        <w:t xml:space="preserve">re-seeded in Section 6.6, where repetition changed one reported conclusion</w:t>
+      </w:r>
+      <w:r>
+        <w:t xml:space="preserve"> </w:t>
+      </w:r>
+      <w:r>
+        <w:t xml:space="preserve">and substantially narrowed another. Every other close-margin figure —</w:t>
+      </w:r>
+      <w:r>
+        <w:t xml:space="preserve"> </w:t>
+      </w:r>
+      <w:r>
+        <w:t xml:space="preserve">stacked-RAM-dual vs. </w:t>
+      </w:r>
+      <w:r>
+        <w:rPr>
+          <w:rStyle w:val="VerbatimChar"/>
+        </w:rPr>
+        <w:t xml:space="preserve">1d</w:t>
+      </w:r>
+      <w:r>
+        <w:t xml:space="preserve">-alone,</w:t>
+      </w:r>
+      <w:r>
+        <w:t xml:space="preserve"> </w:t>
+      </w:r>
+      <w:r>
+        <w:rPr>
+          <w:rStyle w:val="VerbatimChar"/>
+        </w:rPr>
+        <w:t xml:space="preserve">2d+aux</w:t>
+      </w:r>
+      <w:r>
+        <w:t xml:space="preserve"> </w:t>
+      </w:r>
+      <w:r>
+        <w:t xml:space="preserve">vs. the full amplitude-dual model,</w:t>
+      </w:r>
+      <w:r>
+        <w:t xml:space="preserve"> </w:t>
+      </w:r>
+      <w:r>
+        <w:t xml:space="preserve">the</w:t>
+      </w:r>
+      <w:r>
+        <w:t xml:space="preserve"> </w:t>
+      </w:r>
+      <w:r>
+        <w:rPr>
+          <w:rStyle w:val="VerbatimChar"/>
+        </w:rPr>
+        <w:t xml:space="preserve">1d+aux</w:t>
+      </w:r>
+      <w:r>
+        <w:t xml:space="preserve">/</w:t>
+      </w:r>
+      <w:r>
+        <w:rPr>
+          <w:rStyle w:val="VerbatimChar"/>
+        </w:rPr>
+        <w:t xml:space="preserve">2d+aux</w:t>
+      </w:r>
+      <w:r>
+        <w:t xml:space="preserve"> </w:t>
+      </w:r>
+      <w:r>
+        <w:t xml:space="preserve">effect sizes, the magnitude-classification result in</w:t>
+      </w:r>
+      <w:r>
+        <w:t xml:space="preserve"> </w:t>
+      </w:r>
+      <w:r>
+        <w:t xml:space="preserve">Section 7, and the three-class results in Section 8 — remains unverified at</w:t>
+      </w:r>
+      <w:r>
+        <w:t xml:space="preserve"> </w:t>
+      </w:r>
+      <w:r>
+        <w:t xml:space="preserve">additional seeds and should be read with the caution Section 6.6</w:t>
+      </w:r>
+      <w:r>
+        <w:t xml:space="preserve"> </w:t>
+      </w:r>
+      <w:r>
+        <w:t xml:space="preserve">demonstrates is warranted. Section 8’s margin over the CNN (about nine</w:t>
+      </w:r>
+      <w:r>
+        <w:t xml:space="preserve"> </w:t>
+      </w:r>
+      <w:r>
+        <w:t xml:space="preserve">accuracy points) is comfortably outside that noise band; its narrower</w:t>
+      </w:r>
+      <w:r>
+        <w:t xml:space="preserve"> </w:t>
+      </w:r>
+      <w:r>
+        <w:t xml:space="preserve">internal comparisons are not.</w:t>
+      </w:r>
+    </w:p>
+    <w:p>
+      <w:pPr>
+        <w:pStyle w:val="BodyText"/>
+      </w:pPr>
+      <w:r>
+        <w:rPr>
+          <w:b/>
+          <w:bCs/>
+        </w:rPr>
+        <w:t xml:space="preserve">Station diversity is the binding constraint on the risk task, and</w:t>
+      </w:r>
+      <w:r>
+        <w:rPr>
+          <w:b/>
+          <w:bCs/>
+        </w:rPr>
+        <w:t xml:space="preserve"> </w:t>
+      </w:r>
+      <w:r>
+        <w:rPr>
+          <w:b/>
+          <w:bCs/>
+        </w:rPr>
+        <w:t xml:space="preserve">possibly on more than that.</w:t>
+      </w:r>
+      <w:r>
+        <w:t xml:space="preserve"> </w:t>
+      </w:r>
+      <w:r>
+        <w:t xml:space="preserve">Section 8 runs on 9 train / 2 validation / 6</w:t>
+      </w:r>
+      <w:r>
+        <w:t xml:space="preserve"> </w:t>
+      </w:r>
+      <w:r>
+        <w:t xml:space="preserve">test</w:t>
+      </w:r>
+      <w:r>
+        <w:t xml:space="preserve"> </w:t>
+      </w:r>
+      <w:r>
+        <w:rPr>
+          <w:i/>
+          <w:iCs/>
+        </w:rPr>
+        <w:t xml:space="preserve">noise</w:t>
+      </w:r>
+      <w:r>
+        <w:t xml:space="preserve"> </w:t>
+      </w:r>
+      <w:r>
+        <w:t xml:space="preserve">stations. That is few enough that a single faulty instrument</w:t>
+      </w:r>
+      <w:r>
+        <w:t xml:space="preserve"> </w:t>
+      </w:r>
+      <w:r>
+        <w:t xml:space="preserve">distorted the entire picture (Section 8.4a) and that the held-out</w:t>
+      </w:r>
+      <w:r>
+        <w:t xml:space="preserve"> </w:t>
+      </w:r>
+      <w:r>
+        <w:t xml:space="preserve">validation split could not rank models at all (Section 8.4b). Acquiring</w:t>
+      </w:r>
+      <w:r>
+        <w:t xml:space="preserve"> </w:t>
+      </w:r>
+      <w:r>
+        <w:t xml:space="preserve">more noise stations would do more for Section 8 than any modelling change</w:t>
+      </w:r>
+      <w:r>
+        <w:t xml:space="preserve"> </w:t>
+      </w:r>
+      <w:r>
+        <w:t xml:space="preserve">considered here, and the same concern applies, less acutely, to the</w:t>
+      </w:r>
+      <w:r>
+        <w:t xml:space="preserve"> </w:t>
+      </w:r>
+      <w:r>
+        <w:t xml:space="preserve">detection results in Section 6.</w:t>
+      </w:r>
+    </w:p>
+    <w:p>
+      <w:pPr>
+        <w:pStyle w:val="BodyText"/>
+      </w:pPr>
+      <w:r>
+        <w:rPr>
+          <w:b/>
+          <w:bCs/>
+        </w:rPr>
+        <w:t xml:space="preserve">Untested extensions, implemented but not evaluated.</w:t>
+      </w:r>
+      <w:r>
+        <w:t xml:space="preserve"> </w:t>
+      </w:r>
+      <w:r>
+        <w:t xml:space="preserve">Per-component</w:t>
+      </w:r>
+      <w:r>
+        <w:t xml:space="preserve"> </w:t>
+      </w:r>
+      <w:r>
+        <w:t xml:space="preserve">auxiliary scalars (Section 4.3, six scalars instead of two, commit</w:t>
+      </w:r>
+      <w:r>
+        <w:t xml:space="preserve"> </w:t>
+      </w:r>
+      <w:r>
+        <w:rPr>
+          <w:rStyle w:val="VerbatimChar"/>
+        </w:rPr>
+        <w:t xml:space="preserve">8485ffc</w:t>
+      </w:r>
+      <w:r>
+        <w:t xml:space="preserve"> </w:t>
+      </w:r>
+      <w:r>
+        <w:t xml:space="preserve">in</w:t>
+      </w:r>
+      <w:r>
+        <w:t xml:space="preserve"> </w:t>
+      </w:r>
+      <w:r>
+        <w:rPr>
+          <w:rStyle w:val="VerbatimChar"/>
+        </w:rPr>
+        <w:t xml:space="preserve">data_downloader</w:t>
+      </w:r>
+      <w:r>
+        <w:t xml:space="preserve">) are implemented and smoke-tested but not</w:t>
+      </w:r>
+      <w:r>
+        <w:t xml:space="preserve"> </w:t>
+      </w:r>
+      <w:r>
+        <w:t xml:space="preserve">evaluated at scale — deliberately deferred (Section 11), not abandoned.</w:t>
+      </w:r>
+    </w:p>
+    <w:p>
+      <w:pPr>
+        <w:pStyle w:val="BodyText"/>
+      </w:pPr>
+      <w:r>
+        <w:rPr>
+          <w:b/>
+          <w:bCs/>
+        </w:rPr>
+        <w:t xml:space="preserve">Untested extensions, proposed but not implemented.</w:t>
+      </w:r>
+      <w:r>
+        <w:t xml:space="preserve"> </w:t>
+      </w:r>
+      <w:r>
+        <w:t xml:space="preserve">Feeding the RAM</w:t>
+      </w:r>
+      <w:r>
+        <w:t xml:space="preserve"> </w:t>
+      </w:r>
+      <w:r>
+        <w:t xml:space="preserve">angle vector</w:t>
+      </w:r>
+      <w:r>
+        <w:t xml:space="preserve"> </w:t>
+      </w:r>
+      <m:oMath>
+        <m:r>
+          <m:t>β</m:t>
+        </m:r>
+      </m:oMath>
+      <w:r>
+        <w:t xml:space="preserve"> </w:t>
+      </w:r>
+      <w:r>
+        <w:t xml:space="preserve">directly to a one-dimensional model, to test whether</w:t>
+      </w:r>
+      <w:r>
+        <w:t xml:space="preserve"> </w:t>
+      </w:r>
+      <w:r>
+        <w:t xml:space="preserve">property 2.2(b)’s 63-degrees-of-freedom argument means the 2D CNN adds</w:t>
+      </w:r>
+      <w:r>
+        <w:t xml:space="preserve"> </w:t>
+      </w:r>
+      <w:r>
+        <w:t xml:space="preserve">nothing the 1D vector didn’t already carry. Combining the three components</w:t>
+      </w:r>
+      <w:r>
+        <w:t xml:space="preserve"> </w:t>
+      </w:r>
+      <w:r>
+        <w:t xml:space="preserve">before the RAM transform (vector magnitude) rather than transforming each</w:t>
+      </w:r>
+      <w:r>
+        <w:t xml:space="preserve"> </w:t>
+      </w:r>
+      <w:r>
+        <w:t xml:space="preserve">independently. A distance term for the noise-contamination check</w:t>
+      </w:r>
+      <w:r>
+        <w:t xml:space="preserve"> </w:t>
+      </w:r>
+      <w:r>
+        <w:t xml:space="preserve">(Section 3.1), which currently discards otherwise-scarce noise data purely</w:t>
+      </w:r>
+      <w:r>
+        <w:t xml:space="preserve"> </w:t>
+      </w:r>
+      <w:r>
+        <w:t xml:space="preserve">on elapsed time.</w:t>
+      </w:r>
+    </w:p>
+    <w:p>
+      <w:pPr>
+        <w:pStyle w:val="BodyText"/>
+      </w:pPr>
+      <w:r>
+        <w:rPr>
+          <w:b/>
+          <w:bCs/>
+        </w:rPr>
+        <w:t xml:space="preserve">Window length.</w:t>
+      </w:r>
+      <w:r>
+        <w:t xml:space="preserve"> </w:t>
+      </w:r>
+      <w:r>
+        <w:t xml:space="preserve">60 s windows have not been re-run under the corrected</w:t>
+      </w:r>
+      <w:r>
+        <w:t xml:space="preserve"> </w:t>
+      </w:r>
+      <w:r>
+        <w:t xml:space="preserve">pipeline (Section 6, introduction) and 60 s results from before those</w:t>
+      </w:r>
+      <w:r>
+        <w:t xml:space="preserve"> </w:t>
+      </w:r>
+      <w:r>
+        <w:t xml:space="preserve">corrections are not reported here at all, only referenced as superseded.</w:t>
+      </w:r>
+      <w:r>
+        <w:t xml:space="preserve"> </w:t>
+      </w:r>
+      <w:r>
+        <w:t xml:space="preserve">60 s windows with the LSTM+attention branch were never started. The</w:t>
+      </w:r>
+      <w:r>
+        <w:t xml:space="preserve"> </w:t>
+      </w:r>
+      <w:r>
+        <w:t xml:space="preserve">geometric argument for why short windows are harder (Section 2.3) applies</w:t>
+      </w:r>
+      <w:r>
+        <w:t xml:space="preserve"> </w:t>
+      </w:r>
+      <w:r>
+        <w:t xml:space="preserve">specifically to the RAM branch, not to the raw-waveform or auxiliary</w:t>
+      </w:r>
+      <w:r>
+        <w:t xml:space="preserve"> </w:t>
+      </w:r>
+      <w:r>
+        <w:t xml:space="preserve">branches, so the balance between branches may shift at longer window</w:t>
+      </w:r>
+      <w:r>
+        <w:t xml:space="preserve"> </w:t>
+      </w:r>
+      <w:r>
+        <w:t xml:space="preserve">lengths.</w:t>
+      </w:r>
+    </w:p>
+    <w:p>
+      <w:pPr>
+        <w:pStyle w:val="BodyText"/>
+      </w:pPr>
+      <w:r>
+        <w:rPr>
+          <w:b/>
+          <w:bCs/>
+        </w:rPr>
+        <w:t xml:space="preserve">Gated fusion’s mechanism.</w:t>
+      </w:r>
+      <w:r>
+        <w:t xml:space="preserve"> </w:t>
+      </w:r>
+      <w:r>
+        <w:t xml:space="preserve">Its mixed result across three 2D</w:t>
+      </w:r>
+      <w:r>
+        <w:t xml:space="preserve"> </w:t>
+      </w:r>
+      <w:r>
+        <w:t xml:space="preserve">representations (Section 6.4) has not been diagnosed further, though</w:t>
+      </w:r>
+      <w:r>
+        <w:t xml:space="preserve"> </w:t>
+      </w:r>
+      <w:r>
+        <w:t xml:space="preserve">Section 6.6 adds one relevant data point: on spectrogram-dual specifically,</w:t>
+      </w:r>
+      <w:r>
+        <w:t xml:space="preserve"> </w:t>
+      </w:r>
+      <w:r>
+        <w:t xml:space="preserve">the effect is real on accuracy/MCC but small and noisy on AUC — narrowing</w:t>
+      </w:r>
+      <w:r>
+        <w:t xml:space="preserve"> </w:t>
+      </w:r>
+      <w:r>
+        <w:t xml:space="preserve">rather than resolving the explanations originally offered.</w:t>
+      </w:r>
+    </w:p>
+    <w:p>
+      <w:pPr>
+        <w:pStyle w:val="BodyText"/>
+      </w:pPr>
+      <w:r>
+        <w:rPr>
+          <w:b/>
+          <w:bCs/>
+        </w:rPr>
+        <w:t xml:space="preserve">Hyperparameters.</w:t>
+      </w:r>
+      <w:r>
+        <w:t xml:space="preserve"> </w:t>
+      </w:r>
+      <w:r>
+        <w:t xml:space="preserve">Neither the CNN’s hyperparameters (Section 6.5) nor the</w:t>
+      </w:r>
+      <w:r>
+        <w:t xml:space="preserve"> </w:t>
+      </w:r>
+      <w:r>
+        <w:t xml:space="preserve">LSTM branch’s own hyperparameters reward tuning on this dataset; this</w:t>
+      </w:r>
+      <w:r>
+        <w:t xml:space="preserve"> </w:t>
+      </w:r>
+      <w:r>
+        <w:t xml:space="preserve">narrows the plausible location of any remaining gap toward feature</w:t>
+      </w:r>
+      <w:r>
+        <w:t xml:space="preserve"> </w:t>
+      </w:r>
+      <w:r>
+        <w:t xml:space="preserve">representation rather than architecture search on either existing branch.</w:t>
+      </w:r>
+    </w:p>
+    <w:p>
+      <w:pPr>
+        <w:pStyle w:val="BodyText"/>
+      </w:pPr>
+      <w:r>
+        <w:rPr>
+          <w:b/>
+          <w:bCs/>
+        </w:rPr>
+        <w:t xml:space="preserve">Magnitude classification (Section 7).</w:t>
+      </w:r>
+      <w:r>
+        <w:t xml:space="preserve"> </w:t>
+      </w:r>
+      <w:r>
+        <w:t xml:space="preserve">Single seed, single threshold, no</w:t>
+      </w:r>
+      <w:r>
+        <w:t xml:space="preserve"> </w:t>
+      </w:r>
+      <w:r>
+        <w:t xml:space="preserve">per-component-aux variant tried, and a spectrogram input small enough (5</w:t>
+      </w:r>
+      <w:r>
+        <w:t xml:space="preserve"> </w:t>
+      </w:r>
+      <w:r>
+        <w:t xml:space="preserve">time frames) that its effective temporal resolution is worth questioning</w:t>
+      </w:r>
+      <w:r>
+        <w:t xml:space="preserve"> </w:t>
+      </w:r>
+      <w:r>
+        <w:t xml:space="preserve">directly.</w:t>
+      </w:r>
+    </w:p>
+    <w:p>
+      <w:pPr>
+        <w:pStyle w:val="BodyText"/>
+      </w:pPr>
+      <w:r>
+        <w:rPr>
+          <w:b/>
+          <w:bCs/>
+        </w:rPr>
+        <w:t xml:space="preserve">Risk classification (Section 8), specific open threads.</w:t>
+      </w:r>
+      <w:r>
+        <w:t xml:space="preserve"> </w:t>
+      </w:r>
+      <w:r>
+        <w:t xml:space="preserve">The CNN was not</w:t>
+      </w:r>
+      <w:r>
+        <w:t xml:space="preserve"> </w:t>
+      </w:r>
+      <w:r>
+        <w:t xml:space="preserve">re-architected or re-regularized after the diagnosis, so the finding is</w:t>
+      </w:r>
+      <w:r>
+        <w:t xml:space="preserve"> </w:t>
+      </w:r>
+      <w:r>
+        <w:t xml:space="preserve">that a scalar model wins</w:t>
+      </w:r>
+      <w:r>
+        <w:t xml:space="preserve"> </w:t>
+      </w:r>
+      <w:r>
+        <w:rPr>
+          <w:i/>
+          <w:iCs/>
+        </w:rPr>
+        <w:t xml:space="preserve">as configured</w:t>
+      </w:r>
+      <w:r>
+        <w:t xml:space="preserve">, not that no CNN could. Two</w:t>
+      </w:r>
+      <w:r>
+        <w:t xml:space="preserve"> </w:t>
+      </w:r>
+      <w:r>
+        <w:t xml:space="preserve">concrete follow-ups are unexplored: the CNN retains the best high-risk</w:t>
+      </w:r>
+      <w:r>
+        <w:t xml:space="preserve"> </w:t>
+      </w:r>
+      <w:r>
+        <w:t xml:space="preserve">recall of any model tested (0.954 against the two-stage model’s 0.861), so</w:t>
+      </w:r>
+      <w:r>
+        <w:t xml:space="preserve"> </w:t>
+      </w:r>
+      <w:r>
+        <w:t xml:space="preserve">a hybrid using it only for that boundary may beat both; and a properly</w:t>
+      </w:r>
+      <w:r>
+        <w:t xml:space="preserve"> </w:t>
+      </w:r>
+      <w:r>
+        <w:t xml:space="preserve">cross-validated stack of CNN and scalars was never built, because doing it</w:t>
+      </w:r>
+      <w:r>
+        <w:t xml:space="preserve"> </w:t>
+      </w:r>
+      <w:r>
+        <w:t xml:space="preserve">honestly requires out-of-fold CNN predictions and therefore k-fold</w:t>
+      </w:r>
+      <w:r>
+        <w:t xml:space="preserve"> </w:t>
+      </w:r>
+      <w:r>
+        <w:t xml:space="preserve">retraining (the one stack that was tried fit on the 736-window validation</w:t>
+      </w:r>
+      <w:r>
+        <w:t xml:space="preserve"> </w:t>
+      </w:r>
+      <w:r>
+        <w:t xml:space="preserve">split and lost to the scalars outright). Richer scalars — per-component log</w:t>
+      </w:r>
+      <w:r>
+        <w:t xml:space="preserve"> </w:t>
+      </w:r>
+      <w:r>
+        <w:t xml:space="preserve">SNR, spectral band ratios — are cheaper to test than either.</w:t>
+      </w:r>
+    </w:p>
+    <w:p>
+      <w:pPr>
+        <w:pStyle w:val="BodyText"/>
+      </w:pPr>
+      <w:r>
+        <w:rPr>
+          <w:b/>
+          <w:bCs/>
+        </w:rPr>
+        <w:t xml:space="preserve">External validity.</w:t>
+      </w:r>
+      <w:r>
+        <w:t xml:space="preserve"> </w:t>
+      </w:r>
+      <w:r>
+        <w:t xml:space="preserve">This investigation has not undergone external peer</w:t>
+      </w:r>
+      <w:r>
+        <w:t xml:space="preserve"> </w:t>
+      </w:r>
+      <w:r>
+        <w:t xml:space="preserve">review.</w:t>
+      </w:r>
+    </w:p>
+    <w:p>
+      <w:r>
+        <w:pict>
+          <v:rect style="width:0;height:1.5pt" o:hralign="center" o:hrstd="t" o:hr="t"/>
+        </w:pict>
+      </w:r>
+    </w:p>
+    <w:bookmarkEnd w:id="51"/>
+    <w:bookmarkStart w:id="52" w:name="Xf7c84b3b53d250b3c1d941d0c14d7bc146c2102"/>
+    <w:p>
+      <w:pPr>
+        <w:pStyle w:val="Heading2"/>
+      </w:pPr>
+      <w:r>
+        <w:t xml:space="preserve">11. Project Status: Original Objective and Next Steps</w:t>
+      </w:r>
+    </w:p>
+    <w:p>
+      <w:pPr>
+        <w:pStyle w:val="FirstParagraph"/>
+      </w:pPr>
+      <w:r>
+        <w:t xml:space="preserve">The project’s original objective is forecasting</w:t>
+      </w:r>
+      <w:r>
+        <w:t xml:space="preserve"> </w:t>
+      </w:r>
+      <w:r>
+        <w:rPr>
+          <w:b/>
+          <w:bCs/>
+        </w:rPr>
+        <w:t xml:space="preserve">event onset time and</w:t>
+      </w:r>
+      <w:r>
+        <w:rPr>
+          <w:b/>
+          <w:bCs/>
+        </w:rPr>
+        <w:t xml:space="preserve"> </w:t>
+      </w:r>
+      <w:r>
+        <w:rPr>
+          <w:b/>
+          <w:bCs/>
+        </w:rPr>
+        <w:t xml:space="preserve">event class from earthquake catalog data</w:t>
+      </w:r>
+      <w:r>
+        <w:t xml:space="preserve"> </w:t>
+      </w:r>
+      <w:r>
+        <w:t xml:space="preserve">— not waveform classification.</w:t>
+      </w:r>
+      <w:r>
+        <w:t xml:space="preserve"> </w:t>
+      </w:r>
+      <w:r>
+        <w:t xml:space="preserve">Sections 2–10 are, in that light, a substantial but deliberate detour: they</w:t>
+      </w:r>
+      <w:r>
+        <w:t xml:space="preserve"> </w:t>
+      </w:r>
+      <w:r>
+        <w:t xml:space="preserve">established (a) that a specific architecture from a different domain</w:t>
+      </w:r>
+      <w:r>
+        <w:t xml:space="preserve"> </w:t>
+      </w:r>
+      <w:r>
+        <w:t xml:space="preserve">transfers to seismic waveforms with real, measured limitations and fixes,</w:t>
+      </w:r>
+      <w:r>
+        <w:t xml:space="preserve"> </w:t>
+      </w:r>
+      <w:r>
+        <w:t xml:space="preserve">(b) that the same amplitude-input pattern generalizes to a related but</w:t>
+      </w:r>
+      <w:r>
+        <w:t xml:space="preserve"> </w:t>
+      </w:r>
+      <w:r>
+        <w:t xml:space="preserve">distinct question (event class from a short window), and (c) that on the</w:t>
+      </w:r>
+      <w:r>
+        <w:t xml:space="preserve"> </w:t>
+      </w:r>
+      <w:r>
+        <w:t xml:space="preserve">three-class risk task the pattern reaches its limit — two scalars beat the</w:t>
+      </w:r>
+      <w:r>
+        <w:t xml:space="preserve"> </w:t>
+      </w:r>
+      <w:r>
+        <w:t xml:space="preserve">encoded window outright. All three are genuine, useful results, and they</w:t>
+      </w:r>
+      <w:r>
+        <w:t xml:space="preserve"> </w:t>
+      </w:r>
+      <w:r>
+        <w:t xml:space="preserve">are being set aside now — not because a dead end was reached, but because</w:t>
+      </w:r>
+      <w:r>
+        <w:t xml:space="preserve"> </w:t>
+      </w:r>
+      <w:r>
+        <w:t xml:space="preserve">continuing to refine them further would be extending the detour rather than</w:t>
+      </w:r>
+      <w:r>
+        <w:t xml:space="preserve"> </w:t>
+      </w:r>
+      <w:r>
+        <w:t xml:space="preserve">returning to the original scope.</w:t>
+      </w:r>
+    </w:p>
+    <w:p>
+      <w:pPr>
+        <w:pStyle w:val="BodyText"/>
+      </w:pPr>
+      <w:r>
+        <w:rPr>
+          <w:b/>
+          <w:bCs/>
+        </w:rPr>
+        <w:t xml:space="preserve">What this phase established</w:t>
+      </w:r>
+      <w:r>
+        <w:t xml:space="preserve">, most-to-least confident: the amplitude</w:t>
+      </w:r>
+      <w:r>
+        <w:t xml:space="preserve"> </w:t>
+      </w:r>
+      <w:r>
+        <w:t xml:space="preserve">auxiliary input’s large effects on RAM (Sections 6.3, 6.5); that a</w:t>
+      </w:r>
+      <w:r>
+        <w:t xml:space="preserve"> </w:t>
+      </w:r>
+      <w:r>
+        <w:t xml:space="preserve">correctly-parameterized STA/LTA baseline is beaten by every tested CNN</w:t>
+      </w:r>
+      <w:r>
+        <w:t xml:space="preserve"> </w:t>
+      </w:r>
+      <w:r>
+        <w:t xml:space="preserve">configuration at 6 s (Section 6.1), a finding that only became measurable</w:t>
+      </w:r>
+      <w:r>
+        <w:t xml:space="preserve"> </w:t>
+      </w:r>
+      <w:r>
+        <w:t xml:space="preserve">after fixing a previously-undiscovered evaluation defect (Section 5.2);</w:t>
+      </w:r>
+      <w:r>
+        <w:t xml:space="preserve"> </w:t>
+      </w:r>
+      <w:r>
+        <w:t xml:space="preserve">that late-fusion stacking is the one fusion mechanism that has not</w:t>
+      </w:r>
+      <w:r>
+        <w:t xml:space="preserve"> </w:t>
+      </w:r>
+      <w:r>
+        <w:t xml:space="preserve">underperformed a single branch in any configuration tested (Section 6.4);</w:t>
+      </w:r>
+      <w:r>
+        <w:t xml:space="preserve"> </w:t>
+      </w:r>
+      <w:r>
+        <w:t xml:space="preserve">that magnitude class is predictable from a single 3-second window well</w:t>
+      </w:r>
+      <w:r>
+        <w:t xml:space="preserve"> </w:t>
+      </w:r>
+      <w:r>
+        <w:t xml:space="preserve">beyond an amplitude/distance floor (Section 7); that on the three-class</w:t>
+      </w:r>
+      <w:r>
+        <w:t xml:space="preserve"> </w:t>
+      </w:r>
+      <w:r>
+        <w:t xml:space="preserve">risk task a two-scalar model beats the CNN by about nine accuracy points</w:t>
+      </w:r>
+      <w:r>
+        <w:t xml:space="preserve"> </w:t>
+      </w:r>
+      <w:r>
+        <w:t xml:space="preserve">(Section 8.5); and, as standing methodological cautions rather than</w:t>
+      </w:r>
+      <w:r>
+        <w:t xml:space="preserve"> </w:t>
+      </w:r>
+      <w:r>
+        <w:t xml:space="preserve">specific findings, that single-seed margins under roughly 0.01–0.02 AUC on</w:t>
+      </w:r>
+      <w:r>
+        <w:t xml:space="preserve"> </w:t>
+      </w:r>
+      <w:r>
+        <w:t xml:space="preserve">this dataset have been shown concretely to overstate an effect, understate</w:t>
+      </w:r>
+      <w:r>
+        <w:t xml:space="preserve"> </w:t>
+      </w:r>
+      <w:r>
+        <w:t xml:space="preserve">it, or report the wrong sign (Section 6.6), and that a held-out split too</w:t>
+      </w:r>
+      <w:r>
+        <w:t xml:space="preserve"> </w:t>
+      </w:r>
+      <w:r>
+        <w:t xml:space="preserve">poor in stations can rank models backwards outright (Section 8.4b).</w:t>
+      </w:r>
+    </w:p>
+    <w:p>
+      <w:pPr>
+        <w:pStyle w:val="BodyText"/>
+      </w:pPr>
+      <w:r>
+        <w:rPr>
+          <w:b/>
+          <w:bCs/>
+        </w:rPr>
+        <w:t xml:space="preserve">Where the project goes next.</w:t>
+      </w:r>
+      <w:r>
+        <w:t xml:space="preserve"> </w:t>
+      </w:r>
+      <w:r>
+        <w:rPr>
+          <w:rStyle w:val="VerbatimChar"/>
+        </w:rPr>
+        <w:t xml:space="preserve">data_downloader/seismic_cli/catalog.py</w:t>
+      </w:r>
+      <w:r>
+        <w:t xml:space="preserve"> </w:t>
+      </w:r>
+      <w:r>
+        <w:t xml:space="preserve">already builds chronologically-split, embargoed sliding-window datasets from</w:t>
+      </w:r>
+      <w:r>
+        <w:t xml:space="preserve"> </w:t>
+      </w:r>
+      <w:r>
+        <w:t xml:space="preserve">a catalog (feature channels in</w:t>
+      </w:r>
+      <w:r>
+        <w:t xml:space="preserve"> </w:t>
+      </w:r>
+      <w:r>
+        <w:rPr>
+          <w:rStyle w:val="VerbatimChar"/>
+        </w:rPr>
+        <w:t xml:space="preserve">SEQ_FEATURES</w:t>
+      </w:r>
+      <w:r>
+        <w:t xml:space="preserve">/</w:t>
+      </w:r>
+      <w:r>
+        <w:rPr>
+          <w:rStyle w:val="VerbatimChar"/>
+        </w:rPr>
+        <w:t xml:space="preserve">IMAGE_FEATURES</w:t>
+      </w:r>
+      <w:r>
+        <w:t xml:space="preserve">/</w:t>
+      </w:r>
+      <w:r>
+        <w:t xml:space="preserve"> </w:t>
+      </w:r>
+      <w:r>
+        <w:rPr>
+          <w:rStyle w:val="VerbatimChar"/>
+        </w:rPr>
+        <w:t xml:space="preserve">AUX_FEATURES</w:t>
+      </w:r>
+      <w:r>
+        <w:t xml:space="preserve">, three-class time-to-next-event labels in</w:t>
+      </w:r>
+      <w:r>
+        <w:t xml:space="preserve"> </w:t>
+      </w:r>
+      <w:r>
+        <w:rPr>
+          <w:rStyle w:val="VerbatimChar"/>
+        </w:rPr>
+        <w:t xml:space="preserve">RISK_CLASSES = [lt_1y, 1_5y, gt_5y]</w:t>
+      </w:r>
+      <w:r>
+        <w:t xml:space="preserve">), reachable via the</w:t>
+      </w:r>
+      <w:r>
+        <w:t xml:space="preserve"> </w:t>
+      </w:r>
+      <w:r>
+        <w:rPr>
+          <w:rStyle w:val="VerbatimChar"/>
+        </w:rPr>
+        <w:t xml:space="preserve">generate-catalog-dataset</w:t>
+      </w:r>
+      <w:r>
+        <w:t xml:space="preserve"> </w:t>
+      </w:r>
+      <w:r>
+        <w:t xml:space="preserve">CLI command;</w:t>
+      </w:r>
+      <w:r>
+        <w:t xml:space="preserve"> </w:t>
+      </w:r>
+      <w:r>
+        <w:rPr>
+          <w:rStyle w:val="VerbatimChar"/>
+        </w:rPr>
+        <w:t xml:space="preserve">cnn_earthquake/src/ cnn_lstm_loeo.py</w:t>
+      </w:r>
+      <w:r>
+        <w:t xml:space="preserve"> </w:t>
+      </w:r>
+      <w:r>
+        <w:t xml:space="preserve">implements</w:t>
+      </w:r>
+      <w:r>
+        <w:t xml:space="preserve"> </w:t>
+      </w:r>
+      <w:r>
+        <w:rPr>
+          <w:rStyle w:val="VerbatimChar"/>
+        </w:rPr>
+        <w:t xml:space="preserve">DualChannelRiskNet</w:t>
+      </w:r>
+      <w:r>
+        <w:t xml:space="preserve">, the corresponding model.</w:t>
+      </w:r>
+      <w:r>
+        <w:t xml:space="preserve"> </w:t>
+      </w:r>
+      <w:r>
+        <w:t xml:space="preserve">Both predate this report and use the same dual-channel</w:t>
+      </w:r>
+      <w:r>
+        <w:t xml:space="preserve"> </w:t>
+      </w:r>
+      <w:r>
+        <w:rPr>
+          <w:rStyle w:val="VerbatimChar"/>
+        </w:rPr>
+        <w:t xml:space="preserve">{seq, img, aux}</w:t>
+      </w:r>
+      <w:r>
+        <w:t xml:space="preserve"> </w:t>
+      </w:r>
+      <w:r>
+        <w:t xml:space="preserve">pattern documented in Section 4 — the architecture work here is not wasted,</w:t>
+      </w:r>
+      <w:r>
+        <w:t xml:space="preserve"> </w:t>
+      </w:r>
+      <w:r>
+        <w:t xml:space="preserve">even though its focus was elsewhere — but neither the dataset generation nor</w:t>
+      </w:r>
+      <w:r>
+        <w:t xml:space="preserve"> </w:t>
+      </w:r>
+      <w:r>
+        <w:t xml:space="preserve">the model has been exercised end-to-end. The next phase starts from</w:t>
+      </w:r>
+      <w:r>
+        <w:t xml:space="preserve"> </w:t>
+      </w:r>
+      <w:r>
+        <w:t xml:space="preserve">“does</w:t>
+      </w:r>
+      <w:r>
+        <w:t xml:space="preserve"> </w:t>
+      </w:r>
+      <w:r>
+        <w:t xml:space="preserve">this run at all and what does a first result look like,”</w:t>
+      </w:r>
+      <w:r>
+        <w:t xml:space="preserve"> </w:t>
+      </w:r>
+      <w:r>
+        <w:t xml:space="preserve">not from a</w:t>
+      </w:r>
+      <w:r>
+        <w:t xml:space="preserve"> </w:t>
+      </w:r>
+      <w:r>
+        <w:t xml:space="preserve">refinement question.</w:t>
+      </w:r>
+    </w:p>
+    <w:p>
+      <w:r>
+        <w:pict>
+          <v:rect style="width:0;height:1.5pt" o:hralign="center" o:hrstd="t" o:hr="t"/>
+        </w:pict>
+      </w:r>
+    </w:p>
+    <w:bookmarkEnd w:id="52"/>
+    <w:bookmarkStart w:id="53" w:name="X5295f2d178e37556db46dfac1b3295568876b3e"/>
+    <w:p>
+      <w:pPr>
+        <w:pStyle w:val="Heading2"/>
+      </w:pPr>
+      <w:r>
+        <w:t xml:space="preserve">12. Software Defects Identified and Corrected</w:t>
+      </w:r>
+    </w:p>
+    <w:p>
+      <w:pPr>
+        <w:pStyle w:val="FirstParagraph"/>
+      </w:pPr>
+      <w:r>
         <w:t xml:space="preserve">The reliability of this report’s results depends substantially on defects</w:t>
       </w:r>
       <w:r>
@@ -20334,7 +23106,55 @@
         <w:t xml:space="preserve"> </w:t>
       </w:r>
       <w:r>
-        <w:t xml:space="preserve">preparing this rewrite.</w:t>
+        <w:t xml:space="preserve">preparing this rewrite; defects 15–17 were found while investigating the</w:t>
+      </w:r>
+      <w:r>
+        <w:t xml:space="preserve"> </w:t>
+      </w:r>
+      <w:r>
+        <w:t xml:space="preserve">three-class model’s validation/test gap (Section 8.4). Defects 15–17 are</w:t>
+      </w:r>
+      <w:r>
+        <w:t xml:space="preserve"> </w:t>
+      </w:r>
+      <w:r>
+        <w:t xml:space="preserve">worth reading together: each would have caused a</w:t>
+      </w:r>
+      <w:r>
+        <w:t xml:space="preserve"> </w:t>
+      </w:r>
+      <w:r>
+        <w:rPr>
+          <w:i/>
+          <w:iCs/>
+        </w:rPr>
+        <w:t xml:space="preserve">wrong number to be</w:t>
+      </w:r>
+      <w:r>
+        <w:rPr>
+          <w:i/>
+          <w:iCs/>
+        </w:rPr>
+        <w:t xml:space="preserve"> </w:t>
+      </w:r>
+      <w:r>
+        <w:rPr>
+          <w:i/>
+          <w:iCs/>
+        </w:rPr>
+        <w:t xml:space="preserve">reported</w:t>
+      </w:r>
+      <w:r>
+        <w:t xml:space="preserve"> </w:t>
+      </w:r>
+      <w:r>
+        <w:t xml:space="preserve">rather than a crash, and two of them (16, 17) would have made a</w:t>
+      </w:r>
+      <w:r>
+        <w:t xml:space="preserve"> </w:t>
+      </w:r>
+      <w:r>
+        <w:t xml:space="preserve">losing model look like a winning one.</w:t>
       </w:r>
     </w:p>
     <w:tbl>
@@ -21232,6 +24052,163 @@
         <w:pStyle w:val="BodyText"/>
       </w:pPr>
       <w:r>
+        <w:t xml:space="preserve">15 | Stuck-instrument windows entering the risk dataset as valid</w:t>
+      </w:r>
+      <w:r>
+        <w:t xml:space="preserve"> </w:t>
+      </w:r>
+      <w:r>
+        <w:t xml:space="preserve">“quiet noise”</w:t>
+      </w:r>
+      <w:r>
+        <w:t xml:space="preserve"> </w:t>
+      </w:r>
+      <w:r>
+        <w:t xml:space="preserve">|</w:t>
+      </w:r>
+      <w:r>
+        <w:t xml:space="preserve"> </w:t>
+      </w:r>
+      <w:r>
+        <w:rPr>
+          <w:rStyle w:val="VerbatimChar"/>
+        </w:rPr>
+        <w:t xml:space="preserve">6G.MADM</w:t>
+      </w:r>
+      <w:r>
+        <w:t xml:space="preserve">’s traces span ~58 counts on a ~5.38-million-count DC offset with ~50 unique values across 30,001 samples; gap rejection catches telemetry gaps but not a digitizer stuck at a constant | 199 windows at log SNR ≈ −6, far outside the training range, supplied 58% of one class’s test errors and created a 24-point validation/test gap. Corrected by</w:t>
+      </w:r>
+      <w:r>
+        <w:t xml:space="preserve"> </w:t>
+      </w:r>
+      <w:r>
+        <w:rPr>
+          <w:rStyle w:val="VerbatimChar"/>
+        </w:rPr>
+        <w:t xml:space="preserve">--min-log-snr</w:t>
+      </w:r>
+      <w:r>
+        <w:t xml:space="preserve"> </w:t>
+      </w:r>
+      <w:r>
+        <w:t xml:space="preserve">(Section 8.4a); the gap closes to ~1 point |</w:t>
+      </w:r>
+      <w:r>
+        <w:br/>
+      </w:r>
+      <w:r>
+        <w:t xml:space="preserve">16 | Multi-class baseline crashed silently</w:t>
+      </w:r>
+      <w:r>
+        <w:t xml:space="preserve"> </w:t>
+      </w:r>
+      <w:r>
+        <w:rPr>
+          <w:i/>
+          <w:iCs/>
+        </w:rPr>
+        <w:t xml:space="preserve">past</w:t>
+      </w:r>
+      <w:r>
+        <w:t xml:space="preserve"> </w:t>
+      </w:r>
+      <w:r>
+        <w:t xml:space="preserve">the model’s own numbers |</w:t>
+      </w:r>
+      <w:r>
+        <w:t xml:space="preserve"> </w:t>
+      </w:r>
+      <w:r>
+        <w:rPr>
+          <w:rStyle w:val="VerbatimChar"/>
+        </w:rPr>
+        <w:t xml:space="preserve">LogisticRegression(multi_class=...)</w:t>
+      </w:r>
+      <w:r>
+        <w:t xml:space="preserve"> </w:t>
+      </w:r>
+      <w:r>
+        <w:t xml:space="preserve">was removed in scikit-learn 1.9; the exception was caught by a broad</w:t>
+      </w:r>
+      <w:r>
+        <w:t xml:space="preserve"> </w:t>
+      </w:r>
+      <w:r>
+        <w:rPr>
+          <w:rStyle w:val="VerbatimChar"/>
+        </w:rPr>
+        <w:t xml:space="preserve">except</w:t>
+      </w:r>
+      <w:r>
+        <w:t xml:space="preserve"> </w:t>
+      </w:r>
+      <w:r>
+        <w:t xml:space="preserve">that printed a warning and returned</w:t>
+      </w:r>
+      <w:r>
+        <w:t xml:space="preserve"> </w:t>
+      </w:r>
+      <w:r>
+        <w:rPr>
+          <w:rStyle w:val="VerbatimChar"/>
+        </w:rPr>
+        <w:t xml:space="preserve">None</w:t>
+      </w:r>
+      <w:r>
+        <w:t xml:space="preserve">, after which the reporting code skipped the comparison line | The 3-class run reported the CNN’s 71.71% accuracy with</w:t>
+      </w:r>
+      <w:r>
+        <w:t xml:space="preserve"> </w:t>
+      </w:r>
+      <w:r>
+        <w:rPr>
+          <w:b/>
+          <w:bCs/>
+        </w:rPr>
+        <w:t xml:space="preserve">no floor beneath it</w:t>
+      </w:r>
+      <w:r>
+        <w:t xml:space="preserve">. The floor, once computed, was 90.37% — the model was losing to two scalars, and the output as printed suggested the opposite |</w:t>
+      </w:r>
+      <w:r>
+        <w:br/>
+      </w:r>
+      <w:r>
+        <w:t xml:space="preserve">17 |</w:t>
+      </w:r>
+      <w:r>
+        <w:t xml:space="preserve"> </w:t>
+      </w:r>
+      <w:r>
+        <w:rPr>
+          <w:rStyle w:val="VerbatimChar"/>
+        </w:rPr>
+        <w:t xml:space="preserve">distance_km</w:t>
+      </w:r>
+      <w:r>
+        <w:t xml:space="preserve"> </w:t>
+      </w:r>
+      <w:r>
+        <w:t xml:space="preserve">undefined for noise leaks the noise class | There is no event to measure distance from for a noise window, so</w:t>
+      </w:r>
+      <w:r>
+        <w:t xml:space="preserve"> </w:t>
+      </w:r>
+      <w:r>
+        <w:t xml:space="preserve">“distance is missing”</w:t>
+      </w:r>
+      <w:r>
+        <w:t xml:space="preserve"> </w:t>
+      </w:r>
+      <w:r>
+        <w:t xml:space="preserve">identifies the noise class by construction in a flat multi-class model | Worth ~10 accuracy points of pure inflation (91.72% vs 81.55%). Corrected structurally by the two-stage split (Section 8.5). The equivalent check on the Section 7 binary task was negative, so reusing that task’s reasoning would not have caught it |</w:t>
+      </w:r>
+    </w:p>
+    <w:p>
+      <w:pPr>
+        <w:pStyle w:val="BodyText"/>
+      </w:pPr>
+      <w:r>
         <w:t xml:space="preserve">Two items were suspected as defects but confirmed not to be: the RAM</w:t>
       </w:r>
       <w:r>
@@ -21285,8 +24262,8 @@
         </w:pict>
       </w:r>
     </w:p>
-    <w:bookmarkEnd w:id="46"/>
-    <w:bookmarkStart w:id="47" w:name="appendix.-reproduction-instructions"/>
+    <w:bookmarkEnd w:id="53"/>
+    <w:bookmarkStart w:id="54" w:name="appendix.-reproduction-instructions"/>
     <w:p>
       <w:pPr>
         <w:pStyle w:val="Heading2"/>
@@ -24105,6 +27082,460 @@
         <w:pStyle w:val="FirstParagraph"/>
       </w:pPr>
       <w:r>
+        <w:rPr>
+          <w:b/>
+          <w:bCs/>
+        </w:rPr>
+        <w:t xml:space="preserve">Three-class risk classification (Section 8):</w:t>
+      </w:r>
+    </w:p>
+    <w:p>
+      <w:pPr>
+        <w:pStyle w:val="SourceCode"/>
+      </w:pPr>
+      <w:r>
+        <w:rPr>
+          <w:rStyle w:val="CommentTok"/>
+        </w:rPr>
+        <w:t xml:space="preserve"># Both noise directories, and the dead-instrument filter of Section 8.4(a).</w:t>
+      </w:r>
+      <w:r>
+        <w:br/>
+      </w:r>
+      <w:r>
+        <w:rPr>
+          <w:rStyle w:val="CommentTok"/>
+        </w:rPr>
+        <w:t xml:space="preserve"># --noise-dir takes a PARENT directory: file discovery is recursive, so this</w:t>
+      </w:r>
+      <w:r>
+        <w:br/>
+      </w:r>
+      <w:r>
+        <w:rPr>
+          <w:rStyle w:val="CommentTok"/>
+        </w:rPr>
+        <w:t xml:space="preserve"># picks up noise_pre_3h and noise_pre_6h together (23,031 files).</w:t>
+      </w:r>
+      <w:r>
+        <w:br/>
+      </w:r>
+      <w:r>
+        <w:rPr>
+          <w:rStyle w:val="ExtensionTok"/>
+        </w:rPr>
+        <w:t xml:space="preserve">seismic-cli</w:t>
+      </w:r>
+      <w:r>
+        <w:rPr>
+          <w:rStyle w:val="NormalTok"/>
+        </w:rPr>
+        <w:t xml:space="preserve"> generate-riskclass-dataset </w:t>
+      </w:r>
+      <w:r>
+        <w:rPr>
+          <w:rStyle w:val="DataTypeTok"/>
+        </w:rPr>
+        <w:t xml:space="preserve">\</w:t>
+      </w:r>
+      <w:r>
+        <w:br/>
+      </w:r>
+      <w:r>
+        <w:rPr>
+          <w:rStyle w:val="NormalTok"/>
+        </w:rPr>
+        <w:t xml:space="preserve">    </w:t>
+      </w:r>
+      <w:r>
+        <w:rPr>
+          <w:rStyle w:val="AttributeTok"/>
+        </w:rPr>
+        <w:t xml:space="preserve">--eq-dir</w:t>
+      </w:r>
+      <w:r>
+        <w:rPr>
+          <w:rStyle w:val="NormalTok"/>
+        </w:rPr>
+        <w:t xml:space="preserve"> data/batched_waveforms/window_post_3s_anchored </w:t>
+      </w:r>
+      <w:r>
+        <w:rPr>
+          <w:rStyle w:val="DataTypeTok"/>
+        </w:rPr>
+        <w:t xml:space="preserve">\</w:t>
+      </w:r>
+      <w:r>
+        <w:br/>
+      </w:r>
+      <w:r>
+        <w:rPr>
+          <w:rStyle w:val="NormalTok"/>
+        </w:rPr>
+        <w:t xml:space="preserve">    </w:t>
+      </w:r>
+      <w:r>
+        <w:rPr>
+          <w:rStyle w:val="AttributeTok"/>
+        </w:rPr>
+        <w:t xml:space="preserve">--noise-dir</w:t>
+      </w:r>
+      <w:r>
+        <w:rPr>
+          <w:rStyle w:val="NormalTok"/>
+        </w:rPr>
+        <w:t xml:space="preserve"> data/batched_noise_waveforms </w:t>
+      </w:r>
+      <w:r>
+        <w:rPr>
+          <w:rStyle w:val="DataTypeTok"/>
+        </w:rPr>
+        <w:t xml:space="preserve">\</w:t>
+      </w:r>
+      <w:r>
+        <w:br/>
+      </w:r>
+      <w:r>
+        <w:rPr>
+          <w:rStyle w:val="NormalTok"/>
+        </w:rPr>
+        <w:t xml:space="preserve">    </w:t>
+      </w:r>
+      <w:r>
+        <w:rPr>
+          <w:rStyle w:val="AttributeTok"/>
+        </w:rPr>
+        <w:t xml:space="preserve">--catalog-path</w:t>
+      </w:r>
+      <w:r>
+        <w:rPr>
+          <w:rStyle w:val="NormalTok"/>
+        </w:rPr>
+        <w:t xml:space="preserve"> catalogs/deprem_katalog_utc.csv </w:t>
+      </w:r>
+      <w:r>
+        <w:rPr>
+          <w:rStyle w:val="DataTypeTok"/>
+        </w:rPr>
+        <w:t xml:space="preserve">\</w:t>
+      </w:r>
+      <w:r>
+        <w:br/>
+      </w:r>
+      <w:r>
+        <w:rPr>
+          <w:rStyle w:val="NormalTok"/>
+        </w:rPr>
+        <w:t xml:space="preserve">    </w:t>
+      </w:r>
+      <w:r>
+        <w:rPr>
+          <w:rStyle w:val="AttributeTok"/>
+        </w:rPr>
+        <w:t xml:space="preserve">--station-catalog</w:t>
+      </w:r>
+      <w:r>
+        <w:rPr>
+          <w:rStyle w:val="NormalTok"/>
+        </w:rPr>
+        <w:t xml:space="preserve"> catalogs/istasyon_katalog.csv </w:t>
+      </w:r>
+      <w:r>
+        <w:rPr>
+          <w:rStyle w:val="DataTypeTok"/>
+        </w:rPr>
+        <w:t xml:space="preserve">\</w:t>
+      </w:r>
+      <w:r>
+        <w:br/>
+      </w:r>
+      <w:r>
+        <w:rPr>
+          <w:rStyle w:val="NormalTok"/>
+        </w:rPr>
+        <w:t xml:space="preserve">    </w:t>
+      </w:r>
+      <w:r>
+        <w:rPr>
+          <w:rStyle w:val="AttributeTok"/>
+        </w:rPr>
+        <w:t xml:space="preserve">--output-dir</w:t>
+      </w:r>
+      <w:r>
+        <w:rPr>
+          <w:rStyle w:val="NormalTok"/>
+        </w:rPr>
+        <w:t xml:space="preserve"> data/dataset_riskclass_3s_v2 </w:t>
+      </w:r>
+      <w:r>
+        <w:rPr>
+          <w:rStyle w:val="DataTypeTok"/>
+        </w:rPr>
+        <w:t xml:space="preserve">\</w:t>
+      </w:r>
+      <w:r>
+        <w:br/>
+      </w:r>
+      <w:r>
+        <w:rPr>
+          <w:rStyle w:val="NormalTok"/>
+        </w:rPr>
+        <w:t xml:space="preserve">    </w:t>
+      </w:r>
+      <w:r>
+        <w:rPr>
+          <w:rStyle w:val="AttributeTok"/>
+        </w:rPr>
+        <w:t xml:space="preserve">--window-seconds</w:t>
+      </w:r>
+      <w:r>
+        <w:rPr>
+          <w:rStyle w:val="NormalTok"/>
+        </w:rPr>
+        <w:t xml:space="preserve"> 3 </w:t>
+      </w:r>
+      <w:r>
+        <w:rPr>
+          <w:rStyle w:val="AttributeTok"/>
+        </w:rPr>
+        <w:t xml:space="preserve">--mag-threshold</w:t>
+      </w:r>
+      <w:r>
+        <w:rPr>
+          <w:rStyle w:val="NormalTok"/>
+        </w:rPr>
+        <w:t xml:space="preserve"> 4.0 </w:t>
+      </w:r>
+      <w:r>
+        <w:rPr>
+          <w:rStyle w:val="AttributeTok"/>
+        </w:rPr>
+        <w:t xml:space="preserve">--balance-ratio</w:t>
+      </w:r>
+      <w:r>
+        <w:rPr>
+          <w:rStyle w:val="NormalTok"/>
+        </w:rPr>
+        <w:t xml:space="preserve"> 4.0 </w:t>
+      </w:r>
+      <w:r>
+        <w:rPr>
+          <w:rStyle w:val="AttributeTok"/>
+        </w:rPr>
+        <w:t xml:space="preserve">--min-log-snr</w:t>
+      </w:r>
+      <w:r>
+        <w:rPr>
+          <w:rStyle w:val="NormalTok"/>
+        </w:rPr>
+        <w:t xml:space="preserve"> </w:t>
+      </w:r>
+      <w:r>
+        <w:rPr>
+          <w:rStyle w:val="AttributeTok"/>
+        </w:rPr>
+        <w:t xml:space="preserve">-3.0</w:t>
+      </w:r>
+      <w:r>
+        <w:br/>
+      </w:r>
+      <w:r>
+        <w:br/>
+      </w:r>
+      <w:r>
+        <w:rPr>
+          <w:rStyle w:val="BuiltInTok"/>
+        </w:rPr>
+        <w:t xml:space="preserve">cd</w:t>
+      </w:r>
+      <w:r>
+        <w:rPr>
+          <w:rStyle w:val="NormalTok"/>
+        </w:rPr>
+        <w:t xml:space="preserve"> ../cnn_earthquake/src</w:t>
+      </w:r>
+      <w:r>
+        <w:br/>
+      </w:r>
+      <w:r>
+        <w:br/>
+      </w:r>
+      <w:r>
+        <w:rPr>
+          <w:rStyle w:val="CommentTok"/>
+        </w:rPr>
+        <w:t xml:space="preserve"># The CNN (Section 8.3) -- reported for comparison; it loses to the scalars</w:t>
+      </w:r>
+      <w:r>
+        <w:br/>
+      </w:r>
+      <w:r>
+        <w:rPr>
+          <w:rStyle w:val="ExtensionTok"/>
+        </w:rPr>
+        <w:t xml:space="preserve">python</w:t>
+      </w:r>
+      <w:r>
+        <w:rPr>
+          <w:rStyle w:val="NormalTok"/>
+        </w:rPr>
+        <w:t xml:space="preserve"> cnn_riskclass.py </w:t>
+      </w:r>
+      <w:r>
+        <w:rPr>
+          <w:rStyle w:val="AttributeTok"/>
+        </w:rPr>
+        <w:t xml:space="preserve">--dataset-dir</w:t>
+      </w:r>
+      <w:r>
+        <w:rPr>
+          <w:rStyle w:val="NormalTok"/>
+        </w:rPr>
+        <w:t xml:space="preserve"> ../../data_downloader/data/dataset_riskclass_3s_v2 </w:t>
+      </w:r>
+      <w:r>
+        <w:rPr>
+          <w:rStyle w:val="DataTypeTok"/>
+        </w:rPr>
+        <w:t xml:space="preserve">\</w:t>
+      </w:r>
+      <w:r>
+        <w:br/>
+      </w:r>
+      <w:r>
+        <w:rPr>
+          <w:rStyle w:val="NormalTok"/>
+        </w:rPr>
+        <w:t xml:space="preserve">    </w:t>
+      </w:r>
+      <w:r>
+        <w:rPr>
+          <w:rStyle w:val="AttributeTok"/>
+        </w:rPr>
+        <w:t xml:space="preserve">--window-seconds</w:t>
+      </w:r>
+      <w:r>
+        <w:rPr>
+          <w:rStyle w:val="NormalTok"/>
+        </w:rPr>
+        <w:t xml:space="preserve"> 3 </w:t>
+      </w:r>
+      <w:r>
+        <w:rPr>
+          <w:rStyle w:val="AttributeTok"/>
+        </w:rPr>
+        <w:t xml:space="preserve">--save-dir</w:t>
+      </w:r>
+      <w:r>
+        <w:rPr>
+          <w:rStyle w:val="NormalTok"/>
+        </w:rPr>
+        <w:t xml:space="preserve"> trained_model_riskclass_3s_v2</w:t>
+      </w:r>
+      <w:r>
+        <w:br/>
+      </w:r>
+      <w:r>
+        <w:br/>
+      </w:r>
+      <w:r>
+        <w:rPr>
+          <w:rStyle w:val="CommentTok"/>
+        </w:rPr>
+        <w:t xml:space="preserve"># The selected model (Section 8.5): two-stage, scalars only, class weights</w:t>
+      </w:r>
+      <w:r>
+        <w:br/>
+      </w:r>
+      <w:r>
+        <w:rPr>
+          <w:rStyle w:val="CommentTok"/>
+        </w:rPr>
+        <w:t xml:space="preserve"># chosen by station-grouped CV internally, test evaluated once at the end</w:t>
+      </w:r>
+      <w:r>
+        <w:br/>
+      </w:r>
+      <w:r>
+        <w:rPr>
+          <w:rStyle w:val="ExtensionTok"/>
+        </w:rPr>
+        <w:t xml:space="preserve">python</w:t>
+      </w:r>
+      <w:r>
+        <w:rPr>
+          <w:rStyle w:val="NormalTok"/>
+        </w:rPr>
+        <w:t xml:space="preserve"> riskclass_scalar.py </w:t>
+      </w:r>
+      <w:r>
+        <w:rPr>
+          <w:rStyle w:val="AttributeTok"/>
+        </w:rPr>
+        <w:t xml:space="preserve">--dataset-dir</w:t>
+      </w:r>
+      <w:r>
+        <w:rPr>
+          <w:rStyle w:val="NormalTok"/>
+        </w:rPr>
+        <w:t xml:space="preserve"> ../../data_downloader/data/dataset_riskclass_3s_v2</w:t>
+      </w:r>
+    </w:p>
+    <w:p>
+      <w:pPr>
+        <w:pStyle w:val="FirstParagraph"/>
+      </w:pPr>
+      <w:r>
+        <w:t xml:space="preserve">To reproduce the fetch reality of Section 8.2, target only the M ≥ 4 events</w:t>
+      </w:r>
+      <w:r>
+        <w:t xml:space="preserve"> </w:t>
+      </w:r>
+      <w:r>
+        <w:t xml:space="preserve">that have no downloaded waveform (</w:t>
+      </w:r>
+      <w:r>
+        <w:rPr>
+          <w:rStyle w:val="VerbatimChar"/>
+        </w:rPr>
+        <w:t xml:space="preserve">catalogs/target_missing_m4plus.csv</w:t>
+      </w:r>
+      <w:r>
+        <w:t xml:space="preserve">,</w:t>
+      </w:r>
+      <w:r>
+        <w:t xml:space="preserve"> </w:t>
+      </w:r>
+      <w:r>
+        <w:t xml:space="preserve">committed) and run</w:t>
+      </w:r>
+      <w:r>
+        <w:t xml:space="preserve"> </w:t>
+      </w:r>
+      <w:r>
+        <w:rPr>
+          <w:rStyle w:val="VerbatimChar"/>
+        </w:rPr>
+        <w:t xml:space="preserve">src/download.py</w:t>
+      </w:r>
+      <w:r>
+        <w:t xml:space="preserve"> </w:t>
+      </w:r>
+      <w:r>
+        <w:t xml:space="preserve">against it; expect roughly one in ten</w:t>
+      </w:r>
+      <w:r>
+        <w:t xml:space="preserve"> </w:t>
+      </w:r>
+      <w:r>
+        <w:t xml:space="preserve">to return data.</w:t>
+      </w:r>
+    </w:p>
+    <w:p>
+      <w:pPr>
+        <w:pStyle w:val="BodyText"/>
+      </w:pPr>
+      <w:r>
         <w:t xml:space="preserve">Full CLI option reference:</w:t>
       </w:r>
       <w:r>
@@ -24120,8 +27551,8 @@
         <w:t xml:space="preserve">.</w:t>
       </w:r>
     </w:p>
-    <w:bookmarkEnd w:id="47"/>
-    <w:bookmarkEnd w:id="48"/>
+    <w:bookmarkEnd w:id="54"/>
+    <w:bookmarkEnd w:id="55"/>
     <w:sectPr>
       <w:footnotePr>
         <w:numRestart w:val="eachSect"/>
